--- a/Blueprint_Artistic-Intelligence_23-24 _IMT_QuintenStaut_LeonVriesacker.docx
+++ b/Blueprint_Artistic-Intelligence_23-24 _IMT_QuintenStaut_LeonVriesacker.docx
@@ -4,7 +4,7 @@
   <w:body>
     <w:p>
       <w:pPr>
-        <w:pStyle w:val="Title"/>
+        <w:pStyle w:val="Titel"/>
         <w:spacing w:before="2280"/>
         <w:rPr>
           <w:color w:val="C40009"/>
@@ -27,13 +27,13 @@
     <w:bookmarkEnd w:id="0"/>
     <w:p>
       <w:pPr>
-        <w:pStyle w:val="Title"/>
+        <w:pStyle w:val="Titel"/>
         <w:spacing w:before="1600"/>
       </w:pPr>
     </w:p>
     <w:p>
       <w:pPr>
-        <w:pStyle w:val="Title"/>
+        <w:pStyle w:val="Titel"/>
         <w:spacing w:before="1600"/>
       </w:pPr>
       <w:r>
@@ -57,7 +57,7 @@
     </w:p>
     <w:p>
       <w:pPr>
-        <w:pStyle w:val="Title"/>
+        <w:pStyle w:val="Titel"/>
         <w:spacing w:before="720"/>
         <w:contextualSpacing w:val="0"/>
       </w:pPr>
@@ -81,35 +81,27 @@
     </w:p>
     <w:p>
       <w:pPr>
-        <w:pStyle w:val="Title"/>
+        <w:pStyle w:val="Titel"/>
         <w:spacing w:before="120"/>
         <w:contextualSpacing w:val="0"/>
-        <w:rPr>
-          <w:lang w:val="en-US"/>
-        </w:rPr>
-      </w:pPr>
-      <w:r>
-        <w:rPr>
-          <w:lang w:val="en-US"/>
-        </w:rPr>
-        <w:t>Fake Company</w:t>
+      </w:pPr>
+      <w:r>
+        <w:t>HUT</w:t>
       </w:r>
     </w:p>
     <w:p>
       <w:pPr>
-        <w:pStyle w:val="Title"/>
+        <w:pStyle w:val="Titel"/>
         <w:spacing w:before="1920"/>
         <w:contextualSpacing w:val="0"/>
         <w:rPr>
-          <w:noProof/>
           <w:color w:val="C40009"/>
-          <w:lang w:val="en-US" w:eastAsia="nl-BE"/>
+          <w:lang w:eastAsia="nl-BE"/>
         </w:rPr>
       </w:pPr>
       <w:r>
         <w:rPr>
           <w:color w:val="C40009"/>
-          <w:lang w:val="en-US"/>
         </w:rPr>
         <w:t xml:space="preserve">Quinten </w:t>
       </w:r>
@@ -117,7 +109,6 @@
       <w:r>
         <w:rPr>
           <w:color w:val="C40009"/>
-          <w:lang w:val="en-US"/>
         </w:rPr>
         <w:t>Staut</w:t>
       </w:r>
@@ -125,7 +116,6 @@
       <w:r>
         <w:rPr>
           <w:color w:val="C40009"/>
-          <w:lang w:val="en-US"/>
         </w:rPr>
         <w:br/>
         <w:t>Leon Vriesacker</w:t>
@@ -136,65 +126,74 @@
         <w:jc w:val="center"/>
         <w:rPr>
           <w:bCs/>
-          <w:lang w:val="en-US"/>
+          <w:lang w:val="nl-BE"/>
         </w:rPr>
       </w:pPr>
       <w:bookmarkStart w:id="1" w:name="mail"/>
+      <w:r>
+        <w:rPr>
+          <w:bCs/>
+          <w:lang w:val="nl-BE"/>
+        </w:rPr>
+        <w:t xml:space="preserve">Specialisatie </w:t>
+      </w:r>
+      <w:r>
+        <w:rPr>
+          <w:bCs/>
+          <w:lang w:val="nl-BE"/>
+        </w:rPr>
+        <w:t xml:space="preserve">IT &amp; </w:t>
+      </w:r>
       <w:proofErr w:type="spellStart"/>
       <w:r>
         <w:rPr>
+          <w:lang w:val="nl-BE"/>
+        </w:rPr>
+        <w:t>electronica</w:t>
+      </w:r>
+      <w:proofErr w:type="spellEnd"/>
+      <w:r>
+        <w:rPr>
+          <w:lang w:val="nl-BE"/>
+        </w:rPr>
+        <w:t>-ICT</w:t>
+      </w:r>
+      <w:r>
+        <w:rPr>
           <w:bCs/>
-          <w:lang w:val="en-US"/>
-        </w:rPr>
-        <w:t>Specialisatie</w:t>
+          <w:lang w:val="nl-BE"/>
+        </w:rPr>
+        <w:t xml:space="preserve"> </w:t>
+      </w:r>
+      <w:r>
+        <w:rPr>
+          <w:bCs/>
+          <w:lang w:val="nl-BE"/>
+        </w:rPr>
+        <w:t xml:space="preserve">– Minor </w:t>
+      </w:r>
+      <w:proofErr w:type="spellStart"/>
+      <w:r>
+        <w:rPr>
+          <w:lang w:val="nl-BE"/>
+        </w:rPr>
+        <w:t>immersive</w:t>
       </w:r>
       <w:proofErr w:type="spellEnd"/>
       <w:r>
         <w:rPr>
-          <w:bCs/>
-          <w:lang w:val="en-US"/>
+          <w:lang w:val="nl-BE"/>
         </w:rPr>
         <w:t xml:space="preserve"> </w:t>
       </w:r>
-      <w:r>
-        <w:rPr>
-          <w:bCs/>
-          <w:lang w:val="en-US"/>
-        </w:rPr>
-        <w:t xml:space="preserve">IT &amp; </w:t>
-      </w:r>
-      <w:r>
-        <w:rPr>
-          <w:lang w:val="en-US"/>
-        </w:rPr>
-        <w:t>electronica-ICT</w:t>
-      </w:r>
-      <w:r>
-        <w:rPr>
-          <w:bCs/>
-          <w:lang w:val="en-US"/>
-        </w:rPr>
-        <w:t xml:space="preserve"> </w:t>
-      </w:r>
-      <w:r>
-        <w:rPr>
-          <w:bCs/>
-          <w:lang w:val="en-US"/>
-        </w:rPr>
-        <w:t xml:space="preserve">– Minor </w:t>
-      </w:r>
-      <w:r>
-        <w:rPr>
-          <w:lang w:val="en-US"/>
-        </w:rPr>
-        <w:t xml:space="preserve">immersive </w:t>
-      </w:r>
-      <w:r>
-        <w:rPr>
-          <w:lang w:val="en-US"/>
+      <w:proofErr w:type="spellStart"/>
+      <w:r>
+        <w:rPr>
+          <w:lang w:val="nl-BE"/>
         </w:rPr>
         <w:t>technologies</w:t>
       </w:r>
+      <w:proofErr w:type="spellEnd"/>
     </w:p>
     <w:bookmarkEnd w:id="1"/>
     <w:p>
@@ -208,8 +207,13 @@
         <w:t xml:space="preserve">Begeleider: </w:t>
       </w:r>
       <w:r>
-        <w:t>Dirk Duivel</w:t>
-      </w:r>
+        <w:t xml:space="preserve">Steven </w:t>
+      </w:r>
+      <w:proofErr w:type="spellStart"/>
+      <w:r>
+        <w:t>Charpentier</w:t>
+      </w:r>
+      <w:proofErr w:type="spellEnd"/>
       <w:r>
         <w:tab/>
       </w:r>
@@ -220,12 +224,47 @@
         <w:rPr>
           <w:bCs/>
         </w:rPr>
-        <w:t>cademiejaar 2019-2020</w:t>
+        <w:t>cademiejaar 20</w:t>
+      </w:r>
+      <w:r>
+        <w:rPr>
+          <w:bCs/>
+        </w:rPr>
+        <w:t>2</w:t>
+      </w:r>
+      <w:r>
+        <w:rPr>
+          <w:bCs/>
+        </w:rPr>
+        <w:t>6</w:t>
+      </w:r>
+      <w:r>
+        <w:rPr>
+          <w:bCs/>
+        </w:rPr>
+        <w:t>-202</w:t>
+      </w:r>
+      <w:r>
+        <w:rPr>
+          <w:bCs/>
+        </w:rPr>
+        <w:t>7</w:t>
       </w:r>
       <w:r>
         <w:br/>
-        <w:t>Mentor: Inge Engel</w:t>
-      </w:r>
+        <w:t xml:space="preserve">Mentor: </w:t>
+      </w:r>
+      <w:r>
+        <w:t xml:space="preserve">Steven </w:t>
+      </w:r>
+      <w:proofErr w:type="spellStart"/>
+      <w:r>
+        <w:t>Char</w:t>
+      </w:r>
+      <w:r>
+        <w:t>pentier</w:t>
+      </w:r>
+      <w:proofErr w:type="spellEnd"/>
       <w:r>
         <w:tab/>
       </w:r>
@@ -275,30 +314,46 @@
       <w:sdtContent>
         <w:p>
           <w:pPr>
-            <w:pStyle w:val="TOCHeading"/>
+            <w:pStyle w:val="Kopvaninhoudsopgave"/>
             <w:rPr>
-              <w:rStyle w:val="Heading1Char"/>
+              <w:rStyle w:val="Kop1Char"/>
               <w:rFonts w:eastAsiaTheme="majorEastAsia"/>
+              <w:lang w:val="en-US"/>
             </w:rPr>
           </w:pPr>
+          <w:proofErr w:type="spellStart"/>
           <w:r>
             <w:rPr>
-              <w:rStyle w:val="Heading1Char"/>
+              <w:rStyle w:val="Kop1Char"/>
               <w:rFonts w:eastAsiaTheme="majorEastAsia"/>
+              <w:lang w:val="en-US"/>
             </w:rPr>
             <w:t>Inhoudstafel</w:t>
           </w:r>
+          <w:proofErr w:type="spellEnd"/>
         </w:p>
         <w:p>
           <w:pPr>
-            <w:pStyle w:val="TOC1"/>
+            <w:rPr>
+              <w:lang w:val="en-US"/>
+            </w:rPr>
+          </w:pPr>
+        </w:p>
+        <w:p>
+          <w:pPr>
+            <w:pStyle w:val="Inhopg1"/>
             <w:rPr>
               <w:rFonts w:eastAsiaTheme="minorEastAsia" w:cstheme="minorBidi"/>
+              <w:b w:val="0"/>
+              <w:bCs w:val="0"/>
+              <w:caps w:val="0"/>
               <w:noProof/>
               <w:color w:val="auto"/>
+              <w:kern w:val="2"/>
               <w:sz w:val="24"/>
               <w:szCs w:val="24"/>
-              <w:lang w:val="en-US" w:eastAsia="en-GB"/>
+              <w:lang w:val="nl-BE" w:eastAsia="nl-BE"/>
+              <w14:ligatures w14:val="standardContextual"/>
             </w:rPr>
           </w:pPr>
           <w:r>
@@ -310,11 +365,10 @@
           <w:r>
             <w:fldChar w:fldCharType="separate"/>
           </w:r>
-          <w:hyperlink w:anchor="_Toc15980062" w:history="1">
+          <w:hyperlink w:anchor="_Toc243507271" w:history="1">
             <w:r>
               <w:rPr>
                 <w:rStyle w:val="Hyperlink"/>
-                <w:rFonts w:eastAsiaTheme="majorEastAsia"/>
                 <w:noProof/>
               </w:rPr>
               <w:t>Versiebeheer</w:t>
@@ -338,7 +392,7 @@
                 <w:noProof/>
                 <w:webHidden/>
               </w:rPr>
-              <w:instrText xml:space="preserve"> PAGEREF _Toc15980062 \h </w:instrText>
+              <w:instrText xml:space="preserve"> PAGEREF _Toc243507271 \h </w:instrText>
             </w:r>
             <w:r>
               <w:rPr>
@@ -371,21 +425,25 @@
         </w:p>
         <w:p>
           <w:pPr>
-            <w:pStyle w:val="TOC1"/>
+            <w:pStyle w:val="Inhopg1"/>
             <w:rPr>
               <w:rFonts w:eastAsiaTheme="minorEastAsia" w:cstheme="minorBidi"/>
+              <w:b w:val="0"/>
+              <w:bCs w:val="0"/>
+              <w:caps w:val="0"/>
               <w:noProof/>
               <w:color w:val="auto"/>
+              <w:kern w:val="2"/>
               <w:sz w:val="24"/>
               <w:szCs w:val="24"/>
-              <w:lang w:val="en-US" w:eastAsia="en-GB"/>
+              <w:lang w:val="nl-BE" w:eastAsia="nl-BE"/>
+              <w14:ligatures w14:val="standardContextual"/>
             </w:rPr>
           </w:pPr>
-          <w:hyperlink w:anchor="_Toc15980063" w:history="1">
+          <w:hyperlink w:anchor="_Toc243507272" w:history="1">
             <w:r>
               <w:rPr>
                 <w:rStyle w:val="Hyperlink"/>
-                <w:rFonts w:eastAsiaTheme="majorEastAsia"/>
                 <w:noProof/>
               </w:rPr>
               <w:t>Termen en Afkortingen</w:t>
@@ -409,7 +467,7 @@
                 <w:noProof/>
                 <w:webHidden/>
               </w:rPr>
-              <w:instrText xml:space="preserve"> PAGEREF _Toc15980063 \h </w:instrText>
+              <w:instrText xml:space="preserve"> PAGEREF _Toc243507272 \h </w:instrText>
             </w:r>
             <w:r>
               <w:rPr>
@@ -442,21 +500,25 @@
         </w:p>
         <w:p>
           <w:pPr>
-            <w:pStyle w:val="TOC1"/>
+            <w:pStyle w:val="Inhopg1"/>
             <w:rPr>
               <w:rFonts w:eastAsiaTheme="minorEastAsia" w:cstheme="minorBidi"/>
+              <w:b w:val="0"/>
+              <w:bCs w:val="0"/>
+              <w:caps w:val="0"/>
               <w:noProof/>
               <w:color w:val="auto"/>
+              <w:kern w:val="2"/>
               <w:sz w:val="24"/>
               <w:szCs w:val="24"/>
-              <w:lang w:val="en-US" w:eastAsia="en-GB"/>
+              <w:lang w:val="nl-BE" w:eastAsia="nl-BE"/>
+              <w14:ligatures w14:val="standardContextual"/>
             </w:rPr>
           </w:pPr>
-          <w:hyperlink w:anchor="_Toc15980064" w:history="1">
+          <w:hyperlink w:anchor="_Toc243507273" w:history="1">
             <w:r>
               <w:rPr>
                 <w:rStyle w:val="Hyperlink"/>
-                <w:rFonts w:eastAsiaTheme="majorEastAsia"/>
                 <w:noProof/>
               </w:rPr>
               <w:t>Opdrachtgever</w:t>
@@ -480,7 +542,7 @@
                 <w:noProof/>
                 <w:webHidden/>
               </w:rPr>
-              <w:instrText xml:space="preserve"> PAGEREF _Toc15980064 \h </w:instrText>
+              <w:instrText xml:space="preserve"> PAGEREF _Toc243507273 \h </w:instrText>
             </w:r>
             <w:r>
               <w:rPr>
@@ -513,21 +575,25 @@
         </w:p>
         <w:p>
           <w:pPr>
-            <w:pStyle w:val="TOC1"/>
+            <w:pStyle w:val="Inhopg1"/>
             <w:rPr>
               <w:rFonts w:eastAsiaTheme="minorEastAsia" w:cstheme="minorBidi"/>
+              <w:b w:val="0"/>
+              <w:bCs w:val="0"/>
+              <w:caps w:val="0"/>
               <w:noProof/>
               <w:color w:val="auto"/>
+              <w:kern w:val="2"/>
               <w:sz w:val="24"/>
               <w:szCs w:val="24"/>
-              <w:lang w:val="en-US" w:eastAsia="en-GB"/>
+              <w:lang w:val="nl-BE" w:eastAsia="nl-BE"/>
+              <w14:ligatures w14:val="standardContextual"/>
             </w:rPr>
           </w:pPr>
-          <w:hyperlink w:anchor="_Toc15980065" w:history="1">
+          <w:hyperlink w:anchor="_Toc243507274" w:history="1">
             <w:r>
               <w:rPr>
                 <w:rStyle w:val="Hyperlink"/>
-                <w:rFonts w:eastAsiaTheme="majorEastAsia"/>
                 <w:noProof/>
               </w:rPr>
               <w:t>Samenvatting</w:t>
@@ -551,7 +617,7 @@
                 <w:noProof/>
                 <w:webHidden/>
               </w:rPr>
-              <w:instrText xml:space="preserve"> PAGEREF _Toc15980065 \h </w:instrText>
+              <w:instrText xml:space="preserve"> PAGEREF _Toc243507274 \h </w:instrText>
             </w:r>
             <w:r>
               <w:rPr>
@@ -584,21 +650,25 @@
         </w:p>
         <w:p>
           <w:pPr>
-            <w:pStyle w:val="TOC1"/>
+            <w:pStyle w:val="Inhopg1"/>
             <w:rPr>
               <w:rFonts w:eastAsiaTheme="minorEastAsia" w:cstheme="minorBidi"/>
+              <w:b w:val="0"/>
+              <w:bCs w:val="0"/>
+              <w:caps w:val="0"/>
               <w:noProof/>
               <w:color w:val="auto"/>
+              <w:kern w:val="2"/>
               <w:sz w:val="24"/>
               <w:szCs w:val="24"/>
-              <w:lang w:val="en-US" w:eastAsia="en-GB"/>
+              <w:lang w:val="nl-BE" w:eastAsia="nl-BE"/>
+              <w14:ligatures w14:val="standardContextual"/>
             </w:rPr>
           </w:pPr>
-          <w:hyperlink w:anchor="_Toc15980066" w:history="1">
+          <w:hyperlink w:anchor="_Toc243507275" w:history="1">
             <w:r>
               <w:rPr>
                 <w:rStyle w:val="Hyperlink"/>
-                <w:rFonts w:eastAsiaTheme="majorEastAsia"/>
                 <w:noProof/>
               </w:rPr>
               <w:t>Situatie As-Is</w:t>
@@ -622,7 +692,7 @@
                 <w:noProof/>
                 <w:webHidden/>
               </w:rPr>
-              <w:instrText xml:space="preserve"> PAGEREF _Toc15980066 \h </w:instrText>
+              <w:instrText xml:space="preserve"> PAGEREF _Toc243507275 \h </w:instrText>
             </w:r>
             <w:r>
               <w:rPr>
@@ -655,21 +725,25 @@
         </w:p>
         <w:p>
           <w:pPr>
-            <w:pStyle w:val="TOC1"/>
+            <w:pStyle w:val="Inhopg1"/>
             <w:rPr>
               <w:rFonts w:eastAsiaTheme="minorEastAsia" w:cstheme="minorBidi"/>
+              <w:b w:val="0"/>
+              <w:bCs w:val="0"/>
+              <w:caps w:val="0"/>
               <w:noProof/>
               <w:color w:val="auto"/>
+              <w:kern w:val="2"/>
               <w:sz w:val="24"/>
               <w:szCs w:val="24"/>
-              <w:lang w:val="en-US" w:eastAsia="en-GB"/>
+              <w:lang w:val="nl-BE" w:eastAsia="nl-BE"/>
+              <w14:ligatures w14:val="standardContextual"/>
             </w:rPr>
           </w:pPr>
-          <w:hyperlink w:anchor="_Toc15980067" w:history="1">
+          <w:hyperlink w:anchor="_Toc243507276" w:history="1">
             <w:r>
               <w:rPr>
                 <w:rStyle w:val="Hyperlink"/>
-                <w:rFonts w:eastAsiaTheme="majorEastAsia"/>
                 <w:noProof/>
               </w:rPr>
               <w:t>Situatie To-Be</w:t>
@@ -693,7 +767,7 @@
                 <w:noProof/>
                 <w:webHidden/>
               </w:rPr>
-              <w:instrText xml:space="preserve"> PAGEREF _Toc15980067 \h </w:instrText>
+              <w:instrText xml:space="preserve"> PAGEREF _Toc243507276 \h </w:instrText>
             </w:r>
             <w:r>
               <w:rPr>
@@ -726,7 +800,7 @@
         </w:p>
         <w:p>
           <w:pPr>
-            <w:pStyle w:val="TOC2"/>
+            <w:pStyle w:val="Inhopg2"/>
             <w:tabs>
               <w:tab w:val="right" w:leader="dot" w:pos="9062"/>
             </w:tabs>
@@ -735,16 +809,17 @@
               <w:smallCaps w:val="0"/>
               <w:noProof/>
               <w:color w:val="auto"/>
+              <w:kern w:val="2"/>
               <w:sz w:val="24"/>
               <w:szCs w:val="24"/>
-              <w:lang w:val="en-US" w:eastAsia="en-GB"/>
+              <w:lang w:val="nl-BE" w:eastAsia="nl-BE"/>
+              <w14:ligatures w14:val="standardContextual"/>
             </w:rPr>
           </w:pPr>
-          <w:hyperlink w:anchor="_Toc15980068" w:history="1">
+          <w:hyperlink w:anchor="_Toc243507277" w:history="1">
             <w:r>
               <w:rPr>
                 <w:rStyle w:val="Hyperlink"/>
-                <w:rFonts w:eastAsiaTheme="majorEastAsia"/>
                 <w:noProof/>
               </w:rPr>
               <w:t>Projectdefinitie</w:t>
@@ -768,7 +843,7 @@
                 <w:noProof/>
                 <w:webHidden/>
               </w:rPr>
-              <w:instrText xml:space="preserve"> PAGEREF _Toc15980068 \h </w:instrText>
+              <w:instrText xml:space="preserve"> PAGEREF _Toc243507277 \h </w:instrText>
             </w:r>
             <w:r>
               <w:rPr>
@@ -788,7 +863,7 @@
                 <w:noProof/>
                 <w:webHidden/>
               </w:rPr>
-              <w:t>4</w:t>
+              <w:t>5</w:t>
             </w:r>
             <w:r>
               <w:rPr>
@@ -801,7 +876,7 @@
         </w:p>
         <w:p>
           <w:pPr>
-            <w:pStyle w:val="TOC2"/>
+            <w:pStyle w:val="Inhopg2"/>
             <w:tabs>
               <w:tab w:val="right" w:leader="dot" w:pos="9062"/>
             </w:tabs>
@@ -810,16 +885,17 @@
               <w:smallCaps w:val="0"/>
               <w:noProof/>
               <w:color w:val="auto"/>
+              <w:kern w:val="2"/>
               <w:sz w:val="24"/>
               <w:szCs w:val="24"/>
-              <w:lang w:val="en-US" w:eastAsia="en-GB"/>
+              <w:lang w:val="nl-BE" w:eastAsia="nl-BE"/>
+              <w14:ligatures w14:val="standardContextual"/>
             </w:rPr>
           </w:pPr>
-          <w:hyperlink w:anchor="_Toc15980069" w:history="1">
+          <w:hyperlink w:anchor="_Toc243507278" w:history="1">
             <w:r>
               <w:rPr>
                 <w:rStyle w:val="Hyperlink"/>
-                <w:rFonts w:eastAsiaTheme="majorEastAsia"/>
                 <w:noProof/>
               </w:rPr>
               <w:t>Doelstelling</w:t>
@@ -843,7 +919,7 @@
                 <w:noProof/>
                 <w:webHidden/>
               </w:rPr>
-              <w:instrText xml:space="preserve"> PAGEREF _Toc15980069 \h </w:instrText>
+              <w:instrText xml:space="preserve"> PAGEREF _Toc243507278 \h </w:instrText>
             </w:r>
             <w:r>
               <w:rPr>
@@ -863,7 +939,7 @@
                 <w:noProof/>
                 <w:webHidden/>
               </w:rPr>
-              <w:t>4</w:t>
+              <w:t>5</w:t>
             </w:r>
             <w:r>
               <w:rPr>
@@ -876,7 +952,7 @@
         </w:p>
         <w:p>
           <w:pPr>
-            <w:pStyle w:val="TOC2"/>
+            <w:pStyle w:val="Inhopg2"/>
             <w:tabs>
               <w:tab w:val="right" w:leader="dot" w:pos="9062"/>
             </w:tabs>
@@ -885,16 +961,17 @@
               <w:smallCaps w:val="0"/>
               <w:noProof/>
               <w:color w:val="auto"/>
+              <w:kern w:val="2"/>
               <w:sz w:val="24"/>
               <w:szCs w:val="24"/>
-              <w:lang w:val="en-US" w:eastAsia="en-GB"/>
+              <w:lang w:val="nl-BE" w:eastAsia="nl-BE"/>
+              <w14:ligatures w14:val="standardContextual"/>
             </w:rPr>
           </w:pPr>
-          <w:hyperlink w:anchor="_Toc15980070" w:history="1">
+          <w:hyperlink w:anchor="_Toc243507279" w:history="1">
             <w:r>
               <w:rPr>
                 <w:rStyle w:val="Hyperlink"/>
-                <w:rFonts w:eastAsiaTheme="majorEastAsia"/>
                 <w:noProof/>
               </w:rPr>
               <w:t>Scope</w:t>
@@ -918,7 +995,7 @@
                 <w:noProof/>
                 <w:webHidden/>
               </w:rPr>
-              <w:instrText xml:space="preserve"> PAGEREF _Toc15980070 \h </w:instrText>
+              <w:instrText xml:space="preserve"> PAGEREF _Toc243507279 \h </w:instrText>
             </w:r>
             <w:r>
               <w:rPr>
@@ -938,7 +1015,7 @@
                 <w:noProof/>
                 <w:webHidden/>
               </w:rPr>
-              <w:t>4</w:t>
+              <w:t>5</w:t>
             </w:r>
             <w:r>
               <w:rPr>
@@ -951,7 +1028,7 @@
         </w:p>
         <w:p>
           <w:pPr>
-            <w:pStyle w:val="TOC2"/>
+            <w:pStyle w:val="Inhopg2"/>
             <w:tabs>
               <w:tab w:val="right" w:leader="dot" w:pos="9062"/>
             </w:tabs>
@@ -960,16 +1037,17 @@
               <w:smallCaps w:val="0"/>
               <w:noProof/>
               <w:color w:val="auto"/>
+              <w:kern w:val="2"/>
               <w:sz w:val="24"/>
               <w:szCs w:val="24"/>
-              <w:lang w:val="en-US" w:eastAsia="en-GB"/>
+              <w:lang w:val="nl-BE" w:eastAsia="nl-BE"/>
+              <w14:ligatures w14:val="standardContextual"/>
             </w:rPr>
           </w:pPr>
-          <w:hyperlink w:anchor="_Toc15980071" w:history="1">
+          <w:hyperlink w:anchor="_Toc243507280" w:history="1">
             <w:r>
               <w:rPr>
                 <w:rStyle w:val="Hyperlink"/>
-                <w:rFonts w:eastAsiaTheme="majorEastAsia"/>
                 <w:noProof/>
               </w:rPr>
               <w:t>Niet in Scope</w:t>
@@ -993,7 +1071,7 @@
                 <w:noProof/>
                 <w:webHidden/>
               </w:rPr>
-              <w:instrText xml:space="preserve"> PAGEREF _Toc15980071 \h </w:instrText>
+              <w:instrText xml:space="preserve"> PAGEREF _Toc243507280 \h </w:instrText>
             </w:r>
             <w:r>
               <w:rPr>
@@ -1013,7 +1091,7 @@
                 <w:noProof/>
                 <w:webHidden/>
               </w:rPr>
-              <w:t>4</w:t>
+              <w:t>6</w:t>
             </w:r>
             <w:r>
               <w:rPr>
@@ -1026,22 +1104,27 @@
         </w:p>
         <w:p>
           <w:pPr>
-            <w:pStyle w:val="TOC1"/>
+            <w:pStyle w:val="Inhopg1"/>
             <w:rPr>
               <w:rFonts w:eastAsiaTheme="minorEastAsia" w:cstheme="minorBidi"/>
+              <w:b w:val="0"/>
+              <w:bCs w:val="0"/>
+              <w:caps w:val="0"/>
               <w:noProof/>
               <w:color w:val="auto"/>
+              <w:kern w:val="2"/>
               <w:sz w:val="24"/>
               <w:szCs w:val="24"/>
-              <w:lang w:val="en-US" w:eastAsia="en-GB"/>
+              <w:lang w:val="nl-BE" w:eastAsia="nl-BE"/>
+              <w14:ligatures w14:val="standardContextual"/>
             </w:rPr>
           </w:pPr>
-          <w:hyperlink w:anchor="_Toc15980072" w:history="1">
+          <w:hyperlink w:anchor="_Toc243507281" w:history="1">
             <w:r>
               <w:rPr>
                 <w:rStyle w:val="Hyperlink"/>
-                <w:rFonts w:eastAsiaTheme="majorEastAsia"/>
-                <w:noProof/>
+                <w:noProof/>
+                <w:lang w:val="en-US"/>
               </w:rPr>
               <w:t>Planning</w:t>
             </w:r>
@@ -1064,7 +1147,7 @@
                 <w:noProof/>
                 <w:webHidden/>
               </w:rPr>
-              <w:instrText xml:space="preserve"> PAGEREF _Toc15980072 \h </w:instrText>
+              <w:instrText xml:space="preserve"> PAGEREF _Toc243507281 \h </w:instrText>
             </w:r>
             <w:r>
               <w:rPr>
@@ -1084,7 +1167,7 @@
                 <w:noProof/>
                 <w:webHidden/>
               </w:rPr>
-              <w:t>5</w:t>
+              <w:t>6</w:t>
             </w:r>
             <w:r>
               <w:rPr>
@@ -1097,7 +1180,7 @@
         </w:p>
         <w:p>
           <w:pPr>
-            <w:pStyle w:val="TOC2"/>
+            <w:pStyle w:val="Inhopg2"/>
             <w:tabs>
               <w:tab w:val="right" w:leader="dot" w:pos="9062"/>
             </w:tabs>
@@ -1106,16 +1189,17 @@
               <w:smallCaps w:val="0"/>
               <w:noProof/>
               <w:color w:val="auto"/>
+              <w:kern w:val="2"/>
               <w:sz w:val="24"/>
               <w:szCs w:val="24"/>
-              <w:lang w:val="en-US" w:eastAsia="en-GB"/>
+              <w:lang w:val="nl-BE" w:eastAsia="nl-BE"/>
+              <w14:ligatures w14:val="standardContextual"/>
             </w:rPr>
           </w:pPr>
-          <w:hyperlink w:anchor="_Toc15980073" w:history="1">
+          <w:hyperlink w:anchor="_Toc243507282" w:history="1">
             <w:r>
               <w:rPr>
                 <w:rStyle w:val="Hyperlink"/>
-                <w:rFonts w:eastAsiaTheme="majorEastAsia"/>
                 <w:noProof/>
               </w:rPr>
               <w:t>Hoofdlijnen</w:t>
@@ -1139,7 +1223,7 @@
                 <w:noProof/>
                 <w:webHidden/>
               </w:rPr>
-              <w:instrText xml:space="preserve"> PAGEREF _Toc15980073 \h </w:instrText>
+              <w:instrText xml:space="preserve"> PAGEREF _Toc243507282 \h </w:instrText>
             </w:r>
             <w:r>
               <w:rPr>
@@ -1159,7 +1243,7 @@
                 <w:noProof/>
                 <w:webHidden/>
               </w:rPr>
-              <w:t>5</w:t>
+              <w:t>6</w:t>
             </w:r>
             <w:r>
               <w:rPr>
@@ -1172,7 +1256,7 @@
         </w:p>
         <w:p>
           <w:pPr>
-            <w:pStyle w:val="TOC2"/>
+            <w:pStyle w:val="Inhopg2"/>
             <w:tabs>
               <w:tab w:val="right" w:leader="dot" w:pos="9062"/>
             </w:tabs>
@@ -1181,16 +1265,17 @@
               <w:smallCaps w:val="0"/>
               <w:noProof/>
               <w:color w:val="auto"/>
+              <w:kern w:val="2"/>
               <w:sz w:val="24"/>
               <w:szCs w:val="24"/>
-              <w:lang w:val="en-US" w:eastAsia="en-GB"/>
+              <w:lang w:val="nl-BE" w:eastAsia="nl-BE"/>
+              <w14:ligatures w14:val="standardContextual"/>
             </w:rPr>
           </w:pPr>
-          <w:hyperlink w:anchor="_Toc15980074" w:history="1">
+          <w:hyperlink w:anchor="_Toc243507283" w:history="1">
             <w:r>
               <w:rPr>
                 <w:rStyle w:val="Hyperlink"/>
-                <w:rFonts w:eastAsiaTheme="majorEastAsia"/>
                 <w:noProof/>
               </w:rPr>
               <w:t>Toelichting fases</w:t>
@@ -1214,7 +1299,7 @@
                 <w:noProof/>
                 <w:webHidden/>
               </w:rPr>
-              <w:instrText xml:space="preserve"> PAGEREF _Toc15980074 \h </w:instrText>
+              <w:instrText xml:space="preserve"> PAGEREF _Toc243507283 \h </w:instrText>
             </w:r>
             <w:r>
               <w:rPr>
@@ -1234,7 +1319,7 @@
                 <w:noProof/>
                 <w:webHidden/>
               </w:rPr>
-              <w:t>5</w:t>
+              <w:t>6</w:t>
             </w:r>
             <w:r>
               <w:rPr>
@@ -1247,7 +1332,7 @@
         </w:p>
         <w:p>
           <w:pPr>
-            <w:pStyle w:val="TOC2"/>
+            <w:pStyle w:val="Inhopg2"/>
             <w:tabs>
               <w:tab w:val="right" w:leader="dot" w:pos="9062"/>
             </w:tabs>
@@ -1256,16 +1341,17 @@
               <w:smallCaps w:val="0"/>
               <w:noProof/>
               <w:color w:val="auto"/>
+              <w:kern w:val="2"/>
               <w:sz w:val="24"/>
               <w:szCs w:val="24"/>
-              <w:lang w:val="en-US" w:eastAsia="en-GB"/>
+              <w:lang w:val="nl-BE" w:eastAsia="nl-BE"/>
+              <w14:ligatures w14:val="standardContextual"/>
             </w:rPr>
           </w:pPr>
-          <w:hyperlink w:anchor="_Toc15980075" w:history="1">
+          <w:hyperlink w:anchor="_Toc243507284" w:history="1">
             <w:r>
               <w:rPr>
                 <w:rStyle w:val="Hyperlink"/>
-                <w:rFonts w:eastAsiaTheme="majorEastAsia"/>
                 <w:noProof/>
               </w:rPr>
               <w:t>Detailplanning</w:t>
@@ -1289,7 +1375,7 @@
                 <w:noProof/>
                 <w:webHidden/>
               </w:rPr>
-              <w:instrText xml:space="preserve"> PAGEREF _Toc15980075 \h </w:instrText>
+              <w:instrText xml:space="preserve"> PAGEREF _Toc243507284 \h </w:instrText>
             </w:r>
             <w:r>
               <w:rPr>
@@ -1309,7 +1395,7 @@
                 <w:noProof/>
                 <w:webHidden/>
               </w:rPr>
-              <w:t>5</w:t>
+              <w:t>6</w:t>
             </w:r>
             <w:r>
               <w:rPr>
@@ -1322,21 +1408,25 @@
         </w:p>
         <w:p>
           <w:pPr>
-            <w:pStyle w:val="TOC1"/>
+            <w:pStyle w:val="Inhopg1"/>
             <w:rPr>
               <w:rFonts w:eastAsiaTheme="minorEastAsia" w:cstheme="minorBidi"/>
+              <w:b w:val="0"/>
+              <w:bCs w:val="0"/>
+              <w:caps w:val="0"/>
               <w:noProof/>
               <w:color w:val="auto"/>
+              <w:kern w:val="2"/>
               <w:sz w:val="24"/>
               <w:szCs w:val="24"/>
-              <w:lang w:val="en-US" w:eastAsia="en-GB"/>
+              <w:lang w:val="nl-BE" w:eastAsia="nl-BE"/>
+              <w14:ligatures w14:val="standardContextual"/>
             </w:rPr>
           </w:pPr>
-          <w:hyperlink w:anchor="_Toc15980076" w:history="1">
+          <w:hyperlink w:anchor="_Toc243507285" w:history="1">
             <w:r>
               <w:rPr>
                 <w:rStyle w:val="Hyperlink"/>
-                <w:rFonts w:eastAsiaTheme="majorEastAsia"/>
                 <w:noProof/>
               </w:rPr>
               <w:t>Functioneel design</w:t>
@@ -1360,7 +1450,7 @@
                 <w:noProof/>
                 <w:webHidden/>
               </w:rPr>
-              <w:instrText xml:space="preserve"> PAGEREF _Toc15980076 \h </w:instrText>
+              <w:instrText xml:space="preserve"> PAGEREF _Toc243507285 \h </w:instrText>
             </w:r>
             <w:r>
               <w:rPr>
@@ -1380,7 +1470,7 @@
                 <w:noProof/>
                 <w:webHidden/>
               </w:rPr>
-              <w:t>5</w:t>
+              <w:t>6</w:t>
             </w:r>
             <w:r>
               <w:rPr>
@@ -1393,21 +1483,25 @@
         </w:p>
         <w:p>
           <w:pPr>
-            <w:pStyle w:val="TOC1"/>
+            <w:pStyle w:val="Inhopg1"/>
             <w:rPr>
               <w:rFonts w:eastAsiaTheme="minorEastAsia" w:cstheme="minorBidi"/>
+              <w:b w:val="0"/>
+              <w:bCs w:val="0"/>
+              <w:caps w:val="0"/>
               <w:noProof/>
               <w:color w:val="auto"/>
+              <w:kern w:val="2"/>
               <w:sz w:val="24"/>
               <w:szCs w:val="24"/>
-              <w:lang w:val="en-US" w:eastAsia="en-GB"/>
+              <w:lang w:val="nl-BE" w:eastAsia="nl-BE"/>
+              <w14:ligatures w14:val="standardContextual"/>
             </w:rPr>
           </w:pPr>
-          <w:hyperlink w:anchor="_Toc15980077" w:history="1">
+          <w:hyperlink w:anchor="_Toc243507286" w:history="1">
             <w:r>
               <w:rPr>
                 <w:rStyle w:val="Hyperlink"/>
-                <w:rFonts w:eastAsiaTheme="majorEastAsia"/>
                 <w:noProof/>
               </w:rPr>
               <w:t>Technisch design</w:t>
@@ -1431,7 +1525,7 @@
                 <w:noProof/>
                 <w:webHidden/>
               </w:rPr>
-              <w:instrText xml:space="preserve"> PAGEREF _Toc15980077 \h </w:instrText>
+              <w:instrText xml:space="preserve"> PAGEREF _Toc243507286 \h </w:instrText>
             </w:r>
             <w:r>
               <w:rPr>
@@ -1451,7 +1545,7 @@
                 <w:noProof/>
                 <w:webHidden/>
               </w:rPr>
-              <w:t>5</w:t>
+              <w:t>6</w:t>
             </w:r>
             <w:r>
               <w:rPr>
@@ -1464,21 +1558,25 @@
         </w:p>
         <w:p>
           <w:pPr>
-            <w:pStyle w:val="TOC1"/>
+            <w:pStyle w:val="Inhopg1"/>
             <w:rPr>
               <w:rFonts w:eastAsiaTheme="minorEastAsia" w:cstheme="minorBidi"/>
+              <w:b w:val="0"/>
+              <w:bCs w:val="0"/>
+              <w:caps w:val="0"/>
               <w:noProof/>
               <w:color w:val="auto"/>
+              <w:kern w:val="2"/>
               <w:sz w:val="24"/>
               <w:szCs w:val="24"/>
-              <w:lang w:val="en-US" w:eastAsia="en-GB"/>
+              <w:lang w:val="nl-BE" w:eastAsia="nl-BE"/>
+              <w14:ligatures w14:val="standardContextual"/>
             </w:rPr>
           </w:pPr>
-          <w:hyperlink w:anchor="_Toc15980078" w:history="1">
+          <w:hyperlink w:anchor="_Toc243507287" w:history="1">
             <w:r>
               <w:rPr>
                 <w:rStyle w:val="Hyperlink"/>
-                <w:rFonts w:eastAsiaTheme="majorEastAsia"/>
                 <w:noProof/>
               </w:rPr>
               <w:t>Beschrijving van de mogelijke interfaces</w:t>
@@ -1502,7 +1600,7 @@
                 <w:noProof/>
                 <w:webHidden/>
               </w:rPr>
-              <w:instrText xml:space="preserve"> PAGEREF _Toc15980078 \h </w:instrText>
+              <w:instrText xml:space="preserve"> PAGEREF _Toc243507287 \h </w:instrText>
             </w:r>
             <w:r>
               <w:rPr>
@@ -1522,7 +1620,7 @@
                 <w:noProof/>
                 <w:webHidden/>
               </w:rPr>
-              <w:t>5</w:t>
+              <w:t>7</w:t>
             </w:r>
             <w:r>
               <w:rPr>
@@ -1535,21 +1633,25 @@
         </w:p>
         <w:p>
           <w:pPr>
-            <w:pStyle w:val="TOC1"/>
+            <w:pStyle w:val="Inhopg1"/>
             <w:rPr>
               <w:rFonts w:eastAsiaTheme="minorEastAsia" w:cstheme="minorBidi"/>
+              <w:b w:val="0"/>
+              <w:bCs w:val="0"/>
+              <w:caps w:val="0"/>
               <w:noProof/>
               <w:color w:val="auto"/>
+              <w:kern w:val="2"/>
               <w:sz w:val="24"/>
               <w:szCs w:val="24"/>
-              <w:lang w:val="en-US" w:eastAsia="en-GB"/>
+              <w:lang w:val="nl-BE" w:eastAsia="nl-BE"/>
+              <w14:ligatures w14:val="standardContextual"/>
             </w:rPr>
           </w:pPr>
-          <w:hyperlink w:anchor="_Toc15980079" w:history="1">
+          <w:hyperlink w:anchor="_Toc243507288" w:history="1">
             <w:r>
               <w:rPr>
                 <w:rStyle w:val="Hyperlink"/>
-                <w:rFonts w:eastAsiaTheme="majorEastAsia"/>
                 <w:noProof/>
               </w:rPr>
               <w:t>Beschrijving van eventuele datamigratie</w:t>
@@ -1573,7 +1675,7 @@
                 <w:noProof/>
                 <w:webHidden/>
               </w:rPr>
-              <w:instrText xml:space="preserve"> PAGEREF _Toc15980079 \h </w:instrText>
+              <w:instrText xml:space="preserve"> PAGEREF _Toc243507288 \h </w:instrText>
             </w:r>
             <w:r>
               <w:rPr>
@@ -1593,7 +1695,7 @@
                 <w:noProof/>
                 <w:webHidden/>
               </w:rPr>
-              <w:t>5</w:t>
+              <w:t>7</w:t>
             </w:r>
             <w:r>
               <w:rPr>
@@ -1606,21 +1708,25 @@
         </w:p>
         <w:p>
           <w:pPr>
-            <w:pStyle w:val="TOC1"/>
+            <w:pStyle w:val="Inhopg1"/>
             <w:rPr>
               <w:rFonts w:eastAsiaTheme="minorEastAsia" w:cstheme="minorBidi"/>
+              <w:b w:val="0"/>
+              <w:bCs w:val="0"/>
+              <w:caps w:val="0"/>
               <w:noProof/>
               <w:color w:val="auto"/>
+              <w:kern w:val="2"/>
               <w:sz w:val="24"/>
               <w:szCs w:val="24"/>
-              <w:lang w:val="en-US" w:eastAsia="en-GB"/>
+              <w:lang w:val="nl-BE" w:eastAsia="nl-BE"/>
+              <w14:ligatures w14:val="standardContextual"/>
             </w:rPr>
           </w:pPr>
-          <w:hyperlink w:anchor="_Toc15980080" w:history="1">
+          <w:hyperlink w:anchor="_Toc243507289" w:history="1">
             <w:r>
               <w:rPr>
                 <w:rStyle w:val="Hyperlink"/>
-                <w:rFonts w:eastAsiaTheme="majorEastAsia"/>
                 <w:noProof/>
               </w:rPr>
               <w:t>Beschrijving van eventuele impact op de huidige infrastructuur</w:t>
@@ -1644,7 +1750,7 @@
                 <w:noProof/>
                 <w:webHidden/>
               </w:rPr>
-              <w:instrText xml:space="preserve"> PAGEREF _Toc15980080 \h </w:instrText>
+              <w:instrText xml:space="preserve"> PAGEREF _Toc243507289 \h </w:instrText>
             </w:r>
             <w:r>
               <w:rPr>
@@ -1664,7 +1770,7 @@
                 <w:noProof/>
                 <w:webHidden/>
               </w:rPr>
-              <w:t>6</w:t>
+              <w:t>7</w:t>
             </w:r>
             <w:r>
               <w:rPr>
@@ -1677,21 +1783,25 @@
         </w:p>
         <w:p>
           <w:pPr>
-            <w:pStyle w:val="TOC1"/>
+            <w:pStyle w:val="Inhopg1"/>
             <w:rPr>
               <w:rFonts w:eastAsiaTheme="minorEastAsia" w:cstheme="minorBidi"/>
+              <w:b w:val="0"/>
+              <w:bCs w:val="0"/>
+              <w:caps w:val="0"/>
               <w:noProof/>
               <w:color w:val="auto"/>
+              <w:kern w:val="2"/>
               <w:sz w:val="24"/>
               <w:szCs w:val="24"/>
-              <w:lang w:val="en-US" w:eastAsia="en-GB"/>
+              <w:lang w:val="nl-BE" w:eastAsia="nl-BE"/>
+              <w14:ligatures w14:val="standardContextual"/>
             </w:rPr>
           </w:pPr>
-          <w:hyperlink w:anchor="_Toc15980081" w:history="1">
+          <w:hyperlink w:anchor="_Toc243507290" w:history="1">
             <w:r>
               <w:rPr>
                 <w:rStyle w:val="Hyperlink"/>
-                <w:rFonts w:eastAsiaTheme="majorEastAsia"/>
                 <w:noProof/>
                 <w:lang w:eastAsia="en-US"/>
               </w:rPr>
@@ -1716,7 +1826,7 @@
                 <w:noProof/>
                 <w:webHidden/>
               </w:rPr>
-              <w:instrText xml:space="preserve"> PAGEREF _Toc15980081 \h </w:instrText>
+              <w:instrText xml:space="preserve"> PAGEREF _Toc243507290 \h </w:instrText>
             </w:r>
             <w:r>
               <w:rPr>
@@ -1736,7 +1846,7 @@
                 <w:noProof/>
                 <w:webHidden/>
               </w:rPr>
-              <w:t>6</w:t>
+              <w:t>7</w:t>
             </w:r>
             <w:r>
               <w:rPr>
@@ -1749,21 +1859,25 @@
         </w:p>
         <w:p>
           <w:pPr>
-            <w:pStyle w:val="TOC1"/>
+            <w:pStyle w:val="Inhopg1"/>
             <w:rPr>
               <w:rFonts w:eastAsiaTheme="minorEastAsia" w:cstheme="minorBidi"/>
+              <w:b w:val="0"/>
+              <w:bCs w:val="0"/>
+              <w:caps w:val="0"/>
               <w:noProof/>
               <w:color w:val="auto"/>
+              <w:kern w:val="2"/>
               <w:sz w:val="24"/>
               <w:szCs w:val="24"/>
-              <w:lang w:val="en-US" w:eastAsia="en-GB"/>
+              <w:lang w:val="nl-BE" w:eastAsia="nl-BE"/>
+              <w14:ligatures w14:val="standardContextual"/>
             </w:rPr>
           </w:pPr>
-          <w:hyperlink w:anchor="_Toc15980082" w:history="1">
+          <w:hyperlink w:anchor="_Toc243507291" w:history="1">
             <w:r>
               <w:rPr>
                 <w:rStyle w:val="Hyperlink"/>
-                <w:rFonts w:eastAsiaTheme="majorEastAsia"/>
                 <w:noProof/>
               </w:rPr>
               <w:t>Documentatie</w:t>
@@ -1787,7 +1901,7 @@
                 <w:noProof/>
                 <w:webHidden/>
               </w:rPr>
-              <w:instrText xml:space="preserve"> PAGEREF _Toc15980082 \h </w:instrText>
+              <w:instrText xml:space="preserve"> PAGEREF _Toc243507291 \h </w:instrText>
             </w:r>
             <w:r>
               <w:rPr>
@@ -1807,7 +1921,7 @@
                 <w:noProof/>
                 <w:webHidden/>
               </w:rPr>
-              <w:t>6</w:t>
+              <w:t>7</w:t>
             </w:r>
             <w:r>
               <w:rPr>
@@ -1820,21 +1934,26 @@
         </w:p>
         <w:p>
           <w:pPr>
-            <w:pStyle w:val="TOC1"/>
+            <w:pStyle w:val="Inhopg1"/>
             <w:rPr>
               <w:rFonts w:eastAsiaTheme="minorEastAsia" w:cstheme="minorBidi"/>
+              <w:b w:val="0"/>
+              <w:bCs w:val="0"/>
+              <w:caps w:val="0"/>
               <w:noProof/>
               <w:color w:val="auto"/>
+              <w:kern w:val="2"/>
               <w:sz w:val="24"/>
               <w:szCs w:val="24"/>
-              <w:lang w:val="en-US" w:eastAsia="en-GB"/>
+              <w:lang w:val="nl-BE" w:eastAsia="nl-BE"/>
+              <w14:ligatures w14:val="standardContextual"/>
             </w:rPr>
           </w:pPr>
-          <w:hyperlink w:anchor="_Toc15980083" w:history="1">
+          <w:hyperlink w:anchor="_Toc243507292" w:history="1">
             <w:r>
               <w:rPr>
                 <w:rStyle w:val="Hyperlink"/>
-                <w:rFonts w:eastAsiaTheme="majorEastAsia" w:cs="Times New Roman"/>
+                <w:rFonts w:cs="Times New Roman"/>
                 <w:noProof/>
                 <w:lang w:eastAsia="en-US"/>
               </w:rPr>
@@ -1859,7 +1978,7 @@
                 <w:noProof/>
                 <w:webHidden/>
               </w:rPr>
-              <w:instrText xml:space="preserve"> PAGEREF _Toc15980083 \h </w:instrText>
+              <w:instrText xml:space="preserve"> PAGEREF _Toc243507292 \h </w:instrText>
             </w:r>
             <w:r>
               <w:rPr>
@@ -1879,7 +1998,7 @@
                 <w:noProof/>
                 <w:webHidden/>
               </w:rPr>
-              <w:t>6</w:t>
+              <w:t>7</w:t>
             </w:r>
             <w:r>
               <w:rPr>
@@ -1923,10 +2042,11 @@
     </w:p>
     <w:p>
       <w:pPr>
-        <w:pStyle w:val="Heading1"/>
-      </w:pPr>
-      <w:bookmarkStart w:id="3" w:name="_Toc15980062"/>
-      <w:r>
+        <w:pStyle w:val="Kop1"/>
+      </w:pPr>
+      <w:bookmarkStart w:id="3" w:name="_Toc243507271"/>
+      <w:r>
+        <w:lastRenderedPageBreak/>
         <w:t>Versiebeheer</w:t>
       </w:r>
       <w:bookmarkEnd w:id="3"/>
@@ -2026,7 +2146,7 @@
     </w:p>
     <w:tbl>
       <w:tblPr>
-        <w:tblStyle w:val="TableGrid"/>
+        <w:tblStyle w:val="Tabelraster"/>
         <w:tblpPr w:leftFromText="141" w:rightFromText="141" w:vertAnchor="text" w:horzAnchor="margin" w:tblpY="-41"/>
         <w:tblW w:w="9375" w:type="dxa"/>
         <w:tblBorders>
@@ -2401,6 +2521,9 @@
               <w:pStyle w:val="Paragraph1"/>
               <w:ind w:left="0"/>
               <w:jc w:val="left"/>
+              <w:rPr>
+                <w:lang w:val="nl-BE"/>
+              </w:rPr>
             </w:pPr>
             <w:r>
               <w:rPr>
@@ -2409,6 +2532,193 @@
                 <w:lang w:val="nl-NL"/>
               </w:rPr>
               <w:t>Aanmaak repository + eerste aanpassing blue</w:t>
+            </w:r>
+          </w:p>
+        </w:tc>
+      </w:tr>
+      <w:tr>
+        <w:tc>
+          <w:tcPr>
+            <w:tcW w:w="781" w:type="dxa"/>
+            <w:tcBorders>
+              <w:top w:val="single" w:sz="18" w:space="0" w:color="FFFFFF" w:themeColor="background1"/>
+            </w:tcBorders>
+          </w:tcPr>
+          <w:p>
+            <w:pPr>
+              <w:pStyle w:val="Paragraph1"/>
+              <w:ind w:left="0"/>
+              <w:jc w:val="left"/>
+              <w:rPr>
+                <w:sz w:val="18"/>
+                <w:lang w:val="nl-NL"/>
+              </w:rPr>
+            </w:pPr>
+            <w:r>
+              <w:rPr>
+                <w:sz w:val="18"/>
+                <w:lang w:val="nl-NL"/>
+              </w:rPr>
+              <w:t>0.02</w:t>
+            </w:r>
+          </w:p>
+        </w:tc>
+        <w:tc>
+          <w:tcPr>
+            <w:tcW w:w="1280" w:type="dxa"/>
+            <w:tcBorders>
+              <w:top w:val="single" w:sz="18" w:space="0" w:color="FFFFFF" w:themeColor="background1"/>
+            </w:tcBorders>
+          </w:tcPr>
+          <w:p>
+            <w:pPr>
+              <w:pStyle w:val="Paragraph1"/>
+              <w:ind w:left="0"/>
+              <w:jc w:val="left"/>
+              <w:rPr>
+                <w:sz w:val="18"/>
+                <w:szCs w:val="18"/>
+                <w:lang w:val="nl-NL"/>
+              </w:rPr>
+            </w:pPr>
+            <w:r>
+              <w:rPr>
+                <w:sz w:val="18"/>
+                <w:szCs w:val="18"/>
+                <w:lang w:val="nl-NL"/>
+              </w:rPr>
+              <w:t>2026-</w:t>
+            </w:r>
+            <w:r>
+              <w:rPr>
+                <w:sz w:val="18"/>
+                <w:szCs w:val="18"/>
+                <w:lang w:val="nl-NL"/>
+              </w:rPr>
+              <w:t>1</w:t>
+            </w:r>
+            <w:r>
+              <w:rPr>
+                <w:sz w:val="18"/>
+                <w:szCs w:val="18"/>
+                <w:lang w:val="nl-NL"/>
+              </w:rPr>
+              <w:t>5</w:t>
+            </w:r>
+            <w:r>
+              <w:rPr>
+                <w:sz w:val="18"/>
+                <w:szCs w:val="18"/>
+                <w:lang w:val="nl-NL"/>
+              </w:rPr>
+              <w:t>-10</w:t>
+            </w:r>
+          </w:p>
+        </w:tc>
+        <w:tc>
+          <w:tcPr>
+            <w:tcW w:w="1413" w:type="dxa"/>
+            <w:tcBorders>
+              <w:top w:val="single" w:sz="18" w:space="0" w:color="FFFFFF" w:themeColor="background1"/>
+            </w:tcBorders>
+          </w:tcPr>
+          <w:p>
+            <w:pPr>
+              <w:pStyle w:val="Paragraph1"/>
+              <w:ind w:left="0"/>
+              <w:jc w:val="left"/>
+            </w:pPr>
+            <w:r>
+              <w:rPr>
+                <w:sz w:val="18"/>
+                <w:szCs w:val="18"/>
+                <w:lang w:val="nl-NL"/>
+              </w:rPr>
+              <w:t xml:space="preserve">Quinten </w:t>
+            </w:r>
+            <w:proofErr w:type="spellStart"/>
+            <w:r>
+              <w:rPr>
+                <w:sz w:val="18"/>
+                <w:szCs w:val="18"/>
+                <w:lang w:val="nl-NL"/>
+              </w:rPr>
+              <w:t>Staut</w:t>
+            </w:r>
+            <w:proofErr w:type="spellEnd"/>
+          </w:p>
+          <w:p>
+            <w:pPr>
+              <w:pStyle w:val="Paragraph1"/>
+              <w:ind w:left="0"/>
+              <w:jc w:val="left"/>
+              <w:rPr>
+                <w:sz w:val="18"/>
+                <w:szCs w:val="18"/>
+                <w:lang w:val="nl-NL"/>
+              </w:rPr>
+            </w:pPr>
+            <w:r>
+              <w:rPr>
+                <w:sz w:val="18"/>
+                <w:szCs w:val="18"/>
+                <w:lang w:val="nl-NL"/>
+              </w:rPr>
+              <w:t>Leon Vriesacker</w:t>
+            </w:r>
+          </w:p>
+        </w:tc>
+        <w:tc>
+          <w:tcPr>
+            <w:tcW w:w="1303" w:type="dxa"/>
+            <w:tcBorders>
+              <w:top w:val="single" w:sz="18" w:space="0" w:color="FFFFFF" w:themeColor="background1"/>
+            </w:tcBorders>
+          </w:tcPr>
+          <w:p>
+            <w:pPr>
+              <w:pStyle w:val="Paragraph1"/>
+              <w:ind w:left="0"/>
+              <w:jc w:val="left"/>
+              <w:rPr>
+                <w:sz w:val="18"/>
+                <w:lang w:val="nl-NL"/>
+              </w:rPr>
+            </w:pPr>
+            <w:r>
+              <w:rPr>
+                <w:sz w:val="18"/>
+                <w:lang w:val="nl-NL"/>
+              </w:rPr>
+              <w:t>Opmaak document</w:t>
+            </w:r>
+          </w:p>
+        </w:tc>
+        <w:tc>
+          <w:tcPr>
+            <w:tcW w:w="4598" w:type="dxa"/>
+            <w:tcBorders>
+              <w:top w:val="single" w:sz="18" w:space="0" w:color="FFFFFF" w:themeColor="background1"/>
+            </w:tcBorders>
+          </w:tcPr>
+          <w:p>
+            <w:pPr>
+              <w:pStyle w:val="Paragraph1"/>
+              <w:ind w:left="0"/>
+              <w:jc w:val="left"/>
+              <w:rPr>
+                <w:sz w:val="18"/>
+                <w:szCs w:val="18"/>
+                <w:lang w:val="nl-NL"/>
+              </w:rPr>
+            </w:pPr>
+            <w:r>
+              <w:rPr>
+                <w:sz w:val="18"/>
+                <w:szCs w:val="18"/>
+                <w:lang w:val="nl-NL"/>
+              </w:rPr>
+              <w:t>Samenvatting</w:t>
             </w:r>
           </w:p>
         </w:tc>
@@ -2620,9 +2930,9 @@
     </w:tbl>
     <w:p>
       <w:pPr>
-        <w:pStyle w:val="Heading1"/>
-      </w:pPr>
-      <w:bookmarkStart w:id="4" w:name="_Toc15980063"/>
+        <w:pStyle w:val="Kop1"/>
+      </w:pPr>
+      <w:bookmarkStart w:id="4" w:name="_Toc243507272"/>
       <w:r>
         <w:t>Termen en Afkortingen</w:t>
       </w:r>
@@ -2630,7 +2940,7 @@
     </w:p>
     <w:tbl>
       <w:tblPr>
-        <w:tblStyle w:val="TableGrid"/>
+        <w:tblStyle w:val="Tabelraster"/>
         <w:tblpPr w:leftFromText="141" w:rightFromText="141" w:vertAnchor="text" w:horzAnchor="margin" w:tblpY="-41"/>
         <w:tblW w:w="9191" w:type="dxa"/>
         <w:tblBorders>
@@ -3410,10 +3720,10 @@
     </w:p>
     <w:p>
       <w:pPr>
-        <w:pStyle w:val="Heading1"/>
+        <w:pStyle w:val="Kop1"/>
       </w:pPr>
       <w:bookmarkStart w:id="6" w:name="_Toc378765629"/>
-      <w:bookmarkStart w:id="7" w:name="_Toc15980064"/>
+      <w:bookmarkStart w:id="7" w:name="_Toc243507273"/>
       <w:bookmarkStart w:id="8" w:name="_Toc476986029"/>
       <w:bookmarkStart w:id="9" w:name="_Toc477060715"/>
       <w:bookmarkStart w:id="10" w:name="_Toc477244794"/>
@@ -3441,8 +3751,33 @@
           <w:i/>
           <w:iCs/>
         </w:rPr>
-        <w:t>Suthasinee Songsrisod</w:t>
-      </w:r>
+        <w:t xml:space="preserve">Opdrachtgever: </w:t>
+      </w:r>
+      <w:proofErr w:type="spellStart"/>
+      <w:r>
+        <w:rPr>
+          <w:i/>
+          <w:iCs/>
+        </w:rPr>
+        <w:t>Suthasinee</w:t>
+      </w:r>
+      <w:proofErr w:type="spellEnd"/>
+      <w:r>
+        <w:rPr>
+          <w:i/>
+          <w:iCs/>
+        </w:rPr>
+        <w:t xml:space="preserve"> </w:t>
+      </w:r>
+      <w:proofErr w:type="spellStart"/>
+      <w:r>
+        <w:rPr>
+          <w:i/>
+          <w:iCs/>
+        </w:rPr>
+        <w:t>Songsrisod</w:t>
+      </w:r>
+      <w:proofErr w:type="spellEnd"/>
       <w:r>
         <w:rPr>
           <w:i/>
@@ -3471,50 +3806,104 @@
         <w:rPr>
           <w:i/>
           <w:iCs/>
-        </w:rPr>
-      </w:pPr>
-      <w:r>
-        <w:rPr>
-          <w:i/>
-          <w:iCs/>
-        </w:rPr>
-        <w:t>[De opdrachtgever</w:t>
-      </w:r>
-      <w:r>
-        <w:rPr>
-          <w:i/>
-          <w:iCs/>
-        </w:rPr>
-        <w:t>s</w:t>
-      </w:r>
-      <w:r>
-        <w:rPr>
-          <w:i/>
-          <w:iCs/>
-        </w:rPr>
-        <w:t xml:space="preserve"> van het project en </w:t>
-      </w:r>
-      <w:r>
-        <w:rPr>
-          <w:i/>
-          <w:iCs/>
-        </w:rPr>
-        <w:t>hun</w:t>
-      </w:r>
-      <w:r>
-        <w:rPr>
-          <w:i/>
-          <w:iCs/>
-        </w:rPr>
-        <w:t xml:space="preserve"> rol in het project.]</w:t>
+          <w:lang w:val="en-US"/>
+        </w:rPr>
+      </w:pPr>
+      <w:r>
+        <w:rPr>
+          <w:i/>
+          <w:iCs/>
+          <w:lang w:val="en-US"/>
+        </w:rPr>
+        <w:t xml:space="preserve">Rol in </w:t>
+      </w:r>
+      <w:proofErr w:type="spellStart"/>
+      <w:r>
+        <w:rPr>
+          <w:i/>
+          <w:iCs/>
+          <w:lang w:val="en-US"/>
+        </w:rPr>
+        <w:t>dit</w:t>
+      </w:r>
+      <w:proofErr w:type="spellEnd"/>
+      <w:r>
+        <w:rPr>
+          <w:i/>
+          <w:iCs/>
+          <w:lang w:val="en-US"/>
+        </w:rPr>
+        <w:t xml:space="preserve"> project: HUT </w:t>
+      </w:r>
+      <w:proofErr w:type="spellStart"/>
+      <w:r>
+        <w:rPr>
+          <w:i/>
+          <w:iCs/>
+          <w:lang w:val="en-US"/>
+        </w:rPr>
+        <w:t>vzw</w:t>
+      </w:r>
+      <w:proofErr w:type="spellEnd"/>
+      <w:r>
+        <w:rPr>
+          <w:i/>
+          <w:iCs/>
+          <w:lang w:val="en-US"/>
+        </w:rPr>
+        <w:t xml:space="preserve"> co-founder, Where &amp; Why initiative</w:t>
       </w:r>
     </w:p>
     <w:p>
       <w:pPr>
-        <w:pStyle w:val="Heading1"/>
+        <w:ind w:left="851"/>
+        <w:rPr>
+          <w:i/>
+          <w:iCs/>
+        </w:rPr>
+      </w:pPr>
+      <w:r>
+        <w:rPr>
+          <w:i/>
+          <w:iCs/>
+        </w:rPr>
+        <w:t>[De opdrachtgever</w:t>
+      </w:r>
+      <w:r>
+        <w:rPr>
+          <w:i/>
+          <w:iCs/>
+        </w:rPr>
+        <w:t>s</w:t>
+      </w:r>
+      <w:r>
+        <w:rPr>
+          <w:i/>
+          <w:iCs/>
+        </w:rPr>
+        <w:t xml:space="preserve"> van het project en </w:t>
+      </w:r>
+      <w:r>
+        <w:rPr>
+          <w:i/>
+          <w:iCs/>
+        </w:rPr>
+        <w:t>hun</w:t>
+      </w:r>
+      <w:r>
+        <w:rPr>
+          <w:i/>
+          <w:iCs/>
+        </w:rPr>
+        <w:t xml:space="preserve"> rol in het project.]</w:t>
+      </w:r>
+    </w:p>
+    <w:p>
+      <w:pPr>
+        <w:pStyle w:val="Kop1"/>
       </w:pPr>
       <w:bookmarkStart w:id="13" w:name="_Toc378765630"/>
-      <w:bookmarkStart w:id="14" w:name="_Toc15980065"/>
+      <w:bookmarkStart w:id="14" w:name="_Toc243507274"/>
       <w:r>
         <w:t>Samenvatting</w:t>
       </w:r>
@@ -3523,27 +3912,495 @@
     </w:p>
     <w:p>
       <w:pPr>
-        <w:pStyle w:val="BodyTextIndent"/>
-        <w:ind w:left="0" w:firstLine="708"/>
-        <w:rPr>
-          <w:i/>
-          <w:iCs/>
-        </w:rPr>
-      </w:pPr>
-      <w:r>
-        <w:rPr>
-          <w:i/>
-          <w:iCs/>
-        </w:rPr>
-        <w:t xml:space="preserve">   [Korte samenvatting van het project en context, 1 of 2 alinea’s]</w:t>
+        <w:pStyle w:val="Plattetekstinspringen"/>
+        <w:ind w:left="708"/>
+      </w:pPr>
+      <w:r>
+        <w:rPr>
+          <w:rFonts w:eastAsia="Calibri" w:cs="Calibri"/>
+          <w:i/>
+          <w:lang w:val="nl"/>
+        </w:rPr>
+        <w:t xml:space="preserve">Tijdens dit project is het de bedoeling om een immersive experience te maken over de cultuur van thailand en dit samen te voegen met entertainement. De ervaring gebeurt in een VR versie van </w:t>
+      </w:r>
+      <w:r>
+        <w:rPr>
+          <w:rFonts w:eastAsia="Calibri" w:cs="Calibri"/>
+          <w:i/>
+          <w:iCs/>
+          <w:lang w:val="nl"/>
+        </w:rPr>
+        <w:t xml:space="preserve">de </w:t>
+      </w:r>
+      <w:r>
+        <w:rPr>
+          <w:rFonts w:eastAsia="Calibri" w:cs="Calibri"/>
+          <w:i/>
+          <w:iCs/>
+          <w:lang w:val="nl"/>
+        </w:rPr>
+        <w:t>Phanom</w:t>
+      </w:r>
+      <w:r>
+        <w:rPr>
+          <w:rFonts w:eastAsia="Calibri" w:cs="Calibri"/>
+          <w:i/>
+          <w:lang w:val="nl"/>
+        </w:rPr>
+        <w:t xml:space="preserve"> Rung. Bij deze temple zijn meerdere evenementen die in beeld moeten worden gebracht</w:t>
+      </w:r>
+      <w:r>
+        <w:rPr>
+          <w:rFonts w:eastAsia="Calibri" w:cs="Calibri"/>
+          <w:i/>
+          <w:iCs/>
+          <w:lang w:val="nl"/>
+        </w:rPr>
+        <w:t>,</w:t>
+      </w:r>
+      <w:r>
+        <w:rPr>
+          <w:rFonts w:eastAsia="Calibri" w:cs="Calibri"/>
+          <w:i/>
+          <w:lang w:val="nl"/>
+        </w:rPr>
+        <w:t xml:space="preserve"> zoals de zon die door de 15 </w:t>
+      </w:r>
+      <w:r>
+        <w:rPr>
+          <w:rFonts w:eastAsia="Calibri" w:cs="Calibri"/>
+          <w:i/>
+          <w:lang w:val="nl"/>
+        </w:rPr>
+        <w:t>poorten van phanom rung gaat en het festival dat zich 1 ke</w:t>
+      </w:r>
+      <w:r>
+        <w:rPr>
+          <w:rFonts w:eastAsia="Calibri" w:cs="Calibri"/>
+          <w:i/>
+          <w:lang w:val="nl"/>
+        </w:rPr>
+        <w:t>e</w:t>
+      </w:r>
+      <w:r>
+        <w:rPr>
+          <w:rFonts w:eastAsia="Calibri" w:cs="Calibri"/>
+          <w:i/>
+          <w:lang w:val="nl"/>
+        </w:rPr>
+        <w:t>r per jaar plaatsv</w:t>
+      </w:r>
+      <w:r>
+        <w:rPr>
+          <w:rFonts w:eastAsia="Calibri" w:cs="Calibri"/>
+          <w:i/>
+          <w:lang w:val="nl"/>
+        </w:rPr>
+        <w:t>i</w:t>
+      </w:r>
+      <w:r>
+        <w:rPr>
+          <w:rFonts w:eastAsia="Calibri" w:cs="Calibri"/>
+          <w:i/>
+          <w:lang w:val="nl"/>
+        </w:rPr>
+        <w:t>nd</w:t>
+      </w:r>
+      <w:r>
+        <w:rPr>
+          <w:rFonts w:eastAsia="Calibri" w:cs="Calibri"/>
+          <w:i/>
+          <w:lang w:val="nl"/>
+        </w:rPr>
+        <w:t>t</w:t>
+      </w:r>
+      <w:r>
+        <w:rPr>
+          <w:rFonts w:eastAsia="Calibri" w:cs="Calibri"/>
+          <w:i/>
+          <w:lang w:val="nl"/>
+        </w:rPr>
+        <w:t xml:space="preserve"> </w:t>
+      </w:r>
+      <w:r>
+        <w:rPr>
+          <w:rFonts w:eastAsia="Calibri" w:cs="Calibri"/>
+          <w:i/>
+          <w:iCs/>
+          <w:szCs w:val="22"/>
+          <w:lang w:val="nl"/>
+        </w:rPr>
+        <w:t xml:space="preserve">op </w:t>
+      </w:r>
+      <w:r>
+        <w:rPr>
+          <w:rFonts w:eastAsia="Calibri" w:cs="Calibri"/>
+          <w:i/>
+          <w:iCs/>
+          <w:szCs w:val="22"/>
+          <w:lang w:val="nl"/>
+        </w:rPr>
+        <w:t>het</w:t>
+      </w:r>
+      <w:r>
+        <w:rPr>
+          <w:rFonts w:eastAsia="Calibri" w:cs="Calibri"/>
+          <w:i/>
+          <w:iCs/>
+          <w:szCs w:val="22"/>
+          <w:lang w:val="nl"/>
+        </w:rPr>
+        <w:t xml:space="preserve"> </w:t>
+      </w:r>
+      <w:r>
+        <w:rPr>
+          <w:rFonts w:eastAsia="Calibri" w:cs="Calibri"/>
+          <w:i/>
+          <w:iCs/>
+          <w:szCs w:val="22"/>
+          <w:lang w:val="nl"/>
+        </w:rPr>
+        <w:t xml:space="preserve">ceremoniële </w:t>
+      </w:r>
+      <w:r>
+        <w:rPr>
+          <w:rFonts w:eastAsia="Calibri" w:cs="Calibri"/>
+          <w:i/>
+          <w:iCs/>
+          <w:szCs w:val="22"/>
+          <w:lang w:val="nl"/>
+        </w:rPr>
+        <w:t>wandelpa</w:t>
+      </w:r>
+      <w:r>
+        <w:rPr>
+          <w:rFonts w:eastAsia="Calibri" w:cs="Calibri"/>
+          <w:i/>
+          <w:iCs/>
+          <w:szCs w:val="22"/>
+          <w:lang w:val="nl"/>
+        </w:rPr>
+        <w:t xml:space="preserve">d </w:t>
+      </w:r>
+      <w:r>
+        <w:rPr>
+          <w:rFonts w:eastAsia="Calibri" w:cs="Calibri"/>
+          <w:i/>
+          <w:iCs/>
+          <w:szCs w:val="22"/>
+          <w:lang w:val="nl"/>
+        </w:rPr>
+        <w:t xml:space="preserve">van deze </w:t>
+      </w:r>
+      <w:r>
+        <w:rPr>
+          <w:rFonts w:eastAsia="Calibri" w:cs="Calibri"/>
+          <w:i/>
+          <w:iCs/>
+          <w:szCs w:val="22"/>
+          <w:lang w:val="nl"/>
+        </w:rPr>
+        <w:t>temple.</w:t>
       </w:r>
     </w:p>
     <w:p>
       <w:pPr>
-        <w:pStyle w:val="Heading1"/>
+        <w:pStyle w:val="Plattetekstinspringen"/>
+        <w:ind w:left="708"/>
+        <w:rPr>
+          <w:rFonts w:eastAsia="Calibri" w:cs="Calibri"/>
+          <w:i/>
+          <w:szCs w:val="22"/>
+          <w:lang w:val="nl"/>
+        </w:rPr>
+      </w:pPr>
+      <w:r>
+        <w:rPr>
+          <w:rFonts w:eastAsia="Calibri" w:cs="Calibri"/>
+          <w:i/>
+          <w:iCs/>
+          <w:szCs w:val="22"/>
+          <w:lang w:val="nl"/>
+        </w:rPr>
+        <w:t xml:space="preserve">Hiervoor werken wij </w:t>
+      </w:r>
+      <w:r>
+        <w:rPr>
+          <w:rFonts w:eastAsia="Calibri" w:cs="Calibri"/>
+          <w:i/>
+          <w:iCs/>
+          <w:szCs w:val="22"/>
+          <w:lang w:val="nl"/>
+        </w:rPr>
+        <w:t>dus samen</w:t>
+      </w:r>
+      <w:r>
+        <w:rPr>
+          <w:rFonts w:eastAsia="Calibri" w:cs="Calibri"/>
+          <w:i/>
+          <w:iCs/>
+          <w:szCs w:val="22"/>
+          <w:lang w:val="nl"/>
+        </w:rPr>
+        <w:t xml:space="preserve"> </w:t>
+      </w:r>
+      <w:r>
+        <w:rPr>
+          <w:rFonts w:eastAsia="Calibri" w:cs="Calibri"/>
+          <w:i/>
+          <w:iCs/>
+          <w:szCs w:val="22"/>
+          <w:lang w:val="nl"/>
+        </w:rPr>
+        <w:t xml:space="preserve">met </w:t>
+      </w:r>
+      <w:r>
+        <w:rPr>
+          <w:rFonts w:eastAsia="Calibri" w:cs="Calibri"/>
+          <w:i/>
+          <w:iCs/>
+          <w:szCs w:val="22"/>
+          <w:lang w:val="nl"/>
+        </w:rPr>
+        <w:t xml:space="preserve">een universiteit </w:t>
+      </w:r>
+      <w:r>
+        <w:rPr>
+          <w:rFonts w:eastAsia="Calibri" w:cs="Calibri"/>
+          <w:i/>
+          <w:iCs/>
+          <w:szCs w:val="22"/>
+          <w:lang w:val="nl"/>
+        </w:rPr>
+        <w:t xml:space="preserve">in thailand </w:t>
+      </w:r>
+      <w:r>
+        <w:rPr>
+          <w:rFonts w:eastAsia="Calibri" w:cs="Calibri"/>
+          <w:i/>
+          <w:iCs/>
+          <w:szCs w:val="22"/>
+          <w:lang w:val="nl"/>
+        </w:rPr>
+        <w:t xml:space="preserve">om dit project </w:t>
+      </w:r>
+      <w:r>
+        <w:rPr>
+          <w:rFonts w:eastAsia="Calibri" w:cs="Calibri"/>
+          <w:i/>
+          <w:iCs/>
+          <w:szCs w:val="22"/>
+          <w:lang w:val="nl"/>
+        </w:rPr>
+        <w:t xml:space="preserve">een succes te maken </w:t>
+      </w:r>
+      <w:r>
+        <w:rPr>
+          <w:rFonts w:eastAsia="Calibri" w:cs="Calibri"/>
+          <w:i/>
+          <w:iCs/>
+          <w:szCs w:val="22"/>
+          <w:lang w:val="nl"/>
+        </w:rPr>
+        <w:t xml:space="preserve">voor </w:t>
+      </w:r>
+      <w:r>
+        <w:rPr>
+          <w:rFonts w:eastAsia="Calibri" w:cs="Calibri"/>
+          <w:i/>
+          <w:iCs/>
+          <w:szCs w:val="22"/>
+          <w:lang w:val="nl"/>
+        </w:rPr>
+        <w:t xml:space="preserve">de HUT </w:t>
+      </w:r>
+      <w:r>
+        <w:rPr>
+          <w:rFonts w:eastAsia="Calibri" w:cs="Calibri"/>
+          <w:i/>
+          <w:iCs/>
+          <w:szCs w:val="22"/>
+          <w:lang w:val="nl"/>
+        </w:rPr>
+        <w:t>vzw.</w:t>
+      </w:r>
+      <w:r>
+        <w:rPr>
+          <w:rFonts w:eastAsia="Calibri" w:cs="Calibri"/>
+          <w:i/>
+          <w:iCs/>
+          <w:szCs w:val="22"/>
+          <w:lang w:val="nl"/>
+        </w:rPr>
+        <w:t xml:space="preserve"> </w:t>
+      </w:r>
+      <w:r>
+        <w:rPr>
+          <w:rFonts w:eastAsia="Calibri" w:cs="Calibri"/>
+          <w:i/>
+          <w:iCs/>
+          <w:szCs w:val="22"/>
+          <w:lang w:val="nl"/>
+        </w:rPr>
+        <w:t>Zij maken de</w:t>
+      </w:r>
+      <w:r>
+        <w:rPr>
+          <w:rFonts w:eastAsia="Calibri" w:cs="Calibri"/>
+          <w:i/>
+          <w:iCs/>
+          <w:szCs w:val="22"/>
+          <w:lang w:val="nl"/>
+        </w:rPr>
+        <w:t xml:space="preserve"> </w:t>
+      </w:r>
+      <w:r>
+        <w:rPr>
+          <w:rFonts w:eastAsia="Calibri" w:cs="Calibri"/>
+          <w:i/>
+          <w:iCs/>
+          <w:szCs w:val="22"/>
+          <w:lang w:val="nl"/>
+        </w:rPr>
+        <w:t xml:space="preserve">3D </w:t>
+      </w:r>
+      <w:r>
+        <w:rPr>
+          <w:rFonts w:eastAsia="Calibri" w:cs="Calibri"/>
+          <w:i/>
+          <w:iCs/>
+          <w:szCs w:val="22"/>
+          <w:lang w:val="nl"/>
+        </w:rPr>
+        <w:t xml:space="preserve">modellen </w:t>
+      </w:r>
+      <w:r>
+        <w:rPr>
+          <w:rFonts w:eastAsia="Calibri" w:cs="Calibri"/>
+          <w:i/>
+          <w:iCs/>
+          <w:szCs w:val="22"/>
+          <w:lang w:val="nl"/>
+        </w:rPr>
+        <w:t>terwijl wij ze implementeren</w:t>
+      </w:r>
+      <w:r>
+        <w:rPr>
+          <w:rFonts w:eastAsia="Calibri" w:cs="Calibri"/>
+          <w:i/>
+          <w:iCs/>
+          <w:szCs w:val="22"/>
+          <w:lang w:val="nl"/>
+        </w:rPr>
+        <w:t xml:space="preserve"> </w:t>
+      </w:r>
+      <w:r>
+        <w:rPr>
+          <w:rFonts w:eastAsia="Calibri" w:cs="Calibri"/>
+          <w:i/>
+          <w:iCs/>
+          <w:szCs w:val="22"/>
+          <w:lang w:val="nl"/>
+        </w:rPr>
+        <w:t xml:space="preserve">en </w:t>
+      </w:r>
+      <w:r>
+        <w:rPr>
+          <w:rFonts w:eastAsia="Calibri" w:cs="Calibri"/>
+          <w:i/>
+          <w:iCs/>
+          <w:szCs w:val="22"/>
+          <w:lang w:val="nl"/>
+        </w:rPr>
+        <w:t xml:space="preserve">alles samenvoegen </w:t>
+      </w:r>
+      <w:r>
+        <w:rPr>
+          <w:rFonts w:eastAsia="Calibri" w:cs="Calibri"/>
+          <w:i/>
+          <w:iCs/>
+          <w:szCs w:val="22"/>
+          <w:lang w:val="nl"/>
+        </w:rPr>
+        <w:t xml:space="preserve">in een </w:t>
+      </w:r>
+      <w:r>
+        <w:rPr>
+          <w:rFonts w:eastAsia="Calibri" w:cs="Calibri"/>
+          <w:i/>
+          <w:iCs/>
+          <w:szCs w:val="22"/>
+          <w:lang w:val="nl"/>
+        </w:rPr>
+        <w:t xml:space="preserve">toffe </w:t>
+      </w:r>
+      <w:r>
+        <w:rPr>
+          <w:rFonts w:eastAsia="Calibri" w:cs="Calibri"/>
+          <w:i/>
+          <w:iCs/>
+          <w:szCs w:val="22"/>
+          <w:lang w:val="nl"/>
+        </w:rPr>
+        <w:t xml:space="preserve">en leervolle </w:t>
+      </w:r>
+      <w:r>
+        <w:rPr>
+          <w:rFonts w:eastAsia="Calibri" w:cs="Calibri"/>
+          <w:i/>
+          <w:iCs/>
+          <w:szCs w:val="22"/>
+          <w:lang w:val="nl"/>
+        </w:rPr>
+        <w:t xml:space="preserve">ervaring </w:t>
+      </w:r>
+      <w:r>
+        <w:rPr>
+          <w:rFonts w:eastAsia="Calibri" w:cs="Calibri"/>
+          <w:i/>
+          <w:iCs/>
+          <w:szCs w:val="22"/>
+          <w:lang w:val="nl"/>
+        </w:rPr>
+        <w:t xml:space="preserve">in de </w:t>
+      </w:r>
+      <w:r>
+        <w:rPr>
+          <w:rFonts w:eastAsia="Calibri" w:cs="Calibri"/>
+          <w:i/>
+          <w:iCs/>
+          <w:szCs w:val="22"/>
+          <w:lang w:val="nl"/>
+        </w:rPr>
+        <w:t>temple</w:t>
+      </w:r>
+      <w:r>
+        <w:rPr>
+          <w:rFonts w:eastAsia="Calibri" w:cs="Calibri"/>
+          <w:i/>
+          <w:iCs/>
+          <w:szCs w:val="22"/>
+          <w:lang w:val="nl"/>
+        </w:rPr>
+        <w:t>.</w:t>
+      </w:r>
+    </w:p>
+    <w:p>
+      <w:pPr>
+        <w:pStyle w:val="Plattetekstinspringen"/>
+        <w:ind w:left="0" w:firstLine="708"/>
+        <w:rPr>
+          <w:i/>
+          <w:lang w:val="nl"/>
+        </w:rPr>
+      </w:pPr>
+    </w:p>
+    <w:p>
+      <w:pPr>
+        <w:pStyle w:val="Kop1"/>
       </w:pPr>
       <w:bookmarkStart w:id="15" w:name="_Toc378765631"/>
-      <w:bookmarkStart w:id="16" w:name="_Toc15980066"/>
+      <w:bookmarkStart w:id="16" w:name="_Toc243507275"/>
       <w:bookmarkEnd w:id="8"/>
       <w:bookmarkEnd w:id="9"/>
       <w:bookmarkEnd w:id="10"/>
@@ -3558,10 +4415,6 @@
     <w:p>
       <w:pPr>
         <w:ind w:left="851"/>
-        <w:rPr>
-          <w:i/>
-          <w:iCs/>
-        </w:rPr>
       </w:pPr>
       <w:r>
         <w:rPr>
@@ -3576,15 +4429,77 @@
         <w:ind w:left="851"/>
         <w:rPr>
           <w:i/>
-          <w:iCs/>
-        </w:rPr>
-      </w:pPr>
-      <w:r>
-        <w:rPr>
-          <w:i/>
-          <w:iCs/>
-        </w:rPr>
-        <w:t xml:space="preserve">[TIP ! Dit kan m.b.v. diagrammen zoals </w:t>
+        </w:rPr>
+      </w:pPr>
+      <w:r>
+        <w:rPr>
+          <w:i/>
+          <w:iCs/>
+        </w:rPr>
+        <w:t xml:space="preserve">Tegenwoordig </w:t>
+      </w:r>
+      <w:r>
+        <w:rPr>
+          <w:i/>
+          <w:iCs/>
+        </w:rPr>
+        <w:t>zijn</w:t>
+      </w:r>
+      <w:r>
+        <w:rPr>
+          <w:i/>
+          <w:iCs/>
+        </w:rPr>
+        <w:t xml:space="preserve"> er nog heel weinig </w:t>
+      </w:r>
+      <w:r>
+        <w:rPr>
+          <w:i/>
+          <w:iCs/>
+        </w:rPr>
+        <w:t>VR-</w:t>
+      </w:r>
+      <w:r>
+        <w:rPr>
+          <w:i/>
+          <w:iCs/>
+        </w:rPr>
+        <w:t>rondleidingen</w:t>
+      </w:r>
+      <w:r>
+        <w:rPr>
+          <w:i/>
+          <w:iCs/>
+        </w:rPr>
+        <w:t xml:space="preserve"> beschikbaar waardoor meer afgelegen</w:t>
+      </w:r>
+      <w:r>
+        <w:rPr>
+          <w:i/>
+          <w:iCs/>
+        </w:rPr>
+        <w:t xml:space="preserve"> of kleine</w:t>
+      </w:r>
+      <w:r>
+        <w:rPr>
+          <w:i/>
+          <w:iCs/>
+        </w:rPr>
+        <w:t xml:space="preserve"> plaatse</w:t>
+      </w:r>
+      <w:r>
+        <w:rPr>
+          <w:i/>
+          <w:iCs/>
+        </w:rPr>
+        <w:t xml:space="preserve">n / musea </w:t>
+      </w:r>
+      <w:r>
+        <w:rPr>
+          <w:i/>
+          <w:iCs/>
+        </w:rPr>
+        <w:t xml:space="preserve"> zoals de </w:t>
       </w:r>
       <w:proofErr w:type="spellStart"/>
       <w:r>
@@ -3592,7 +4507,7 @@
           <w:i/>
           <w:iCs/>
         </w:rPr>
-        <w:t>activiteitsdiagrammen</w:t>
+        <w:t>phanom</w:t>
       </w:r>
       <w:proofErr w:type="spellEnd"/>
       <w:r>
@@ -3600,55 +4515,256 @@
           <w:i/>
           <w:iCs/>
         </w:rPr>
-        <w:t xml:space="preserve"> voor processen, </w:t>
-      </w:r>
-      <w:r>
-        <w:rPr>
-          <w:i/>
-          <w:iCs/>
-        </w:rPr>
-        <w:t xml:space="preserve">BPMN, </w:t>
-      </w:r>
-      <w:r>
-        <w:rPr>
-          <w:i/>
-          <w:iCs/>
-        </w:rPr>
-        <w:t xml:space="preserve">toestandsdiagrammen </w:t>
-      </w:r>
-      <w:r>
-        <w:rPr>
-          <w:i/>
-          <w:iCs/>
-        </w:rPr>
-        <w:t>voor toestandsveranderingen, sequen</w:t>
-      </w:r>
-      <w:r>
-        <w:rPr>
-          <w:i/>
-          <w:iCs/>
-        </w:rPr>
-        <w:t>tie</w:t>
-      </w:r>
-      <w:r>
-        <w:rPr>
-          <w:i/>
-          <w:iCs/>
-        </w:rPr>
-        <w:t>diagrammen…]</w:t>
+        <w:t xml:space="preserve"> </w:t>
+      </w:r>
+      <w:proofErr w:type="spellStart"/>
+      <w:r>
+        <w:rPr>
+          <w:i/>
+          <w:iCs/>
+        </w:rPr>
+        <w:t>rung</w:t>
+      </w:r>
+      <w:proofErr w:type="spellEnd"/>
+      <w:r>
+        <w:rPr>
+          <w:i/>
+          <w:iCs/>
+        </w:rPr>
+        <w:t xml:space="preserve"> enkel lokaal bekend zijn</w:t>
+      </w:r>
+      <w:r>
+        <w:rPr>
+          <w:i/>
+          <w:iCs/>
+        </w:rPr>
+        <w:t xml:space="preserve">. De </w:t>
+      </w:r>
+      <w:proofErr w:type="spellStart"/>
+      <w:r>
+        <w:rPr>
+          <w:i/>
+          <w:iCs/>
+        </w:rPr>
+        <w:t>phanom</w:t>
+      </w:r>
+      <w:proofErr w:type="spellEnd"/>
+      <w:r>
+        <w:rPr>
+          <w:i/>
+          <w:iCs/>
+        </w:rPr>
+        <w:t xml:space="preserve"> </w:t>
+      </w:r>
+      <w:proofErr w:type="spellStart"/>
+      <w:r>
+        <w:rPr>
+          <w:i/>
+          <w:iCs/>
+        </w:rPr>
+        <w:t>rung</w:t>
+      </w:r>
+      <w:proofErr w:type="spellEnd"/>
+      <w:r>
+        <w:rPr>
+          <w:i/>
+          <w:iCs/>
+        </w:rPr>
+        <w:t xml:space="preserve"> is </w:t>
+      </w:r>
+      <w:r>
+        <w:rPr>
+          <w:i/>
+          <w:iCs/>
+        </w:rPr>
+        <w:t xml:space="preserve">een plaats </w:t>
+      </w:r>
+      <w:r>
+        <w:rPr>
+          <w:i/>
+          <w:iCs/>
+        </w:rPr>
+        <w:t xml:space="preserve">die </w:t>
+      </w:r>
+      <w:r>
+        <w:rPr>
+          <w:i/>
+          <w:iCs/>
+        </w:rPr>
+        <w:t xml:space="preserve">zo'n </w:t>
+      </w:r>
+      <w:r>
+        <w:rPr>
+          <w:i/>
+          <w:iCs/>
+        </w:rPr>
+        <w:t>5uur</w:t>
+      </w:r>
+      <w:r>
+        <w:rPr>
+          <w:i/>
+          <w:iCs/>
+        </w:rPr>
+        <w:t xml:space="preserve"> van </w:t>
+      </w:r>
+      <w:proofErr w:type="spellStart"/>
+      <w:r>
+        <w:rPr>
+          <w:i/>
+          <w:iCs/>
+        </w:rPr>
+        <w:t>bangkok</w:t>
+      </w:r>
+      <w:proofErr w:type="spellEnd"/>
+      <w:r>
+        <w:rPr>
+          <w:i/>
+          <w:iCs/>
+        </w:rPr>
+        <w:t xml:space="preserve"> ligt</w:t>
+      </w:r>
+      <w:r>
+        <w:rPr>
+          <w:i/>
+          <w:iCs/>
+        </w:rPr>
+        <w:t xml:space="preserve">. Dit maakt </w:t>
+      </w:r>
+      <w:r>
+        <w:rPr>
+          <w:i/>
+          <w:iCs/>
+        </w:rPr>
+        <w:t xml:space="preserve">het dus een </w:t>
+      </w:r>
+      <w:r>
+        <w:rPr>
+          <w:i/>
+          <w:iCs/>
+        </w:rPr>
+        <w:t>monument dat</w:t>
+      </w:r>
+      <w:r>
+        <w:rPr>
+          <w:i/>
+          <w:iCs/>
+        </w:rPr>
+        <w:t xml:space="preserve"> </w:t>
+      </w:r>
+      <w:r>
+        <w:rPr>
+          <w:i/>
+          <w:iCs/>
+        </w:rPr>
+        <w:t xml:space="preserve">bijna </w:t>
+      </w:r>
+      <w:r>
+        <w:rPr>
+          <w:i/>
+          <w:iCs/>
+        </w:rPr>
+        <w:t xml:space="preserve">alleen </w:t>
+      </w:r>
+      <w:r>
+        <w:rPr>
+          <w:i/>
+          <w:iCs/>
+        </w:rPr>
+        <w:t xml:space="preserve">lokaal wordt </w:t>
+      </w:r>
+      <w:r>
+        <w:rPr>
+          <w:i/>
+          <w:iCs/>
+        </w:rPr>
+        <w:t>bezocht</w:t>
+      </w:r>
+      <w:r>
+        <w:rPr>
+          <w:i/>
+          <w:iCs/>
+        </w:rPr>
+        <w:t>.</w:t>
       </w:r>
     </w:p>
     <w:p>
       <w:pPr>
         <w:ind w:left="851"/>
-      </w:pPr>
+        <w:rPr>
+          <w:i/>
+          <w:iCs/>
+        </w:rPr>
+      </w:pPr>
+      <w:r>
+        <w:rPr>
+          <w:i/>
+          <w:iCs/>
+        </w:rPr>
+        <w:t xml:space="preserve">[TIP ! Dit kan m.b.v. diagrammen zoals </w:t>
+      </w:r>
+      <w:proofErr w:type="spellStart"/>
+      <w:r>
+        <w:rPr>
+          <w:i/>
+          <w:iCs/>
+        </w:rPr>
+        <w:t>activiteitsdiagrammen</w:t>
+      </w:r>
+      <w:proofErr w:type="spellEnd"/>
+      <w:r>
+        <w:rPr>
+          <w:i/>
+          <w:iCs/>
+        </w:rPr>
+        <w:t xml:space="preserve"> voor processen, </w:t>
+      </w:r>
+      <w:r>
+        <w:rPr>
+          <w:i/>
+          <w:iCs/>
+        </w:rPr>
+        <w:t xml:space="preserve">BPMN, </w:t>
+      </w:r>
+      <w:r>
+        <w:rPr>
+          <w:i/>
+          <w:iCs/>
+        </w:rPr>
+        <w:t xml:space="preserve">toestandsdiagrammen </w:t>
+      </w:r>
+      <w:r>
+        <w:rPr>
+          <w:i/>
+          <w:iCs/>
+        </w:rPr>
+        <w:t>voor toestandsveranderingen, sequen</w:t>
+      </w:r>
+      <w:r>
+        <w:rPr>
+          <w:i/>
+          <w:iCs/>
+        </w:rPr>
+        <w:t>tie</w:t>
+      </w:r>
+      <w:r>
+        <w:rPr>
+          <w:i/>
+          <w:iCs/>
+        </w:rPr>
+        <w:t>diagrammen…]</w:t>
+      </w:r>
     </w:p>
     <w:p>
       <w:pPr>
-        <w:pStyle w:val="Heading1"/>
+        <w:ind w:left="851"/>
+      </w:pPr>
+    </w:p>
+    <w:p>
+      <w:pPr>
+        <w:pStyle w:val="Kop1"/>
       </w:pPr>
       <w:bookmarkStart w:id="17" w:name="_Toc378765632"/>
-      <w:bookmarkStart w:id="18" w:name="_Toc15980067"/>
+      <w:bookmarkStart w:id="18" w:name="_Toc243507276"/>
       <w:r>
         <w:t xml:space="preserve">Situatie </w:t>
       </w:r>
@@ -3662,12 +4778,8 @@
     </w:p>
     <w:p>
       <w:pPr>
-        <w:pStyle w:val="BodyTextIndent"/>
+        <w:pStyle w:val="Plattetekstinspringen"/>
         <w:ind w:left="1555"/>
-        <w:rPr>
-          <w:i/>
-          <w:iCs/>
-        </w:rPr>
       </w:pPr>
       <w:r>
         <w:rPr>
@@ -3838,9 +4950,587 @@
     </w:p>
     <w:p>
       <w:pPr>
-        <w:pStyle w:val="Heading2"/>
-      </w:pPr>
-      <w:bookmarkStart w:id="19" w:name="_Toc15980068"/>
+        <w:pStyle w:val="Plattetekstinspringen"/>
+        <w:numPr>
+          <w:ilvl w:val="0"/>
+          <w:numId w:val="16"/>
+        </w:numPr>
+        <w:rPr>
+          <w:i/>
+          <w:iCs/>
+        </w:rPr>
+      </w:pPr>
+      <w:r>
+        <w:rPr>
+          <w:i/>
+          <w:iCs/>
+        </w:rPr>
+        <w:t xml:space="preserve">Je begint voor de </w:t>
+      </w:r>
+      <w:proofErr w:type="spellStart"/>
+      <w:r>
+        <w:rPr>
+          <w:i/>
+          <w:iCs/>
+        </w:rPr>
+        <w:t>Phanom</w:t>
+      </w:r>
+      <w:proofErr w:type="spellEnd"/>
+      <w:r>
+        <w:rPr>
+          <w:i/>
+          <w:iCs/>
+        </w:rPr>
+        <w:t xml:space="preserve"> </w:t>
+      </w:r>
+      <w:proofErr w:type="spellStart"/>
+      <w:r>
+        <w:rPr>
+          <w:i/>
+          <w:iCs/>
+        </w:rPr>
+        <w:t>R</w:t>
+      </w:r>
+      <w:r>
+        <w:rPr>
+          <w:i/>
+          <w:iCs/>
+        </w:rPr>
+        <w:t>ung</w:t>
+      </w:r>
+      <w:proofErr w:type="spellEnd"/>
+      <w:r>
+        <w:rPr>
+          <w:i/>
+          <w:iCs/>
+        </w:rPr>
+        <w:t xml:space="preserve"> waar je </w:t>
+      </w:r>
+      <w:r>
+        <w:rPr>
+          <w:i/>
+          <w:iCs/>
+        </w:rPr>
+        <w:t xml:space="preserve">de </w:t>
+      </w:r>
+      <w:r>
+        <w:rPr>
+          <w:i/>
+          <w:iCs/>
+        </w:rPr>
+        <w:t xml:space="preserve">zon door de 15 </w:t>
+      </w:r>
+      <w:r>
+        <w:rPr>
+          <w:i/>
+          <w:iCs/>
+        </w:rPr>
+        <w:t xml:space="preserve">poorten </w:t>
+      </w:r>
+      <w:r>
+        <w:rPr>
+          <w:i/>
+          <w:iCs/>
+        </w:rPr>
+        <w:t xml:space="preserve">kan zien </w:t>
+      </w:r>
+      <w:r>
+        <w:rPr>
+          <w:i/>
+          <w:iCs/>
+        </w:rPr>
+        <w:t>schijnen</w:t>
+      </w:r>
+    </w:p>
+    <w:p>
+      <w:pPr>
+        <w:pStyle w:val="Plattetekstinspringen"/>
+        <w:numPr>
+          <w:ilvl w:val="0"/>
+          <w:numId w:val="16"/>
+        </w:numPr>
+        <w:rPr>
+          <w:i/>
+          <w:iCs/>
+        </w:rPr>
+      </w:pPr>
+      <w:r>
+        <w:rPr>
+          <w:i/>
+          <w:iCs/>
+        </w:rPr>
+        <w:t xml:space="preserve">Je wandelt in </w:t>
+      </w:r>
+      <w:r>
+        <w:rPr>
+          <w:i/>
+          <w:iCs/>
+        </w:rPr>
+        <w:t xml:space="preserve">de </w:t>
+      </w:r>
+      <w:proofErr w:type="spellStart"/>
+      <w:r>
+        <w:rPr>
+          <w:i/>
+          <w:iCs/>
+        </w:rPr>
+        <w:t>Phanom</w:t>
+      </w:r>
+      <w:proofErr w:type="spellEnd"/>
+      <w:r>
+        <w:rPr>
+          <w:i/>
+          <w:iCs/>
+        </w:rPr>
+        <w:t xml:space="preserve"> </w:t>
+      </w:r>
+      <w:proofErr w:type="spellStart"/>
+      <w:r>
+        <w:rPr>
+          <w:i/>
+          <w:iCs/>
+        </w:rPr>
+        <w:t>R</w:t>
+      </w:r>
+      <w:r>
+        <w:rPr>
+          <w:i/>
+          <w:iCs/>
+        </w:rPr>
+        <w:t>ung</w:t>
+      </w:r>
+      <w:proofErr w:type="spellEnd"/>
+      <w:r>
+        <w:rPr>
+          <w:i/>
+          <w:iCs/>
+        </w:rPr>
+        <w:t xml:space="preserve"> waar je </w:t>
+      </w:r>
+      <w:r>
+        <w:rPr>
+          <w:i/>
+          <w:iCs/>
+        </w:rPr>
+        <w:t xml:space="preserve">de verschillende </w:t>
+      </w:r>
+      <w:r>
+        <w:rPr>
+          <w:i/>
+          <w:iCs/>
+        </w:rPr>
+        <w:t>aspecten van de cultuur</w:t>
+      </w:r>
+      <w:r>
+        <w:rPr>
+          <w:i/>
+          <w:iCs/>
+        </w:rPr>
+        <w:t xml:space="preserve"> kan </w:t>
+      </w:r>
+      <w:r>
+        <w:rPr>
+          <w:i/>
+          <w:iCs/>
+        </w:rPr>
+        <w:t>bekijken</w:t>
+      </w:r>
+      <w:r>
+        <w:rPr>
+          <w:i/>
+          <w:iCs/>
+        </w:rPr>
+        <w:t>,</w:t>
+      </w:r>
+      <w:r>
+        <w:rPr>
+          <w:i/>
+          <w:iCs/>
+        </w:rPr>
+        <w:t xml:space="preserve"> zoals</w:t>
+      </w:r>
+      <w:r>
+        <w:rPr>
+          <w:i/>
+          <w:iCs/>
+        </w:rPr>
+        <w:t xml:space="preserve"> de kledij</w:t>
+      </w:r>
+      <w:r>
+        <w:rPr>
+          <w:i/>
+          <w:iCs/>
+        </w:rPr>
+        <w:t>, de instrumenten</w:t>
+      </w:r>
+      <w:r>
+        <w:rPr>
+          <w:i/>
+          <w:iCs/>
+        </w:rPr>
+        <w:t>,</w:t>
+      </w:r>
+      <w:r>
+        <w:rPr>
+          <w:i/>
+          <w:iCs/>
+        </w:rPr>
+        <w:t xml:space="preserve"> enz.</w:t>
+      </w:r>
+      <w:r>
+        <w:rPr>
+          <w:i/>
+          <w:iCs/>
+        </w:rPr>
+        <w:t xml:space="preserve"> </w:t>
+      </w:r>
+    </w:p>
+    <w:p>
+      <w:pPr>
+        <w:pStyle w:val="Plattetekstinspringen"/>
+        <w:numPr>
+          <w:ilvl w:val="0"/>
+          <w:numId w:val="16"/>
+        </w:numPr>
+        <w:rPr>
+          <w:i/>
+        </w:rPr>
+      </w:pPr>
+      <w:r>
+        <w:rPr>
+          <w:i/>
+          <w:iCs/>
+        </w:rPr>
+        <w:lastRenderedPageBreak/>
+        <w:t xml:space="preserve">Wanneer je uit </w:t>
+      </w:r>
+      <w:r>
+        <w:rPr>
+          <w:i/>
+          <w:iCs/>
+        </w:rPr>
+        <w:t xml:space="preserve">de </w:t>
+      </w:r>
+      <w:proofErr w:type="spellStart"/>
+      <w:r>
+        <w:rPr>
+          <w:i/>
+          <w:iCs/>
+        </w:rPr>
+        <w:t>Phanom</w:t>
+      </w:r>
+      <w:proofErr w:type="spellEnd"/>
+      <w:r>
+        <w:rPr>
+          <w:i/>
+          <w:iCs/>
+        </w:rPr>
+        <w:t xml:space="preserve"> </w:t>
+      </w:r>
+      <w:proofErr w:type="spellStart"/>
+      <w:r>
+        <w:rPr>
+          <w:i/>
+          <w:iCs/>
+        </w:rPr>
+        <w:t>R</w:t>
+      </w:r>
+      <w:r>
+        <w:rPr>
+          <w:i/>
+          <w:iCs/>
+        </w:rPr>
+        <w:t>ung</w:t>
+      </w:r>
+      <w:proofErr w:type="spellEnd"/>
+      <w:r>
+        <w:rPr>
+          <w:i/>
+          <w:iCs/>
+        </w:rPr>
+        <w:t xml:space="preserve"> wandel</w:t>
+      </w:r>
+      <w:r>
+        <w:rPr>
+          <w:i/>
+          <w:iCs/>
+        </w:rPr>
+        <w:t>t</w:t>
+      </w:r>
+      <w:r>
+        <w:rPr>
+          <w:i/>
+          <w:iCs/>
+        </w:rPr>
+        <w:t xml:space="preserve"> wordt het nacht </w:t>
+      </w:r>
+      <w:r>
+        <w:rPr>
+          <w:i/>
+          <w:iCs/>
+        </w:rPr>
+        <w:t xml:space="preserve">met een </w:t>
+      </w:r>
+      <w:r>
+        <w:rPr>
+          <w:i/>
+          <w:iCs/>
+        </w:rPr>
+        <w:t xml:space="preserve">overgang waarna </w:t>
+      </w:r>
+      <w:r>
+        <w:rPr>
+          <w:i/>
+          <w:iCs/>
+        </w:rPr>
+        <w:t xml:space="preserve">je het </w:t>
+      </w:r>
+      <w:proofErr w:type="spellStart"/>
+      <w:r>
+        <w:rPr>
+          <w:i/>
+          <w:iCs/>
+        </w:rPr>
+        <w:t>P</w:t>
+      </w:r>
+      <w:r>
+        <w:rPr>
+          <w:i/>
+          <w:iCs/>
+        </w:rPr>
+        <w:t>hanom</w:t>
+      </w:r>
+      <w:proofErr w:type="spellEnd"/>
+      <w:r>
+        <w:rPr>
+          <w:i/>
+          <w:iCs/>
+        </w:rPr>
+        <w:t xml:space="preserve"> </w:t>
+      </w:r>
+      <w:proofErr w:type="spellStart"/>
+      <w:r>
+        <w:rPr>
+          <w:i/>
+          <w:iCs/>
+        </w:rPr>
+        <w:t>R</w:t>
+      </w:r>
+      <w:r>
+        <w:rPr>
+          <w:i/>
+          <w:iCs/>
+        </w:rPr>
+        <w:t>ung</w:t>
+      </w:r>
+      <w:proofErr w:type="spellEnd"/>
+      <w:r>
+        <w:rPr>
+          <w:i/>
+          <w:iCs/>
+        </w:rPr>
+        <w:t xml:space="preserve"> festival </w:t>
+      </w:r>
+      <w:r>
+        <w:rPr>
+          <w:i/>
+          <w:iCs/>
+        </w:rPr>
+        <w:t xml:space="preserve">in al zijn glorie kan </w:t>
+      </w:r>
+      <w:r>
+        <w:rPr>
+          <w:i/>
+          <w:iCs/>
+        </w:rPr>
+        <w:t xml:space="preserve">beleven. </w:t>
+      </w:r>
+      <w:r>
+        <w:rPr>
+          <w:i/>
+          <w:iCs/>
+        </w:rPr>
+        <w:t xml:space="preserve">Tijdens dit evenement kan je verschillende </w:t>
+      </w:r>
+      <w:r>
+        <w:rPr>
+          <w:i/>
+          <w:iCs/>
+        </w:rPr>
+        <w:t xml:space="preserve">spellen </w:t>
+      </w:r>
+      <w:r>
+        <w:rPr>
+          <w:i/>
+          <w:iCs/>
+        </w:rPr>
+        <w:t xml:space="preserve">spelen en kijken </w:t>
+      </w:r>
+      <w:r>
+        <w:rPr>
+          <w:i/>
+          <w:iCs/>
+        </w:rPr>
+        <w:t xml:space="preserve">naar </w:t>
+      </w:r>
+      <w:r>
+        <w:rPr>
+          <w:i/>
+          <w:iCs/>
+        </w:rPr>
+        <w:t xml:space="preserve">het festival </w:t>
+      </w:r>
+      <w:r>
+        <w:rPr>
+          <w:i/>
+          <w:iCs/>
+        </w:rPr>
+        <w:t>zelf</w:t>
+      </w:r>
+      <w:r>
+        <w:rPr>
+          <w:i/>
+          <w:iCs/>
+        </w:rPr>
+        <w:t xml:space="preserve">. </w:t>
+      </w:r>
+      <w:r>
+        <w:rPr>
+          <w:i/>
+          <w:iCs/>
+        </w:rPr>
+        <w:t xml:space="preserve">Allemaal terwijl er kleine markt kraampjes staan </w:t>
+      </w:r>
+      <w:r>
+        <w:rPr>
+          <w:i/>
+          <w:iCs/>
+        </w:rPr>
+        <w:t xml:space="preserve">met </w:t>
+      </w:r>
+      <w:r>
+        <w:rPr>
+          <w:i/>
+          <w:iCs/>
+        </w:rPr>
+        <w:t xml:space="preserve">traditionele gerechten </w:t>
+      </w:r>
+      <w:r>
+        <w:rPr>
+          <w:i/>
+          <w:iCs/>
+        </w:rPr>
+        <w:t xml:space="preserve">uit </w:t>
+      </w:r>
+      <w:r>
+        <w:rPr>
+          <w:i/>
+          <w:iCs/>
+        </w:rPr>
+        <w:t>Thailand</w:t>
+      </w:r>
+      <w:r>
+        <w:rPr>
+          <w:i/>
+          <w:iCs/>
+        </w:rPr>
+        <w:t>.</w:t>
+      </w:r>
+    </w:p>
+    <w:p>
+      <w:pPr>
+        <w:pStyle w:val="Plattetekstinspringen"/>
+        <w:ind w:left="1915"/>
+      </w:pPr>
+      <w:r>
+        <w:rPr>
+          <w:i/>
+          <w:iCs/>
+        </w:rPr>
+        <w:t xml:space="preserve">Dit zorgt ervoor dat </w:t>
+      </w:r>
+      <w:r>
+        <w:rPr>
+          <w:i/>
+          <w:iCs/>
+        </w:rPr>
+        <w:t xml:space="preserve">je een toffe </w:t>
+      </w:r>
+      <w:r>
+        <w:rPr>
+          <w:i/>
+          <w:iCs/>
+        </w:rPr>
+        <w:t xml:space="preserve">en </w:t>
+      </w:r>
+      <w:proofErr w:type="spellStart"/>
+      <w:r>
+        <w:rPr>
+          <w:i/>
+          <w:iCs/>
+        </w:rPr>
+        <w:t>leerijke</w:t>
+      </w:r>
+      <w:proofErr w:type="spellEnd"/>
+      <w:r>
+        <w:rPr>
+          <w:i/>
+          <w:iCs/>
+        </w:rPr>
+        <w:t xml:space="preserve"> </w:t>
+      </w:r>
+      <w:r>
+        <w:rPr>
+          <w:i/>
+          <w:iCs/>
+        </w:rPr>
+        <w:t xml:space="preserve">ervaring </w:t>
+      </w:r>
+      <w:r>
+        <w:rPr>
+          <w:i/>
+          <w:iCs/>
+        </w:rPr>
+        <w:t xml:space="preserve">hebt </w:t>
+      </w:r>
+      <w:r>
+        <w:rPr>
+          <w:i/>
+          <w:iCs/>
+        </w:rPr>
+        <w:t xml:space="preserve">in de virtuele </w:t>
+      </w:r>
+      <w:proofErr w:type="spellStart"/>
+      <w:r>
+        <w:rPr>
+          <w:i/>
+          <w:iCs/>
+        </w:rPr>
+        <w:t>Phanom</w:t>
+      </w:r>
+      <w:proofErr w:type="spellEnd"/>
+      <w:r>
+        <w:rPr>
+          <w:i/>
+          <w:iCs/>
+        </w:rPr>
+        <w:t xml:space="preserve"> </w:t>
+      </w:r>
+      <w:proofErr w:type="spellStart"/>
+      <w:r>
+        <w:rPr>
+          <w:i/>
+          <w:iCs/>
+        </w:rPr>
+        <w:t>Rung</w:t>
+      </w:r>
+      <w:proofErr w:type="spellEnd"/>
+    </w:p>
+    <w:p>
+      <w:pPr>
+        <w:pStyle w:val="Kop2"/>
+      </w:pPr>
+      <w:bookmarkStart w:id="19" w:name="_Toc243507277"/>
       <w:r>
         <w:t>Projectdefinitie</w:t>
       </w:r>
@@ -3848,7 +5538,7 @@
     </w:p>
     <w:p>
       <w:pPr>
-        <w:pStyle w:val="Heading2"/>
+        <w:pStyle w:val="Kop2"/>
         <w:keepLines/>
         <w:numPr>
           <w:ilvl w:val="1"/>
@@ -3866,7 +5556,7 @@
       </w:pPr>
       <w:bookmarkStart w:id="20" w:name="_Toc29979092"/>
       <w:bookmarkStart w:id="21" w:name="_Toc378765633"/>
-      <w:bookmarkStart w:id="22" w:name="_Toc15980069"/>
+      <w:bookmarkStart w:id="22" w:name="_Toc243507278"/>
       <w:r>
         <w:rPr>
           <w:sz w:val="22"/>
@@ -3879,7 +5569,7 @@
     </w:p>
     <w:p>
       <w:pPr>
-        <w:pStyle w:val="BodyTextIndent"/>
+        <w:pStyle w:val="Plattetekstinspringen"/>
         <w:ind w:left="1555"/>
         <w:rPr>
           <w:i/>
@@ -3896,7 +5586,357 @@
     </w:p>
     <w:p>
       <w:pPr>
-        <w:pStyle w:val="Heading2"/>
+        <w:pStyle w:val="Plattetekstinspringen"/>
+        <w:numPr>
+          <w:ilvl w:val="0"/>
+          <w:numId w:val="15"/>
+        </w:numPr>
+        <w:rPr>
+          <w:i/>
+          <w:iCs/>
+        </w:rPr>
+      </w:pPr>
+      <w:r>
+        <w:rPr>
+          <w:i/>
+          <w:iCs/>
+        </w:rPr>
+        <w:t>Het ontwikkelingen</w:t>
+      </w:r>
+      <w:r>
+        <w:rPr>
+          <w:i/>
+          <w:iCs/>
+        </w:rPr>
+        <w:t xml:space="preserve"> van een immersieve virtual </w:t>
+      </w:r>
+      <w:proofErr w:type="spellStart"/>
+      <w:r>
+        <w:rPr>
+          <w:i/>
+          <w:iCs/>
+        </w:rPr>
+        <w:t>reality</w:t>
+      </w:r>
+      <w:proofErr w:type="spellEnd"/>
+      <w:r>
+        <w:rPr>
+          <w:i/>
+          <w:iCs/>
+        </w:rPr>
+        <w:t xml:space="preserve"> applicatie die </w:t>
+      </w:r>
+      <w:r>
+        <w:rPr>
+          <w:i/>
+          <w:iCs/>
+        </w:rPr>
+        <w:t xml:space="preserve">het </w:t>
+      </w:r>
+      <w:proofErr w:type="spellStart"/>
+      <w:r>
+        <w:rPr>
+          <w:i/>
+          <w:iCs/>
+        </w:rPr>
+        <w:t>Phanom</w:t>
+      </w:r>
+      <w:proofErr w:type="spellEnd"/>
+      <w:r>
+        <w:rPr>
+          <w:i/>
+          <w:iCs/>
+        </w:rPr>
+        <w:t xml:space="preserve"> </w:t>
+      </w:r>
+      <w:proofErr w:type="spellStart"/>
+      <w:r>
+        <w:rPr>
+          <w:i/>
+          <w:iCs/>
+        </w:rPr>
+        <w:t>Rung</w:t>
+      </w:r>
+      <w:proofErr w:type="spellEnd"/>
+      <w:r>
+        <w:rPr>
+          <w:i/>
+          <w:iCs/>
+        </w:rPr>
+        <w:t xml:space="preserve"> festival </w:t>
+      </w:r>
+      <w:r>
+        <w:rPr>
+          <w:i/>
+          <w:iCs/>
+        </w:rPr>
+        <w:t xml:space="preserve">in </w:t>
+      </w:r>
+      <w:r>
+        <w:rPr>
+          <w:i/>
+          <w:iCs/>
+        </w:rPr>
+        <w:t>Thailand</w:t>
+      </w:r>
+      <w:r>
+        <w:rPr>
+          <w:i/>
+          <w:iCs/>
+        </w:rPr>
+        <w:t xml:space="preserve"> </w:t>
+      </w:r>
+      <w:r>
+        <w:rPr>
+          <w:i/>
+          <w:iCs/>
+        </w:rPr>
+        <w:t xml:space="preserve">digitaal tot leven </w:t>
+      </w:r>
+      <w:r>
+        <w:rPr>
+          <w:i/>
+          <w:iCs/>
+        </w:rPr>
+        <w:t>brengt</w:t>
+      </w:r>
+      <w:r>
+        <w:rPr>
+          <w:i/>
+          <w:iCs/>
+        </w:rPr>
+        <w:t>.</w:t>
+      </w:r>
+    </w:p>
+    <w:p>
+      <w:pPr>
+        <w:pStyle w:val="Plattetekstinspringen"/>
+        <w:numPr>
+          <w:ilvl w:val="0"/>
+          <w:numId w:val="15"/>
+        </w:numPr>
+        <w:rPr>
+          <w:i/>
+          <w:iCs/>
+        </w:rPr>
+      </w:pPr>
+      <w:r>
+        <w:rPr>
+          <w:i/>
+          <w:iCs/>
+        </w:rPr>
+        <w:t xml:space="preserve">Lokale </w:t>
+      </w:r>
+      <w:r>
+        <w:rPr>
+          <w:i/>
+          <w:iCs/>
+        </w:rPr>
+        <w:t>cultuur versterken en duurzaam toerisme</w:t>
+      </w:r>
+      <w:r>
+        <w:rPr>
+          <w:i/>
+          <w:iCs/>
+        </w:rPr>
+        <w:t xml:space="preserve"> vergroten door Thais</w:t>
+      </w:r>
+      <w:r>
+        <w:rPr>
+          <w:i/>
+          <w:iCs/>
+        </w:rPr>
+        <w:t xml:space="preserve"> cultuur er</w:t>
+      </w:r>
+      <w:r>
+        <w:rPr>
+          <w:i/>
+          <w:iCs/>
+        </w:rPr>
+        <w:t xml:space="preserve">fgoed te </w:t>
+      </w:r>
+      <w:r>
+        <w:rPr>
+          <w:i/>
+          <w:iCs/>
+        </w:rPr>
+        <w:t>verbinden</w:t>
+      </w:r>
+      <w:r>
+        <w:rPr>
+          <w:i/>
+          <w:iCs/>
+        </w:rPr>
+        <w:t xml:space="preserve"> met een wereldwijd pub</w:t>
+      </w:r>
+      <w:r>
+        <w:rPr>
+          <w:i/>
+          <w:iCs/>
+        </w:rPr>
+        <w:t>liek</w:t>
+      </w:r>
+      <w:r>
+        <w:rPr>
+          <w:i/>
+          <w:iCs/>
+        </w:rPr>
+        <w:t>.</w:t>
+      </w:r>
+    </w:p>
+    <w:p>
+      <w:pPr>
+        <w:pStyle w:val="Plattetekstinspringen"/>
+        <w:numPr>
+          <w:ilvl w:val="0"/>
+          <w:numId w:val="15"/>
+        </w:numPr>
+        <w:rPr>
+          <w:i/>
+          <w:iCs/>
+          <w:lang w:val="nl-BE"/>
+        </w:rPr>
+      </w:pPr>
+      <w:r>
+        <w:rPr>
+          <w:i/>
+          <w:iCs/>
+          <w:lang w:val="nl-BE"/>
+        </w:rPr>
+        <w:t xml:space="preserve">De Thaise </w:t>
+      </w:r>
+      <w:r>
+        <w:rPr>
+          <w:i/>
+          <w:iCs/>
+          <w:lang w:val="nl-BE"/>
+        </w:rPr>
+        <w:t>‘</w:t>
+      </w:r>
+      <w:r>
+        <w:rPr>
+          <w:i/>
+          <w:iCs/>
+          <w:lang w:val="nl-BE"/>
+        </w:rPr>
+        <w:t>5F</w:t>
+      </w:r>
+      <w:r>
+        <w:rPr>
+          <w:i/>
+          <w:iCs/>
+          <w:lang w:val="nl-BE"/>
+        </w:rPr>
+        <w:t>’ str</w:t>
+      </w:r>
+      <w:r>
+        <w:rPr>
+          <w:i/>
+          <w:iCs/>
+          <w:lang w:val="nl-BE"/>
+        </w:rPr>
+        <w:t>ategie</w:t>
+      </w:r>
+      <w:r>
+        <w:rPr>
+          <w:i/>
+          <w:iCs/>
+          <w:lang w:val="nl-BE"/>
+        </w:rPr>
+        <w:t xml:space="preserve"> (</w:t>
+      </w:r>
+      <w:r>
+        <w:rPr>
+          <w:i/>
+          <w:iCs/>
+          <w:lang w:val="nl-BE"/>
+        </w:rPr>
+        <w:t xml:space="preserve">Food, Film, </w:t>
+      </w:r>
+      <w:r>
+        <w:rPr>
+          <w:i/>
+          <w:iCs/>
+          <w:lang w:val="nl-BE"/>
+        </w:rPr>
+        <w:t xml:space="preserve">Fashion, </w:t>
+      </w:r>
+      <w:proofErr w:type="spellStart"/>
+      <w:r>
+        <w:rPr>
+          <w:i/>
+          <w:iCs/>
+          <w:lang w:val="nl-BE"/>
+        </w:rPr>
+        <w:t>Figh</w:t>
+      </w:r>
+      <w:r>
+        <w:rPr>
+          <w:i/>
+          <w:iCs/>
+          <w:lang w:val="nl-BE"/>
+        </w:rPr>
+        <w:t>ting</w:t>
+      </w:r>
+      <w:proofErr w:type="spellEnd"/>
+      <w:r>
+        <w:rPr>
+          <w:i/>
+          <w:iCs/>
+          <w:lang w:val="nl-BE"/>
+        </w:rPr>
+        <w:t xml:space="preserve"> en Festival)</w:t>
+      </w:r>
+      <w:r>
+        <w:rPr>
+          <w:i/>
+          <w:iCs/>
+          <w:lang w:val="nl-BE"/>
+        </w:rPr>
+        <w:t xml:space="preserve"> int</w:t>
+      </w:r>
+      <w:r>
+        <w:rPr>
+          <w:i/>
+          <w:iCs/>
+          <w:lang w:val="nl-BE"/>
+        </w:rPr>
+        <w:t>egreren in een interactieve</w:t>
+      </w:r>
+      <w:r>
+        <w:rPr>
+          <w:i/>
+          <w:iCs/>
+          <w:lang w:val="nl-BE"/>
+        </w:rPr>
+        <w:t xml:space="preserve"> vir</w:t>
+      </w:r>
+      <w:r>
+        <w:rPr>
+          <w:i/>
+          <w:iCs/>
+          <w:lang w:val="nl-BE"/>
+        </w:rPr>
+        <w:t>tuele omgeving.</w:t>
+      </w:r>
+    </w:p>
+    <w:p>
+      <w:pPr>
+        <w:pStyle w:val="Plattetekstinspringen"/>
+        <w:numPr>
+          <w:ilvl w:val="0"/>
+          <w:numId w:val="15"/>
+        </w:numPr>
+        <w:rPr>
+          <w:i/>
+          <w:iCs/>
+          <w:lang w:val="nl-BE"/>
+        </w:rPr>
+      </w:pPr>
+    </w:p>
+    <w:p>
+      <w:pPr>
+        <w:pStyle w:val="Kop2"/>
         <w:keepLines/>
         <w:numPr>
           <w:ilvl w:val="1"/>
@@ -3910,7 +5950,7 @@
         <w:jc w:val="left"/>
       </w:pPr>
       <w:bookmarkStart w:id="23" w:name="_Toc378765634"/>
-      <w:bookmarkStart w:id="24" w:name="_Toc15980070"/>
+      <w:bookmarkStart w:id="24" w:name="_Toc243507279"/>
       <w:r>
         <w:rPr>
           <w:sz w:val="22"/>
@@ -3922,10 +5962,10 @@
     </w:p>
     <w:p>
       <w:pPr>
-        <w:pStyle w:val="BodyTextIndent"/>
+        <w:pStyle w:val="Plattetekstinspringen"/>
         <w:numPr>
           <w:ilvl w:val="0"/>
-          <w:numId w:val="9"/>
+          <w:numId w:val="10"/>
         </w:numPr>
         <w:ind w:left="1569"/>
         <w:jc w:val="left"/>
@@ -3944,10 +5984,10 @@
     </w:p>
     <w:p>
       <w:pPr>
-        <w:pStyle w:val="BodyTextIndent"/>
+        <w:pStyle w:val="Plattetekstinspringen"/>
         <w:numPr>
           <w:ilvl w:val="0"/>
-          <w:numId w:val="9"/>
+          <w:numId w:val="10"/>
         </w:numPr>
         <w:ind w:left="1569"/>
         <w:jc w:val="left"/>
@@ -3966,10 +6006,10 @@
     </w:p>
     <w:p>
       <w:pPr>
-        <w:pStyle w:val="BodyTextIndent"/>
+        <w:pStyle w:val="Plattetekstinspringen"/>
         <w:numPr>
           <w:ilvl w:val="0"/>
-          <w:numId w:val="9"/>
+          <w:numId w:val="10"/>
         </w:numPr>
         <w:ind w:left="1569"/>
         <w:jc w:val="left"/>
@@ -3983,65 +6023,464 @@
           <w:i/>
           <w:iCs/>
         </w:rPr>
-        <w:t xml:space="preserve">[TIP ! Gebruik </w:t>
-      </w:r>
-      <w:proofErr w:type="spellStart"/>
-      <w:r>
-        <w:rPr>
-          <w:i/>
-          <w:iCs/>
-        </w:rPr>
-        <w:t>use</w:t>
-      </w:r>
-      <w:proofErr w:type="spellEnd"/>
-      <w:r>
-        <w:rPr>
-          <w:i/>
-          <w:iCs/>
-        </w:rPr>
-        <w:t xml:space="preserve"> </w:t>
-      </w:r>
-      <w:r>
-        <w:rPr>
-          <w:i/>
-          <w:iCs/>
-        </w:rPr>
-        <w:t>case</w:t>
-      </w:r>
-      <w:r>
-        <w:rPr>
-          <w:i/>
-          <w:iCs/>
-        </w:rPr>
-        <w:t xml:space="preserve"> diagram en </w:t>
-      </w:r>
-      <w:proofErr w:type="spellStart"/>
-      <w:r>
-        <w:rPr>
-          <w:i/>
-          <w:iCs/>
-        </w:rPr>
-        <w:t>use</w:t>
-      </w:r>
-      <w:proofErr w:type="spellEnd"/>
-      <w:r>
-        <w:rPr>
-          <w:i/>
-          <w:iCs/>
-        </w:rPr>
-        <w:t xml:space="preserve"> case scenario’s</w:t>
-      </w:r>
-      <w:r>
-        <w:rPr>
-          <w:i/>
-          <w:iCs/>
-        </w:rPr>
-        <w:t>]</w:t>
+        <w:t>Fun</w:t>
+      </w:r>
+      <w:r>
+        <w:rPr>
+          <w:i/>
+          <w:iCs/>
+        </w:rPr>
+        <w:t>ction</w:t>
+      </w:r>
+      <w:r>
+        <w:rPr>
+          <w:i/>
+          <w:iCs/>
+        </w:rPr>
+        <w:t>aliteiten</w:t>
+      </w:r>
+      <w:r>
+        <w:rPr>
+          <w:i/>
+          <w:iCs/>
+        </w:rPr>
+        <w:t xml:space="preserve"> en onderdelen</w:t>
       </w:r>
     </w:p>
     <w:p>
       <w:pPr>
-        <w:pStyle w:val="Heading2"/>
+        <w:pStyle w:val="Plattetekstinspringen"/>
+        <w:numPr>
+          <w:ilvl w:val="0"/>
+          <w:numId w:val="10"/>
+        </w:numPr>
+        <w:jc w:val="left"/>
+        <w:rPr>
+          <w:i/>
+          <w:iCs/>
+        </w:rPr>
+      </w:pPr>
+      <w:r>
+        <w:rPr>
+          <w:i/>
+          <w:iCs/>
+        </w:rPr>
+        <w:t>Het im</w:t>
+      </w:r>
+      <w:r>
+        <w:rPr>
+          <w:i/>
+          <w:iCs/>
+        </w:rPr>
+        <w:t>porteren</w:t>
+      </w:r>
+      <w:r>
+        <w:rPr>
+          <w:i/>
+          <w:iCs/>
+        </w:rPr>
+        <w:t>, opschonen en opti</w:t>
+      </w:r>
+      <w:r>
+        <w:rPr>
+          <w:i/>
+          <w:iCs/>
+        </w:rPr>
+        <w:t xml:space="preserve">maliseren van de </w:t>
+      </w:r>
+      <w:r>
+        <w:rPr>
+          <w:i/>
+          <w:iCs/>
+        </w:rPr>
+        <w:t>aangeleverde 3D-scans en meshes van de Thaise</w:t>
+      </w:r>
+      <w:r>
+        <w:rPr>
+          <w:i/>
+          <w:iCs/>
+        </w:rPr>
+        <w:t xml:space="preserve"> </w:t>
+      </w:r>
+      <w:r>
+        <w:rPr>
+          <w:i/>
+          <w:iCs/>
+        </w:rPr>
+        <w:t>partneruniversiteit</w:t>
+      </w:r>
+      <w:r>
+        <w:rPr>
+          <w:i/>
+          <w:iCs/>
+        </w:rPr>
+        <w:t>.</w:t>
+      </w:r>
+    </w:p>
+    <w:p>
+      <w:pPr>
+        <w:pStyle w:val="Plattetekstinspringen"/>
+        <w:numPr>
+          <w:ilvl w:val="0"/>
+          <w:numId w:val="10"/>
+        </w:numPr>
+        <w:jc w:val="left"/>
+        <w:rPr>
+          <w:i/>
+          <w:iCs/>
+        </w:rPr>
+      </w:pPr>
+      <w:r>
+        <w:rPr>
+          <w:i/>
+          <w:iCs/>
+        </w:rPr>
+        <w:t xml:space="preserve">Een </w:t>
+      </w:r>
+      <w:proofErr w:type="spellStart"/>
+      <w:r>
+        <w:rPr>
+          <w:i/>
+          <w:iCs/>
+        </w:rPr>
+        <w:t>gescript</w:t>
+      </w:r>
+      <w:r>
+        <w:rPr>
+          <w:i/>
+          <w:iCs/>
+        </w:rPr>
+        <w:t>e</w:t>
+      </w:r>
+      <w:proofErr w:type="spellEnd"/>
+      <w:r>
+        <w:rPr>
+          <w:i/>
+          <w:iCs/>
+        </w:rPr>
+        <w:t xml:space="preserve"> geb</w:t>
+      </w:r>
+      <w:r>
+        <w:rPr>
+          <w:i/>
+          <w:iCs/>
+        </w:rPr>
+        <w:t xml:space="preserve">eurtenis </w:t>
+      </w:r>
+      <w:r>
+        <w:rPr>
+          <w:i/>
+          <w:iCs/>
+        </w:rPr>
+        <w:t xml:space="preserve">voor </w:t>
+      </w:r>
+      <w:r>
+        <w:rPr>
+          <w:i/>
+          <w:iCs/>
+        </w:rPr>
+        <w:t>het</w:t>
+      </w:r>
+      <w:r>
+        <w:rPr>
+          <w:i/>
+          <w:iCs/>
+        </w:rPr>
+        <w:t xml:space="preserve"> “Catch </w:t>
+      </w:r>
+      <w:proofErr w:type="spellStart"/>
+      <w:r>
+        <w:rPr>
+          <w:i/>
+          <w:iCs/>
+        </w:rPr>
+        <w:t>the</w:t>
+      </w:r>
+      <w:proofErr w:type="spellEnd"/>
+      <w:r>
+        <w:rPr>
+          <w:i/>
+          <w:iCs/>
+        </w:rPr>
+        <w:t xml:space="preserve"> </w:t>
+      </w:r>
+      <w:proofErr w:type="spellStart"/>
+      <w:r>
+        <w:rPr>
+          <w:i/>
+          <w:iCs/>
+        </w:rPr>
+        <w:t>sun</w:t>
+      </w:r>
+      <w:proofErr w:type="spellEnd"/>
+      <w:r>
+        <w:rPr>
+          <w:i/>
+          <w:iCs/>
+        </w:rPr>
+        <w:t>” moment waarbij spelers het zonlicht ex</w:t>
+      </w:r>
+      <w:r>
+        <w:rPr>
+          <w:i/>
+          <w:iCs/>
+        </w:rPr>
+        <w:t xml:space="preserve">act door de 15 deuropeningen van </w:t>
+      </w:r>
+      <w:r>
+        <w:rPr>
+          <w:i/>
+          <w:iCs/>
+        </w:rPr>
+        <w:t>de tempel zien schijnen.</w:t>
+      </w:r>
+    </w:p>
+    <w:p>
+      <w:pPr>
+        <w:pStyle w:val="Plattetekstinspringen"/>
+        <w:numPr>
+          <w:ilvl w:val="0"/>
+          <w:numId w:val="10"/>
+        </w:numPr>
+        <w:jc w:val="left"/>
+        <w:rPr>
+          <w:i/>
+          <w:iCs/>
+        </w:rPr>
+      </w:pPr>
+      <w:r>
+        <w:rPr>
+          <w:i/>
+          <w:iCs/>
+        </w:rPr>
+        <w:t xml:space="preserve">Implementatie van een VR-player controller met </w:t>
+      </w:r>
+      <w:proofErr w:type="spellStart"/>
+      <w:r>
+        <w:rPr>
+          <w:i/>
+          <w:iCs/>
+        </w:rPr>
+        <w:t>physics</w:t>
+      </w:r>
+      <w:proofErr w:type="spellEnd"/>
+      <w:r>
+        <w:rPr>
+          <w:i/>
+          <w:iCs/>
+        </w:rPr>
+        <w:t xml:space="preserve"> en interactiescripts, geprogrammeerd in C# via de </w:t>
+      </w:r>
+      <w:proofErr w:type="spellStart"/>
+      <w:r>
+        <w:rPr>
+          <w:i/>
+          <w:iCs/>
+        </w:rPr>
+        <w:t>Godot</w:t>
+      </w:r>
+      <w:proofErr w:type="spellEnd"/>
+      <w:r>
+        <w:rPr>
+          <w:i/>
+          <w:iCs/>
+        </w:rPr>
+        <w:t xml:space="preserve"> Engine, om soepele navigatie door de festivalomgeving mogelijk te maken.</w:t>
+      </w:r>
+    </w:p>
+    <w:p>
+      <w:pPr>
+        <w:pStyle w:val="Plattetekstinspringen"/>
+        <w:numPr>
+          <w:ilvl w:val="0"/>
+          <w:numId w:val="10"/>
+        </w:numPr>
+        <w:jc w:val="left"/>
+        <w:rPr>
+          <w:i/>
+          <w:iCs/>
+        </w:rPr>
+      </w:pPr>
+      <w:r>
+        <w:rPr>
+          <w:i/>
+          <w:iCs/>
+        </w:rPr>
+        <w:t>Inte</w:t>
+      </w:r>
+      <w:r>
+        <w:rPr>
+          <w:i/>
+          <w:iCs/>
+        </w:rPr>
+        <w:t xml:space="preserve">gratie van de </w:t>
+      </w:r>
+      <w:r>
+        <w:rPr>
+          <w:i/>
+          <w:iCs/>
+        </w:rPr>
+        <w:t>Thaise 5F-</w:t>
+      </w:r>
+      <w:r>
+        <w:rPr>
+          <w:i/>
+          <w:iCs/>
+        </w:rPr>
+        <w:t>cultuur via VR-elementen die de zintuigen prikkelen.</w:t>
+      </w:r>
+      <w:r>
+        <w:rPr>
+          <w:i/>
+          <w:iCs/>
+        </w:rPr>
+        <w:t xml:space="preserve"> We maken dit praktisch met lokaal</w:t>
+      </w:r>
+      <w:r>
+        <w:rPr>
+          <w:i/>
+          <w:iCs/>
+        </w:rPr>
+        <w:t xml:space="preserve"> geluid</w:t>
+      </w:r>
+      <w:r>
+        <w:rPr>
+          <w:i/>
+          <w:iCs/>
+        </w:rPr>
+        <w:t xml:space="preserve">sontwerp, weergaves van </w:t>
+      </w:r>
+      <w:r>
+        <w:rPr>
+          <w:i/>
+          <w:iCs/>
+        </w:rPr>
+        <w:t>streekgerechten en interacties met tradi</w:t>
+      </w:r>
+      <w:r>
+        <w:rPr>
+          <w:i/>
+          <w:iCs/>
+        </w:rPr>
+        <w:t>tionele kle</w:t>
+      </w:r>
+      <w:r>
+        <w:rPr>
+          <w:i/>
+          <w:iCs/>
+        </w:rPr>
+        <w:t>ding.</w:t>
+      </w:r>
+    </w:p>
+    <w:p>
+      <w:pPr>
+        <w:pStyle w:val="Plattetekstinspringen"/>
+        <w:ind w:left="2846"/>
+        <w:jc w:val="left"/>
+        <w:rPr>
+          <w:i/>
+          <w:iCs/>
+        </w:rPr>
+      </w:pPr>
+    </w:p>
+    <w:p>
+      <w:pPr>
+        <w:pStyle w:val="Plattetekstinspringen"/>
+        <w:jc w:val="left"/>
+        <w:rPr>
+          <w:i/>
+          <w:iCs/>
+        </w:rPr>
+      </w:pPr>
+    </w:p>
+    <w:p>
+      <w:pPr>
+        <w:pStyle w:val="Plattetekstinspringen"/>
+        <w:numPr>
+          <w:ilvl w:val="0"/>
+          <w:numId w:val="10"/>
+        </w:numPr>
+        <w:ind w:left="1569"/>
+        <w:jc w:val="left"/>
+        <w:rPr>
+          <w:i/>
+          <w:iCs/>
+        </w:rPr>
+      </w:pPr>
+      <w:r>
+        <w:rPr>
+          <w:i/>
+          <w:iCs/>
+        </w:rPr>
+        <w:t xml:space="preserve">[TIP ! Gebruik </w:t>
+      </w:r>
+      <w:proofErr w:type="spellStart"/>
+      <w:r>
+        <w:rPr>
+          <w:i/>
+          <w:iCs/>
+        </w:rPr>
+        <w:t>use</w:t>
+      </w:r>
+      <w:proofErr w:type="spellEnd"/>
+      <w:r>
+        <w:rPr>
+          <w:i/>
+          <w:iCs/>
+        </w:rPr>
+        <w:t xml:space="preserve"> </w:t>
+      </w:r>
+      <w:r>
+        <w:rPr>
+          <w:i/>
+          <w:iCs/>
+        </w:rPr>
+        <w:t>case</w:t>
+      </w:r>
+      <w:r>
+        <w:rPr>
+          <w:i/>
+          <w:iCs/>
+        </w:rPr>
+        <w:t xml:space="preserve"> diagram en </w:t>
+      </w:r>
+      <w:proofErr w:type="spellStart"/>
+      <w:r>
+        <w:rPr>
+          <w:i/>
+          <w:iCs/>
+        </w:rPr>
+        <w:t>use</w:t>
+      </w:r>
+      <w:proofErr w:type="spellEnd"/>
+      <w:r>
+        <w:rPr>
+          <w:i/>
+          <w:iCs/>
+        </w:rPr>
+        <w:t xml:space="preserve"> case scenario’s</w:t>
+      </w:r>
+      <w:r>
+        <w:rPr>
+          <w:i/>
+          <w:iCs/>
+        </w:rPr>
+        <w:t>]</w:t>
+      </w:r>
+    </w:p>
+    <w:p>
+      <w:pPr>
+        <w:pStyle w:val="Plattetekstinspringen"/>
+        <w:jc w:val="left"/>
+        <w:rPr>
+          <w:i/>
+          <w:iCs/>
+        </w:rPr>
+      </w:pPr>
+    </w:p>
+    <w:p>
+      <w:pPr>
+        <w:pStyle w:val="Kop2"/>
         <w:keepLines/>
         <w:numPr>
           <w:ilvl w:val="1"/>
@@ -4058,7 +6497,78 @@
         </w:rPr>
       </w:pPr>
       <w:bookmarkStart w:id="25" w:name="_Toc378765635"/>
-      <w:bookmarkStart w:id="26" w:name="_Toc15980071"/>
+      <w:bookmarkStart w:id="26" w:name="_Toc243507280"/>
+      <w:r>
+        <w:rPr>
+          <w:i/>
+          <w:iCs/>
+        </w:rPr>
+        <w:lastRenderedPageBreak/>
+        <w:drawing>
+          <wp:anchor distT="0" distB="0" distL="114300" distR="114300" simplePos="0" relativeHeight="251658240" behindDoc="0" locked="0" layoutInCell="1" allowOverlap="1" wp14:anchorId="706455EF" wp14:editId="3A872B3A">
+            <wp:simplePos x="0" y="0"/>
+            <wp:positionH relativeFrom="margin">
+              <wp:align>center</wp:align>
+            </wp:positionH>
+            <wp:positionV relativeFrom="paragraph">
+              <wp:posOffset>0</wp:posOffset>
+            </wp:positionV>
+            <wp:extent cx="4671060" cy="4175760"/>
+            <wp:effectExtent l="0" t="0" r="0" b="0"/>
+            <wp:wrapTopAndBottom/>
+            <wp:docPr id="745659531" name="Afbeelding 1" descr="The diagram illustrates a VR application with features such as sun tracking, user interaction, and participation in virtual events.&#10;&#10;Door AI gegenereerde inhoud is mogelijk onjuist."/>
+            <wp:cNvGraphicFramePr>
+              <a:graphicFrameLocks xmlns:a="http://schemas.openxmlformats.org/drawingml/2006/main" noChangeAspect="1"/>
+            </wp:cNvGraphicFramePr>
+            <a:graphic xmlns:a="http://schemas.openxmlformats.org/drawingml/2006/main">
+              <a:graphicData uri="http://schemas.openxmlformats.org/drawingml/2006/picture">
+                <pic:pic xmlns:pic="http://schemas.openxmlformats.org/drawingml/2006/picture">
+                  <pic:nvPicPr>
+                    <pic:cNvPr id="745659531" name="Afbeelding 1" descr="The diagram illustrates a VR application with features such as sun tracking, user interaction, and participation in virtual events.&#10;&#10;Door AI gegenereerde inhoud is mogelijk onjuist."/>
+                    <pic:cNvPicPr/>
+                  </pic:nvPicPr>
+                  <pic:blipFill rotWithShape="1">
+                    <a:blip r:embed="rId11">
+                      <a:extLst>
+                        <a:ext uri="{28A0092B-C50C-407E-A947-70E740481C1C}">
+                          <a14:useLocalDpi xmlns:a14="http://schemas.microsoft.com/office/drawing/2010/main" val="0"/>
+                        </a:ext>
+                      </a:extLst>
+                    </a:blip>
+                    <a:srcRect l="2030" t="5714" r="9130" b="7302"/>
+                    <a:stretch>
+                      <a:fillRect/>
+                    </a:stretch>
+                  </pic:blipFill>
+                  <pic:spPr bwMode="auto">
+                    <a:xfrm>
+                      <a:off x="0" y="0"/>
+                      <a:ext cx="4671060" cy="4175760"/>
+                    </a:xfrm>
+                    <a:prstGeom prst="rect">
+                      <a:avLst/>
+                    </a:prstGeom>
+                    <a:ln>
+                      <a:noFill/>
+                    </a:ln>
+                    <a:extLst>
+                      <a:ext uri="{53640926-AAD7-44D8-BBD7-CCE9431645EC}">
+                        <a14:shadowObscured xmlns:a14="http://schemas.microsoft.com/office/drawing/2010/main"/>
+                      </a:ext>
+                    </a:extLst>
+                  </pic:spPr>
+                </pic:pic>
+              </a:graphicData>
+            </a:graphic>
+            <wp14:sizeRelH relativeFrom="margin">
+              <wp14:pctWidth>0</wp14:pctWidth>
+            </wp14:sizeRelH>
+            <wp14:sizeRelV relativeFrom="margin">
+              <wp14:pctHeight>0</wp14:pctHeight>
+            </wp14:sizeRelV>
+          </wp:anchor>
+        </w:drawing>
+      </w:r>
       <w:r>
         <w:rPr>
           <w:sz w:val="22"/>
@@ -4070,10 +6580,10 @@
     </w:p>
     <w:p>
       <w:pPr>
-        <w:pStyle w:val="BodyTextIndent"/>
+        <w:pStyle w:val="Plattetekstinspringen"/>
         <w:numPr>
           <w:ilvl w:val="0"/>
-          <w:numId w:val="5"/>
+          <w:numId w:val="6"/>
         </w:numPr>
         <w:ind w:left="1560"/>
         <w:jc w:val="left"/>
@@ -4120,25 +6630,239 @@
     </w:p>
     <w:p>
       <w:pPr>
-        <w:pStyle w:val="BodyTextIndent"/>
-        <w:ind w:left="2486"/>
-      </w:pPr>
+        <w:pStyle w:val="Plattetekstinspringen"/>
+        <w:numPr>
+          <w:ilvl w:val="0"/>
+          <w:numId w:val="6"/>
+        </w:numPr>
+        <w:ind w:left="1560"/>
+        <w:jc w:val="left"/>
+        <w:rPr>
+          <w:i/>
+          <w:iCs/>
+        </w:rPr>
+      </w:pPr>
+      <w:r>
+        <w:rPr>
+          <w:b/>
+          <w:bCs/>
+          <w:i/>
+          <w:iCs/>
+        </w:rPr>
+        <w:t>3D Scanning &amp; Fotogrammetrie:</w:t>
+      </w:r>
+      <w:r>
+        <w:rPr>
+          <w:i/>
+          <w:iCs/>
+        </w:rPr>
+        <w:t xml:space="preserve"> Het op locatie inscannen van de </w:t>
+      </w:r>
+      <w:proofErr w:type="spellStart"/>
+      <w:r>
+        <w:rPr>
+          <w:i/>
+          <w:iCs/>
+        </w:rPr>
+        <w:t>Phanom</w:t>
+      </w:r>
+      <w:proofErr w:type="spellEnd"/>
+      <w:r>
+        <w:rPr>
+          <w:i/>
+          <w:iCs/>
+        </w:rPr>
+        <w:t xml:space="preserve"> </w:t>
+      </w:r>
+      <w:proofErr w:type="spellStart"/>
+      <w:r>
+        <w:rPr>
+          <w:i/>
+          <w:iCs/>
+        </w:rPr>
+        <w:t>Rung</w:t>
+      </w:r>
+      <w:proofErr w:type="spellEnd"/>
+      <w:r>
+        <w:rPr>
+          <w:i/>
+          <w:iCs/>
+        </w:rPr>
+        <w:t xml:space="preserve"> tempel of het fysiek modelleren van de basisarchitectuur vanaf nul</w:t>
+      </w:r>
+      <w:r>
+        <w:rPr>
+          <w:i/>
+          <w:iCs/>
+        </w:rPr>
+        <w:t>.</w:t>
+      </w:r>
     </w:p>
     <w:p>
       <w:pPr>
-        <w:pStyle w:val="BodyTextIndent"/>
-        <w:ind w:left="2486"/>
-      </w:pPr>
+        <w:pStyle w:val="Plattetekstinspringen"/>
+        <w:numPr>
+          <w:ilvl w:val="0"/>
+          <w:numId w:val="6"/>
+        </w:numPr>
+        <w:ind w:left="1560"/>
+        <w:jc w:val="left"/>
+        <w:rPr>
+          <w:i/>
+          <w:iCs/>
+        </w:rPr>
+      </w:pPr>
+      <w:r>
+        <w:rPr>
+          <w:b/>
+          <w:bCs/>
+          <w:i/>
+          <w:iCs/>
+        </w:rPr>
+        <w:t>Mult</w:t>
+      </w:r>
+      <w:r>
+        <w:rPr>
+          <w:b/>
+          <w:bCs/>
+          <w:i/>
+          <w:iCs/>
+        </w:rPr>
+        <w:t xml:space="preserve">iplayer en </w:t>
+      </w:r>
+      <w:r>
+        <w:rPr>
+          <w:b/>
+          <w:bCs/>
+          <w:i/>
+          <w:iCs/>
+        </w:rPr>
+        <w:t>sociale VR:</w:t>
+      </w:r>
+      <w:r>
+        <w:rPr>
+          <w:i/>
+          <w:iCs/>
+        </w:rPr>
+        <w:t xml:space="preserve"> </w:t>
+      </w:r>
+      <w:r>
+        <w:rPr>
+          <w:i/>
+          <w:iCs/>
+        </w:rPr>
+        <w:t>Het ontwikkelen van een gedeelde virtuele omgeving. De applicatie wordt een singleplayer-ervaring; netwerkfuncties om samen met andere gebruikers tegelijkertijd het festival te bezoeken behoren niet tot de opdracht.</w:t>
+      </w:r>
     </w:p>
     <w:p>
       <w:pPr>
-        <w:pStyle w:val="Heading1"/>
+        <w:pStyle w:val="Plattetekstinspringen"/>
+        <w:numPr>
+          <w:ilvl w:val="0"/>
+          <w:numId w:val="6"/>
+        </w:numPr>
+        <w:ind w:left="1560"/>
+        <w:jc w:val="left"/>
+        <w:rPr>
+          <w:i/>
+          <w:iCs/>
+        </w:rPr>
+      </w:pPr>
+      <w:r>
+        <w:rPr>
+          <w:b/>
+          <w:bCs/>
+          <w:i/>
+          <w:iCs/>
+        </w:rPr>
+        <w:t xml:space="preserve">Complexe </w:t>
+      </w:r>
+      <w:proofErr w:type="spellStart"/>
+      <w:r>
+        <w:rPr>
+          <w:b/>
+          <w:bCs/>
+          <w:i/>
+          <w:iCs/>
+        </w:rPr>
+        <w:t>Crowd</w:t>
+      </w:r>
+      <w:proofErr w:type="spellEnd"/>
+      <w:r>
+        <w:rPr>
+          <w:b/>
+          <w:bCs/>
+          <w:i/>
+          <w:iCs/>
+        </w:rPr>
+        <w:t xml:space="preserve"> Simulatie:</w:t>
+      </w:r>
+      <w:r>
+        <w:rPr>
+          <w:i/>
+          <w:iCs/>
+        </w:rPr>
+        <w:t xml:space="preserve"> Het programmeren en animeren van een realistisch</w:t>
+      </w:r>
+      <w:r>
+        <w:rPr>
+          <w:i/>
+          <w:iCs/>
+        </w:rPr>
+        <w:t>e</w:t>
+      </w:r>
+      <w:r>
+        <w:rPr>
+          <w:i/>
+          <w:iCs/>
+        </w:rPr>
+        <w:t xml:space="preserve"> </w:t>
+      </w:r>
+      <w:r>
+        <w:rPr>
+          <w:i/>
+          <w:iCs/>
+        </w:rPr>
+        <w:t xml:space="preserve">drukke festivalmenigte </w:t>
+      </w:r>
+      <w:proofErr w:type="spellStart"/>
+      <w:r>
+        <w:rPr>
+          <w:i/>
+          <w:iCs/>
+        </w:rPr>
+        <w:t>metonafhankelijke</w:t>
+      </w:r>
+      <w:proofErr w:type="spellEnd"/>
+      <w:r>
+        <w:rPr>
+          <w:i/>
+          <w:iCs/>
+        </w:rPr>
+        <w:t xml:space="preserve"> AI. Dit vraagt te veel rekenkracht in VR en past niet binnen de tijdlijn.</w:t>
+      </w:r>
+    </w:p>
+    <w:p>
+      <w:pPr>
+        <w:pStyle w:val="Plattetekstinspringen"/>
+        <w:ind w:left="2486"/>
+      </w:pPr>
+    </w:p>
+    <w:p>
+      <w:pPr>
+        <w:pStyle w:val="Plattetekstinspringen"/>
+        <w:ind w:left="2486"/>
+      </w:pPr>
+    </w:p>
+    <w:p>
+      <w:pPr>
+        <w:pStyle w:val="Kop1"/>
         <w:rPr>
           <w:lang w:val="en-US"/>
         </w:rPr>
       </w:pPr>
       <w:bookmarkStart w:id="27" w:name="_Toc378765636"/>
-      <w:bookmarkStart w:id="28" w:name="_Toc15980072"/>
+      <w:bookmarkStart w:id="28" w:name="_Toc243507281"/>
       <w:r>
         <w:rPr>
           <w:lang w:val="en-US"/>
@@ -4150,7 +6874,7 @@
     </w:p>
     <w:p>
       <w:pPr>
-        <w:pStyle w:val="BodyTextIndent"/>
+        <w:pStyle w:val="Plattetekstinspringen"/>
         <w:rPr>
           <w:i/>
           <w:iCs/>
@@ -4248,7 +6972,7 @@
     </w:p>
     <w:p>
       <w:pPr>
-        <w:pStyle w:val="Heading2"/>
+        <w:pStyle w:val="Kop2"/>
         <w:keepLines/>
         <w:numPr>
           <w:ilvl w:val="1"/>
@@ -4265,7 +6989,7 @@
         </w:rPr>
       </w:pPr>
       <w:bookmarkStart w:id="29" w:name="_Toc378765637"/>
-      <w:bookmarkStart w:id="30" w:name="_Toc15980073"/>
+      <w:bookmarkStart w:id="30" w:name="_Toc243507282"/>
       <w:r>
         <w:rPr>
           <w:sz w:val="22"/>
@@ -4277,12 +7001,8 @@
     </w:p>
     <w:p>
       <w:pPr>
-        <w:pStyle w:val="BodyTextIndent"/>
+        <w:pStyle w:val="Plattetekstinspringen"/>
         <w:ind w:left="0"/>
-        <w:rPr>
-          <w:i/>
-          <w:iCs/>
-        </w:rPr>
       </w:pPr>
       <w:r>
         <w:rPr>
@@ -4294,7 +7014,121 @@
     </w:p>
     <w:p>
       <w:pPr>
-        <w:pStyle w:val="Heading2"/>
+        <w:pStyle w:val="Plattetekstinspringen"/>
+        <w:numPr>
+          <w:ilvl w:val="0"/>
+          <w:numId w:val="1"/>
+        </w:numPr>
+        <w:rPr>
+          <w:i/>
+          <w:iCs/>
+        </w:rPr>
+      </w:pPr>
+      <w:r>
+        <w:rPr>
+          <w:i/>
+          <w:iCs/>
+        </w:rPr>
+        <w:t>Ervoor zorgen dat we kunnen wandelen rond de Phanom Rung</w:t>
+      </w:r>
+    </w:p>
+    <w:p>
+      <w:pPr>
+        <w:pStyle w:val="Plattetekstinspringen"/>
+        <w:numPr>
+          <w:ilvl w:val="0"/>
+          <w:numId w:val="1"/>
+        </w:numPr>
+        <w:rPr>
+          <w:i/>
+          <w:iCs/>
+        </w:rPr>
+      </w:pPr>
+      <w:r>
+        <w:rPr>
+          <w:i/>
+          <w:iCs/>
+        </w:rPr>
+        <w:lastRenderedPageBreak/>
+        <w:t>Toevoegen van traditionele aspecten in de de tempel</w:t>
+      </w:r>
+    </w:p>
+    <w:p>
+      <w:pPr>
+        <w:pStyle w:val="Plattetekstinspringen"/>
+        <w:numPr>
+          <w:ilvl w:val="0"/>
+          <w:numId w:val="1"/>
+        </w:numPr>
+        <w:rPr>
+          <w:i/>
+          <w:iCs/>
+        </w:rPr>
+      </w:pPr>
+      <w:r>
+        <w:rPr>
+          <w:i/>
+          <w:iCs/>
+        </w:rPr>
+        <w:t>Het invoegen van het festival</w:t>
+      </w:r>
+    </w:p>
+    <w:p>
+      <w:pPr>
+        <w:pStyle w:val="Plattetekstinspringen"/>
+        <w:numPr>
+          <w:ilvl w:val="0"/>
+          <w:numId w:val="1"/>
+        </w:numPr>
+        <w:rPr>
+          <w:i/>
+          <w:iCs/>
+        </w:rPr>
+      </w:pPr>
+      <w:r>
+        <w:rPr>
+          <w:i/>
+          <w:iCs/>
+        </w:rPr>
+        <w:t>Het maken van het zonlicht door de 15 poorten</w:t>
+      </w:r>
+    </w:p>
+    <w:p>
+      <w:pPr>
+        <w:pStyle w:val="Plattetekstinspringen"/>
+        <w:numPr>
+          <w:ilvl w:val="0"/>
+          <w:numId w:val="1"/>
+        </w:numPr>
+        <w:rPr>
+          <w:i/>
+          <w:iCs/>
+        </w:rPr>
+      </w:pPr>
+      <w:r>
+        <w:rPr>
+          <w:i/>
+          <w:iCs/>
+        </w:rPr>
+        <w:t>Overgang van dag naar nacht</w:t>
+      </w:r>
+    </w:p>
+    <w:p>
+      <w:pPr>
+        <w:pStyle w:val="Plattetekstinspringen"/>
+        <w:numPr>
+          <w:ilvl w:val="0"/>
+          <w:numId w:val="1"/>
+        </w:numPr>
+        <w:rPr>
+          <w:i/>
+          <w:iCs/>
+        </w:rPr>
+      </w:pPr>
+    </w:p>
+    <w:p>
+      <w:pPr>
+        <w:pStyle w:val="Kop2"/>
         <w:keepLines/>
         <w:numPr>
           <w:ilvl w:val="1"/>
@@ -4311,7 +7145,7 @@
         </w:rPr>
       </w:pPr>
       <w:bookmarkStart w:id="31" w:name="_Toc378765638"/>
-      <w:bookmarkStart w:id="32" w:name="_Toc15980074"/>
+      <w:bookmarkStart w:id="32" w:name="_Toc243507283"/>
       <w:r>
         <w:rPr>
           <w:sz w:val="22"/>
@@ -4323,7 +7157,7 @@
     </w:p>
     <w:p>
       <w:pPr>
-        <w:pStyle w:val="BodyTextIndent"/>
+        <w:pStyle w:val="Plattetekstinspringen"/>
         <w:ind w:left="0"/>
         <w:rPr>
           <w:i/>
@@ -4340,7 +7174,7 @@
     </w:p>
     <w:p>
       <w:pPr>
-        <w:pStyle w:val="Heading2"/>
+        <w:pStyle w:val="Kop2"/>
         <w:keepLines/>
         <w:numPr>
           <w:ilvl w:val="1"/>
@@ -4358,7 +7192,7 @@
       </w:pPr>
       <w:bookmarkStart w:id="33" w:name="_Toc97633210"/>
       <w:bookmarkStart w:id="34" w:name="_Toc378765639"/>
-      <w:bookmarkStart w:id="35" w:name="_Toc15980075"/>
+      <w:bookmarkStart w:id="35" w:name="_Toc243507284"/>
       <w:r>
         <w:rPr>
           <w:sz w:val="22"/>
@@ -4371,10 +7205,10 @@
     </w:p>
     <w:p>
       <w:pPr>
-        <w:pStyle w:val="BodyTextIndent"/>
+        <w:pStyle w:val="Plattetekstinspringen"/>
         <w:numPr>
           <w:ilvl w:val="0"/>
-          <w:numId w:val="8"/>
+          <w:numId w:val="9"/>
         </w:numPr>
         <w:tabs>
           <w:tab w:val="clear" w:pos="2846"/>
@@ -4397,10 +7231,10 @@
     </w:p>
     <w:p>
       <w:pPr>
-        <w:pStyle w:val="Heading1"/>
+        <w:pStyle w:val="Kop1"/>
       </w:pPr>
       <w:bookmarkStart w:id="36" w:name="_Toc378765640"/>
-      <w:bookmarkStart w:id="37" w:name="_Toc15980076"/>
+      <w:bookmarkStart w:id="37" w:name="_Toc243507285"/>
       <w:bookmarkStart w:id="38" w:name="_Toc29979099"/>
       <w:r>
         <w:t>Functioneel design</w:t>
@@ -4410,10 +7244,10 @@
     </w:p>
     <w:p>
       <w:pPr>
-        <w:pStyle w:val="BodyTextIndent"/>
+        <w:pStyle w:val="Plattetekstinspringen"/>
         <w:numPr>
           <w:ilvl w:val="0"/>
-          <w:numId w:val="6"/>
+          <w:numId w:val="7"/>
         </w:numPr>
         <w:jc w:val="left"/>
         <w:rPr>
@@ -4487,10 +7321,10 @@
     </w:p>
     <w:p>
       <w:pPr>
-        <w:pStyle w:val="BodyTextIndent"/>
+        <w:pStyle w:val="Plattetekstinspringen"/>
         <w:numPr>
           <w:ilvl w:val="0"/>
-          <w:numId w:val="6"/>
+          <w:numId w:val="7"/>
         </w:numPr>
         <w:jc w:val="left"/>
         <w:rPr>
@@ -4542,7 +7376,7 @@
     </w:p>
     <w:p>
       <w:pPr>
-        <w:pStyle w:val="BodyTextIndent"/>
+        <w:pStyle w:val="Plattetekstinspringen"/>
         <w:ind w:left="0"/>
         <w:rPr>
           <w:lang w:val="nl-BE"/>
@@ -4551,603 +7385,23 @@
     </w:p>
     <w:p>
       <w:pPr>
-        <w:pStyle w:val="Heading1"/>
-      </w:pPr>
-      <w:r>
-        <w:t xml:space="preserve"> Technisch design</w:t>
-      </w:r>
-      <w:bookmarkStart w:id="39" w:name="_Toc378765641"/>
-      <w:bookmarkStart w:id="40" w:name="_Toc15980077"/>
+        <w:pStyle w:val="Kop1"/>
+      </w:pPr>
+      <w:r>
+        <w:t xml:space="preserve"> </w:t>
+      </w:r>
+      <w:bookmarkStart w:id="39" w:name="_Toc243507286"/>
+      <w:r>
+        <w:t>Technisch design</w:t>
+      </w:r>
+      <w:bookmarkStart w:id="40" w:name="_Toc378765641"/>
       <w:bookmarkEnd w:id="38"/>
       <w:bookmarkEnd w:id="39"/>
       <w:bookmarkEnd w:id="40"/>
     </w:p>
     <w:p>
       <w:pPr>
-        <w:pStyle w:val="BodyTextIndent"/>
-        <w:numPr>
-          <w:ilvl w:val="0"/>
-          <w:numId w:val="6"/>
-        </w:numPr>
-        <w:jc w:val="left"/>
-        <w:rPr>
-          <w:i/>
-          <w:iCs/>
-          <w:lang w:val="nl-BE"/>
-        </w:rPr>
-      </w:pPr>
-      <w:r>
-        <w:rPr>
-          <w:i/>
-          <w:iCs/>
-          <w:lang w:val="nl-BE"/>
-        </w:rPr>
-        <w:t xml:space="preserve">[Geen code maar algemene </w:t>
-      </w:r>
-      <w:r>
-        <w:rPr>
-          <w:b/>
-          <w:bCs/>
-          <w:i/>
-          <w:iCs/>
-          <w:lang w:val="nl-BE"/>
-        </w:rPr>
-        <w:t>architectuur</w:t>
-      </w:r>
-      <w:r>
-        <w:rPr>
-          <w:b/>
-          <w:bCs/>
-          <w:i/>
-          <w:iCs/>
-          <w:lang w:val="nl-BE"/>
-        </w:rPr>
-        <w:t xml:space="preserve"> </w:t>
-      </w:r>
-      <w:r>
-        <w:rPr>
-          <w:i/>
-          <w:iCs/>
-          <w:lang w:val="nl-BE"/>
-        </w:rPr>
-        <w:t>(vb. Database-Firewall-Applicatieserver</w:t>
-      </w:r>
-      <w:r>
-        <w:rPr>
-          <w:i/>
-          <w:iCs/>
-          <w:lang w:val="nl-BE"/>
-        </w:rPr>
-        <w:t>-</w:t>
-      </w:r>
-      <w:proofErr w:type="spellStart"/>
-      <w:r>
-        <w:rPr>
-          <w:i/>
-          <w:iCs/>
-          <w:lang w:val="nl-BE"/>
-        </w:rPr>
-        <w:t>Frontend</w:t>
-      </w:r>
-      <w:proofErr w:type="spellEnd"/>
-      <w:r>
-        <w:rPr>
-          <w:i/>
-          <w:iCs/>
-          <w:lang w:val="nl-BE"/>
-        </w:rPr>
-        <w:t>)</w:t>
-      </w:r>
-      <w:r>
-        <w:rPr>
-          <w:i/>
-          <w:iCs/>
-          <w:lang w:val="nl-BE"/>
-        </w:rPr>
-        <w:t>]</w:t>
-      </w:r>
-    </w:p>
-    <w:p>
-      <w:pPr>
-        <w:pStyle w:val="BodyTextIndent"/>
-        <w:ind w:left="1068"/>
-        <w:jc w:val="left"/>
-        <w:rPr>
-          <w:i/>
-          <w:iCs/>
-          <w:lang w:val="nl-BE"/>
-        </w:rPr>
-      </w:pPr>
-      <w:r>
-        <w:rPr>
-          <w:i/>
-          <w:iCs/>
-          <w:lang w:val="nl-BE"/>
-        </w:rPr>
-        <w:t xml:space="preserve"> </w:t>
-      </w:r>
-      <w:r>
-        <w:rPr>
-          <w:i/>
-          <w:iCs/>
-          <w:lang w:val="nl-BE"/>
-        </w:rPr>
-        <w:t>[TIP ! Denk aan</w:t>
-      </w:r>
-      <w:r>
-        <w:rPr>
-          <w:i/>
-          <w:iCs/>
-          <w:lang w:val="nl-BE"/>
-        </w:rPr>
-        <w:t xml:space="preserve"> C4-model, clean code/</w:t>
-      </w:r>
-      <w:proofErr w:type="spellStart"/>
-      <w:r>
-        <w:rPr>
-          <w:i/>
-          <w:iCs/>
-          <w:lang w:val="nl-BE"/>
-        </w:rPr>
-        <w:t>layered</w:t>
-      </w:r>
-      <w:proofErr w:type="spellEnd"/>
-      <w:r>
-        <w:rPr>
-          <w:i/>
-          <w:iCs/>
-          <w:lang w:val="nl-BE"/>
-        </w:rPr>
-        <w:t xml:space="preserve"> architectuur</w:t>
-      </w:r>
-      <w:r>
-        <w:rPr>
-          <w:i/>
-          <w:iCs/>
-          <w:lang w:val="nl-BE"/>
-        </w:rPr>
-        <w:t xml:space="preserve">, Design </w:t>
-      </w:r>
-      <w:proofErr w:type="spellStart"/>
-      <w:r>
-        <w:rPr>
-          <w:i/>
-          <w:iCs/>
-          <w:lang w:val="nl-BE"/>
-        </w:rPr>
-        <w:t>Patterns</w:t>
-      </w:r>
-      <w:proofErr w:type="spellEnd"/>
-      <w:r>
-        <w:rPr>
-          <w:i/>
-          <w:iCs/>
-          <w:lang w:val="nl-BE"/>
-        </w:rPr>
-        <w:t>]</w:t>
-      </w:r>
-    </w:p>
-    <w:p>
-      <w:pPr>
-        <w:pStyle w:val="BodyTextIndent"/>
-        <w:numPr>
-          <w:ilvl w:val="0"/>
-          <w:numId w:val="6"/>
-        </w:numPr>
-        <w:jc w:val="left"/>
-        <w:rPr>
-          <w:i/>
-          <w:iCs/>
-          <w:lang w:val="nl-BE"/>
-        </w:rPr>
-      </w:pPr>
-      <w:r>
-        <w:rPr>
-          <w:i/>
-          <w:iCs/>
-          <w:lang w:val="nl-BE"/>
-        </w:rPr>
-        <w:t>[G</w:t>
-      </w:r>
-      <w:r>
-        <w:rPr>
-          <w:i/>
-          <w:iCs/>
-          <w:lang w:val="nl-BE"/>
-        </w:rPr>
-        <w:t>ebruikte technologieën en configuratie</w:t>
-      </w:r>
-      <w:r>
-        <w:rPr>
-          <w:i/>
-          <w:iCs/>
-          <w:lang w:val="nl-BE"/>
-        </w:rPr>
-        <w:t>.]</w:t>
-      </w:r>
-    </w:p>
-    <w:p>
-      <w:pPr>
-        <w:pStyle w:val="BodyTextIndent"/>
-        <w:numPr>
-          <w:ilvl w:val="0"/>
-          <w:numId w:val="6"/>
-        </w:numPr>
-        <w:jc w:val="left"/>
-        <w:rPr>
-          <w:i/>
-          <w:iCs/>
-          <w:lang w:val="nl-BE"/>
-        </w:rPr>
-      </w:pPr>
-      <w:r>
-        <w:rPr>
-          <w:i/>
-          <w:iCs/>
-          <w:lang w:val="nl-BE"/>
-        </w:rPr>
-        <w:t>[Opzet Database</w:t>
-      </w:r>
-      <w:r>
-        <w:rPr>
-          <w:i/>
-          <w:iCs/>
-          <w:lang w:val="nl-BE"/>
-        </w:rPr>
-        <w:t xml:space="preserve">, gebruikte logica, … </w:t>
-      </w:r>
-      <w:r>
-        <w:rPr>
-          <w:i/>
-          <w:iCs/>
-          <w:lang w:val="nl-BE"/>
-        </w:rPr>
-        <w:t>]</w:t>
-      </w:r>
-    </w:p>
-    <w:p>
-      <w:pPr>
-        <w:pStyle w:val="BodyTextIndent"/>
-        <w:numPr>
-          <w:ilvl w:val="0"/>
-          <w:numId w:val="6"/>
-        </w:numPr>
-        <w:jc w:val="left"/>
-        <w:rPr>
-          <w:i/>
-          <w:iCs/>
-          <w:lang w:val="nl-BE"/>
-        </w:rPr>
-      </w:pPr>
-      <w:r>
-        <w:rPr>
-          <w:i/>
-          <w:iCs/>
-          <w:lang w:val="nl-BE"/>
-        </w:rPr>
-        <w:t>[TIP ! Denk</w:t>
-      </w:r>
-      <w:r>
-        <w:rPr>
-          <w:i/>
-          <w:iCs/>
-          <w:lang w:val="nl-BE"/>
-        </w:rPr>
-        <w:t xml:space="preserve"> </w:t>
-      </w:r>
-      <w:r>
-        <w:rPr>
-          <w:i/>
-          <w:iCs/>
-          <w:lang w:val="nl-BE"/>
-        </w:rPr>
-        <w:t xml:space="preserve"> </w:t>
-      </w:r>
-      <w:proofErr w:type="spellStart"/>
-      <w:r>
-        <w:rPr>
-          <w:i/>
-          <w:iCs/>
-          <w:lang w:val="nl-BE"/>
-        </w:rPr>
-        <w:t>klassediagrammen</w:t>
-      </w:r>
-      <w:proofErr w:type="spellEnd"/>
-      <w:r>
-        <w:rPr>
-          <w:i/>
-          <w:iCs/>
-          <w:lang w:val="nl-BE"/>
-        </w:rPr>
-        <w:t>, sequen</w:t>
-      </w:r>
-      <w:r>
-        <w:rPr>
-          <w:i/>
-          <w:iCs/>
-          <w:lang w:val="nl-BE"/>
-        </w:rPr>
-        <w:t>tie</w:t>
-      </w:r>
-      <w:r>
-        <w:rPr>
-          <w:i/>
-          <w:iCs/>
-          <w:lang w:val="nl-BE"/>
-        </w:rPr>
-        <w:t>diagrammen, beslissingstabellen, toestandsdiagrammen</w:t>
-      </w:r>
-      <w:r>
-        <w:rPr>
-          <w:i/>
-          <w:iCs/>
-          <w:lang w:val="nl-BE"/>
-        </w:rPr>
-        <w:t xml:space="preserve">, </w:t>
-      </w:r>
-      <w:proofErr w:type="spellStart"/>
-      <w:r>
-        <w:rPr>
-          <w:i/>
-          <w:iCs/>
-          <w:lang w:val="nl-BE"/>
-        </w:rPr>
-        <w:t>Structured</w:t>
-      </w:r>
-      <w:proofErr w:type="spellEnd"/>
-      <w:r>
-        <w:rPr>
-          <w:i/>
-          <w:iCs/>
-          <w:lang w:val="nl-BE"/>
-        </w:rPr>
-        <w:t xml:space="preserve"> Flowcharts</w:t>
-      </w:r>
-      <w:r>
-        <w:rPr>
-          <w:i/>
-          <w:iCs/>
-          <w:lang w:val="nl-BE"/>
-        </w:rPr>
-        <w:t>.]</w:t>
-      </w:r>
-    </w:p>
-    <w:p>
-      <w:pPr>
-        <w:pStyle w:val="Heading1"/>
-      </w:pPr>
-      <w:bookmarkStart w:id="41" w:name="_Toc378765642"/>
-      <w:bookmarkStart w:id="42" w:name="_Toc15980078"/>
-      <w:r>
-        <w:t>Beschrijving van de mogelijke interfaces</w:t>
-      </w:r>
-      <w:bookmarkEnd w:id="41"/>
-      <w:bookmarkEnd w:id="42"/>
-    </w:p>
-    <w:p>
-      <w:pPr>
-        <w:pStyle w:val="BodyTextIndent"/>
-        <w:numPr>
-          <w:ilvl w:val="0"/>
-          <w:numId w:val="6"/>
-        </w:numPr>
-        <w:jc w:val="left"/>
-        <w:rPr>
-          <w:i/>
-          <w:iCs/>
-          <w:lang w:val="nl-BE"/>
-        </w:rPr>
-      </w:pPr>
-      <w:r>
-        <w:rPr>
-          <w:i/>
-          <w:iCs/>
-          <w:lang w:val="nl-BE"/>
-        </w:rPr>
-        <w:t>[Beschrijf de mogelijke interfaces van je project en hoe de communicatie gebeurt.]</w:t>
-      </w:r>
-    </w:p>
-    <w:p>
-      <w:pPr>
-        <w:pStyle w:val="BodyTextIndent"/>
-        <w:numPr>
-          <w:ilvl w:val="0"/>
-          <w:numId w:val="6"/>
-        </w:numPr>
-        <w:jc w:val="left"/>
-        <w:rPr>
-          <w:i/>
-          <w:iCs/>
-          <w:lang w:val="nl-BE" w:eastAsia="en-US"/>
-        </w:rPr>
-      </w:pPr>
-      <w:r>
-        <w:rPr>
-          <w:i/>
-          <w:iCs/>
-          <w:lang w:val="nl-BE"/>
-        </w:rPr>
-        <w:t>[TIP ! Gebruik een context DFD om te verduidelijken</w:t>
-      </w:r>
-      <w:r>
-        <w:rPr>
-          <w:i/>
-          <w:iCs/>
-          <w:lang w:val="nl-BE"/>
-        </w:rPr>
-        <w:t xml:space="preserve"> en zoek nog eens op wat een context DFD ook al weer is</w:t>
-      </w:r>
-      <w:r>
-        <w:rPr>
-          <w:i/>
-          <w:iCs/>
-          <w:lang w:val="nl-BE"/>
-        </w:rPr>
-        <w:t>.]</w:t>
-      </w:r>
-    </w:p>
-    <w:p>
-      <w:pPr>
-        <w:pStyle w:val="Heading1"/>
-      </w:pPr>
-      <w:bookmarkStart w:id="43" w:name="_Toc378765643"/>
-      <w:bookmarkStart w:id="44" w:name="_Toc15980079"/>
-      <w:r>
-        <w:t>Beschrijving van eventuele datamigratie</w:t>
-      </w:r>
-      <w:bookmarkEnd w:id="43"/>
-      <w:bookmarkEnd w:id="44"/>
-    </w:p>
-    <w:p>
-      <w:pPr>
-        <w:pStyle w:val="BodyTextIndent"/>
-        <w:numPr>
-          <w:ilvl w:val="0"/>
-          <w:numId w:val="6"/>
-        </w:numPr>
-        <w:jc w:val="left"/>
-        <w:rPr>
-          <w:i/>
-          <w:iCs/>
-          <w:lang w:val="nl-BE"/>
-        </w:rPr>
-      </w:pPr>
-      <w:r>
-        <w:rPr>
-          <w:i/>
-          <w:iCs/>
-          <w:lang w:val="nl-BE"/>
-        </w:rPr>
-        <w:t>[Beschrijf de aanpak van de datamigratie en hoe de scripts opgebouwd zijn.]</w:t>
-      </w:r>
-    </w:p>
-    <w:p>
-      <w:pPr>
-        <w:pStyle w:val="BodyTextIndent"/>
-        <w:numPr>
-          <w:ilvl w:val="0"/>
-          <w:numId w:val="6"/>
-        </w:numPr>
-        <w:jc w:val="left"/>
-        <w:rPr>
-          <w:i/>
-          <w:iCs/>
-          <w:lang w:val="nl-BE" w:eastAsia="en-US"/>
-        </w:rPr>
-      </w:pPr>
-      <w:r>
-        <w:rPr>
-          <w:i/>
-          <w:iCs/>
-          <w:lang w:val="nl-BE"/>
-        </w:rPr>
-        <w:t>[TIP ! Je kan hiervoor ERD</w:t>
-      </w:r>
-      <w:r>
-        <w:rPr>
-          <w:i/>
-          <w:iCs/>
-          <w:lang w:val="nl-BE"/>
-        </w:rPr>
-        <w:t xml:space="preserve"> gebruiken, activiteitsdiagrammen</w:t>
-      </w:r>
-      <w:r>
-        <w:rPr>
-          <w:i/>
-          <w:iCs/>
-          <w:lang w:val="nl-BE"/>
-        </w:rPr>
-        <w:t>.]</w:t>
-      </w:r>
-    </w:p>
-    <w:p>
-      <w:pPr>
-        <w:pStyle w:val="Heading1"/>
-      </w:pPr>
-      <w:bookmarkStart w:id="45" w:name="_Toc378765644"/>
-      <w:bookmarkStart w:id="46" w:name="_Toc15980080"/>
-      <w:r>
-        <w:t>Beschrijving van eventuele impact op de huidige infrastructuur</w:t>
-      </w:r>
-      <w:bookmarkEnd w:id="45"/>
-      <w:bookmarkEnd w:id="46"/>
-    </w:p>
-    <w:p>
-      <w:pPr>
-        <w:pStyle w:val="BodyTextIndent"/>
-        <w:numPr>
-          <w:ilvl w:val="0"/>
-          <w:numId w:val="6"/>
-        </w:numPr>
-        <w:jc w:val="left"/>
-        <w:rPr>
-          <w:i/>
-          <w:iCs/>
-          <w:lang w:val="nl-BE"/>
-        </w:rPr>
-      </w:pPr>
-      <w:r>
-        <w:rPr>
-          <w:i/>
-          <w:iCs/>
-          <w:lang w:val="nl-BE"/>
-        </w:rPr>
-        <w:t>[Beschrijf de impact op de infrastructuur. Dienen er servers aangekocht te worden,geherinstalleerd, of gewijzigd te worden? Worden er andere systemen in het landschap voorzien of verwijderd?]</w:t>
-      </w:r>
-    </w:p>
-    <w:p>
-      <w:pPr>
-        <w:pStyle w:val="BodyTextIndent"/>
-        <w:numPr>
-          <w:ilvl w:val="0"/>
-          <w:numId w:val="6"/>
-        </w:numPr>
-        <w:jc w:val="left"/>
-        <w:rPr>
-          <w:i/>
-          <w:iCs/>
-          <w:lang w:val="nl-BE" w:eastAsia="en-US"/>
-        </w:rPr>
-      </w:pPr>
-      <w:r>
-        <w:rPr>
-          <w:i/>
-          <w:iCs/>
-          <w:lang w:val="nl-BE"/>
-        </w:rPr>
-        <w:t>[TIP ! Gebruik component- of deploymentdiagram.]</w:t>
-      </w:r>
-    </w:p>
-    <w:p>
-      <w:pPr>
-        <w:pStyle w:val="Heading1"/>
-      </w:pPr>
-      <w:bookmarkStart w:id="47" w:name="_Toc378765645"/>
-      <w:bookmarkStart w:id="48" w:name="_Toc15980081"/>
-      <w:r>
-        <w:rPr>
-          <w:lang w:eastAsia="en-US"/>
-        </w:rPr>
-        <w:t>Analys</w:t>
-      </w:r>
-      <w:r>
-        <w:rPr>
-          <w:lang w:eastAsia="en-US"/>
-        </w:rPr>
-        <w:t>e van security en eventuele aut</w:t>
-      </w:r>
-      <w:r>
-        <w:rPr>
-          <w:lang w:eastAsia="en-US"/>
-        </w:rPr>
-        <w:t>orisatierollen</w:t>
-      </w:r>
-      <w:bookmarkEnd w:id="47"/>
-      <w:bookmarkEnd w:id="48"/>
-    </w:p>
-    <w:p>
-      <w:pPr>
-        <w:pStyle w:val="BodyTextIndent"/>
+        <w:pStyle w:val="Plattetekstinspringen"/>
         <w:numPr>
           <w:ilvl w:val="0"/>
           <w:numId w:val="7"/>
@@ -5156,55 +7410,163 @@
         <w:rPr>
           <w:i/>
           <w:iCs/>
-          <w:lang w:eastAsia="en-US"/>
-        </w:rPr>
-      </w:pPr>
-      <w:r>
-        <w:rPr>
-          <w:i/>
-          <w:iCs/>
-        </w:rPr>
-        <w:t xml:space="preserve">[Beschrijf de methode en aanpak van </w:t>
-      </w:r>
-      <w:r>
-        <w:rPr>
-          <w:i/>
-          <w:iCs/>
-        </w:rPr>
-        <w:t xml:space="preserve">de </w:t>
-      </w:r>
-      <w:r>
-        <w:rPr>
-          <w:i/>
-          <w:iCs/>
-        </w:rPr>
-        <w:t>security.</w:t>
-      </w:r>
-      <w:r>
-        <w:rPr>
-          <w:i/>
-          <w:iCs/>
-        </w:rPr>
-        <w:t xml:space="preserve"> Als het om een extern systeem gaat, leg dan uit hoe zij het aanpakken.</w:t>
-      </w:r>
-      <w:r>
-        <w:rPr>
-          <w:i/>
-          <w:iCs/>
-        </w:rPr>
-        <w:t xml:space="preserve"> Kan het gehackt worden?</w:t>
-      </w:r>
-      <w:r>
-        <w:rPr>
-          <w:i/>
-          <w:iCs/>
+          <w:lang w:val="nl-BE"/>
+        </w:rPr>
+      </w:pPr>
+      <w:r>
+        <w:rPr>
+          <w:i/>
+          <w:iCs/>
+          <w:lang w:val="nl-BE"/>
+        </w:rPr>
+        <w:t xml:space="preserve">[Geen code maar algemene </w:t>
+      </w:r>
+      <w:r>
+        <w:rPr>
+          <w:b/>
+          <w:bCs/>
+          <w:i/>
+          <w:iCs/>
+          <w:lang w:val="nl-BE"/>
+        </w:rPr>
+        <w:t>architectuur</w:t>
+      </w:r>
+      <w:r>
+        <w:rPr>
+          <w:b/>
+          <w:bCs/>
+          <w:i/>
+          <w:iCs/>
+          <w:lang w:val="nl-BE"/>
+        </w:rPr>
+        <w:t xml:space="preserve"> </w:t>
+      </w:r>
+      <w:r>
+        <w:rPr>
+          <w:i/>
+          <w:iCs/>
+          <w:lang w:val="nl-BE"/>
+        </w:rPr>
+        <w:t>(vb. Database-Firewall-Applicatieserver</w:t>
+      </w:r>
+      <w:r>
+        <w:rPr>
+          <w:i/>
+          <w:iCs/>
+          <w:lang w:val="nl-BE"/>
+        </w:rPr>
+        <w:t>-</w:t>
+      </w:r>
+      <w:proofErr w:type="spellStart"/>
+      <w:r>
+        <w:rPr>
+          <w:i/>
+          <w:iCs/>
+          <w:lang w:val="nl-BE"/>
+        </w:rPr>
+        <w:t>Frontend</w:t>
+      </w:r>
+      <w:proofErr w:type="spellEnd"/>
+      <w:r>
+        <w:rPr>
+          <w:i/>
+          <w:iCs/>
+          <w:lang w:val="nl-BE"/>
+        </w:rPr>
+        <w:t>)</w:t>
+      </w:r>
+      <w:r>
+        <w:rPr>
+          <w:i/>
+          <w:iCs/>
+          <w:lang w:val="nl-BE"/>
         </w:rPr>
         <w:t>]</w:t>
       </w:r>
     </w:p>
     <w:p>
       <w:pPr>
-        <w:pStyle w:val="BodyTextIndent"/>
+        <w:pStyle w:val="Plattetekstinspringen"/>
+        <w:ind w:left="1068"/>
+        <w:jc w:val="left"/>
+        <w:rPr>
+          <w:i/>
+          <w:iCs/>
+          <w:lang w:val="nl-BE"/>
+        </w:rPr>
+      </w:pPr>
+      <w:r>
+        <w:rPr>
+          <w:i/>
+          <w:iCs/>
+          <w:lang w:val="nl-BE"/>
+        </w:rPr>
+        <w:t xml:space="preserve"> </w:t>
+      </w:r>
+      <w:r>
+        <w:rPr>
+          <w:i/>
+          <w:iCs/>
+          <w:lang w:val="nl-BE"/>
+        </w:rPr>
+        <w:t>[TIP ! Denk aan</w:t>
+      </w:r>
+      <w:r>
+        <w:rPr>
+          <w:i/>
+          <w:iCs/>
+          <w:lang w:val="nl-BE"/>
+        </w:rPr>
+        <w:t xml:space="preserve"> C4-model, clean code/</w:t>
+      </w:r>
+      <w:proofErr w:type="spellStart"/>
+      <w:r>
+        <w:rPr>
+          <w:i/>
+          <w:iCs/>
+          <w:lang w:val="nl-BE"/>
+        </w:rPr>
+        <w:t>layered</w:t>
+      </w:r>
+      <w:proofErr w:type="spellEnd"/>
+      <w:r>
+        <w:rPr>
+          <w:i/>
+          <w:iCs/>
+          <w:lang w:val="nl-BE"/>
+        </w:rPr>
+        <w:t xml:space="preserve"> architectuur</w:t>
+      </w:r>
+      <w:r>
+        <w:rPr>
+          <w:i/>
+          <w:iCs/>
+          <w:lang w:val="nl-BE"/>
+        </w:rPr>
+        <w:t xml:space="preserve">, Design </w:t>
+      </w:r>
+      <w:proofErr w:type="spellStart"/>
+      <w:r>
+        <w:rPr>
+          <w:i/>
+          <w:iCs/>
+          <w:lang w:val="nl-BE"/>
+        </w:rPr>
+        <w:t>Patterns</w:t>
+      </w:r>
+      <w:proofErr w:type="spellEnd"/>
+      <w:r>
+        <w:rPr>
+          <w:i/>
+          <w:iCs/>
+          <w:lang w:val="nl-BE"/>
+        </w:rPr>
+        <w:t>]</w:t>
+      </w:r>
+    </w:p>
+    <w:p>
+      <w:pPr>
+        <w:pStyle w:val="Plattetekstinspringen"/>
         <w:numPr>
           <w:ilvl w:val="0"/>
           <w:numId w:val="7"/>
@@ -5213,38 +7575,514 @@
         <w:rPr>
           <w:i/>
           <w:iCs/>
-          <w:lang w:eastAsia="en-US"/>
-        </w:rPr>
-      </w:pPr>
-      <w:r>
-        <w:rPr>
-          <w:i/>
-          <w:iCs/>
-        </w:rPr>
-        <w:t xml:space="preserve">[Beschrijf de verschillende autorisatierollen en </w:t>
-      </w:r>
-      <w:r>
-        <w:rPr>
-          <w:i/>
-          <w:iCs/>
-        </w:rPr>
-        <w:t>wat ze net kunnen in het systeem</w:t>
-      </w:r>
-      <w:r>
-        <w:rPr>
-          <w:i/>
-          <w:iCs/>
-        </w:rPr>
-        <w:t>]</w:t>
+          <w:lang w:val="nl-BE"/>
+        </w:rPr>
+      </w:pPr>
+      <w:r>
+        <w:rPr>
+          <w:i/>
+          <w:iCs/>
+          <w:lang w:val="nl-BE"/>
+        </w:rPr>
+        <w:t>[G</w:t>
+      </w:r>
+      <w:r>
+        <w:rPr>
+          <w:i/>
+          <w:iCs/>
+          <w:lang w:val="nl-BE"/>
+        </w:rPr>
+        <w:t>ebruikte technologieën en configuratie</w:t>
+      </w:r>
+      <w:r>
+        <w:rPr>
+          <w:i/>
+          <w:iCs/>
+          <w:lang w:val="nl-BE"/>
+        </w:rPr>
+        <w:t>.]</w:t>
       </w:r>
     </w:p>
     <w:p>
       <w:pPr>
-        <w:pStyle w:val="Heading1"/>
+        <w:pStyle w:val="Plattetekstinspringen"/>
+        <w:numPr>
+          <w:ilvl w:val="0"/>
+          <w:numId w:val="7"/>
+        </w:numPr>
+        <w:jc w:val="left"/>
+        <w:rPr>
+          <w:i/>
+          <w:iCs/>
+          <w:lang w:val="nl-BE"/>
+        </w:rPr>
+      </w:pPr>
+      <w:r>
+        <w:rPr>
+          <w:i/>
+          <w:iCs/>
+          <w:lang w:val="nl-BE"/>
+        </w:rPr>
+        <w:t>[Opzet Database</w:t>
+      </w:r>
+      <w:r>
+        <w:rPr>
+          <w:i/>
+          <w:iCs/>
+          <w:lang w:val="nl-BE"/>
+        </w:rPr>
+        <w:t xml:space="preserve">, gebruikte logica, … </w:t>
+      </w:r>
+      <w:r>
+        <w:rPr>
+          <w:i/>
+          <w:iCs/>
+          <w:lang w:val="nl-BE"/>
+        </w:rPr>
+        <w:t>]</w:t>
+      </w:r>
+    </w:p>
+    <w:p>
+      <w:pPr>
+        <w:pStyle w:val="Plattetekstinspringen"/>
+        <w:numPr>
+          <w:ilvl w:val="0"/>
+          <w:numId w:val="7"/>
+        </w:numPr>
+        <w:jc w:val="left"/>
+        <w:rPr>
+          <w:i/>
+          <w:iCs/>
+          <w:lang w:val="nl-BE"/>
+        </w:rPr>
+      </w:pPr>
+      <w:r>
+        <w:rPr>
+          <w:i/>
+          <w:iCs/>
+          <w:lang w:val="nl-BE"/>
+        </w:rPr>
+        <w:t>[TIP ! Denk</w:t>
+      </w:r>
+      <w:r>
+        <w:rPr>
+          <w:i/>
+          <w:iCs/>
+          <w:lang w:val="nl-BE"/>
+        </w:rPr>
+        <w:t xml:space="preserve"> </w:t>
+      </w:r>
+      <w:r>
+        <w:rPr>
+          <w:i/>
+          <w:iCs/>
+          <w:lang w:val="nl-BE"/>
+        </w:rPr>
+        <w:t xml:space="preserve"> </w:t>
+      </w:r>
+      <w:proofErr w:type="spellStart"/>
+      <w:r>
+        <w:rPr>
+          <w:i/>
+          <w:iCs/>
+          <w:lang w:val="nl-BE"/>
+        </w:rPr>
+        <w:t>klassediagrammen</w:t>
+      </w:r>
+      <w:proofErr w:type="spellEnd"/>
+      <w:r>
+        <w:rPr>
+          <w:i/>
+          <w:iCs/>
+          <w:lang w:val="nl-BE"/>
+        </w:rPr>
+        <w:t>, sequen</w:t>
+      </w:r>
+      <w:r>
+        <w:rPr>
+          <w:i/>
+          <w:iCs/>
+          <w:lang w:val="nl-BE"/>
+        </w:rPr>
+        <w:t>tie</w:t>
+      </w:r>
+      <w:r>
+        <w:rPr>
+          <w:i/>
+          <w:iCs/>
+          <w:lang w:val="nl-BE"/>
+        </w:rPr>
+        <w:t>diagrammen, beslissingstabellen, toestandsdiagrammen</w:t>
+      </w:r>
+      <w:r>
+        <w:rPr>
+          <w:i/>
+          <w:iCs/>
+          <w:lang w:val="nl-BE"/>
+        </w:rPr>
+        <w:t xml:space="preserve">, </w:t>
+      </w:r>
+      <w:proofErr w:type="spellStart"/>
+      <w:r>
+        <w:rPr>
+          <w:i/>
+          <w:iCs/>
+          <w:lang w:val="nl-BE"/>
+        </w:rPr>
+        <w:t>Structured</w:t>
+      </w:r>
+      <w:proofErr w:type="spellEnd"/>
+      <w:r>
+        <w:rPr>
+          <w:i/>
+          <w:iCs/>
+          <w:lang w:val="nl-BE"/>
+        </w:rPr>
+        <w:t xml:space="preserve"> Flowcharts</w:t>
+      </w:r>
+      <w:r>
+        <w:rPr>
+          <w:i/>
+          <w:iCs/>
+          <w:lang w:val="nl-BE"/>
+        </w:rPr>
+        <w:t>.]</w:t>
+      </w:r>
+    </w:p>
+    <w:p>
+      <w:pPr>
+        <w:pStyle w:val="Kop1"/>
+      </w:pPr>
+      <w:bookmarkStart w:id="41" w:name="_Toc378765642"/>
+      <w:bookmarkStart w:id="42" w:name="_Toc243507287"/>
+      <w:r>
+        <w:t>Beschrijving van de mogelijke interfaces</w:t>
+      </w:r>
+      <w:bookmarkEnd w:id="41"/>
+      <w:bookmarkEnd w:id="42"/>
+    </w:p>
+    <w:p>
+      <w:pPr>
+        <w:pStyle w:val="Plattetekstinspringen"/>
+        <w:numPr>
+          <w:ilvl w:val="0"/>
+          <w:numId w:val="7"/>
+        </w:numPr>
+        <w:jc w:val="left"/>
+        <w:rPr>
+          <w:i/>
+          <w:iCs/>
+          <w:lang w:val="nl-BE"/>
+        </w:rPr>
+      </w:pPr>
+      <w:r>
+        <w:rPr>
+          <w:i/>
+          <w:iCs/>
+          <w:lang w:val="nl-BE"/>
+        </w:rPr>
+        <w:t>[Beschrijf de mogelijke interfaces van je project en hoe de communicatie gebeurt.]</w:t>
+      </w:r>
+    </w:p>
+    <w:p>
+      <w:pPr>
+        <w:pStyle w:val="Plattetekstinspringen"/>
+        <w:numPr>
+          <w:ilvl w:val="0"/>
+          <w:numId w:val="7"/>
+        </w:numPr>
+        <w:jc w:val="left"/>
+        <w:rPr>
+          <w:i/>
+          <w:iCs/>
+          <w:lang w:val="nl-BE" w:eastAsia="en-US"/>
+        </w:rPr>
+      </w:pPr>
+      <w:r>
+        <w:rPr>
+          <w:i/>
+          <w:iCs/>
+          <w:lang w:val="nl-BE"/>
+        </w:rPr>
+        <w:t>[TIP ! Gebruik een context DFD om te verduidelijken</w:t>
+      </w:r>
+      <w:r>
+        <w:rPr>
+          <w:i/>
+          <w:iCs/>
+          <w:lang w:val="nl-BE"/>
+        </w:rPr>
+        <w:t xml:space="preserve"> en zoek nog eens op wat een context DFD ook al weer is</w:t>
+      </w:r>
+      <w:r>
+        <w:rPr>
+          <w:i/>
+          <w:iCs/>
+          <w:lang w:val="nl-BE"/>
+        </w:rPr>
+        <w:t>.]</w:t>
+      </w:r>
+    </w:p>
+    <w:p>
+      <w:pPr>
+        <w:pStyle w:val="Kop1"/>
+      </w:pPr>
+      <w:bookmarkStart w:id="43" w:name="_Toc378765643"/>
+      <w:bookmarkStart w:id="44" w:name="_Toc243507288"/>
+      <w:r>
+        <w:lastRenderedPageBreak/>
+        <w:t>Beschrijving van eventuele datamigratie</w:t>
+      </w:r>
+      <w:bookmarkEnd w:id="43"/>
+      <w:bookmarkEnd w:id="44"/>
+    </w:p>
+    <w:p>
+      <w:pPr>
+        <w:pStyle w:val="Plattetekstinspringen"/>
+        <w:numPr>
+          <w:ilvl w:val="0"/>
+          <w:numId w:val="7"/>
+        </w:numPr>
+        <w:jc w:val="left"/>
+        <w:rPr>
+          <w:i/>
+          <w:iCs/>
+          <w:lang w:val="nl-BE"/>
+        </w:rPr>
+      </w:pPr>
+      <w:r>
+        <w:rPr>
+          <w:i/>
+          <w:iCs/>
+          <w:lang w:val="nl-BE"/>
+        </w:rPr>
+        <w:t>[Beschrijf de aanpak van de datamigratie en hoe de scripts opgebouwd zijn.]</w:t>
+      </w:r>
+    </w:p>
+    <w:p>
+      <w:pPr>
+        <w:pStyle w:val="Plattetekstinspringen"/>
+        <w:numPr>
+          <w:ilvl w:val="0"/>
+          <w:numId w:val="7"/>
+        </w:numPr>
+        <w:jc w:val="left"/>
+        <w:rPr>
+          <w:i/>
+          <w:iCs/>
+          <w:lang w:val="nl-BE" w:eastAsia="en-US"/>
+        </w:rPr>
+      </w:pPr>
+      <w:r>
+        <w:rPr>
+          <w:i/>
+          <w:iCs/>
+          <w:lang w:val="nl-BE"/>
+        </w:rPr>
+        <w:t>[TIP ! Je kan hiervoor ERD</w:t>
+      </w:r>
+      <w:r>
+        <w:rPr>
+          <w:i/>
+          <w:iCs/>
+          <w:lang w:val="nl-BE"/>
+        </w:rPr>
+        <w:t xml:space="preserve"> gebruiken, activiteitsdiagrammen</w:t>
+      </w:r>
+      <w:r>
+        <w:rPr>
+          <w:i/>
+          <w:iCs/>
+          <w:lang w:val="nl-BE"/>
+        </w:rPr>
+        <w:t>.]</w:t>
+      </w:r>
+    </w:p>
+    <w:p>
+      <w:pPr>
+        <w:pStyle w:val="Kop1"/>
+      </w:pPr>
+      <w:bookmarkStart w:id="45" w:name="_Toc378765644"/>
+      <w:bookmarkStart w:id="46" w:name="_Toc243507289"/>
+      <w:r>
+        <w:t>Beschrijving van eventuele impact op de huidige infrastructuur</w:t>
+      </w:r>
+      <w:bookmarkEnd w:id="45"/>
+      <w:bookmarkEnd w:id="46"/>
+    </w:p>
+    <w:p>
+      <w:pPr>
+        <w:pStyle w:val="Plattetekstinspringen"/>
+        <w:numPr>
+          <w:ilvl w:val="0"/>
+          <w:numId w:val="7"/>
+        </w:numPr>
+        <w:jc w:val="left"/>
+        <w:rPr>
+          <w:i/>
+          <w:iCs/>
+          <w:lang w:val="nl-BE"/>
+        </w:rPr>
+      </w:pPr>
+      <w:r>
+        <w:rPr>
+          <w:i/>
+          <w:iCs/>
+          <w:lang w:val="nl-BE"/>
+        </w:rPr>
+        <w:t>[Beschrijf de impact op de infrastructuur. Dienen er servers aangekocht te worden,geherinstalleerd, of gewijzigd te worden? Worden er andere systemen in het landschap voorzien of verwijderd?]</w:t>
+      </w:r>
+    </w:p>
+    <w:p>
+      <w:pPr>
+        <w:pStyle w:val="Plattetekstinspringen"/>
+        <w:numPr>
+          <w:ilvl w:val="0"/>
+          <w:numId w:val="7"/>
+        </w:numPr>
+        <w:jc w:val="left"/>
+        <w:rPr>
+          <w:i/>
+          <w:iCs/>
+          <w:lang w:val="nl-BE" w:eastAsia="en-US"/>
+        </w:rPr>
+      </w:pPr>
+      <w:r>
+        <w:rPr>
+          <w:i/>
+          <w:iCs/>
+          <w:lang w:val="nl-BE"/>
+        </w:rPr>
+        <w:t>[TIP ! Gebruik component- of deploymentdiagram.]</w:t>
+      </w:r>
+    </w:p>
+    <w:p>
+      <w:pPr>
+        <w:pStyle w:val="Kop1"/>
+      </w:pPr>
+      <w:bookmarkStart w:id="47" w:name="_Toc378765645"/>
+      <w:bookmarkStart w:id="48" w:name="_Toc243507290"/>
+      <w:r>
+        <w:rPr>
+          <w:lang w:eastAsia="en-US"/>
+        </w:rPr>
+        <w:t>Analys</w:t>
+      </w:r>
+      <w:r>
+        <w:rPr>
+          <w:lang w:eastAsia="en-US"/>
+        </w:rPr>
+        <w:t>e van security en eventuele aut</w:t>
+      </w:r>
+      <w:r>
+        <w:rPr>
+          <w:lang w:eastAsia="en-US"/>
+        </w:rPr>
+        <w:t>orisatierollen</w:t>
+      </w:r>
+      <w:bookmarkEnd w:id="47"/>
+      <w:bookmarkEnd w:id="48"/>
+    </w:p>
+    <w:p>
+      <w:pPr>
+        <w:pStyle w:val="Plattetekstinspringen"/>
+        <w:numPr>
+          <w:ilvl w:val="0"/>
+          <w:numId w:val="8"/>
+        </w:numPr>
+        <w:jc w:val="left"/>
+        <w:rPr>
+          <w:i/>
+          <w:iCs/>
+          <w:lang w:eastAsia="en-US"/>
+        </w:rPr>
+      </w:pPr>
+      <w:r>
+        <w:rPr>
+          <w:i/>
+          <w:iCs/>
+        </w:rPr>
+        <w:t xml:space="preserve">[Beschrijf de methode en aanpak van </w:t>
+      </w:r>
+      <w:r>
+        <w:rPr>
+          <w:i/>
+          <w:iCs/>
+        </w:rPr>
+        <w:t xml:space="preserve">de </w:t>
+      </w:r>
+      <w:r>
+        <w:rPr>
+          <w:i/>
+          <w:iCs/>
+        </w:rPr>
+        <w:t>security.</w:t>
+      </w:r>
+      <w:r>
+        <w:rPr>
+          <w:i/>
+          <w:iCs/>
+        </w:rPr>
+        <w:t xml:space="preserve"> Als het om een extern systeem gaat, leg dan uit hoe zij het aanpakken.</w:t>
+      </w:r>
+      <w:r>
+        <w:rPr>
+          <w:i/>
+          <w:iCs/>
+        </w:rPr>
+        <w:t xml:space="preserve"> Kan het gehackt worden?</w:t>
+      </w:r>
+      <w:r>
+        <w:rPr>
+          <w:i/>
+          <w:iCs/>
+        </w:rPr>
+        <w:t>]</w:t>
+      </w:r>
+    </w:p>
+    <w:p>
+      <w:pPr>
+        <w:pStyle w:val="Plattetekstinspringen"/>
+        <w:numPr>
+          <w:ilvl w:val="0"/>
+          <w:numId w:val="8"/>
+        </w:numPr>
+        <w:jc w:val="left"/>
+        <w:rPr>
+          <w:i/>
+          <w:iCs/>
+          <w:lang w:eastAsia="en-US"/>
+        </w:rPr>
+      </w:pPr>
+      <w:r>
+        <w:rPr>
+          <w:i/>
+          <w:iCs/>
+        </w:rPr>
+        <w:t xml:space="preserve">[Beschrijf de verschillende autorisatierollen en </w:t>
+      </w:r>
+      <w:r>
+        <w:rPr>
+          <w:i/>
+          <w:iCs/>
+        </w:rPr>
+        <w:t>wat ze net kunnen in het systeem</w:t>
+      </w:r>
+      <w:r>
+        <w:rPr>
+          <w:i/>
+          <w:iCs/>
+        </w:rPr>
+        <w:t>]</w:t>
+      </w:r>
+    </w:p>
+    <w:p>
+      <w:pPr>
+        <w:pStyle w:val="Kop1"/>
       </w:pPr>
       <w:bookmarkStart w:id="49" w:name="_Toc519317888"/>
       <w:bookmarkStart w:id="50" w:name="_Toc378765646"/>
-      <w:bookmarkStart w:id="51" w:name="_Toc15980082"/>
+      <w:bookmarkStart w:id="51" w:name="_Toc243507291"/>
       <w:r>
         <w:t>Documentatie</w:t>
       </w:r>
@@ -5254,10 +8092,10 @@
     </w:p>
     <w:p>
       <w:pPr>
-        <w:pStyle w:val="BodyTextIndent"/>
+        <w:pStyle w:val="Plattetekstinspringen"/>
         <w:numPr>
           <w:ilvl w:val="0"/>
-          <w:numId w:val="7"/>
+          <w:numId w:val="8"/>
         </w:numPr>
         <w:jc w:val="left"/>
         <w:rPr>
@@ -5275,10 +8113,10 @@
     </w:p>
     <w:p>
       <w:pPr>
-        <w:pStyle w:val="BodyTextIndent"/>
+        <w:pStyle w:val="Plattetekstinspringen"/>
         <w:numPr>
           <w:ilvl w:val="0"/>
-          <w:numId w:val="7"/>
+          <w:numId w:val="8"/>
         </w:numPr>
         <w:jc w:val="left"/>
         <w:rPr>
@@ -5296,13 +8134,13 @@
     </w:p>
     <w:p>
       <w:pPr>
-        <w:pStyle w:val="Heading1"/>
+        <w:pStyle w:val="Kop1"/>
         <w:rPr>
           <w:rFonts w:cs="Times New Roman"/>
           <w:lang w:eastAsia="en-US"/>
         </w:rPr>
       </w:pPr>
-      <w:bookmarkStart w:id="52" w:name="_Toc15980083"/>
+      <w:bookmarkStart w:id="52" w:name="_Toc243507292"/>
       <w:r>
         <w:rPr>
           <w:rFonts w:cs="Times New Roman"/>
@@ -5343,7 +8181,7 @@
         </w:rPr>
         <w:t>Vermeld hier al je bronnen volgens de APA stijlgids (</w:t>
       </w:r>
-      <w:hyperlink r:id="rId11" w:history="1">
+      <w:hyperlink r:id="rId12" w:history="1">
         <w:r>
           <w:rPr>
             <w:rFonts w:ascii="Calibri" w:hAnsi="Calibri"/>
@@ -5369,7 +8207,7 @@
     </w:p>
     <w:tbl>
       <w:tblPr>
-        <w:tblStyle w:val="TableGrid"/>
+        <w:tblStyle w:val="Tabelraster"/>
         <w:tblW w:w="0" w:type="auto"/>
         <w:tblBorders>
           <w:top w:val="none" w:sz="0" w:space="0" w:color="auto"/>
@@ -5464,7 +8302,7 @@
               </w:rPr>
               <w:t xml:space="preserve">Opgehaald van </w:t>
             </w:r>
-            <w:hyperlink r:id="rId12" w:history="1">
+            <w:hyperlink r:id="rId13" w:history="1">
               <w:r>
                 <w:rPr>
                   <w:rStyle w:val="Hyperlink"/>
@@ -5520,10 +8358,12 @@
       </w:pPr>
     </w:p>
     <w:sectPr>
-      <w:headerReference w:type="default" r:id="rId13"/>
-      <w:footerReference w:type="even" r:id="rId14"/>
-      <w:footerReference w:type="default" r:id="rId15"/>
-      <w:headerReference w:type="first" r:id="rId16"/>
+      <w:headerReference w:type="even" r:id="rId14"/>
+      <w:headerReference w:type="default" r:id="rId15"/>
+      <w:footerReference w:type="even" r:id="rId16"/>
+      <w:footerReference w:type="default" r:id="rId17"/>
+      <w:headerReference w:type="first" r:id="rId18"/>
+      <w:footerReference w:type="first" r:id="rId19"/>
       <w:pgSz w:w="11906" w:h="16838"/>
       <w:pgMar w:top="1417" w:right="1417" w:bottom="1417" w:left="1417" w:header="708" w:footer="708" w:gutter="0"/>
       <w:cols w:space="708"/>
@@ -5565,7 +8405,7 @@
   <w:sdt>
     <w:sdtPr>
       <w:rPr>
-        <w:rStyle w:val="PageNumber"/>
+        <w:rStyle w:val="Paginanummer"/>
       </w:rPr>
       <w:id w:val="1594050721"/>
       <w:docPartObj>
@@ -5576,27 +8416,27 @@
     <w:sdtContent>
       <w:p>
         <w:pPr>
-          <w:pStyle w:val="Footer"/>
+          <w:pStyle w:val="Voettekst"/>
           <w:framePr w:wrap="none" w:vAnchor="text" w:hAnchor="margin" w:xAlign="right" w:y="1"/>
           <w:rPr>
-            <w:rStyle w:val="PageNumber"/>
+            <w:rStyle w:val="Paginanummer"/>
           </w:rPr>
         </w:pPr>
         <w:r>
           <w:rPr>
-            <w:rStyle w:val="PageNumber"/>
+            <w:rStyle w:val="Paginanummer"/>
           </w:rPr>
           <w:fldChar w:fldCharType="begin"/>
         </w:r>
         <w:r>
           <w:rPr>
-            <w:rStyle w:val="PageNumber"/>
+            <w:rStyle w:val="Paginanummer"/>
           </w:rPr>
           <w:instrText xml:space="preserve"> PAGE </w:instrText>
         </w:r>
         <w:r>
           <w:rPr>
-            <w:rStyle w:val="PageNumber"/>
+            <w:rStyle w:val="Paginanummer"/>
           </w:rPr>
           <w:fldChar w:fldCharType="end"/>
         </w:r>
@@ -5605,7 +8445,7 @@
   </w:sdt>
   <w:p>
     <w:pPr>
-      <w:pStyle w:val="Footer"/>
+      <w:pStyle w:val="Voettekst"/>
       <w:ind w:right="360"/>
     </w:pPr>
   </w:p>
@@ -5616,7 +8456,7 @@
 <w:ftr xmlns:wpc="http://schemas.microsoft.com/office/word/2010/wordprocessingCanvas" xmlns:cx="http://schemas.microsoft.com/office/drawing/2014/chartex" xmlns:cx1="http://schemas.microsoft.com/office/drawing/2015/9/8/chartex" xmlns:cx2="http://schemas.microsoft.com/office/drawing/2015/10/21/chartex" xmlns:cx3="http://schemas.microsoft.com/office/drawing/2016/5/9/chartex" xmlns:cx4="http://schemas.microsoft.com/office/drawing/2016/5/10/chartex" xmlns:cx5="http://schemas.microsoft.com/office/drawing/2016/5/11/chartex" xmlns:cx6="http://schemas.microsoft.com/office/drawing/2016/5/12/chartex" xmlns:cx7="http://schemas.microsoft.com/office/drawing/2016/5/13/chartex" xmlns:cx8="http://schemas.microsoft.com/office/drawing/2016/5/14/chartex" xmlns:mc="http://schemas.openxmlformats.org/markup-compatibility/2006" xmlns:aink="http://schemas.microsoft.com/office/drawing/2016/ink" xmlns:am3d="http://schemas.microsoft.com/office/drawing/2017/model3d" xmlns:o="urn:schemas-microsoft-com:office:office" xmlns:oel="http://schemas.microsoft.com/office/2019/extlst" xmlns:r="http://schemas.openxmlformats.org/officeDocument/2006/relationships" xmlns:m="http://schemas.openxmlformats.org/officeDocument/2006/math" xmlns:v="urn:schemas-microsoft-com:vml" xmlns:wp14="http://schemas.microsoft.com/office/word/2010/wordprocessingDrawing" xmlns:wp="http://schemas.openxmlformats.org/drawingml/2006/wordprocessingDrawing" xmlns:w10="urn:schemas-microsoft-com:office:word" xmlns:w="http://schemas.openxmlformats.org/wordprocessingml/2006/main" xmlns:w14="http://schemas.microsoft.com/office/word/2010/wordml" xmlns:w15="http://schemas.microsoft.com/office/word/2012/wordml" xmlns:w16cex="http://schemas.microsoft.com/office/word/2018/wordml/cex" xmlns:w16cid="http://schemas.microsoft.com/office/word/2016/wordml/cid" xmlns:w16="http://schemas.microsoft.com/office/word/2018/wordml" xmlns:w16du="http://schemas.microsoft.com/office/word/2023/wordml/word16du" xmlns:w16sdtdh="http://schemas.microsoft.com/office/word/2020/wordml/sdtdatahash" xmlns:w16sdtfl="http://schemas.microsoft.com/office/word/2024/wordml/sdtformatlock" xmlns:w16se="http://schemas.microsoft.com/office/word/2015/wordml/symex" xmlns:wpg="http://schemas.microsoft.com/office/word/2010/wordprocessingGroup" xmlns:wpi="http://schemas.microsoft.com/office/word/2010/wordprocessingInk" xmlns:wne="http://schemas.microsoft.com/office/word/2006/wordml" xmlns:wps="http://schemas.microsoft.com/office/word/2010/wordprocessingShape" mc:Ignorable="w14 w15 w16se w16cid w16 w16cex w16sdtdh w16sdtfl w16du wp14">
   <w:p>
     <w:pPr>
-      <w:pStyle w:val="Footer"/>
+      <w:pStyle w:val="Voettekst"/>
       <w:framePr w:wrap="none" w:vAnchor="text" w:hAnchor="page" w:x="9793" w:y="-29"/>
       <w:rPr>
         <w:sz w:val="18"/>
@@ -5800,6 +8640,16 @@
 </w:ftr>
 </file>
 
+<file path=word/footer3.xml><?xml version="1.0" encoding="utf-8"?>
+<w:ftr xmlns:wpc="http://schemas.microsoft.com/office/word/2010/wordprocessingCanvas" xmlns:cx="http://schemas.microsoft.com/office/drawing/2014/chartex" xmlns:cx1="http://schemas.microsoft.com/office/drawing/2015/9/8/chartex" xmlns:cx2="http://schemas.microsoft.com/office/drawing/2015/10/21/chartex" xmlns:cx3="http://schemas.microsoft.com/office/drawing/2016/5/9/chartex" xmlns:cx4="http://schemas.microsoft.com/office/drawing/2016/5/10/chartex" xmlns:cx5="http://schemas.microsoft.com/office/drawing/2016/5/11/chartex" xmlns:cx6="http://schemas.microsoft.com/office/drawing/2016/5/12/chartex" xmlns:cx7="http://schemas.microsoft.com/office/drawing/2016/5/13/chartex" xmlns:cx8="http://schemas.microsoft.com/office/drawing/2016/5/14/chartex" xmlns:mc="http://schemas.openxmlformats.org/markup-compatibility/2006" xmlns:aink="http://schemas.microsoft.com/office/drawing/2016/ink" xmlns:am3d="http://schemas.microsoft.com/office/drawing/2017/model3d" xmlns:o="urn:schemas-microsoft-com:office:office" xmlns:oel="http://schemas.microsoft.com/office/2019/extlst" xmlns:r="http://schemas.openxmlformats.org/officeDocument/2006/relationships" xmlns:m="http://schemas.openxmlformats.org/officeDocument/2006/math" xmlns:v="urn:schemas-microsoft-com:vml" xmlns:wp14="http://schemas.microsoft.com/office/word/2010/wordprocessingDrawing" xmlns:wp="http://schemas.openxmlformats.org/drawingml/2006/wordprocessingDrawing" xmlns:w10="urn:schemas-microsoft-com:office:word" xmlns:w="http://schemas.openxmlformats.org/wordprocessingml/2006/main" xmlns:w14="http://schemas.microsoft.com/office/word/2010/wordml" xmlns:w15="http://schemas.microsoft.com/office/word/2012/wordml" xmlns:w16cex="http://schemas.microsoft.com/office/word/2018/wordml/cex" xmlns:w16cid="http://schemas.microsoft.com/office/word/2016/wordml/cid" xmlns:w16="http://schemas.microsoft.com/office/word/2018/wordml" xmlns:w16du="http://schemas.microsoft.com/office/word/2023/wordml/word16du" xmlns:w16sdtdh="http://schemas.microsoft.com/office/word/2020/wordml/sdtdatahash" xmlns:w16sdtfl="http://schemas.microsoft.com/office/word/2024/wordml/sdtformatlock" xmlns:w16se="http://schemas.microsoft.com/office/word/2015/wordml/symex" xmlns:wpg="http://schemas.microsoft.com/office/word/2010/wordprocessingGroup" xmlns:wpi="http://schemas.microsoft.com/office/word/2010/wordprocessingInk" xmlns:wne="http://schemas.microsoft.com/office/word/2006/wordml" xmlns:wps="http://schemas.microsoft.com/office/word/2010/wordprocessingShape" mc:Ignorable="w14 w15 w16se w16cid w16 w16cex w16sdtdh w16sdtfl w16du wp14">
+  <w:p>
+    <w:pPr>
+      <w:pStyle w:val="Voettekst"/>
+    </w:pPr>
+  </w:p>
+</w:ftr>
+</file>
+
 <file path=word/footnotes.xml><?xml version="1.0" encoding="utf-8"?>
 <w:footnotes xmlns:wpc="http://schemas.microsoft.com/office/word/2010/wordprocessingCanvas" xmlns:cx="http://schemas.microsoft.com/office/drawing/2014/chartex" xmlns:cx1="http://schemas.microsoft.com/office/drawing/2015/9/8/chartex" xmlns:cx2="http://schemas.microsoft.com/office/drawing/2015/10/21/chartex" xmlns:cx3="http://schemas.microsoft.com/office/drawing/2016/5/9/chartex" xmlns:cx4="http://schemas.microsoft.com/office/drawing/2016/5/10/chartex" xmlns:cx5="http://schemas.microsoft.com/office/drawing/2016/5/11/chartex" xmlns:cx6="http://schemas.microsoft.com/office/drawing/2016/5/12/chartex" xmlns:cx7="http://schemas.microsoft.com/office/drawing/2016/5/13/chartex" xmlns:cx8="http://schemas.microsoft.com/office/drawing/2016/5/14/chartex" xmlns:mc="http://schemas.openxmlformats.org/markup-compatibility/2006" xmlns:aink="http://schemas.microsoft.com/office/drawing/2016/ink" xmlns:am3d="http://schemas.microsoft.com/office/drawing/2017/model3d" xmlns:o="urn:schemas-microsoft-com:office:office" xmlns:oel="http://schemas.microsoft.com/office/2019/extlst" xmlns:r="http://schemas.openxmlformats.org/officeDocument/2006/relationships" xmlns:m="http://schemas.openxmlformats.org/officeDocument/2006/math" xmlns:v="urn:schemas-microsoft-com:vml" xmlns:wp14="http://schemas.microsoft.com/office/word/2010/wordprocessingDrawing" xmlns:wp="http://schemas.openxmlformats.org/drawingml/2006/wordprocessingDrawing" xmlns:w10="urn:schemas-microsoft-com:office:word" xmlns:w="http://schemas.openxmlformats.org/wordprocessingml/2006/main" xmlns:w14="http://schemas.microsoft.com/office/word/2010/wordml" xmlns:w15="http://schemas.microsoft.com/office/word/2012/wordml" xmlns:w16cex="http://schemas.microsoft.com/office/word/2018/wordml/cex" xmlns:w16cid="http://schemas.microsoft.com/office/word/2016/wordml/cid" xmlns:w16="http://schemas.microsoft.com/office/word/2018/wordml" xmlns:w16du="http://schemas.microsoft.com/office/word/2023/wordml/word16du" xmlns:w16sdtdh="http://schemas.microsoft.com/office/word/2020/wordml/sdtdatahash" xmlns:w16sdtfl="http://schemas.microsoft.com/office/word/2024/wordml/sdtformatlock" xmlns:w16se="http://schemas.microsoft.com/office/word/2015/wordml/symex" xmlns:wpg="http://schemas.microsoft.com/office/word/2010/wordprocessingGroup" xmlns:wpi="http://schemas.microsoft.com/office/word/2010/wordprocessingInk" xmlns:wne="http://schemas.microsoft.com/office/word/2006/wordml" xmlns:wps="http://schemas.microsoft.com/office/word/2010/wordprocessingShape" mc:Ignorable="w14 w15 w16se w16cid w16 w16cex w16sdtdh w16sdtfl w16du wp14">
   <w:footnote w:type="separator" w:id="-1">
@@ -5830,7 +8680,17 @@
 <w:hdr xmlns:wpc="http://schemas.microsoft.com/office/word/2010/wordprocessingCanvas" xmlns:cx="http://schemas.microsoft.com/office/drawing/2014/chartex" xmlns:cx1="http://schemas.microsoft.com/office/drawing/2015/9/8/chartex" xmlns:cx2="http://schemas.microsoft.com/office/drawing/2015/10/21/chartex" xmlns:cx3="http://schemas.microsoft.com/office/drawing/2016/5/9/chartex" xmlns:cx4="http://schemas.microsoft.com/office/drawing/2016/5/10/chartex" xmlns:cx5="http://schemas.microsoft.com/office/drawing/2016/5/11/chartex" xmlns:cx6="http://schemas.microsoft.com/office/drawing/2016/5/12/chartex" xmlns:cx7="http://schemas.microsoft.com/office/drawing/2016/5/13/chartex" xmlns:cx8="http://schemas.microsoft.com/office/drawing/2016/5/14/chartex" xmlns:mc="http://schemas.openxmlformats.org/markup-compatibility/2006" xmlns:aink="http://schemas.microsoft.com/office/drawing/2016/ink" xmlns:am3d="http://schemas.microsoft.com/office/drawing/2017/model3d" xmlns:o="urn:schemas-microsoft-com:office:office" xmlns:oel="http://schemas.microsoft.com/office/2019/extlst" xmlns:r="http://schemas.openxmlformats.org/officeDocument/2006/relationships" xmlns:m="http://schemas.openxmlformats.org/officeDocument/2006/math" xmlns:v="urn:schemas-microsoft-com:vml" xmlns:wp14="http://schemas.microsoft.com/office/word/2010/wordprocessingDrawing" xmlns:wp="http://schemas.openxmlformats.org/drawingml/2006/wordprocessingDrawing" xmlns:w10="urn:schemas-microsoft-com:office:word" xmlns:w="http://schemas.openxmlformats.org/wordprocessingml/2006/main" xmlns:w14="http://schemas.microsoft.com/office/word/2010/wordml" xmlns:w15="http://schemas.microsoft.com/office/word/2012/wordml" xmlns:w16cex="http://schemas.microsoft.com/office/word/2018/wordml/cex" xmlns:w16cid="http://schemas.microsoft.com/office/word/2016/wordml/cid" xmlns:w16="http://schemas.microsoft.com/office/word/2018/wordml" xmlns:w16du="http://schemas.microsoft.com/office/word/2023/wordml/word16du" xmlns:w16sdtdh="http://schemas.microsoft.com/office/word/2020/wordml/sdtdatahash" xmlns:w16sdtfl="http://schemas.microsoft.com/office/word/2024/wordml/sdtformatlock" xmlns:w16se="http://schemas.microsoft.com/office/word/2015/wordml/symex" xmlns:wpg="http://schemas.microsoft.com/office/word/2010/wordprocessingGroup" xmlns:wpi="http://schemas.microsoft.com/office/word/2010/wordprocessingInk" xmlns:wne="http://schemas.microsoft.com/office/word/2006/wordml" xmlns:wps="http://schemas.microsoft.com/office/word/2010/wordprocessingShape" mc:Ignorable="w14 w15 w16se w16cid w16 w16cex w16sdtdh w16sdtfl w16du wp14">
   <w:p>
     <w:pPr>
-      <w:pStyle w:val="Header"/>
+      <w:pStyle w:val="Koptekst"/>
+    </w:pPr>
+  </w:p>
+</w:hdr>
+</file>
+
+<file path=word/header2.xml><?xml version="1.0" encoding="utf-8"?>
+<w:hdr xmlns:wpc="http://schemas.microsoft.com/office/word/2010/wordprocessingCanvas" xmlns:cx="http://schemas.microsoft.com/office/drawing/2014/chartex" xmlns:cx1="http://schemas.microsoft.com/office/drawing/2015/9/8/chartex" xmlns:cx2="http://schemas.microsoft.com/office/drawing/2015/10/21/chartex" xmlns:cx3="http://schemas.microsoft.com/office/drawing/2016/5/9/chartex" xmlns:cx4="http://schemas.microsoft.com/office/drawing/2016/5/10/chartex" xmlns:cx5="http://schemas.microsoft.com/office/drawing/2016/5/11/chartex" xmlns:cx6="http://schemas.microsoft.com/office/drawing/2016/5/12/chartex" xmlns:cx7="http://schemas.microsoft.com/office/drawing/2016/5/13/chartex" xmlns:cx8="http://schemas.microsoft.com/office/drawing/2016/5/14/chartex" xmlns:mc="http://schemas.openxmlformats.org/markup-compatibility/2006" xmlns:aink="http://schemas.microsoft.com/office/drawing/2016/ink" xmlns:am3d="http://schemas.microsoft.com/office/drawing/2017/model3d" xmlns:o="urn:schemas-microsoft-com:office:office" xmlns:oel="http://schemas.microsoft.com/office/2019/extlst" xmlns:r="http://schemas.openxmlformats.org/officeDocument/2006/relationships" xmlns:m="http://schemas.openxmlformats.org/officeDocument/2006/math" xmlns:v="urn:schemas-microsoft-com:vml" xmlns:wp14="http://schemas.microsoft.com/office/word/2010/wordprocessingDrawing" xmlns:wp="http://schemas.openxmlformats.org/drawingml/2006/wordprocessingDrawing" xmlns:w10="urn:schemas-microsoft-com:office:word" xmlns:w="http://schemas.openxmlformats.org/wordprocessingml/2006/main" xmlns:w14="http://schemas.microsoft.com/office/word/2010/wordml" xmlns:w15="http://schemas.microsoft.com/office/word/2012/wordml" xmlns:w16cex="http://schemas.microsoft.com/office/word/2018/wordml/cex" xmlns:w16cid="http://schemas.microsoft.com/office/word/2016/wordml/cid" xmlns:w16="http://schemas.microsoft.com/office/word/2018/wordml" xmlns:w16du="http://schemas.microsoft.com/office/word/2023/wordml/word16du" xmlns:w16sdtdh="http://schemas.microsoft.com/office/word/2020/wordml/sdtdatahash" xmlns:w16sdtfl="http://schemas.microsoft.com/office/word/2024/wordml/sdtformatlock" xmlns:w16se="http://schemas.microsoft.com/office/word/2015/wordml/symex" xmlns:wpg="http://schemas.microsoft.com/office/word/2010/wordprocessingGroup" xmlns:wpi="http://schemas.microsoft.com/office/word/2010/wordprocessingInk" xmlns:wne="http://schemas.microsoft.com/office/word/2006/wordml" xmlns:wps="http://schemas.microsoft.com/office/word/2010/wordprocessingShape" mc:Ignorable="w14 w15 w16se w16cid w16 w16cex w16sdtdh w16sdtfl w16du wp14">
+  <w:p>
+    <w:pPr>
+      <w:pStyle w:val="Koptekst"/>
     </w:pPr>
     <w:r>
       <w:rPr>
@@ -5850,7 +8710,7 @@
 </w:hdr>
 </file>
 
-<file path=word/header2.xml><?xml version="1.0" encoding="utf-8"?>
+<file path=word/header3.xml><?xml version="1.0" encoding="utf-8"?>
 <w:hdr xmlns:wpc="http://schemas.microsoft.com/office/word/2010/wordprocessingCanvas" xmlns:cx="http://schemas.microsoft.com/office/drawing/2014/chartex" xmlns:cx1="http://schemas.microsoft.com/office/drawing/2015/9/8/chartex" xmlns:cx2="http://schemas.microsoft.com/office/drawing/2015/10/21/chartex" xmlns:cx3="http://schemas.microsoft.com/office/drawing/2016/5/9/chartex" xmlns:cx4="http://schemas.microsoft.com/office/drawing/2016/5/10/chartex" xmlns:cx5="http://schemas.microsoft.com/office/drawing/2016/5/11/chartex" xmlns:cx6="http://schemas.microsoft.com/office/drawing/2016/5/12/chartex" xmlns:cx7="http://schemas.microsoft.com/office/drawing/2016/5/13/chartex" xmlns:cx8="http://schemas.microsoft.com/office/drawing/2016/5/14/chartex" xmlns:mc="http://schemas.openxmlformats.org/markup-compatibility/2006" xmlns:aink="http://schemas.microsoft.com/office/drawing/2016/ink" xmlns:am3d="http://schemas.microsoft.com/office/drawing/2017/model3d" xmlns:o="urn:schemas-microsoft-com:office:office" xmlns:oel="http://schemas.microsoft.com/office/2019/extlst" xmlns:r="http://schemas.openxmlformats.org/officeDocument/2006/relationships" xmlns:m="http://schemas.openxmlformats.org/officeDocument/2006/math" xmlns:v="urn:schemas-microsoft-com:vml" xmlns:wp14="http://schemas.microsoft.com/office/word/2010/wordprocessingDrawing" xmlns:wp="http://schemas.openxmlformats.org/drawingml/2006/wordprocessingDrawing" xmlns:w10="urn:schemas-microsoft-com:office:word" xmlns:w="http://schemas.openxmlformats.org/wordprocessingml/2006/main" xmlns:w14="http://schemas.microsoft.com/office/word/2010/wordml" xmlns:w15="http://schemas.microsoft.com/office/word/2012/wordml" xmlns:w16cex="http://schemas.microsoft.com/office/word/2018/wordml/cex" xmlns:w16cid="http://schemas.microsoft.com/office/word/2016/wordml/cid" xmlns:w16="http://schemas.microsoft.com/office/word/2018/wordml" xmlns:w16du="http://schemas.microsoft.com/office/word/2023/wordml/word16du" xmlns:w16sdtdh="http://schemas.microsoft.com/office/word/2020/wordml/sdtdatahash" xmlns:w16sdtfl="http://schemas.microsoft.com/office/word/2024/wordml/sdtformatlock" xmlns:w16se="http://schemas.microsoft.com/office/word/2015/wordml/symex" xmlns:wpg="http://schemas.microsoft.com/office/word/2010/wordprocessingGroup" xmlns:wpi="http://schemas.microsoft.com/office/word/2010/wordprocessingInk" xmlns:wne="http://schemas.microsoft.com/office/word/2006/wordml" xmlns:wps="http://schemas.microsoft.com/office/word/2010/wordprocessingShape" mc:Ignorable="w14 w15 w16se w16cid w16 w16cex w16sdtdh w16sdtfl w16du wp14">
   <w:p>
     <w:pPr>
@@ -6109,7 +8969,7 @@
             </wp:anchor>
           </w:drawing>
         </mc:Choice>
-        <mc:Fallback xmlns:a="http://schemas.openxmlformats.org/drawingml/2006/main" xmlns:pic="http://schemas.openxmlformats.org/drawingml/2006/picture" xmlns:a14="http://schemas.microsoft.com/office/drawing/2010/main" xmlns:arto="http://schemas.microsoft.com/office/word/2006/arto">
+        <mc:Fallback xmlns:arto="http://schemas.microsoft.com/office/word/2006/arto" xmlns:a14="http://schemas.microsoft.com/office/drawing/2010/main" xmlns:pic="http://schemas.openxmlformats.org/drawingml/2006/picture" xmlns:a="http://schemas.openxmlformats.org/drawingml/2006/main">
           <w:pict w14:anchorId="73CC7F66">
             <v:group id="Groep 9" style="position:absolute;margin-left:-42.9pt;margin-top:18.85pt;width:52.4pt;height:21.9pt;z-index:251661315;mso-width-relative:margin;mso-height-relative:margin" coordsize="15683,4614" o:spid="_x0000_s1026" w14:anchorId="6B08F99C" o:gfxdata="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">
               <v:shapetype id="_x0000_t15" coordsize="21600,21600" o:spt="15" adj="16200" path="m@0,l,,,21600@0,21600,21600,10800xe">
@@ -6217,7 +9077,7 @@
   </w:p>
   <w:p>
     <w:pPr>
-      <w:pStyle w:val="Header"/>
+      <w:pStyle w:val="Koptekst"/>
     </w:pPr>
     <w:r>
       <w:rPr>
@@ -6334,7 +9194,7 @@
                               <w:sz w:val="40"/>
                               <w:lang w:val="nl-BE"/>
                             </w:rPr>
-                            <w:t>Fake Company</w:t>
+                            <w:t>HUT</w:t>
                           </w:r>
                         </w:p>
                       </w:txbxContent>
@@ -6354,13 +9214,13 @@
             </wp:anchor>
           </w:drawing>
         </mc:Choice>
-        <mc:Fallback xmlns:a="http://schemas.openxmlformats.org/drawingml/2006/main" xmlns:pic="http://schemas.openxmlformats.org/drawingml/2006/picture" xmlns:a14="http://schemas.microsoft.com/office/drawing/2010/main" xmlns:arto="http://schemas.microsoft.com/office/word/2006/arto">
-          <w:pict w14:anchorId="085A99D4">
-            <v:shapetype id="_x0000_t202" coordsize="21600,21600" o:spt="202" path="m,l,21600r21600,l21600,xe" w14:anchorId="2726B019">
+        <mc:Fallback>
+          <w:pict>
+            <v:shapetype w14:anchorId="2726B019" id="_x0000_t202" coordsize="21600,21600" o:spt="202" path="m,l,21600r21600,l21600,xe">
               <v:stroke joinstyle="miter"/>
               <v:path gradientshapeok="t" o:connecttype="rect"/>
             </v:shapetype>
-            <v:shape id="Tekstvak 13" style="position:absolute;left:0;text-align:left;margin-left:427.9pt;margin-top:-2pt;width:148.5pt;height:35.15pt;z-index:251658242;visibility:visible;mso-wrap-style:square;mso-width-percent:0;mso-height-percent:0;mso-wrap-distance-left:9pt;mso-wrap-distance-top:0;mso-wrap-distance-right:9pt;mso-wrap-distance-bottom:0;mso-position-horizontal:absolute;mso-position-horizontal-relative:page;mso-position-vertical:absolute;mso-position-vertical-relative:text;mso-width-percent:0;mso-height-percent:0;mso-width-relative:margin;mso-height-relative:margin;v-text-anchor:top" o:spid="_x0000_s1026" filled="f" stroked="f" strokeweight=".5pt" type="#_x0000_t202" o:gfxdata="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">
+            <v:shape id="Tekstvak 13" o:spid="_x0000_s1026" type="#_x0000_t202" style="position:absolute;left:0;text-align:left;margin-left:427.9pt;margin-top:-2pt;width:148.5pt;height:35.15pt;z-index:251658242;visibility:visible;mso-wrap-style:square;mso-width-percent:0;mso-height-percent:0;mso-wrap-distance-left:9pt;mso-wrap-distance-top:0;mso-wrap-distance-right:9pt;mso-wrap-distance-bottom:0;mso-position-horizontal:absolute;mso-position-horizontal-relative:page;mso-position-vertical:absolute;mso-position-vertical-relative:text;mso-width-percent:0;mso-height-percent:0;mso-width-relative:margin;mso-height-relative:margin;v-text-anchor:top" o:gfxdata="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" filled="f" stroked="f" strokeweight=".5pt">
               <v:textbox>
                 <w:txbxContent>
                   <w:p>
@@ -6379,7 +9239,7 @@
                         <w:sz w:val="40"/>
                         <w:lang w:val="nl-BE"/>
                       </w:rPr>
-                      <w:t>Fake Company</w:t>
+                      <w:t>HUT</w:t>
                     </w:r>
                   </w:p>
                 </w:txbxContent>
@@ -6558,7 +9418,7 @@
             </wp:anchor>
           </w:drawing>
         </mc:Choice>
-        <mc:Fallback xmlns:wp14="http://schemas.microsoft.com/office/word/2010/wordml" xmlns:a14="http://schemas.microsoft.com/office/drawing/2010/main" xmlns:pic="http://schemas.openxmlformats.org/drawingml/2006/picture" xmlns:a="http://schemas.openxmlformats.org/drawingml/2006/main" xmlns:arto="http://schemas.microsoft.com/office/word/2006/arto">
+        <mc:Fallback xmlns:arto="http://schemas.microsoft.com/office/word/2006/arto" xmlns:a="http://schemas.openxmlformats.org/drawingml/2006/main" xmlns:pic="http://schemas.openxmlformats.org/drawingml/2006/picture" xmlns:a14="http://schemas.microsoft.com/office/drawing/2010/main" xmlns:wp14="http://schemas.microsoft.com/office/word/2010/wordml">
           <w:pict w14:anchorId="1A81C3E6">
             <v:group id="Groep 9" style="position:absolute;margin-left:292.6pt;margin-top:5.5pt;width:52.4pt;height:21.9pt;z-index:251666432;mso-width-relative:margin;mso-height-relative:margin" coordsize="15683,4614" o:spid="_x0000_s1026" w14:anchorId="0FED5A68" o:gfxdata="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">
               <v:shapetype id="_x0000_t15" coordsize="21600,21600" o:spt="15" adj="16200" path="m@0,l,,,21600@0,21600,21600,10800xe">
@@ -6658,6 +9518,205 @@
 <file path=word/numbering.xml><?xml version="1.0" encoding="utf-8"?>
 <w:numbering xmlns:wpc="http://schemas.microsoft.com/office/word/2010/wordprocessingCanvas" xmlns:cx="http://schemas.microsoft.com/office/drawing/2014/chartex" xmlns:cx1="http://schemas.microsoft.com/office/drawing/2015/9/8/chartex" xmlns:cx2="http://schemas.microsoft.com/office/drawing/2015/10/21/chartex" xmlns:cx3="http://schemas.microsoft.com/office/drawing/2016/5/9/chartex" xmlns:cx4="http://schemas.microsoft.com/office/drawing/2016/5/10/chartex" xmlns:cx5="http://schemas.microsoft.com/office/drawing/2016/5/11/chartex" xmlns:cx6="http://schemas.microsoft.com/office/drawing/2016/5/12/chartex" xmlns:cx7="http://schemas.microsoft.com/office/drawing/2016/5/13/chartex" xmlns:cx8="http://schemas.microsoft.com/office/drawing/2016/5/14/chartex" xmlns:mc="http://schemas.openxmlformats.org/markup-compatibility/2006" xmlns:aink="http://schemas.microsoft.com/office/drawing/2016/ink" xmlns:am3d="http://schemas.microsoft.com/office/drawing/2017/model3d" xmlns:o="urn:schemas-microsoft-com:office:office" xmlns:oel="http://schemas.microsoft.com/office/2019/extlst" xmlns:r="http://schemas.openxmlformats.org/officeDocument/2006/relationships" xmlns:m="http://schemas.openxmlformats.org/officeDocument/2006/math" xmlns:v="urn:schemas-microsoft-com:vml" xmlns:wp14="http://schemas.microsoft.com/office/word/2010/wordprocessingDrawing" xmlns:wp="http://schemas.openxmlformats.org/drawingml/2006/wordprocessingDrawing" xmlns:w10="urn:schemas-microsoft-com:office:word" xmlns:w="http://schemas.openxmlformats.org/wordprocessingml/2006/main" xmlns:w14="http://schemas.microsoft.com/office/word/2010/wordml" xmlns:w15="http://schemas.microsoft.com/office/word/2012/wordml" xmlns:w16cex="http://schemas.microsoft.com/office/word/2018/wordml/cex" xmlns:w16cid="http://schemas.microsoft.com/office/word/2016/wordml/cid" xmlns:w16="http://schemas.microsoft.com/office/word/2018/wordml" xmlns:w16du="http://schemas.microsoft.com/office/word/2023/wordml/word16du" xmlns:w16sdtdh="http://schemas.microsoft.com/office/word/2020/wordml/sdtdatahash" xmlns:w16sdtfl="http://schemas.microsoft.com/office/word/2024/wordml/sdtformatlock" xmlns:w16se="http://schemas.microsoft.com/office/word/2015/wordml/symex" xmlns:wpg="http://schemas.microsoft.com/office/word/2010/wordprocessingGroup" xmlns:wpi="http://schemas.microsoft.com/office/word/2010/wordprocessingInk" xmlns:wne="http://schemas.microsoft.com/office/word/2006/wordml" xmlns:wps="http://schemas.microsoft.com/office/word/2010/wordprocessingShape" mc:Ignorable="w14 w15 w16se w16cid w16 w16cex w16sdtdh w16sdtfl w16du wp14">
   <w:abstractNum w:abstractNumId="0" w15:restartNumberingAfterBreak="0">
+    <w:nsid w:val="09A039EB"/>
+    <w:multiLevelType w:val="hybridMultilevel"/>
+    <w:tmpl w:val="FFFFFFFF"/>
+    <w:lvl w:ilvl="0" w:tplc="1E12DAC0">
+      <w:start w:val="1"/>
+      <w:numFmt w:val="decimal"/>
+      <w:lvlText w:val="%1."/>
+      <w:lvlJc w:val="left"/>
+      <w:pPr>
+        <w:ind w:left="1915" w:hanging="360"/>
+      </w:pPr>
+    </w:lvl>
+    <w:lvl w:ilvl="1" w:tplc="80BC354C">
+      <w:start w:val="1"/>
+      <w:numFmt w:val="lowerLetter"/>
+      <w:lvlText w:val="%2."/>
+      <w:lvlJc w:val="left"/>
+      <w:pPr>
+        <w:ind w:left="2635" w:hanging="360"/>
+      </w:pPr>
+    </w:lvl>
+    <w:lvl w:ilvl="2" w:tplc="FA7632A8">
+      <w:start w:val="1"/>
+      <w:numFmt w:val="lowerRoman"/>
+      <w:lvlText w:val="%3."/>
+      <w:lvlJc w:val="right"/>
+      <w:pPr>
+        <w:ind w:left="3355" w:hanging="180"/>
+      </w:pPr>
+    </w:lvl>
+    <w:lvl w:ilvl="3" w:tplc="A11C41C8">
+      <w:start w:val="1"/>
+      <w:numFmt w:val="decimal"/>
+      <w:lvlText w:val="%4."/>
+      <w:lvlJc w:val="left"/>
+      <w:pPr>
+        <w:ind w:left="4075" w:hanging="360"/>
+      </w:pPr>
+    </w:lvl>
+    <w:lvl w:ilvl="4" w:tplc="FE86E408">
+      <w:start w:val="1"/>
+      <w:numFmt w:val="lowerLetter"/>
+      <w:lvlText w:val="%5."/>
+      <w:lvlJc w:val="left"/>
+      <w:pPr>
+        <w:ind w:left="4795" w:hanging="360"/>
+      </w:pPr>
+    </w:lvl>
+    <w:lvl w:ilvl="5" w:tplc="ADF87202">
+      <w:start w:val="1"/>
+      <w:numFmt w:val="lowerRoman"/>
+      <w:lvlText w:val="%6."/>
+      <w:lvlJc w:val="right"/>
+      <w:pPr>
+        <w:ind w:left="5515" w:hanging="180"/>
+      </w:pPr>
+    </w:lvl>
+    <w:lvl w:ilvl="6" w:tplc="467EB856">
+      <w:start w:val="1"/>
+      <w:numFmt w:val="decimal"/>
+      <w:lvlText w:val="%7."/>
+      <w:lvlJc w:val="left"/>
+      <w:pPr>
+        <w:ind w:left="6235" w:hanging="360"/>
+      </w:pPr>
+    </w:lvl>
+    <w:lvl w:ilvl="7" w:tplc="593E3B06">
+      <w:start w:val="1"/>
+      <w:numFmt w:val="lowerLetter"/>
+      <w:lvlText w:val="%8."/>
+      <w:lvlJc w:val="left"/>
+      <w:pPr>
+        <w:ind w:left="6955" w:hanging="360"/>
+      </w:pPr>
+    </w:lvl>
+    <w:lvl w:ilvl="8" w:tplc="E6F4E33A">
+      <w:start w:val="1"/>
+      <w:numFmt w:val="lowerRoman"/>
+      <w:lvlText w:val="%9."/>
+      <w:lvlJc w:val="right"/>
+      <w:pPr>
+        <w:ind w:left="7675" w:hanging="180"/>
+      </w:pPr>
+    </w:lvl>
+  </w:abstractNum>
+  <w:abstractNum w:abstractNumId="1" w15:restartNumberingAfterBreak="0">
+    <w:nsid w:val="1C0E00F5"/>
+    <w:multiLevelType w:val="hybridMultilevel"/>
+    <w:tmpl w:val="0CD82B48"/>
+    <w:lvl w:ilvl="0" w:tplc="2AFC7F60">
+      <w:start w:val="2026"/>
+      <w:numFmt w:val="bullet"/>
+      <w:lvlText w:val="-"/>
+      <w:lvlJc w:val="left"/>
+      <w:pPr>
+        <w:ind w:left="1915" w:hanging="360"/>
+      </w:pPr>
+      <w:rPr>
+        <w:rFonts w:ascii="Calibri" w:eastAsia="Times New Roman" w:hAnsi="Calibri" w:cs="Calibri" w:hint="default"/>
+      </w:rPr>
+    </w:lvl>
+    <w:lvl w:ilvl="1" w:tplc="08130003" w:tentative="1">
+      <w:start w:val="1"/>
+      <w:numFmt w:val="bullet"/>
+      <w:lvlText w:val="o"/>
+      <w:lvlJc w:val="left"/>
+      <w:pPr>
+        <w:ind w:left="2635" w:hanging="360"/>
+      </w:pPr>
+      <w:rPr>
+        <w:rFonts w:ascii="Courier New" w:hAnsi="Courier New" w:cs="Courier New" w:hint="default"/>
+      </w:rPr>
+    </w:lvl>
+    <w:lvl w:ilvl="2" w:tplc="08130005" w:tentative="1">
+      <w:start w:val="1"/>
+      <w:numFmt w:val="bullet"/>
+      <w:lvlText w:val=""/>
+      <w:lvlJc w:val="left"/>
+      <w:pPr>
+        <w:ind w:left="3355" w:hanging="360"/>
+      </w:pPr>
+      <w:rPr>
+        <w:rFonts w:ascii="Wingdings" w:hAnsi="Wingdings" w:hint="default"/>
+      </w:rPr>
+    </w:lvl>
+    <w:lvl w:ilvl="3" w:tplc="08130001" w:tentative="1">
+      <w:start w:val="1"/>
+      <w:numFmt w:val="bullet"/>
+      <w:lvlText w:val=""/>
+      <w:lvlJc w:val="left"/>
+      <w:pPr>
+        <w:ind w:left="4075" w:hanging="360"/>
+      </w:pPr>
+      <w:rPr>
+        <w:rFonts w:ascii="Symbol" w:hAnsi="Symbol" w:hint="default"/>
+      </w:rPr>
+    </w:lvl>
+    <w:lvl w:ilvl="4" w:tplc="08130003" w:tentative="1">
+      <w:start w:val="1"/>
+      <w:numFmt w:val="bullet"/>
+      <w:lvlText w:val="o"/>
+      <w:lvlJc w:val="left"/>
+      <w:pPr>
+        <w:ind w:left="4795" w:hanging="360"/>
+      </w:pPr>
+      <w:rPr>
+        <w:rFonts w:ascii="Courier New" w:hAnsi="Courier New" w:cs="Courier New" w:hint="default"/>
+      </w:rPr>
+    </w:lvl>
+    <w:lvl w:ilvl="5" w:tplc="08130005" w:tentative="1">
+      <w:start w:val="1"/>
+      <w:numFmt w:val="bullet"/>
+      <w:lvlText w:val=""/>
+      <w:lvlJc w:val="left"/>
+      <w:pPr>
+        <w:ind w:left="5515" w:hanging="360"/>
+      </w:pPr>
+      <w:rPr>
+        <w:rFonts w:ascii="Wingdings" w:hAnsi="Wingdings" w:hint="default"/>
+      </w:rPr>
+    </w:lvl>
+    <w:lvl w:ilvl="6" w:tplc="08130001" w:tentative="1">
+      <w:start w:val="1"/>
+      <w:numFmt w:val="bullet"/>
+      <w:lvlText w:val=""/>
+      <w:lvlJc w:val="left"/>
+      <w:pPr>
+        <w:ind w:left="6235" w:hanging="360"/>
+      </w:pPr>
+      <w:rPr>
+        <w:rFonts w:ascii="Symbol" w:hAnsi="Symbol" w:hint="default"/>
+      </w:rPr>
+    </w:lvl>
+    <w:lvl w:ilvl="7" w:tplc="08130003" w:tentative="1">
+      <w:start w:val="1"/>
+      <w:numFmt w:val="bullet"/>
+      <w:lvlText w:val="o"/>
+      <w:lvlJc w:val="left"/>
+      <w:pPr>
+        <w:ind w:left="6955" w:hanging="360"/>
+      </w:pPr>
+      <w:rPr>
+        <w:rFonts w:ascii="Courier New" w:hAnsi="Courier New" w:cs="Courier New" w:hint="default"/>
+      </w:rPr>
+    </w:lvl>
+    <w:lvl w:ilvl="8" w:tplc="08130005" w:tentative="1">
+      <w:start w:val="1"/>
+      <w:numFmt w:val="bullet"/>
+      <w:lvlText w:val=""/>
+      <w:lvlJc w:val="left"/>
+      <w:pPr>
+        <w:ind w:left="7675" w:hanging="360"/>
+      </w:pPr>
+      <w:rPr>
+        <w:rFonts w:ascii="Wingdings" w:hAnsi="Wingdings" w:hint="default"/>
+      </w:rPr>
+    </w:lvl>
+  </w:abstractNum>
+  <w:abstractNum w:abstractNumId="2" w15:restartNumberingAfterBreak="0">
     <w:nsid w:val="27F516DD"/>
     <w:multiLevelType w:val="hybridMultilevel"/>
     <w:tmpl w:val="BEDC9670"/>
@@ -6797,13 +9856,126 @@
       </w:rPr>
     </w:lvl>
   </w:abstractNum>
-  <w:abstractNum w:abstractNumId="1" w15:restartNumberingAfterBreak="0">
+  <w:abstractNum w:abstractNumId="3" w15:restartNumberingAfterBreak="0">
+    <w:nsid w:val="31E496E7"/>
+    <w:multiLevelType w:val="hybridMultilevel"/>
+    <w:tmpl w:val="FFFFFFFF"/>
+    <w:lvl w:ilvl="0" w:tplc="95CEA946">
+      <w:start w:val="1"/>
+      <w:numFmt w:val="bullet"/>
+      <w:lvlText w:val="-"/>
+      <w:lvlJc w:val="left"/>
+      <w:pPr>
+        <w:ind w:left="720" w:hanging="360"/>
+      </w:pPr>
+      <w:rPr>
+        <w:rFonts w:ascii="Aptos" w:hAnsi="Aptos" w:hint="default"/>
+      </w:rPr>
+    </w:lvl>
+    <w:lvl w:ilvl="1" w:tplc="5106AD94">
+      <w:start w:val="1"/>
+      <w:numFmt w:val="bullet"/>
+      <w:lvlText w:val="o"/>
+      <w:lvlJc w:val="left"/>
+      <w:pPr>
+        <w:ind w:left="1440" w:hanging="360"/>
+      </w:pPr>
+      <w:rPr>
+        <w:rFonts w:ascii="Courier New" w:hAnsi="Courier New" w:hint="default"/>
+      </w:rPr>
+    </w:lvl>
+    <w:lvl w:ilvl="2" w:tplc="76564B68">
+      <w:start w:val="1"/>
+      <w:numFmt w:val="bullet"/>
+      <w:lvlText w:val=""/>
+      <w:lvlJc w:val="left"/>
+      <w:pPr>
+        <w:ind w:left="2160" w:hanging="360"/>
+      </w:pPr>
+      <w:rPr>
+        <w:rFonts w:ascii="Wingdings" w:hAnsi="Wingdings" w:hint="default"/>
+      </w:rPr>
+    </w:lvl>
+    <w:lvl w:ilvl="3" w:tplc="3EAE2E4A">
+      <w:start w:val="1"/>
+      <w:numFmt w:val="bullet"/>
+      <w:lvlText w:val=""/>
+      <w:lvlJc w:val="left"/>
+      <w:pPr>
+        <w:ind w:left="2880" w:hanging="360"/>
+      </w:pPr>
+      <w:rPr>
+        <w:rFonts w:ascii="Symbol" w:hAnsi="Symbol" w:hint="default"/>
+      </w:rPr>
+    </w:lvl>
+    <w:lvl w:ilvl="4" w:tplc="16588A9A">
+      <w:start w:val="1"/>
+      <w:numFmt w:val="bullet"/>
+      <w:lvlText w:val="o"/>
+      <w:lvlJc w:val="left"/>
+      <w:pPr>
+        <w:ind w:left="3600" w:hanging="360"/>
+      </w:pPr>
+      <w:rPr>
+        <w:rFonts w:ascii="Courier New" w:hAnsi="Courier New" w:hint="default"/>
+      </w:rPr>
+    </w:lvl>
+    <w:lvl w:ilvl="5" w:tplc="9A6EEDBE">
+      <w:start w:val="1"/>
+      <w:numFmt w:val="bullet"/>
+      <w:lvlText w:val=""/>
+      <w:lvlJc w:val="left"/>
+      <w:pPr>
+        <w:ind w:left="4320" w:hanging="360"/>
+      </w:pPr>
+      <w:rPr>
+        <w:rFonts w:ascii="Wingdings" w:hAnsi="Wingdings" w:hint="default"/>
+      </w:rPr>
+    </w:lvl>
+    <w:lvl w:ilvl="6" w:tplc="2F649FCC">
+      <w:start w:val="1"/>
+      <w:numFmt w:val="bullet"/>
+      <w:lvlText w:val=""/>
+      <w:lvlJc w:val="left"/>
+      <w:pPr>
+        <w:ind w:left="5040" w:hanging="360"/>
+      </w:pPr>
+      <w:rPr>
+        <w:rFonts w:ascii="Symbol" w:hAnsi="Symbol" w:hint="default"/>
+      </w:rPr>
+    </w:lvl>
+    <w:lvl w:ilvl="7" w:tplc="C4A8F5B2">
+      <w:start w:val="1"/>
+      <w:numFmt w:val="bullet"/>
+      <w:lvlText w:val="o"/>
+      <w:lvlJc w:val="left"/>
+      <w:pPr>
+        <w:ind w:left="5760" w:hanging="360"/>
+      </w:pPr>
+      <w:rPr>
+        <w:rFonts w:ascii="Courier New" w:hAnsi="Courier New" w:hint="default"/>
+      </w:rPr>
+    </w:lvl>
+    <w:lvl w:ilvl="8" w:tplc="4CA26A00">
+      <w:start w:val="1"/>
+      <w:numFmt w:val="bullet"/>
+      <w:lvlText w:val=""/>
+      <w:lvlJc w:val="left"/>
+      <w:pPr>
+        <w:ind w:left="6480" w:hanging="360"/>
+      </w:pPr>
+      <w:rPr>
+        <w:rFonts w:ascii="Wingdings" w:hAnsi="Wingdings" w:hint="default"/>
+      </w:rPr>
+    </w:lvl>
+  </w:abstractNum>
+  <w:abstractNum w:abstractNumId="4" w15:restartNumberingAfterBreak="0">
     <w:nsid w:val="44CD382F"/>
     <w:multiLevelType w:val="multilevel"/>
     <w:tmpl w:val="45B2275A"/>
     <w:numStyleLink w:val="111111"/>
   </w:abstractNum>
-  <w:abstractNum w:abstractNumId="2" w15:restartNumberingAfterBreak="0">
+  <w:abstractNum w:abstractNumId="5" w15:restartNumberingAfterBreak="0">
     <w:nsid w:val="52473516"/>
     <w:multiLevelType w:val="hybridMultilevel"/>
     <w:tmpl w:val="89BA3636"/>
@@ -6916,7 +10088,7 @@
       </w:rPr>
     </w:lvl>
   </w:abstractNum>
-  <w:abstractNum w:abstractNumId="3" w15:restartNumberingAfterBreak="0">
+  <w:abstractNum w:abstractNumId="6" w15:restartNumberingAfterBreak="0">
     <w:nsid w:val="56F2492F"/>
     <w:multiLevelType w:val="hybridMultilevel"/>
     <w:tmpl w:val="83D890D8"/>
@@ -7056,7 +10228,7 @@
       </w:rPr>
     </w:lvl>
   </w:abstractNum>
-  <w:abstractNum w:abstractNumId="4" w15:restartNumberingAfterBreak="0">
+  <w:abstractNum w:abstractNumId="7" w15:restartNumberingAfterBreak="0">
     <w:nsid w:val="5CC37406"/>
     <w:multiLevelType w:val="hybridMultilevel"/>
     <w:tmpl w:val="C7988E78"/>
@@ -7169,7 +10341,7 @@
       </w:rPr>
     </w:lvl>
   </w:abstractNum>
-  <w:abstractNum w:abstractNumId="5" w15:restartNumberingAfterBreak="0">
+  <w:abstractNum w:abstractNumId="8" w15:restartNumberingAfterBreak="0">
     <w:nsid w:val="60894363"/>
     <w:multiLevelType w:val="multilevel"/>
     <w:tmpl w:val="2C38B5B0"/>
@@ -7221,7 +10393,7 @@
     <w:lvl w:ilvl="3">
       <w:start w:val="1"/>
       <w:numFmt w:val="decimal"/>
-      <w:pStyle w:val="Heading4"/>
+      <w:pStyle w:val="Kop4"/>
       <w:lvlText w:val="%1.%2.%3.%4"/>
       <w:lvlJc w:val="left"/>
       <w:pPr>
@@ -7237,7 +10409,7 @@
     <w:lvl w:ilvl="4">
       <w:start w:val="1"/>
       <w:numFmt w:val="decimal"/>
-      <w:pStyle w:val="Heading5"/>
+      <w:pStyle w:val="Kop5"/>
       <w:lvlText w:val="%1.%2.%3.%4.%5"/>
       <w:lvlJc w:val="left"/>
       <w:pPr>
@@ -7253,7 +10425,7 @@
     <w:lvl w:ilvl="5">
       <w:start w:val="1"/>
       <w:numFmt w:val="decimal"/>
-      <w:pStyle w:val="Heading6"/>
+      <w:pStyle w:val="Kop6"/>
       <w:lvlText w:val="%1.%2.%3.%4.%5.%6"/>
       <w:lvlJc w:val="left"/>
       <w:pPr>
@@ -7269,7 +10441,7 @@
     <w:lvl w:ilvl="6">
       <w:start w:val="1"/>
       <w:numFmt w:val="decimal"/>
-      <w:pStyle w:val="Heading7"/>
+      <w:pStyle w:val="Kop7"/>
       <w:lvlText w:val="%1.%2.%3.%4.%5.%6.%7"/>
       <w:lvlJc w:val="left"/>
       <w:pPr>
@@ -7285,7 +10457,7 @@
     <w:lvl w:ilvl="7">
       <w:start w:val="1"/>
       <w:numFmt w:val="decimal"/>
-      <w:pStyle w:val="Heading8"/>
+      <w:pStyle w:val="Kop8"/>
       <w:lvlText w:val="%1.%2.%3.%4.%5.%6.%7.%8"/>
       <w:lvlJc w:val="left"/>
       <w:pPr>
@@ -7301,7 +10473,7 @@
     <w:lvl w:ilvl="8">
       <w:start w:val="1"/>
       <w:numFmt w:val="decimal"/>
-      <w:pStyle w:val="Heading9"/>
+      <w:pStyle w:val="Kop9"/>
       <w:lvlText w:val="%1.%2.%3.%4.%5.%6.%7.%8.%9"/>
       <w:lvlJc w:val="left"/>
       <w:pPr>
@@ -7315,7 +10487,7 @@
       </w:rPr>
     </w:lvl>
   </w:abstractNum>
-  <w:abstractNum w:abstractNumId="6" w15:restartNumberingAfterBreak="0">
+  <w:abstractNum w:abstractNumId="9" w15:restartNumberingAfterBreak="0">
     <w:nsid w:val="628E31E1"/>
     <w:multiLevelType w:val="hybridMultilevel"/>
     <w:tmpl w:val="AAFAD652"/>
@@ -7455,7 +10627,7 @@
       </w:rPr>
     </w:lvl>
   </w:abstractNum>
-  <w:abstractNum w:abstractNumId="7" w15:restartNumberingAfterBreak="0">
+  <w:abstractNum w:abstractNumId="10" w15:restartNumberingAfterBreak="0">
     <w:nsid w:val="648C2652"/>
     <w:multiLevelType w:val="hybridMultilevel"/>
     <w:tmpl w:val="83CC88D8"/>
@@ -7595,7 +10767,7 @@
       </w:rPr>
     </w:lvl>
   </w:abstractNum>
-  <w:abstractNum w:abstractNumId="8" w15:restartNumberingAfterBreak="0">
+  <w:abstractNum w:abstractNumId="11" w15:restartNumberingAfterBreak="0">
     <w:nsid w:val="687931F9"/>
     <w:multiLevelType w:val="hybridMultilevel"/>
     <w:tmpl w:val="CAFE0AB2"/>
@@ -7735,7 +10907,7 @@
       </w:rPr>
     </w:lvl>
   </w:abstractNum>
-  <w:abstractNum w:abstractNumId="9" w15:restartNumberingAfterBreak="0">
+  <w:abstractNum w:abstractNumId="12" w15:restartNumberingAfterBreak="0">
     <w:nsid w:val="6B167B42"/>
     <w:multiLevelType w:val="multilevel"/>
     <w:tmpl w:val="45B2275A"/>
@@ -7864,7 +11036,7 @@
       </w:rPr>
     </w:lvl>
   </w:abstractNum>
-  <w:abstractNum w:abstractNumId="10" w15:restartNumberingAfterBreak="0">
+  <w:abstractNum w:abstractNumId="13" w15:restartNumberingAfterBreak="0">
     <w:nsid w:val="6CE73163"/>
     <w:multiLevelType w:val="hybridMultilevel"/>
     <w:tmpl w:val="81F07004"/>
@@ -8004,7 +11176,7 @@
       </w:rPr>
     </w:lvl>
   </w:abstractNum>
-  <w:abstractNum w:abstractNumId="11" w15:restartNumberingAfterBreak="0">
+  <w:abstractNum w:abstractNumId="14" w15:restartNumberingAfterBreak="0">
     <w:nsid w:val="760E4C66"/>
     <w:multiLevelType w:val="multilevel"/>
     <w:tmpl w:val="04130023"/>
@@ -8118,44 +11290,53 @@
       </w:pPr>
     </w:lvl>
   </w:abstractNum>
-  <w:num w:numId="1" w16cid:durableId="300042289">
+  <w:num w:numId="1" w16cid:durableId="1917939301">
+    <w:abstractNumId w:val="3"/>
+  </w:num>
+  <w:num w:numId="2" w16cid:durableId="300042289">
+    <w:abstractNumId w:val="12"/>
+  </w:num>
+  <w:num w:numId="3" w16cid:durableId="1740251823">
+    <w:abstractNumId w:val="14"/>
+  </w:num>
+  <w:num w:numId="4" w16cid:durableId="736560565">
+    <w:abstractNumId w:val="4"/>
+  </w:num>
+  <w:num w:numId="5" w16cid:durableId="71583388">
+    <w:abstractNumId w:val="8"/>
+  </w:num>
+  <w:num w:numId="6" w16cid:durableId="900873287">
     <w:abstractNumId w:val="9"/>
   </w:num>
-  <w:num w:numId="2" w16cid:durableId="1740251823">
+  <w:num w:numId="7" w16cid:durableId="907768842">
     <w:abstractNumId w:val="11"/>
   </w:num>
-  <w:num w:numId="3" w16cid:durableId="736560565">
+  <w:num w:numId="8" w16cid:durableId="1572617791">
+    <w:abstractNumId w:val="13"/>
+  </w:num>
+  <w:num w:numId="9" w16cid:durableId="779492480">
+    <w:abstractNumId w:val="10"/>
+  </w:num>
+  <w:num w:numId="10" w16cid:durableId="1486819153">
+    <w:abstractNumId w:val="7"/>
+  </w:num>
+  <w:num w:numId="11" w16cid:durableId="1208755621">
+    <w:abstractNumId w:val="2"/>
+  </w:num>
+  <w:num w:numId="12" w16cid:durableId="1863279750">
+    <w:abstractNumId w:val="6"/>
+  </w:num>
+  <w:num w:numId="13" w16cid:durableId="2119251075">
+    <w:abstractNumId w:val="8"/>
+  </w:num>
+  <w:num w:numId="14" w16cid:durableId="2094235520">
+    <w:abstractNumId w:val="5"/>
+  </w:num>
+  <w:num w:numId="15" w16cid:durableId="1987197418">
     <w:abstractNumId w:val="1"/>
   </w:num>
-  <w:num w:numId="4" w16cid:durableId="71583388">
-    <w:abstractNumId w:val="5"/>
-  </w:num>
-  <w:num w:numId="5" w16cid:durableId="900873287">
-    <w:abstractNumId w:val="6"/>
-  </w:num>
-  <w:num w:numId="6" w16cid:durableId="907768842">
-    <w:abstractNumId w:val="8"/>
-  </w:num>
-  <w:num w:numId="7" w16cid:durableId="1572617791">
-    <w:abstractNumId w:val="10"/>
-  </w:num>
-  <w:num w:numId="8" w16cid:durableId="779492480">
-    <w:abstractNumId w:val="7"/>
-  </w:num>
-  <w:num w:numId="9" w16cid:durableId="1486819153">
-    <w:abstractNumId w:val="4"/>
-  </w:num>
-  <w:num w:numId="10" w16cid:durableId="1208755621">
+  <w:num w:numId="16" w16cid:durableId="1364549531">
     <w:abstractNumId w:val="0"/>
-  </w:num>
-  <w:num w:numId="11" w16cid:durableId="1863279750">
-    <w:abstractNumId w:val="3"/>
-  </w:num>
-  <w:num w:numId="12" w16cid:durableId="2119251075">
-    <w:abstractNumId w:val="5"/>
-  </w:num>
-  <w:num w:numId="13" w16cid:durableId="2094235520">
-    <w:abstractNumId w:val="2"/>
   </w:num>
 </w:numbering>
 </file>
@@ -8555,7 +11736,7 @@
     <w:lsdException w:name="Unresolved Mention" w:semiHidden="1" w:unhideWhenUsed="1"/>
     <w:lsdException w:name="Smart Link" w:semiHidden="1" w:unhideWhenUsed="1"/>
   </w:latentStyles>
-  <w:style w:type="paragraph" w:default="1" w:styleId="Normal">
+  <w:style w:type="paragraph" w:default="1" w:styleId="Standaard">
     <w:name w:val="Normal"/>
     <w:qFormat/>
     <w:rsid w:val="00BD4585"/>
@@ -8570,11 +11751,11 @@
       <w:lang w:val="nl-NL" w:eastAsia="nl-NL"/>
     </w:rPr>
   </w:style>
-  <w:style w:type="paragraph" w:styleId="Heading1">
+  <w:style w:type="paragraph" w:styleId="Kop1">
     <w:name w:val="heading 1"/>
-    <w:basedOn w:val="Normal"/>
-    <w:next w:val="Normal"/>
-    <w:link w:val="Heading1Char"/>
+    <w:basedOn w:val="Standaard"/>
+    <w:next w:val="Standaard"/>
+    <w:link w:val="Kop1Char"/>
     <w:qFormat/>
     <w:rsid w:val="003D7E68"/>
     <w:pPr>
@@ -8590,11 +11771,11 @@
       <w:szCs w:val="26"/>
     </w:rPr>
   </w:style>
-  <w:style w:type="paragraph" w:styleId="Heading2">
+  <w:style w:type="paragraph" w:styleId="Kop2">
     <w:name w:val="heading 2"/>
-    <w:basedOn w:val="Heading1"/>
-    <w:next w:val="Normal"/>
-    <w:link w:val="Heading2Char"/>
+    <w:basedOn w:val="Kop1"/>
+    <w:next w:val="Standaard"/>
+    <w:link w:val="Kop2Char"/>
     <w:qFormat/>
     <w:rsid w:val="007E25F6"/>
     <w:pPr>
@@ -8605,11 +11786,11 @@
       <w:lang w:val="nl-BE" w:eastAsia="nl-BE"/>
     </w:rPr>
   </w:style>
-  <w:style w:type="paragraph" w:styleId="Heading3">
+  <w:style w:type="paragraph" w:styleId="Kop3">
     <w:name w:val="heading 3"/>
-    <w:basedOn w:val="Normal"/>
-    <w:next w:val="Normal"/>
-    <w:link w:val="Heading3Char"/>
+    <w:basedOn w:val="Standaard"/>
+    <w:next w:val="Standaard"/>
+    <w:link w:val="Kop3Char"/>
     <w:qFormat/>
     <w:rsid w:val="007E25F6"/>
     <w:pPr>
@@ -8620,18 +11801,18 @@
       <w:lang w:val="en-US"/>
     </w:rPr>
   </w:style>
-  <w:style w:type="paragraph" w:styleId="Heading4">
+  <w:style w:type="paragraph" w:styleId="Kop4">
     <w:name w:val="heading 4"/>
-    <w:basedOn w:val="Normal"/>
-    <w:next w:val="Normal"/>
-    <w:link w:val="Heading4Char"/>
+    <w:basedOn w:val="Standaard"/>
+    <w:next w:val="Standaard"/>
+    <w:link w:val="Kop4Char"/>
     <w:qFormat/>
     <w:rsid w:val="000772E4"/>
     <w:pPr>
       <w:keepNext/>
       <w:numPr>
         <w:ilvl w:val="3"/>
-        <w:numId w:val="4"/>
+        <w:numId w:val="5"/>
       </w:numPr>
       <w:spacing w:line="360" w:lineRule="auto"/>
       <w:outlineLvl w:val="3"/>
@@ -8642,17 +11823,17 @@
       <w:szCs w:val="28"/>
     </w:rPr>
   </w:style>
-  <w:style w:type="paragraph" w:styleId="Heading5">
+  <w:style w:type="paragraph" w:styleId="Kop5">
     <w:name w:val="heading 5"/>
-    <w:basedOn w:val="Normal"/>
-    <w:next w:val="Normal"/>
-    <w:link w:val="Heading5Char"/>
+    <w:basedOn w:val="Standaard"/>
+    <w:next w:val="Standaard"/>
+    <w:link w:val="Kop5Char"/>
     <w:qFormat/>
     <w:rsid w:val="000772E4"/>
     <w:pPr>
       <w:numPr>
         <w:ilvl w:val="4"/>
-        <w:numId w:val="4"/>
+        <w:numId w:val="5"/>
       </w:numPr>
       <w:spacing w:before="240" w:after="60"/>
       <w:outlineLvl w:val="4"/>
@@ -8666,17 +11847,17 @@
       <w:szCs w:val="26"/>
     </w:rPr>
   </w:style>
-  <w:style w:type="paragraph" w:styleId="Heading6">
+  <w:style w:type="paragraph" w:styleId="Kop6">
     <w:name w:val="heading 6"/>
-    <w:basedOn w:val="Normal"/>
-    <w:next w:val="Normal"/>
-    <w:link w:val="Heading6Char"/>
+    <w:basedOn w:val="Standaard"/>
+    <w:next w:val="Standaard"/>
+    <w:link w:val="Kop6Char"/>
     <w:qFormat/>
     <w:rsid w:val="000772E4"/>
     <w:pPr>
       <w:numPr>
         <w:ilvl w:val="5"/>
-        <w:numId w:val="4"/>
+        <w:numId w:val="5"/>
       </w:numPr>
       <w:spacing w:before="240" w:after="60"/>
       <w:outlineLvl w:val="5"/>
@@ -8688,17 +11869,17 @@
       <w:szCs w:val="22"/>
     </w:rPr>
   </w:style>
-  <w:style w:type="paragraph" w:styleId="Heading7">
+  <w:style w:type="paragraph" w:styleId="Kop7">
     <w:name w:val="heading 7"/>
-    <w:basedOn w:val="Normal"/>
-    <w:next w:val="Normal"/>
-    <w:link w:val="Heading7Char"/>
+    <w:basedOn w:val="Standaard"/>
+    <w:next w:val="Standaard"/>
+    <w:link w:val="Kop7Char"/>
     <w:qFormat/>
     <w:rsid w:val="000772E4"/>
     <w:pPr>
       <w:numPr>
         <w:ilvl w:val="6"/>
-        <w:numId w:val="4"/>
+        <w:numId w:val="5"/>
       </w:numPr>
       <w:spacing w:before="240" w:after="60"/>
       <w:outlineLvl w:val="6"/>
@@ -8708,17 +11889,17 @@
       <w:sz w:val="24"/>
     </w:rPr>
   </w:style>
-  <w:style w:type="paragraph" w:styleId="Heading8">
+  <w:style w:type="paragraph" w:styleId="Kop8">
     <w:name w:val="heading 8"/>
-    <w:basedOn w:val="Normal"/>
-    <w:next w:val="Normal"/>
-    <w:link w:val="Heading8Char"/>
+    <w:basedOn w:val="Standaard"/>
+    <w:next w:val="Standaard"/>
+    <w:link w:val="Kop8Char"/>
     <w:qFormat/>
     <w:rsid w:val="000772E4"/>
     <w:pPr>
       <w:numPr>
         <w:ilvl w:val="7"/>
-        <w:numId w:val="4"/>
+        <w:numId w:val="5"/>
       </w:numPr>
       <w:spacing w:before="240" w:after="60"/>
       <w:outlineLvl w:val="7"/>
@@ -8730,17 +11911,17 @@
       <w:sz w:val="24"/>
     </w:rPr>
   </w:style>
-  <w:style w:type="paragraph" w:styleId="Heading9">
+  <w:style w:type="paragraph" w:styleId="Kop9">
     <w:name w:val="heading 9"/>
-    <w:basedOn w:val="Normal"/>
-    <w:next w:val="Normal"/>
-    <w:link w:val="Heading9Char"/>
+    <w:basedOn w:val="Standaard"/>
+    <w:next w:val="Standaard"/>
+    <w:link w:val="Kop9Char"/>
     <w:qFormat/>
     <w:rsid w:val="000772E4"/>
     <w:pPr>
       <w:numPr>
         <w:ilvl w:val="8"/>
-        <w:numId w:val="4"/>
+        <w:numId w:val="5"/>
       </w:numPr>
       <w:spacing w:before="240" w:after="60"/>
       <w:outlineLvl w:val="8"/>
@@ -8750,13 +11931,13 @@
       <w:szCs w:val="22"/>
     </w:rPr>
   </w:style>
-  <w:style w:type="character" w:default="1" w:styleId="DefaultParagraphFont">
+  <w:style w:type="character" w:default="1" w:styleId="Standaardalinea-lettertype">
     <w:name w:val="Default Paragraph Font"/>
     <w:uiPriority w:val="1"/>
     <w:semiHidden/>
     <w:unhideWhenUsed/>
   </w:style>
-  <w:style w:type="table" w:default="1" w:styleId="TableNormal">
+  <w:style w:type="table" w:default="1" w:styleId="Standaardtabel">
     <w:name w:val="Normal Table"/>
     <w:uiPriority w:val="99"/>
     <w:semiHidden/>
@@ -8771,16 +11952,16 @@
       </w:tblCellMar>
     </w:tblPr>
   </w:style>
-  <w:style w:type="numbering" w:default="1" w:styleId="NoList">
+  <w:style w:type="numbering" w:default="1" w:styleId="Geenlijst">
     <w:name w:val="No List"/>
     <w:uiPriority w:val="99"/>
     <w:semiHidden/>
     <w:unhideWhenUsed/>
   </w:style>
-  <w:style w:type="paragraph" w:styleId="BalloonText">
+  <w:style w:type="paragraph" w:styleId="Ballontekst">
     <w:name w:val="Balloon Text"/>
-    <w:basedOn w:val="Normal"/>
-    <w:link w:val="BalloonTextChar"/>
+    <w:basedOn w:val="Standaard"/>
+    <w:link w:val="BallontekstChar"/>
     <w:uiPriority w:val="99"/>
     <w:semiHidden/>
     <w:unhideWhenUsed/>
@@ -8791,10 +11972,10 @@
       <w:szCs w:val="16"/>
     </w:rPr>
   </w:style>
-  <w:style w:type="character" w:customStyle="1" w:styleId="BalloonTextChar">
-    <w:name w:val="Balloon Text Char"/>
-    <w:basedOn w:val="DefaultParagraphFont"/>
-    <w:link w:val="BalloonText"/>
+  <w:style w:type="character" w:customStyle="1" w:styleId="BallontekstChar">
+    <w:name w:val="Ballontekst Char"/>
+    <w:basedOn w:val="Standaardalinea-lettertype"/>
+    <w:link w:val="Ballontekst"/>
     <w:uiPriority w:val="99"/>
     <w:semiHidden/>
     <w:rsid w:val="00532480"/>
@@ -8804,10 +11985,10 @@
       <w:szCs w:val="16"/>
     </w:rPr>
   </w:style>
-  <w:style w:type="paragraph" w:styleId="Header">
+  <w:style w:type="paragraph" w:styleId="Koptekst">
     <w:name w:val="header"/>
-    <w:basedOn w:val="Normal"/>
-    <w:link w:val="HeaderChar"/>
+    <w:basedOn w:val="Standaard"/>
+    <w:link w:val="KoptekstChar"/>
     <w:unhideWhenUsed/>
     <w:rsid w:val="001C7ED4"/>
     <w:pPr>
@@ -8817,17 +11998,17 @@
       </w:tabs>
     </w:pPr>
   </w:style>
-  <w:style w:type="character" w:customStyle="1" w:styleId="HeaderChar">
-    <w:name w:val="Header Char"/>
-    <w:basedOn w:val="DefaultParagraphFont"/>
-    <w:link w:val="Header"/>
+  <w:style w:type="character" w:customStyle="1" w:styleId="KoptekstChar">
+    <w:name w:val="Koptekst Char"/>
+    <w:basedOn w:val="Standaardalinea-lettertype"/>
+    <w:link w:val="Koptekst"/>
     <w:uiPriority w:val="99"/>
     <w:rsid w:val="001C7ED4"/>
   </w:style>
-  <w:style w:type="paragraph" w:styleId="Footer">
+  <w:style w:type="paragraph" w:styleId="Voettekst">
     <w:name w:val="footer"/>
-    <w:basedOn w:val="Normal"/>
-    <w:link w:val="FooterChar"/>
+    <w:basedOn w:val="Standaard"/>
+    <w:link w:val="VoettekstChar"/>
     <w:uiPriority w:val="99"/>
     <w:unhideWhenUsed/>
     <w:rsid w:val="001C7ED4"/>
@@ -8838,16 +12019,16 @@
       </w:tabs>
     </w:pPr>
   </w:style>
-  <w:style w:type="character" w:customStyle="1" w:styleId="FooterChar">
-    <w:name w:val="Footer Char"/>
-    <w:basedOn w:val="DefaultParagraphFont"/>
-    <w:link w:val="Footer"/>
+  <w:style w:type="character" w:customStyle="1" w:styleId="VoettekstChar">
+    <w:name w:val="Voettekst Char"/>
+    <w:basedOn w:val="Standaardalinea-lettertype"/>
+    <w:link w:val="Voettekst"/>
     <w:uiPriority w:val="99"/>
     <w:rsid w:val="001C7ED4"/>
   </w:style>
   <w:style w:type="paragraph" w:customStyle="1" w:styleId="Titelvoorblad">
     <w:name w:val="Titel voorblad"/>
-    <w:basedOn w:val="Title"/>
+    <w:basedOn w:val="Titel"/>
     <w:semiHidden/>
     <w:rsid w:val="000772E4"/>
     <w:pPr>
@@ -8866,7 +12047,7 @@
   </w:style>
   <w:style w:type="paragraph" w:customStyle="1" w:styleId="Subtitlevoorblad">
     <w:name w:val="Subtitle voorblad"/>
-    <w:basedOn w:val="Subtitle"/>
+    <w:basedOn w:val="Ondertitel"/>
     <w:semiHidden/>
     <w:rsid w:val="000772E4"/>
     <w:pPr>
@@ -8887,11 +12068,11 @@
       <w:szCs w:val="36"/>
     </w:rPr>
   </w:style>
-  <w:style w:type="paragraph" w:styleId="Title">
+  <w:style w:type="paragraph" w:styleId="Titel">
     <w:name w:val="Title"/>
-    <w:basedOn w:val="Normal"/>
-    <w:next w:val="Normal"/>
-    <w:link w:val="TitleChar"/>
+    <w:basedOn w:val="Standaard"/>
+    <w:next w:val="Standaard"/>
+    <w:link w:val="TitelChar"/>
     <w:uiPriority w:val="10"/>
     <w:qFormat/>
     <w:rsid w:val="00905966"/>
@@ -8908,10 +12089,10 @@
       <w:szCs w:val="52"/>
     </w:rPr>
   </w:style>
-  <w:style w:type="character" w:customStyle="1" w:styleId="TitleChar">
-    <w:name w:val="Title Char"/>
-    <w:basedOn w:val="DefaultParagraphFont"/>
-    <w:link w:val="Title"/>
+  <w:style w:type="character" w:customStyle="1" w:styleId="TitelChar">
+    <w:name w:val="Titel Char"/>
+    <w:basedOn w:val="Standaardalinea-lettertype"/>
+    <w:link w:val="Titel"/>
     <w:uiPriority w:val="10"/>
     <w:rsid w:val="00905966"/>
     <w:rPr>
@@ -8923,11 +12104,11 @@
       <w:lang w:val="nl-NL" w:eastAsia="nl-NL"/>
     </w:rPr>
   </w:style>
-  <w:style w:type="paragraph" w:styleId="Subtitle">
+  <w:style w:type="paragraph" w:styleId="Ondertitel">
     <w:name w:val="Subtitle"/>
-    <w:basedOn w:val="Normal"/>
-    <w:next w:val="Normal"/>
-    <w:link w:val="SubtitleChar"/>
+    <w:basedOn w:val="Standaard"/>
+    <w:next w:val="Standaard"/>
+    <w:link w:val="OndertitelChar"/>
     <w:uiPriority w:val="11"/>
     <w:qFormat/>
     <w:rsid w:val="000772E4"/>
@@ -8945,10 +12126,10 @@
       <w:sz w:val="24"/>
     </w:rPr>
   </w:style>
-  <w:style w:type="character" w:customStyle="1" w:styleId="SubtitleChar">
-    <w:name w:val="Subtitle Char"/>
-    <w:basedOn w:val="DefaultParagraphFont"/>
-    <w:link w:val="Subtitle"/>
+  <w:style w:type="character" w:customStyle="1" w:styleId="OndertitelChar">
+    <w:name w:val="Ondertitel Char"/>
+    <w:basedOn w:val="Standaardalinea-lettertype"/>
+    <w:link w:val="Ondertitel"/>
     <w:uiPriority w:val="11"/>
     <w:rsid w:val="000772E4"/>
     <w:rPr>
@@ -8961,7 +12142,7 @@
       <w:szCs w:val="24"/>
     </w:rPr>
   </w:style>
-  <w:style w:type="character" w:styleId="Strong">
+  <w:style w:type="character" w:styleId="Zwaar">
     <w:name w:val="Strong"/>
     <w:rsid w:val="000772E4"/>
     <w:rPr>
@@ -8969,10 +12150,10 @@
       <w:bCs/>
     </w:rPr>
   </w:style>
-  <w:style w:type="character" w:customStyle="1" w:styleId="Heading1Char">
-    <w:name w:val="Heading 1 Char"/>
-    <w:basedOn w:val="DefaultParagraphFont"/>
-    <w:link w:val="Heading1"/>
+  <w:style w:type="character" w:customStyle="1" w:styleId="Kop1Char">
+    <w:name w:val="Kop 1 Char"/>
+    <w:basedOn w:val="Standaardalinea-lettertype"/>
+    <w:link w:val="Kop1"/>
     <w:rsid w:val="003D7E68"/>
     <w:rPr>
       <w:rFonts w:ascii="Arial" w:eastAsia="Times New Roman" w:hAnsi="Arial" w:cs="Arial"/>
@@ -8984,10 +12165,10 @@
       <w:lang w:val="nl-NL" w:eastAsia="nl-NL"/>
     </w:rPr>
   </w:style>
-  <w:style w:type="character" w:customStyle="1" w:styleId="Heading2Char">
-    <w:name w:val="Heading 2 Char"/>
-    <w:basedOn w:val="DefaultParagraphFont"/>
-    <w:link w:val="Heading2"/>
+  <w:style w:type="character" w:customStyle="1" w:styleId="Kop2Char">
+    <w:name w:val="Kop 2 Char"/>
+    <w:basedOn w:val="Standaardalinea-lettertype"/>
+    <w:link w:val="Kop2"/>
     <w:rsid w:val="007E25F6"/>
     <w:rPr>
       <w:rFonts w:ascii="Arial" w:eastAsia="Times New Roman" w:hAnsi="Arial" w:cs="Arial"/>
@@ -8999,10 +12180,10 @@
       <w:lang w:eastAsia="nl-BE"/>
     </w:rPr>
   </w:style>
-  <w:style w:type="character" w:customStyle="1" w:styleId="Heading3Char">
-    <w:name w:val="Heading 3 Char"/>
-    <w:basedOn w:val="DefaultParagraphFont"/>
-    <w:link w:val="Heading3"/>
+  <w:style w:type="character" w:customStyle="1" w:styleId="Kop3Char">
+    <w:name w:val="Kop 3 Char"/>
+    <w:basedOn w:val="Standaardalinea-lettertype"/>
+    <w:link w:val="Kop3"/>
     <w:rsid w:val="007E25F6"/>
     <w:rPr>
       <w:rFonts w:ascii="Arial" w:eastAsia="Times New Roman" w:hAnsi="Arial" w:cs="Times New Roman"/>
@@ -9012,10 +12193,10 @@
       <w:lang w:val="en-US" w:eastAsia="nl-NL"/>
     </w:rPr>
   </w:style>
-  <w:style w:type="character" w:customStyle="1" w:styleId="Heading4Char">
-    <w:name w:val="Heading 4 Char"/>
-    <w:basedOn w:val="DefaultParagraphFont"/>
-    <w:link w:val="Heading4"/>
+  <w:style w:type="character" w:customStyle="1" w:styleId="Kop4Char">
+    <w:name w:val="Kop 4 Char"/>
+    <w:basedOn w:val="Standaardalinea-lettertype"/>
+    <w:link w:val="Kop4"/>
     <w:rsid w:val="000772E4"/>
     <w:rPr>
       <w:rFonts w:ascii="Arial" w:eastAsia="Times New Roman" w:hAnsi="Arial" w:cs="Times New Roman"/>
@@ -9025,10 +12206,10 @@
       <w:lang w:val="nl-NL" w:eastAsia="nl-NL"/>
     </w:rPr>
   </w:style>
-  <w:style w:type="character" w:customStyle="1" w:styleId="Heading5Char">
-    <w:name w:val="Heading 5 Char"/>
-    <w:basedOn w:val="DefaultParagraphFont"/>
-    <w:link w:val="Heading5"/>
+  <w:style w:type="character" w:customStyle="1" w:styleId="Kop5Char">
+    <w:name w:val="Kop 5 Char"/>
+    <w:basedOn w:val="Standaardalinea-lettertype"/>
+    <w:link w:val="Kop5"/>
     <w:rsid w:val="000772E4"/>
     <w:rPr>
       <w:rFonts w:ascii="Arial" w:eastAsia="Times New Roman" w:hAnsi="Arial" w:cs="Times New Roman"/>
@@ -9041,10 +12222,10 @@
       <w:lang w:val="nl-NL" w:eastAsia="nl-NL"/>
     </w:rPr>
   </w:style>
-  <w:style w:type="character" w:customStyle="1" w:styleId="Heading6Char">
-    <w:name w:val="Heading 6 Char"/>
-    <w:basedOn w:val="DefaultParagraphFont"/>
-    <w:link w:val="Heading6"/>
+  <w:style w:type="character" w:customStyle="1" w:styleId="Kop6Char">
+    <w:name w:val="Kop 6 Char"/>
+    <w:basedOn w:val="Standaardalinea-lettertype"/>
+    <w:link w:val="Kop6"/>
     <w:rsid w:val="000772E4"/>
     <w:rPr>
       <w:rFonts w:ascii="Times New Roman" w:eastAsia="Times New Roman" w:hAnsi="Times New Roman" w:cs="Times New Roman"/>
@@ -9053,10 +12234,10 @@
       <w:lang w:val="nl-NL" w:eastAsia="nl-NL"/>
     </w:rPr>
   </w:style>
-  <w:style w:type="character" w:customStyle="1" w:styleId="Heading7Char">
-    <w:name w:val="Heading 7 Char"/>
-    <w:basedOn w:val="DefaultParagraphFont"/>
-    <w:link w:val="Heading7"/>
+  <w:style w:type="character" w:customStyle="1" w:styleId="Kop7Char">
+    <w:name w:val="Kop 7 Char"/>
+    <w:basedOn w:val="Standaardalinea-lettertype"/>
+    <w:link w:val="Kop7"/>
     <w:rsid w:val="000772E4"/>
     <w:rPr>
       <w:rFonts w:ascii="Times New Roman" w:eastAsia="Times New Roman" w:hAnsi="Times New Roman" w:cs="Times New Roman"/>
@@ -9065,10 +12246,10 @@
       <w:lang w:val="nl-NL" w:eastAsia="nl-NL"/>
     </w:rPr>
   </w:style>
-  <w:style w:type="character" w:customStyle="1" w:styleId="Heading8Char">
-    <w:name w:val="Heading 8 Char"/>
-    <w:basedOn w:val="DefaultParagraphFont"/>
-    <w:link w:val="Heading8"/>
+  <w:style w:type="character" w:customStyle="1" w:styleId="Kop8Char">
+    <w:name w:val="Kop 8 Char"/>
+    <w:basedOn w:val="Standaardalinea-lettertype"/>
+    <w:link w:val="Kop8"/>
     <w:rsid w:val="000772E4"/>
     <w:rPr>
       <w:rFonts w:ascii="Times New Roman" w:eastAsia="Times New Roman" w:hAnsi="Times New Roman" w:cs="Times New Roman"/>
@@ -9079,10 +12260,10 @@
       <w:lang w:val="nl-NL" w:eastAsia="nl-NL"/>
     </w:rPr>
   </w:style>
-  <w:style w:type="character" w:customStyle="1" w:styleId="Heading9Char">
-    <w:name w:val="Heading 9 Char"/>
-    <w:basedOn w:val="DefaultParagraphFont"/>
-    <w:link w:val="Heading9"/>
+  <w:style w:type="character" w:customStyle="1" w:styleId="Kop9Char">
+    <w:name w:val="Kop 9 Char"/>
+    <w:basedOn w:val="Standaardalinea-lettertype"/>
+    <w:link w:val="Kop9"/>
     <w:rsid w:val="000772E4"/>
     <w:rPr>
       <w:rFonts w:ascii="Arial" w:eastAsia="Times New Roman" w:hAnsi="Arial" w:cs="Arial"/>
@@ -9091,19 +12272,19 @@
   </w:style>
   <w:style w:type="numbering" w:styleId="111111">
     <w:name w:val="Outline List 2"/>
-    <w:basedOn w:val="NoList"/>
+    <w:basedOn w:val="Geenlijst"/>
     <w:semiHidden/>
     <w:rsid w:val="000772E4"/>
     <w:pPr>
       <w:numPr>
-        <w:numId w:val="1"/>
+        <w:numId w:val="2"/>
       </w:numPr>
     </w:pPr>
   </w:style>
-  <w:style w:type="paragraph" w:styleId="BodyTextIndent">
+  <w:style w:type="paragraph" w:styleId="Plattetekstinspringen">
     <w:name w:val="Body Text Indent"/>
-    <w:basedOn w:val="Normal"/>
-    <w:link w:val="BodyTextIndentChar"/>
+    <w:basedOn w:val="Standaard"/>
+    <w:link w:val="PlattetekstinspringenChar"/>
     <w:semiHidden/>
     <w:rsid w:val="000772E4"/>
     <w:pPr>
@@ -9111,10 +12292,10 @@
       <w:ind w:left="283"/>
     </w:pPr>
   </w:style>
-  <w:style w:type="character" w:customStyle="1" w:styleId="BodyTextIndentChar">
-    <w:name w:val="Body Text Indent Char"/>
-    <w:basedOn w:val="DefaultParagraphFont"/>
-    <w:link w:val="BodyTextIndent"/>
+  <w:style w:type="character" w:customStyle="1" w:styleId="PlattetekstinspringenChar">
+    <w:name w:val="Platte tekst inspringen Char"/>
+    <w:basedOn w:val="Standaardalinea-lettertype"/>
+    <w:link w:val="Plattetekstinspringen"/>
     <w:semiHidden/>
     <w:rsid w:val="000772E4"/>
     <w:rPr>
@@ -9133,10 +12314,10 @@
       <w:u w:val="single"/>
     </w:rPr>
   </w:style>
-  <w:style w:type="paragraph" w:styleId="TOC1">
+  <w:style w:type="paragraph" w:styleId="Inhopg1">
     <w:name w:val="toc 1"/>
-    <w:basedOn w:val="Normal"/>
-    <w:next w:val="Normal"/>
+    <w:basedOn w:val="Standaard"/>
+    <w:next w:val="Standaard"/>
     <w:autoRedefine/>
     <w:uiPriority w:val="39"/>
     <w:rsid w:val="00BD7464"/>
@@ -9156,10 +12337,10 @@
       <w:szCs w:val="20"/>
     </w:rPr>
   </w:style>
-  <w:style w:type="paragraph" w:styleId="TOC2">
+  <w:style w:type="paragraph" w:styleId="Inhopg2">
     <w:name w:val="toc 2"/>
-    <w:basedOn w:val="Normal"/>
-    <w:next w:val="Normal"/>
+    <w:basedOn w:val="Standaard"/>
+    <w:next w:val="Standaard"/>
     <w:autoRedefine/>
     <w:uiPriority w:val="39"/>
     <w:rsid w:val="000772E4"/>
@@ -9190,7 +12371,7 @@
   </w:style>
   <w:style w:type="paragraph" w:customStyle="1" w:styleId="Tabelkop">
     <w:name w:val="Tabelkop"/>
-    <w:next w:val="Normal"/>
+    <w:next w:val="Standaard"/>
     <w:rsid w:val="000772E4"/>
     <w:pPr>
       <w:spacing w:before="60" w:after="60" w:line="240" w:lineRule="auto"/>
@@ -9233,7 +12414,7 @@
   </w:style>
   <w:style w:type="paragraph" w:customStyle="1" w:styleId="Paragraph1">
     <w:name w:val="Paragraph 1"/>
-    <w:basedOn w:val="Normal"/>
+    <w:basedOn w:val="Standaard"/>
     <w:rsid w:val="0054057D"/>
     <w:pPr>
       <w:spacing w:after="120"/>
@@ -9246,7 +12427,7 @@
   </w:style>
   <w:style w:type="paragraph" w:customStyle="1" w:styleId="Paragraph2">
     <w:name w:val="Paragraph 2"/>
-    <w:basedOn w:val="Normal"/>
+    <w:basedOn w:val="Standaard"/>
     <w:rsid w:val="0054057D"/>
     <w:pPr>
       <w:spacing w:after="120"/>
@@ -9257,9 +12438,9 @@
       <w:lang w:val="en-US" w:eastAsia="en-US"/>
     </w:rPr>
   </w:style>
-  <w:style w:type="paragraph" w:styleId="NormalWeb">
+  <w:style w:type="paragraph" w:styleId="Normaalweb">
     <w:name w:val="Normal (Web)"/>
-    <w:basedOn w:val="Normal"/>
+    <w:basedOn w:val="Standaard"/>
     <w:uiPriority w:val="99"/>
     <w:rsid w:val="0054057D"/>
     <w:pPr>
@@ -9271,9 +12452,9 @@
       <w:lang w:val="en-US" w:eastAsia="en-US"/>
     </w:rPr>
   </w:style>
-  <w:style w:type="table" w:styleId="TableGrid">
+  <w:style w:type="table" w:styleId="Tabelraster">
     <w:name w:val="Table Grid"/>
-    <w:basedOn w:val="TableNormal"/>
+    <w:basedOn w:val="Standaardtabel"/>
     <w:uiPriority w:val="59"/>
     <w:rsid w:val="00DF6BF0"/>
     <w:pPr>
@@ -9292,7 +12473,7 @@
   </w:style>
   <w:style w:type="paragraph" w:customStyle="1" w:styleId="Sjabloon">
     <w:name w:val="Sjabloon"/>
-    <w:basedOn w:val="Normal"/>
+    <w:basedOn w:val="Standaard"/>
     <w:link w:val="SjabloonChar"/>
     <w:qFormat/>
     <w:rsid w:val="00C94BC7"/>
@@ -9303,7 +12484,7 @@
   </w:style>
   <w:style w:type="character" w:customStyle="1" w:styleId="SjabloonChar">
     <w:name w:val="Sjabloon Char"/>
-    <w:basedOn w:val="DefaultParagraphFont"/>
+    <w:basedOn w:val="Standaardalinea-lettertype"/>
     <w:link w:val="Sjabloon"/>
     <w:rsid w:val="00C94BC7"/>
     <w:rPr>
@@ -9314,10 +12495,10 @@
       <w:lang w:val="nl-NL" w:eastAsia="nl-NL"/>
     </w:rPr>
   </w:style>
-  <w:style w:type="paragraph" w:styleId="CommentText">
+  <w:style w:type="paragraph" w:styleId="Tekstopmerking">
     <w:name w:val="annotation text"/>
-    <w:basedOn w:val="Normal"/>
-    <w:link w:val="CommentTextChar"/>
+    <w:basedOn w:val="Standaard"/>
+    <w:link w:val="TekstopmerkingChar"/>
     <w:uiPriority w:val="99"/>
     <w:semiHidden/>
     <w:unhideWhenUsed/>
@@ -9326,10 +12507,10 @@
       <w:szCs w:val="20"/>
     </w:rPr>
   </w:style>
-  <w:style w:type="character" w:customStyle="1" w:styleId="CommentTextChar">
-    <w:name w:val="Comment Text Char"/>
-    <w:basedOn w:val="DefaultParagraphFont"/>
-    <w:link w:val="CommentText"/>
+  <w:style w:type="character" w:customStyle="1" w:styleId="TekstopmerkingChar">
+    <w:name w:val="Tekst opmerking Char"/>
+    <w:basedOn w:val="Standaardalinea-lettertype"/>
+    <w:link w:val="Tekstopmerking"/>
     <w:uiPriority w:val="99"/>
     <w:semiHidden/>
     <w:rPr>
@@ -9340,9 +12521,9 @@
       <w:lang w:val="nl-NL" w:eastAsia="nl-NL"/>
     </w:rPr>
   </w:style>
-  <w:style w:type="character" w:styleId="CommentReference">
+  <w:style w:type="character" w:styleId="Verwijzingopmerking">
     <w:name w:val="annotation reference"/>
-    <w:basedOn w:val="DefaultParagraphFont"/>
+    <w:basedOn w:val="Standaardalinea-lettertype"/>
     <w:uiPriority w:val="99"/>
     <w:semiHidden/>
     <w:unhideWhenUsed/>
@@ -9351,11 +12532,11 @@
       <w:szCs w:val="16"/>
     </w:rPr>
   </w:style>
-  <w:style w:type="paragraph" w:styleId="CommentSubject">
+  <w:style w:type="paragraph" w:styleId="Onderwerpvanopmerking">
     <w:name w:val="annotation subject"/>
-    <w:basedOn w:val="CommentText"/>
-    <w:next w:val="CommentText"/>
-    <w:link w:val="CommentSubjectChar"/>
+    <w:basedOn w:val="Tekstopmerking"/>
+    <w:next w:val="Tekstopmerking"/>
+    <w:link w:val="OnderwerpvanopmerkingChar"/>
     <w:uiPriority w:val="99"/>
     <w:semiHidden/>
     <w:unhideWhenUsed/>
@@ -9365,10 +12546,10 @@
       <w:bCs/>
     </w:rPr>
   </w:style>
-  <w:style w:type="character" w:customStyle="1" w:styleId="CommentSubjectChar">
-    <w:name w:val="Comment Subject Char"/>
-    <w:basedOn w:val="CommentTextChar"/>
-    <w:link w:val="CommentSubject"/>
+  <w:style w:type="character" w:customStyle="1" w:styleId="OnderwerpvanopmerkingChar">
+    <w:name w:val="Onderwerp van opmerking Char"/>
+    <w:basedOn w:val="TekstopmerkingChar"/>
+    <w:link w:val="Onderwerpvanopmerking"/>
     <w:uiPriority w:val="99"/>
     <w:semiHidden/>
     <w:rsid w:val="008469E3"/>
@@ -9382,7 +12563,7 @@
       <w:lang w:val="nl-NL" w:eastAsia="nl-NL"/>
     </w:rPr>
   </w:style>
-  <w:style w:type="paragraph" w:styleId="Revision">
+  <w:style w:type="paragraph" w:styleId="Revisie">
     <w:name w:val="Revision"/>
     <w:hidden/>
     <w:uiPriority w:val="99"/>
@@ -9398,18 +12579,18 @@
       <w:lang w:val="nl-NL" w:eastAsia="nl-NL"/>
     </w:rPr>
   </w:style>
-  <w:style w:type="character" w:styleId="PageNumber">
+  <w:style w:type="character" w:styleId="Paginanummer">
     <w:name w:val="page number"/>
-    <w:basedOn w:val="DefaultParagraphFont"/>
+    <w:basedOn w:val="Standaardalinea-lettertype"/>
     <w:uiPriority w:val="99"/>
     <w:semiHidden/>
     <w:unhideWhenUsed/>
     <w:rsid w:val="00690C5E"/>
   </w:style>
-  <w:style w:type="paragraph" w:styleId="TOCHeading">
+  <w:style w:type="paragraph" w:styleId="Kopvaninhoudsopgave">
     <w:name w:val="TOC Heading"/>
-    <w:basedOn w:val="Heading1"/>
-    <w:next w:val="Normal"/>
+    <w:basedOn w:val="Kop1"/>
+    <w:next w:val="Standaard"/>
     <w:uiPriority w:val="39"/>
     <w:unhideWhenUsed/>
     <w:qFormat/>
@@ -9430,10 +12611,10 @@
       <w:lang w:val="en-US" w:eastAsia="en-US"/>
     </w:rPr>
   </w:style>
-  <w:style w:type="paragraph" w:styleId="TOC3">
+  <w:style w:type="paragraph" w:styleId="Inhopg3">
     <w:name w:val="toc 3"/>
-    <w:basedOn w:val="Normal"/>
-    <w:next w:val="Normal"/>
+    <w:basedOn w:val="Standaard"/>
+    <w:next w:val="Standaard"/>
     <w:autoRedefine/>
     <w:uiPriority w:val="39"/>
     <w:unhideWhenUsed/>
@@ -9451,10 +12632,10 @@
       <w:szCs w:val="20"/>
     </w:rPr>
   </w:style>
-  <w:style w:type="paragraph" w:styleId="TOC4">
+  <w:style w:type="paragraph" w:styleId="Inhopg4">
     <w:name w:val="toc 4"/>
-    <w:basedOn w:val="Normal"/>
-    <w:next w:val="Normal"/>
+    <w:basedOn w:val="Standaard"/>
+    <w:next w:val="Standaard"/>
     <w:autoRedefine/>
     <w:uiPriority w:val="39"/>
     <w:semiHidden/>
@@ -9471,10 +12652,10 @@
       <w:szCs w:val="18"/>
     </w:rPr>
   </w:style>
-  <w:style w:type="paragraph" w:styleId="TOC5">
+  <w:style w:type="paragraph" w:styleId="Inhopg5">
     <w:name w:val="toc 5"/>
-    <w:basedOn w:val="Normal"/>
-    <w:next w:val="Normal"/>
+    <w:basedOn w:val="Standaard"/>
+    <w:next w:val="Standaard"/>
     <w:autoRedefine/>
     <w:uiPriority w:val="39"/>
     <w:semiHidden/>
@@ -9491,10 +12672,10 @@
       <w:szCs w:val="18"/>
     </w:rPr>
   </w:style>
-  <w:style w:type="paragraph" w:styleId="TOC6">
+  <w:style w:type="paragraph" w:styleId="Inhopg6">
     <w:name w:val="toc 6"/>
-    <w:basedOn w:val="Normal"/>
-    <w:next w:val="Normal"/>
+    <w:basedOn w:val="Standaard"/>
+    <w:next w:val="Standaard"/>
     <w:autoRedefine/>
     <w:uiPriority w:val="39"/>
     <w:semiHidden/>
@@ -9511,10 +12692,10 @@
       <w:szCs w:val="18"/>
     </w:rPr>
   </w:style>
-  <w:style w:type="paragraph" w:styleId="TOC7">
+  <w:style w:type="paragraph" w:styleId="Inhopg7">
     <w:name w:val="toc 7"/>
-    <w:basedOn w:val="Normal"/>
-    <w:next w:val="Normal"/>
+    <w:basedOn w:val="Standaard"/>
+    <w:next w:val="Standaard"/>
     <w:autoRedefine/>
     <w:uiPriority w:val="39"/>
     <w:semiHidden/>
@@ -9531,10 +12712,10 @@
       <w:szCs w:val="18"/>
     </w:rPr>
   </w:style>
-  <w:style w:type="paragraph" w:styleId="TOC8">
+  <w:style w:type="paragraph" w:styleId="Inhopg8">
     <w:name w:val="toc 8"/>
-    <w:basedOn w:val="Normal"/>
-    <w:next w:val="Normal"/>
+    <w:basedOn w:val="Standaard"/>
+    <w:next w:val="Standaard"/>
     <w:autoRedefine/>
     <w:uiPriority w:val="39"/>
     <w:semiHidden/>
@@ -9551,10 +12732,10 @@
       <w:szCs w:val="18"/>
     </w:rPr>
   </w:style>
-  <w:style w:type="paragraph" w:styleId="TOC9">
+  <w:style w:type="paragraph" w:styleId="Inhopg9">
     <w:name w:val="toc 9"/>
-    <w:basedOn w:val="Normal"/>
-    <w:next w:val="Normal"/>
+    <w:basedOn w:val="Standaard"/>
+    <w:next w:val="Standaard"/>
     <w:autoRedefine/>
     <w:uiPriority w:val="39"/>
     <w:semiHidden/>
@@ -9858,6 +13039,19 @@
 </file>
 
 <file path=customXml/item1.xml><?xml version="1.0" encoding="utf-8"?>
+<b:Sources xmlns:b="http://schemas.openxmlformats.org/officeDocument/2006/bibliography" xmlns="http://schemas.openxmlformats.org/officeDocument/2006/bibliography" SelectedStyle="\APA.XSL" StyleName="APA Fifth Edition"/>
+</file>
+
+<file path=customXml/item2.xml><?xml version="1.0" encoding="utf-8"?>
+<?mso-contentType ?>
+<FormTemplates xmlns="http://schemas.microsoft.com/sharepoint/v3/contenttype/forms">
+  <Display>DocumentLibraryForm</Display>
+  <Edit>DocumentLibraryForm</Edit>
+  <New>DocumentLibraryForm</New>
+</FormTemplates>
+</file>
+
+<file path=customXml/item3.xml><?xml version="1.0" encoding="utf-8"?>
 <ct:contentTypeSchema xmlns:ct="http://schemas.microsoft.com/office/2006/metadata/contentType" xmlns:ma="http://schemas.microsoft.com/office/2006/metadata/properties/metaAttributes" ct:_="" ma:_="" ma:contentTypeName="Document" ma:contentTypeID="0x010100F6E0A5B0B41297438B82EE6FF0AD6C03" ma:contentTypeVersion="9" ma:contentTypeDescription="Een nieuw document maken." ma:contentTypeScope="" ma:versionID="4666886c24576d0f7567187cbf611c02">
   <xsd:schema xmlns:xsd="http://www.w3.org/2001/XMLSchema" xmlns:xs="http://www.w3.org/2001/XMLSchema" xmlns:p="http://schemas.microsoft.com/office/2006/metadata/properties" xmlns:ns2="13e9c4eb-a4c7-4ae8-b9c3-24699cd77af2" xmlns:ns3="0f1c45f4-f327-45fe-b07b-6efc4ddd0a08" targetNamespace="http://schemas.microsoft.com/office/2006/metadata/properties" ma:root="true" ma:fieldsID="9c56e46529e56984eccadd1005c5fa78" ns2:_="" ns3:_="">
     <xsd:import namespace="13e9c4eb-a4c7-4ae8-b9c3-24699cd77af2"/>
@@ -10054,19 +13248,6 @@
 </ct:contentTypeSchema>
 </file>
 
-<file path=customXml/item2.xml><?xml version="1.0" encoding="utf-8"?>
-<?mso-contentType ?>
-<FormTemplates xmlns="http://schemas.microsoft.com/sharepoint/v3/contenttype/forms">
-  <Display>DocumentLibraryForm</Display>
-  <Edit>DocumentLibraryForm</Edit>
-  <New>DocumentLibraryForm</New>
-</FormTemplates>
-</file>
-
-<file path=customXml/item3.xml><?xml version="1.0" encoding="utf-8"?>
-<b:Sources xmlns:b="http://schemas.openxmlformats.org/officeDocument/2006/bibliography" xmlns="http://schemas.openxmlformats.org/officeDocument/2006/bibliography" SelectedStyle="\APA.XSL" StyleName="APA Fifth Edition"/>
-</file>
-
 <file path=customXml/item4.xml><?xml version="1.0" encoding="utf-8"?>
 <p:properties xmlns:p="http://schemas.microsoft.com/office/2006/metadata/properties" xmlns:xsi="http://www.w3.org/2001/XMLSchema-instance" xmlns:pc="http://schemas.microsoft.com/office/infopath/2007/PartnerControls">
   <documentManagement/>
@@ -10074,6 +13255,22 @@
 </file>
 
 <file path=customXml/itemProps1.xml><?xml version="1.0" encoding="utf-8"?>
+<ds:datastoreItem xmlns:ds="http://schemas.openxmlformats.org/officeDocument/2006/customXml" ds:itemID="{9865A0B2-77B7-4A71-A78A-D51E582AD74B}">
+  <ds:schemaRefs>
+    <ds:schemaRef ds:uri="http://schemas.openxmlformats.org/officeDocument/2006/bibliography"/>
+  </ds:schemaRefs>
+</ds:datastoreItem>
+</file>
+
+<file path=customXml/itemProps2.xml><?xml version="1.0" encoding="utf-8"?>
+<ds:datastoreItem xmlns:ds="http://schemas.openxmlformats.org/officeDocument/2006/customXml" ds:itemID="{7A03709C-A4CC-408B-A127-2B1264A4F73A}">
+  <ds:schemaRefs>
+    <ds:schemaRef ds:uri="http://schemas.microsoft.com/sharepoint/v3/contenttype/forms"/>
+  </ds:schemaRefs>
+</ds:datastoreItem>
+</file>
+
+<file path=customXml/itemProps3.xml><?xml version="1.0" encoding="utf-8"?>
 <ds:datastoreItem xmlns:ds="http://schemas.openxmlformats.org/officeDocument/2006/customXml" ds:itemID="{78E9A10B-553A-4C1A-B860-3D09F9AB455C}">
   <ds:schemaRefs>
     <ds:schemaRef ds:uri="http://schemas.microsoft.com/office/2006/metadata/contentType"/>
@@ -10092,22 +13289,6 @@
 </ds:datastoreItem>
 </file>
 
-<file path=customXml/itemProps2.xml><?xml version="1.0" encoding="utf-8"?>
-<ds:datastoreItem xmlns:ds="http://schemas.openxmlformats.org/officeDocument/2006/customXml" ds:itemID="{7A03709C-A4CC-408B-A127-2B1264A4F73A}">
-  <ds:schemaRefs>
-    <ds:schemaRef ds:uri="http://schemas.microsoft.com/sharepoint/v3/contenttype/forms"/>
-  </ds:schemaRefs>
-</ds:datastoreItem>
-</file>
-
-<file path=customXml/itemProps3.xml><?xml version="1.0" encoding="utf-8"?>
-<ds:datastoreItem xmlns:ds="http://schemas.openxmlformats.org/officeDocument/2006/customXml" ds:itemID="{9865A0B2-77B7-4A71-A78A-D51E582AD74B}">
-  <ds:schemaRefs>
-    <ds:schemaRef ds:uri="http://schemas.openxmlformats.org/officeDocument/2006/bibliography"/>
-  </ds:schemaRefs>
-</ds:datastoreItem>
-</file>
-
 <file path=customXml/itemProps4.xml><?xml version="1.0" encoding="utf-8"?>
 <ds:datastoreItem xmlns:ds="http://schemas.openxmlformats.org/officeDocument/2006/customXml" ds:itemID="{84FE26D0-9353-4E79-9B67-531A742F56F7}">
   <ds:schemaRefs>

--- a/Blueprint_Artistic-Intelligence_23-24 _IMT_QuintenStaut_LeonVriesacker.docx
+++ b/Blueprint_Artistic-Intelligence_23-24 _IMT_QuintenStaut_LeonVriesacker.docx
@@ -103,16 +103,8 @@
         <w:rPr>
           <w:color w:val="C40009"/>
         </w:rPr>
-        <w:t xml:space="preserve">Quinten </w:t>
-      </w:r>
-      <w:proofErr w:type="spellStart"/>
-      <w:r>
-        <w:rPr>
-          <w:color w:val="C40009"/>
-        </w:rPr>
-        <w:t>Staut</w:t>
-      </w:r>
-      <w:proofErr w:type="spellEnd"/>
+        <w:t>Quinten Staut</w:t>
+      </w:r>
       <w:r>
         <w:rPr>
           <w:color w:val="C40009"/>
@@ -144,19 +136,11 @@
         </w:rPr>
         <w:t xml:space="preserve">IT &amp; </w:t>
       </w:r>
-      <w:proofErr w:type="spellStart"/>
-      <w:r>
-        <w:rPr>
-          <w:lang w:val="nl-BE"/>
-        </w:rPr>
-        <w:t>electronica</w:t>
-      </w:r>
-      <w:proofErr w:type="spellEnd"/>
-      <w:r>
-        <w:rPr>
-          <w:lang w:val="nl-BE"/>
-        </w:rPr>
-        <w:t>-ICT</w:t>
+      <w:r>
+        <w:rPr>
+          <w:lang w:val="nl-BE"/>
+        </w:rPr>
+        <w:t>electronica-ICT</w:t>
       </w:r>
       <w:r>
         <w:rPr>
@@ -172,28 +156,12 @@
         </w:rPr>
         <w:t xml:space="preserve">– Minor </w:t>
       </w:r>
-      <w:proofErr w:type="spellStart"/>
-      <w:r>
-        <w:rPr>
-          <w:lang w:val="nl-BE"/>
-        </w:rPr>
-        <w:t>immersive</w:t>
-      </w:r>
-      <w:proofErr w:type="spellEnd"/>
-      <w:r>
-        <w:rPr>
-          <w:lang w:val="nl-BE"/>
-        </w:rPr>
-        <w:t xml:space="preserve"> </w:t>
-      </w:r>
-      <w:proofErr w:type="spellStart"/>
-      <w:r>
-        <w:rPr>
-          <w:lang w:val="nl-BE"/>
-        </w:rPr>
-        <w:t>technologies</w:t>
-      </w:r>
-      <w:proofErr w:type="spellEnd"/>
+      <w:r>
+        <w:rPr>
+          <w:lang w:val="nl-BE"/>
+        </w:rPr>
+        <w:t>immersive technologies</w:t>
+      </w:r>
     </w:p>
     <w:bookmarkEnd w:id="1"/>
     <w:p>
@@ -207,13 +175,8 @@
         <w:t xml:space="preserve">Begeleider: </w:t>
       </w:r>
       <w:r>
-        <w:t xml:space="preserve">Steven </w:t>
-      </w:r>
-      <w:proofErr w:type="spellStart"/>
-      <w:r>
-        <w:t>Charpentier</w:t>
-      </w:r>
-      <w:proofErr w:type="spellEnd"/>
+        <w:t>Steven Charpentier</w:t>
+      </w:r>
       <w:r>
         <w:tab/>
       </w:r>
@@ -255,16 +218,11 @@
         <w:t xml:space="preserve">Mentor: </w:t>
       </w:r>
       <w:r>
-        <w:t xml:space="preserve">Steven </w:t>
-      </w:r>
-      <w:proofErr w:type="spellStart"/>
-      <w:r>
-        <w:t>Char</w:t>
+        <w:t>Steven Char</w:t>
       </w:r>
       <w:r>
         <w:t>pentier</w:t>
       </w:r>
-      <w:proofErr w:type="spellEnd"/>
       <w:r>
         <w:tab/>
       </w:r>
@@ -308,6 +266,7 @@
       </w:sdtPr>
       <w:sdtEndPr>
         <w:rPr>
+          <w:color w:val="000000" w:themeColor="text1"/>
           <w:szCs w:val="22"/>
         </w:rPr>
       </w:sdtEndPr>
@@ -321,7 +280,6 @@
               <w:lang w:val="en-US"/>
             </w:rPr>
           </w:pPr>
-          <w:proofErr w:type="spellStart"/>
           <w:r>
             <w:rPr>
               <w:rStyle w:val="Kop1Char"/>
@@ -330,7 +288,6 @@
             </w:rPr>
             <w:t>Inhoudstafel</w:t>
           </w:r>
-          <w:proofErr w:type="spellEnd"/>
         </w:p>
         <w:p>
           <w:pPr>
@@ -365,7 +322,7 @@
           <w:r>
             <w:fldChar w:fldCharType="separate"/>
           </w:r>
-          <w:hyperlink w:anchor="_Toc243507271" w:history="1">
+          <w:hyperlink w:anchor="_Toc244169751" w:history="1">
             <w:r>
               <w:rPr>
                 <w:rStyle w:val="Hyperlink"/>
@@ -392,7 +349,7 @@
                 <w:noProof/>
                 <w:webHidden/>
               </w:rPr>
-              <w:instrText xml:space="preserve"> PAGEREF _Toc243507271 \h </w:instrText>
+              <w:instrText xml:space="preserve"> PAGEREF _Toc244169751 \h </w:instrText>
             </w:r>
             <w:r>
               <w:rPr>
@@ -440,7 +397,7 @@
               <w14:ligatures w14:val="standardContextual"/>
             </w:rPr>
           </w:pPr>
-          <w:hyperlink w:anchor="_Toc243507272" w:history="1">
+          <w:hyperlink w:anchor="_Toc244169752" w:history="1">
             <w:r>
               <w:rPr>
                 <w:rStyle w:val="Hyperlink"/>
@@ -467,7 +424,7 @@
                 <w:noProof/>
                 <w:webHidden/>
               </w:rPr>
-              <w:instrText xml:space="preserve"> PAGEREF _Toc243507272 \h </w:instrText>
+              <w:instrText xml:space="preserve"> PAGEREF _Toc244169752 \h </w:instrText>
             </w:r>
             <w:r>
               <w:rPr>
@@ -515,7 +472,7 @@
               <w14:ligatures w14:val="standardContextual"/>
             </w:rPr>
           </w:pPr>
-          <w:hyperlink w:anchor="_Toc243507273" w:history="1">
+          <w:hyperlink w:anchor="_Toc244169753" w:history="1">
             <w:r>
               <w:rPr>
                 <w:rStyle w:val="Hyperlink"/>
@@ -542,7 +499,7 @@
                 <w:noProof/>
                 <w:webHidden/>
               </w:rPr>
-              <w:instrText xml:space="preserve"> PAGEREF _Toc243507273 \h </w:instrText>
+              <w:instrText xml:space="preserve"> PAGEREF _Toc244169753 \h </w:instrText>
             </w:r>
             <w:r>
               <w:rPr>
@@ -590,7 +547,7 @@
               <w14:ligatures w14:val="standardContextual"/>
             </w:rPr>
           </w:pPr>
-          <w:hyperlink w:anchor="_Toc243507274" w:history="1">
+          <w:hyperlink w:anchor="_Toc244169754" w:history="1">
             <w:r>
               <w:rPr>
                 <w:rStyle w:val="Hyperlink"/>
@@ -617,7 +574,7 @@
                 <w:noProof/>
                 <w:webHidden/>
               </w:rPr>
-              <w:instrText xml:space="preserve"> PAGEREF _Toc243507274 \h </w:instrText>
+              <w:instrText xml:space="preserve"> PAGEREF _Toc244169754 \h </w:instrText>
             </w:r>
             <w:r>
               <w:rPr>
@@ -665,7 +622,7 @@
               <w14:ligatures w14:val="standardContextual"/>
             </w:rPr>
           </w:pPr>
-          <w:hyperlink w:anchor="_Toc243507275" w:history="1">
+          <w:hyperlink w:anchor="_Toc244169755" w:history="1">
             <w:r>
               <w:rPr>
                 <w:rStyle w:val="Hyperlink"/>
@@ -692,7 +649,7 @@
                 <w:noProof/>
                 <w:webHidden/>
               </w:rPr>
-              <w:instrText xml:space="preserve"> PAGEREF _Toc243507275 \h </w:instrText>
+              <w:instrText xml:space="preserve"> PAGEREF _Toc244169755 \h </w:instrText>
             </w:r>
             <w:r>
               <w:rPr>
@@ -712,7 +669,7 @@
                 <w:noProof/>
                 <w:webHidden/>
               </w:rPr>
-              <w:t>4</w:t>
+              <w:t>5</w:t>
             </w:r>
             <w:r>
               <w:rPr>
@@ -740,7 +697,7 @@
               <w14:ligatures w14:val="standardContextual"/>
             </w:rPr>
           </w:pPr>
-          <w:hyperlink w:anchor="_Toc243507276" w:history="1">
+          <w:hyperlink w:anchor="_Toc244169756" w:history="1">
             <w:r>
               <w:rPr>
                 <w:rStyle w:val="Hyperlink"/>
@@ -767,7 +724,7 @@
                 <w:noProof/>
                 <w:webHidden/>
               </w:rPr>
-              <w:instrText xml:space="preserve"> PAGEREF _Toc243507276 \h </w:instrText>
+              <w:instrText xml:space="preserve"> PAGEREF _Toc244169756 \h </w:instrText>
             </w:r>
             <w:r>
               <w:rPr>
@@ -787,7 +744,7 @@
                 <w:noProof/>
                 <w:webHidden/>
               </w:rPr>
-              <w:t>4</w:t>
+              <w:t>6</w:t>
             </w:r>
             <w:r>
               <w:rPr>
@@ -816,7 +773,7 @@
               <w14:ligatures w14:val="standardContextual"/>
             </w:rPr>
           </w:pPr>
-          <w:hyperlink w:anchor="_Toc243507277" w:history="1">
+          <w:hyperlink w:anchor="_Toc244169757" w:history="1">
             <w:r>
               <w:rPr>
                 <w:rStyle w:val="Hyperlink"/>
@@ -843,7 +800,7 @@
                 <w:noProof/>
                 <w:webHidden/>
               </w:rPr>
-              <w:instrText xml:space="preserve"> PAGEREF _Toc243507277 \h </w:instrText>
+              <w:instrText xml:space="preserve"> PAGEREF _Toc244169757 \h </w:instrText>
             </w:r>
             <w:r>
               <w:rPr>
@@ -863,7 +820,7 @@
                 <w:noProof/>
                 <w:webHidden/>
               </w:rPr>
-              <w:t>5</w:t>
+              <w:t>7</w:t>
             </w:r>
             <w:r>
               <w:rPr>
@@ -892,7 +849,7 @@
               <w14:ligatures w14:val="standardContextual"/>
             </w:rPr>
           </w:pPr>
-          <w:hyperlink w:anchor="_Toc243507278" w:history="1">
+          <w:hyperlink w:anchor="_Toc244169758" w:history="1">
             <w:r>
               <w:rPr>
                 <w:rStyle w:val="Hyperlink"/>
@@ -919,7 +876,7 @@
                 <w:noProof/>
                 <w:webHidden/>
               </w:rPr>
-              <w:instrText xml:space="preserve"> PAGEREF _Toc243507278 \h </w:instrText>
+              <w:instrText xml:space="preserve"> PAGEREF _Toc244169758 \h </w:instrText>
             </w:r>
             <w:r>
               <w:rPr>
@@ -939,7 +896,7 @@
                 <w:noProof/>
                 <w:webHidden/>
               </w:rPr>
-              <w:t>5</w:t>
+              <w:t>7</w:t>
             </w:r>
             <w:r>
               <w:rPr>
@@ -968,7 +925,7 @@
               <w14:ligatures w14:val="standardContextual"/>
             </w:rPr>
           </w:pPr>
-          <w:hyperlink w:anchor="_Toc243507279" w:history="1">
+          <w:hyperlink w:anchor="_Toc244169759" w:history="1">
             <w:r>
               <w:rPr>
                 <w:rStyle w:val="Hyperlink"/>
@@ -995,7 +952,7 @@
                 <w:noProof/>
                 <w:webHidden/>
               </w:rPr>
-              <w:instrText xml:space="preserve"> PAGEREF _Toc243507279 \h </w:instrText>
+              <w:instrText xml:space="preserve"> PAGEREF _Toc244169759 \h </w:instrText>
             </w:r>
             <w:r>
               <w:rPr>
@@ -1015,7 +972,7 @@
                 <w:noProof/>
                 <w:webHidden/>
               </w:rPr>
-              <w:t>5</w:t>
+              <w:t>7</w:t>
             </w:r>
             <w:r>
               <w:rPr>
@@ -1044,7 +1001,7 @@
               <w14:ligatures w14:val="standardContextual"/>
             </w:rPr>
           </w:pPr>
-          <w:hyperlink w:anchor="_Toc243507280" w:history="1">
+          <w:hyperlink w:anchor="_Toc244169760" w:history="1">
             <w:r>
               <w:rPr>
                 <w:rStyle w:val="Hyperlink"/>
@@ -1071,7 +1028,7 @@
                 <w:noProof/>
                 <w:webHidden/>
               </w:rPr>
-              <w:instrText xml:space="preserve"> PAGEREF _Toc243507280 \h </w:instrText>
+              <w:instrText xml:space="preserve"> PAGEREF _Toc244169760 \h </w:instrText>
             </w:r>
             <w:r>
               <w:rPr>
@@ -1091,7 +1048,7 @@
                 <w:noProof/>
                 <w:webHidden/>
               </w:rPr>
-              <w:t>6</w:t>
+              <w:t>8</w:t>
             </w:r>
             <w:r>
               <w:rPr>
@@ -1119,7 +1076,7 @@
               <w14:ligatures w14:val="standardContextual"/>
             </w:rPr>
           </w:pPr>
-          <w:hyperlink w:anchor="_Toc243507281" w:history="1">
+          <w:hyperlink w:anchor="_Toc244169761" w:history="1">
             <w:r>
               <w:rPr>
                 <w:rStyle w:val="Hyperlink"/>
@@ -1147,7 +1104,7 @@
                 <w:noProof/>
                 <w:webHidden/>
               </w:rPr>
-              <w:instrText xml:space="preserve"> PAGEREF _Toc243507281 \h </w:instrText>
+              <w:instrText xml:space="preserve"> PAGEREF _Toc244169761 \h </w:instrText>
             </w:r>
             <w:r>
               <w:rPr>
@@ -1167,7 +1124,7 @@
                 <w:noProof/>
                 <w:webHidden/>
               </w:rPr>
-              <w:t>6</w:t>
+              <w:t>8</w:t>
             </w:r>
             <w:r>
               <w:rPr>
@@ -1196,7 +1153,7 @@
               <w14:ligatures w14:val="standardContextual"/>
             </w:rPr>
           </w:pPr>
-          <w:hyperlink w:anchor="_Toc243507282" w:history="1">
+          <w:hyperlink w:anchor="_Toc244169762" w:history="1">
             <w:r>
               <w:rPr>
                 <w:rStyle w:val="Hyperlink"/>
@@ -1223,7 +1180,7 @@
                 <w:noProof/>
                 <w:webHidden/>
               </w:rPr>
-              <w:instrText xml:space="preserve"> PAGEREF _Toc243507282 \h </w:instrText>
+              <w:instrText xml:space="preserve"> PAGEREF _Toc244169762 \h </w:instrText>
             </w:r>
             <w:r>
               <w:rPr>
@@ -1243,7 +1200,7 @@
                 <w:noProof/>
                 <w:webHidden/>
               </w:rPr>
-              <w:t>6</w:t>
+              <w:t>9</w:t>
             </w:r>
             <w:r>
               <w:rPr>
@@ -1272,7 +1229,7 @@
               <w14:ligatures w14:val="standardContextual"/>
             </w:rPr>
           </w:pPr>
-          <w:hyperlink w:anchor="_Toc243507283" w:history="1">
+          <w:hyperlink w:anchor="_Toc244169763" w:history="1">
             <w:r>
               <w:rPr>
                 <w:rStyle w:val="Hyperlink"/>
@@ -1299,7 +1256,7 @@
                 <w:noProof/>
                 <w:webHidden/>
               </w:rPr>
-              <w:instrText xml:space="preserve"> PAGEREF _Toc243507283 \h </w:instrText>
+              <w:instrText xml:space="preserve"> PAGEREF _Toc244169763 \h </w:instrText>
             </w:r>
             <w:r>
               <w:rPr>
@@ -1319,7 +1276,7 @@
                 <w:noProof/>
                 <w:webHidden/>
               </w:rPr>
-              <w:t>6</w:t>
+              <w:t>9</w:t>
             </w:r>
             <w:r>
               <w:rPr>
@@ -1348,7 +1305,7 @@
               <w14:ligatures w14:val="standardContextual"/>
             </w:rPr>
           </w:pPr>
-          <w:hyperlink w:anchor="_Toc243507284" w:history="1">
+          <w:hyperlink w:anchor="_Toc244169764" w:history="1">
             <w:r>
               <w:rPr>
                 <w:rStyle w:val="Hyperlink"/>
@@ -1375,7 +1332,7 @@
                 <w:noProof/>
                 <w:webHidden/>
               </w:rPr>
-              <w:instrText xml:space="preserve"> PAGEREF _Toc243507284 \h </w:instrText>
+              <w:instrText xml:space="preserve"> PAGEREF _Toc244169764 \h </w:instrText>
             </w:r>
             <w:r>
               <w:rPr>
@@ -1395,7 +1352,7 @@
                 <w:noProof/>
                 <w:webHidden/>
               </w:rPr>
-              <w:t>6</w:t>
+              <w:t>9</w:t>
             </w:r>
             <w:r>
               <w:rPr>
@@ -1423,7 +1380,7 @@
               <w14:ligatures w14:val="standardContextual"/>
             </w:rPr>
           </w:pPr>
-          <w:hyperlink w:anchor="_Toc243507285" w:history="1">
+          <w:hyperlink w:anchor="_Toc244169765" w:history="1">
             <w:r>
               <w:rPr>
                 <w:rStyle w:val="Hyperlink"/>
@@ -1450,7 +1407,7 @@
                 <w:noProof/>
                 <w:webHidden/>
               </w:rPr>
-              <w:instrText xml:space="preserve"> PAGEREF _Toc243507285 \h </w:instrText>
+              <w:instrText xml:space="preserve"> PAGEREF _Toc244169765 \h </w:instrText>
             </w:r>
             <w:r>
               <w:rPr>
@@ -1470,7 +1427,238 @@
                 <w:noProof/>
                 <w:webHidden/>
               </w:rPr>
-              <w:t>6</w:t>
+              <w:t>10</w:t>
+            </w:r>
+            <w:r>
+              <w:rPr>
+                <w:noProof/>
+                <w:webHidden/>
+              </w:rPr>
+              <w:fldChar w:fldCharType="end"/>
+            </w:r>
+          </w:hyperlink>
+        </w:p>
+        <w:p>
+          <w:pPr>
+            <w:pStyle w:val="Inhopg3"/>
+            <w:tabs>
+              <w:tab w:val="right" w:leader="dot" w:pos="9062"/>
+            </w:tabs>
+            <w:rPr>
+              <w:rFonts w:eastAsiaTheme="minorEastAsia" w:cstheme="minorBidi"/>
+              <w:i w:val="0"/>
+              <w:iCs w:val="0"/>
+              <w:noProof/>
+              <w:color w:val="auto"/>
+              <w:kern w:val="2"/>
+              <w:sz w:val="24"/>
+              <w:szCs w:val="24"/>
+              <w:lang w:val="nl-BE" w:eastAsia="nl-BE"/>
+              <w14:ligatures w14:val="standardContextual"/>
+            </w:rPr>
+          </w:pPr>
+          <w:hyperlink w:anchor="_Toc244169766" w:history="1">
+            <w:r>
+              <w:rPr>
+                <w:rStyle w:val="Hyperlink"/>
+                <w:noProof/>
+              </w:rPr>
+              <w:t>Algemene lay-out &amp; UI / UX</w:t>
+            </w:r>
+            <w:r>
+              <w:rPr>
+                <w:noProof/>
+                <w:webHidden/>
+              </w:rPr>
+              <w:tab/>
+            </w:r>
+            <w:r>
+              <w:rPr>
+                <w:noProof/>
+                <w:webHidden/>
+              </w:rPr>
+              <w:fldChar w:fldCharType="begin"/>
+            </w:r>
+            <w:r>
+              <w:rPr>
+                <w:noProof/>
+                <w:webHidden/>
+              </w:rPr>
+              <w:instrText xml:space="preserve"> PAGEREF _Toc244169766 \h </w:instrText>
+            </w:r>
+            <w:r>
+              <w:rPr>
+                <w:noProof/>
+                <w:webHidden/>
+              </w:rPr>
+            </w:r>
+            <w:r>
+              <w:rPr>
+                <w:noProof/>
+                <w:webHidden/>
+              </w:rPr>
+              <w:fldChar w:fldCharType="separate"/>
+            </w:r>
+            <w:r>
+              <w:rPr>
+                <w:noProof/>
+                <w:webHidden/>
+              </w:rPr>
+              <w:t>10</w:t>
+            </w:r>
+            <w:r>
+              <w:rPr>
+                <w:noProof/>
+                <w:webHidden/>
+              </w:rPr>
+              <w:fldChar w:fldCharType="end"/>
+            </w:r>
+          </w:hyperlink>
+        </w:p>
+        <w:p>
+          <w:pPr>
+            <w:pStyle w:val="Inhopg3"/>
+            <w:tabs>
+              <w:tab w:val="right" w:leader="dot" w:pos="9062"/>
+            </w:tabs>
+            <w:rPr>
+              <w:rFonts w:eastAsiaTheme="minorEastAsia" w:cstheme="minorBidi"/>
+              <w:i w:val="0"/>
+              <w:iCs w:val="0"/>
+              <w:noProof/>
+              <w:color w:val="auto"/>
+              <w:kern w:val="2"/>
+              <w:sz w:val="24"/>
+              <w:szCs w:val="24"/>
+              <w:lang w:val="nl-BE" w:eastAsia="nl-BE"/>
+              <w14:ligatures w14:val="standardContextual"/>
+            </w:rPr>
+          </w:pPr>
+          <w:hyperlink w:anchor="_Toc244169767" w:history="1">
+            <w:r>
+              <w:rPr>
+                <w:rStyle w:val="Hyperlink"/>
+                <w:noProof/>
+              </w:rPr>
+              <w:t>Business Rules &amp; Logica van de Processen</w:t>
+            </w:r>
+            <w:r>
+              <w:rPr>
+                <w:noProof/>
+                <w:webHidden/>
+              </w:rPr>
+              <w:tab/>
+            </w:r>
+            <w:r>
+              <w:rPr>
+                <w:noProof/>
+                <w:webHidden/>
+              </w:rPr>
+              <w:fldChar w:fldCharType="begin"/>
+            </w:r>
+            <w:r>
+              <w:rPr>
+                <w:noProof/>
+                <w:webHidden/>
+              </w:rPr>
+              <w:instrText xml:space="preserve"> PAGEREF _Toc244169767 \h </w:instrText>
+            </w:r>
+            <w:r>
+              <w:rPr>
+                <w:noProof/>
+                <w:webHidden/>
+              </w:rPr>
+            </w:r>
+            <w:r>
+              <w:rPr>
+                <w:noProof/>
+                <w:webHidden/>
+              </w:rPr>
+              <w:fldChar w:fldCharType="separate"/>
+            </w:r>
+            <w:r>
+              <w:rPr>
+                <w:noProof/>
+                <w:webHidden/>
+              </w:rPr>
+              <w:t>10</w:t>
+            </w:r>
+            <w:r>
+              <w:rPr>
+                <w:noProof/>
+                <w:webHidden/>
+              </w:rPr>
+              <w:fldChar w:fldCharType="end"/>
+            </w:r>
+          </w:hyperlink>
+        </w:p>
+        <w:p>
+          <w:pPr>
+            <w:pStyle w:val="Inhopg3"/>
+            <w:tabs>
+              <w:tab w:val="right" w:leader="dot" w:pos="9062"/>
+            </w:tabs>
+            <w:rPr>
+              <w:rFonts w:eastAsiaTheme="minorEastAsia" w:cstheme="minorBidi"/>
+              <w:i w:val="0"/>
+              <w:iCs w:val="0"/>
+              <w:noProof/>
+              <w:color w:val="auto"/>
+              <w:kern w:val="2"/>
+              <w:sz w:val="24"/>
+              <w:szCs w:val="24"/>
+              <w:lang w:val="nl-BE" w:eastAsia="nl-BE"/>
+              <w14:ligatures w14:val="standardContextual"/>
+            </w:rPr>
+          </w:pPr>
+          <w:hyperlink w:anchor="_Toc244169768" w:history="1">
+            <w:r>
+              <w:rPr>
+                <w:rStyle w:val="Hyperlink"/>
+                <w:noProof/>
+              </w:rPr>
+              <w:t>Proces- &amp; Activiteitsdiagrammen</w:t>
+            </w:r>
+            <w:r>
+              <w:rPr>
+                <w:noProof/>
+                <w:webHidden/>
+              </w:rPr>
+              <w:tab/>
+            </w:r>
+            <w:r>
+              <w:rPr>
+                <w:noProof/>
+                <w:webHidden/>
+              </w:rPr>
+              <w:fldChar w:fldCharType="begin"/>
+            </w:r>
+            <w:r>
+              <w:rPr>
+                <w:noProof/>
+                <w:webHidden/>
+              </w:rPr>
+              <w:instrText xml:space="preserve"> PAGEREF _Toc244169768 \h </w:instrText>
+            </w:r>
+            <w:r>
+              <w:rPr>
+                <w:noProof/>
+                <w:webHidden/>
+              </w:rPr>
+            </w:r>
+            <w:r>
+              <w:rPr>
+                <w:noProof/>
+                <w:webHidden/>
+              </w:rPr>
+              <w:fldChar w:fldCharType="separate"/>
+            </w:r>
+            <w:r>
+              <w:rPr>
+                <w:noProof/>
+                <w:webHidden/>
+              </w:rPr>
+              <w:t>11</w:t>
             </w:r>
             <w:r>
               <w:rPr>
@@ -1498,7 +1686,7 @@
               <w14:ligatures w14:val="standardContextual"/>
             </w:rPr>
           </w:pPr>
-          <w:hyperlink w:anchor="_Toc243507286" w:history="1">
+          <w:hyperlink w:anchor="_Toc244169769" w:history="1">
             <w:r>
               <w:rPr>
                 <w:rStyle w:val="Hyperlink"/>
@@ -1525,7 +1713,7 @@
                 <w:noProof/>
                 <w:webHidden/>
               </w:rPr>
-              <w:instrText xml:space="preserve"> PAGEREF _Toc243507286 \h </w:instrText>
+              <w:instrText xml:space="preserve"> PAGEREF _Toc244169769 \h </w:instrText>
             </w:r>
             <w:r>
               <w:rPr>
@@ -1545,7 +1733,7 @@
                 <w:noProof/>
                 <w:webHidden/>
               </w:rPr>
-              <w:t>6</w:t>
+              <w:t>11</w:t>
             </w:r>
             <w:r>
               <w:rPr>
@@ -1573,7 +1761,7 @@
               <w14:ligatures w14:val="standardContextual"/>
             </w:rPr>
           </w:pPr>
-          <w:hyperlink w:anchor="_Toc243507287" w:history="1">
+          <w:hyperlink w:anchor="_Toc244169770" w:history="1">
             <w:r>
               <w:rPr>
                 <w:rStyle w:val="Hyperlink"/>
@@ -1600,7 +1788,7 @@
                 <w:noProof/>
                 <w:webHidden/>
               </w:rPr>
-              <w:instrText xml:space="preserve"> PAGEREF _Toc243507287 \h </w:instrText>
+              <w:instrText xml:space="preserve"> PAGEREF _Toc244169770 \h </w:instrText>
             </w:r>
             <w:r>
               <w:rPr>
@@ -1620,7 +1808,7 @@
                 <w:noProof/>
                 <w:webHidden/>
               </w:rPr>
-              <w:t>7</w:t>
+              <w:t>11</w:t>
             </w:r>
             <w:r>
               <w:rPr>
@@ -1648,7 +1836,7 @@
               <w14:ligatures w14:val="standardContextual"/>
             </w:rPr>
           </w:pPr>
-          <w:hyperlink w:anchor="_Toc243507288" w:history="1">
+          <w:hyperlink w:anchor="_Toc244169771" w:history="1">
             <w:r>
               <w:rPr>
                 <w:rStyle w:val="Hyperlink"/>
@@ -1675,7 +1863,7 @@
                 <w:noProof/>
                 <w:webHidden/>
               </w:rPr>
-              <w:instrText xml:space="preserve"> PAGEREF _Toc243507288 \h </w:instrText>
+              <w:instrText xml:space="preserve"> PAGEREF _Toc244169771 \h </w:instrText>
             </w:r>
             <w:r>
               <w:rPr>
@@ -1695,7 +1883,7 @@
                 <w:noProof/>
                 <w:webHidden/>
               </w:rPr>
-              <w:t>7</w:t>
+              <w:t>11</w:t>
             </w:r>
             <w:r>
               <w:rPr>
@@ -1723,7 +1911,7 @@
               <w14:ligatures w14:val="standardContextual"/>
             </w:rPr>
           </w:pPr>
-          <w:hyperlink w:anchor="_Toc243507289" w:history="1">
+          <w:hyperlink w:anchor="_Toc244169772" w:history="1">
             <w:r>
               <w:rPr>
                 <w:rStyle w:val="Hyperlink"/>
@@ -1750,7 +1938,7 @@
                 <w:noProof/>
                 <w:webHidden/>
               </w:rPr>
-              <w:instrText xml:space="preserve"> PAGEREF _Toc243507289 \h </w:instrText>
+              <w:instrText xml:space="preserve"> PAGEREF _Toc244169772 \h </w:instrText>
             </w:r>
             <w:r>
               <w:rPr>
@@ -1770,7 +1958,7 @@
                 <w:noProof/>
                 <w:webHidden/>
               </w:rPr>
-              <w:t>7</w:t>
+              <w:t>11</w:t>
             </w:r>
             <w:r>
               <w:rPr>
@@ -1798,7 +1986,7 @@
               <w14:ligatures w14:val="standardContextual"/>
             </w:rPr>
           </w:pPr>
-          <w:hyperlink w:anchor="_Toc243507290" w:history="1">
+          <w:hyperlink w:anchor="_Toc244169773" w:history="1">
             <w:r>
               <w:rPr>
                 <w:rStyle w:val="Hyperlink"/>
@@ -1826,7 +2014,7 @@
                 <w:noProof/>
                 <w:webHidden/>
               </w:rPr>
-              <w:instrText xml:space="preserve"> PAGEREF _Toc243507290 \h </w:instrText>
+              <w:instrText xml:space="preserve"> PAGEREF _Toc244169773 \h </w:instrText>
             </w:r>
             <w:r>
               <w:rPr>
@@ -1846,7 +2034,7 @@
                 <w:noProof/>
                 <w:webHidden/>
               </w:rPr>
-              <w:t>7</w:t>
+              <w:t>12</w:t>
             </w:r>
             <w:r>
               <w:rPr>
@@ -1874,7 +2062,7 @@
               <w14:ligatures w14:val="standardContextual"/>
             </w:rPr>
           </w:pPr>
-          <w:hyperlink w:anchor="_Toc243507291" w:history="1">
+          <w:hyperlink w:anchor="_Toc244169774" w:history="1">
             <w:r>
               <w:rPr>
                 <w:rStyle w:val="Hyperlink"/>
@@ -1901,7 +2089,7 @@
                 <w:noProof/>
                 <w:webHidden/>
               </w:rPr>
-              <w:instrText xml:space="preserve"> PAGEREF _Toc243507291 \h </w:instrText>
+              <w:instrText xml:space="preserve"> PAGEREF _Toc244169774 \h </w:instrText>
             </w:r>
             <w:r>
               <w:rPr>
@@ -1921,7 +2109,7 @@
                 <w:noProof/>
                 <w:webHidden/>
               </w:rPr>
-              <w:t>7</w:t>
+              <w:t>12</w:t>
             </w:r>
             <w:r>
               <w:rPr>
@@ -1949,7 +2137,7 @@
               <w14:ligatures w14:val="standardContextual"/>
             </w:rPr>
           </w:pPr>
-          <w:hyperlink w:anchor="_Toc243507292" w:history="1">
+          <w:hyperlink w:anchor="_Toc244169775" w:history="1">
             <w:r>
               <w:rPr>
                 <w:rStyle w:val="Hyperlink"/>
@@ -1978,7 +2166,7 @@
                 <w:noProof/>
                 <w:webHidden/>
               </w:rPr>
-              <w:instrText xml:space="preserve"> PAGEREF _Toc243507292 \h </w:instrText>
+              <w:instrText xml:space="preserve"> PAGEREF _Toc244169775 \h </w:instrText>
             </w:r>
             <w:r>
               <w:rPr>
@@ -1998,7 +2186,7 @@
                 <w:noProof/>
                 <w:webHidden/>
               </w:rPr>
-              <w:t>7</w:t>
+              <w:t>12</w:t>
             </w:r>
             <w:r>
               <w:rPr>
@@ -2044,9 +2232,8 @@
       <w:pPr>
         <w:pStyle w:val="Kop1"/>
       </w:pPr>
-      <w:bookmarkStart w:id="3" w:name="_Toc243507271"/>
-      <w:r>
-        <w:lastRenderedPageBreak/>
+      <w:bookmarkStart w:id="3" w:name="_Toc244169751"/>
+      <w:r>
         <w:t>Versiebeheer</w:t>
       </w:r>
       <w:bookmarkEnd w:id="3"/>
@@ -2634,18 +2821,8 @@
                 <w:szCs w:val="18"/>
                 <w:lang w:val="nl-NL"/>
               </w:rPr>
-              <w:t xml:space="preserve">Quinten </w:t>
-            </w:r>
-            <w:proofErr w:type="spellStart"/>
-            <w:r>
-              <w:rPr>
-                <w:sz w:val="18"/>
-                <w:szCs w:val="18"/>
-                <w:lang w:val="nl-NL"/>
-              </w:rPr>
-              <w:t>Staut</w:t>
-            </w:r>
-            <w:proofErr w:type="spellEnd"/>
+              <w:t>Quinten Staut</w:t>
+            </w:r>
           </w:p>
           <w:p>
             <w:pPr>
@@ -2736,17 +2913,14 @@
               <w:pStyle w:val="Paragraph1"/>
               <w:ind w:left="0"/>
               <w:jc w:val="left"/>
+            </w:pPr>
+            <w:r>
               <w:rPr>
                 <w:sz w:val="18"/>
+                <w:szCs w:val="18"/>
                 <w:lang w:val="nl-NL"/>
               </w:rPr>
-            </w:pPr>
-            <w:r>
-              <w:rPr>
-                <w:sz w:val="18"/>
-                <w:lang w:val="nl-NL"/>
-              </w:rPr>
-              <w:t>1.00</w:t>
+              <w:t>0.03</w:t>
             </w:r>
           </w:p>
         </w:tc>
@@ -2762,17 +2936,14 @@
               <w:pStyle w:val="Paragraph1"/>
               <w:ind w:left="0"/>
               <w:jc w:val="left"/>
+            </w:pPr>
+            <w:r>
               <w:rPr>
                 <w:sz w:val="18"/>
+                <w:szCs w:val="18"/>
                 <w:lang w:val="nl-NL"/>
               </w:rPr>
-            </w:pPr>
-            <w:r>
-              <w:rPr>
-                <w:sz w:val="18"/>
-                <w:lang w:val="nl-NL"/>
-              </w:rPr>
-              <w:t>2020-06-06</w:t>
+              <w:t>2026-23-10</w:t>
             </w:r>
           </w:p>
         </w:tc>
@@ -2788,57 +2959,29 @@
               <w:pStyle w:val="Paragraph1"/>
               <w:ind w:left="0"/>
               <w:jc w:val="left"/>
+            </w:pPr>
+            <w:r>
               <w:rPr>
                 <w:sz w:val="18"/>
+                <w:szCs w:val="18"/>
                 <w:lang w:val="nl-NL"/>
               </w:rPr>
+              <w:t>Quinten Staut</w:t>
+            </w:r>
+          </w:p>
+          <w:p>
+            <w:pPr>
+              <w:pStyle w:val="Paragraph1"/>
+              <w:ind w:left="0"/>
+              <w:jc w:val="left"/>
             </w:pPr>
             <w:r>
               <w:rPr>
                 <w:sz w:val="18"/>
+                <w:szCs w:val="18"/>
                 <w:lang w:val="nl-NL"/>
               </w:rPr>
-              <w:t>Dirk Duivel</w:t>
-            </w:r>
-            <w:r>
-              <w:rPr>
-                <w:sz w:val="18"/>
-                <w:lang w:val="nl-NL"/>
-              </w:rPr>
-              <w:br/>
-            </w:r>
-            <w:proofErr w:type="spellStart"/>
-            <w:r>
-              <w:rPr>
-                <w:sz w:val="18"/>
-                <w:lang w:val="nl-NL"/>
-              </w:rPr>
-              <w:t>Enan</w:t>
-            </w:r>
-            <w:proofErr w:type="spellEnd"/>
-            <w:r>
-              <w:rPr>
-                <w:sz w:val="18"/>
-                <w:lang w:val="nl-NL"/>
-              </w:rPr>
-              <w:t xml:space="preserve"> </w:t>
-            </w:r>
-            <w:proofErr w:type="spellStart"/>
-            <w:r>
-              <w:rPr>
-                <w:sz w:val="18"/>
-                <w:lang w:val="nl-NL"/>
-              </w:rPr>
-              <w:t>Deire</w:t>
-            </w:r>
-            <w:proofErr w:type="spellEnd"/>
-            <w:r>
-              <w:rPr>
-                <w:sz w:val="18"/>
-                <w:lang w:val="nl-NL"/>
-              </w:rPr>
-              <w:br/>
-              <w:t>Inge Engel</w:t>
+              <w:t>Leon Vriesacker</w:t>
             </w:r>
           </w:p>
         </w:tc>
@@ -2881,48 +3024,16 @@
               <w:ind w:left="0"/>
               <w:jc w:val="left"/>
               <w:rPr>
+                <w:lang w:val="nl-BE"/>
+              </w:rPr>
+            </w:pPr>
+            <w:r>
+              <w:rPr>
                 <w:sz w:val="18"/>
-                <w:lang w:val="nl-NL"/>
-              </w:rPr>
-            </w:pPr>
-            <w:r>
-              <w:rPr>
-                <w:sz w:val="18"/>
-                <w:lang w:val="nl-NL"/>
-              </w:rPr>
-              <w:t xml:space="preserve">Logo’s toegevoegd + laatste controle spelling + laatste aanpassingen voorgesteld door </w:t>
-            </w:r>
-            <w:proofErr w:type="spellStart"/>
-            <w:r>
-              <w:rPr>
-                <w:sz w:val="18"/>
-                <w:lang w:val="nl-NL"/>
-              </w:rPr>
-              <w:t>Enan</w:t>
-            </w:r>
-            <w:proofErr w:type="spellEnd"/>
-            <w:r>
-              <w:rPr>
-                <w:sz w:val="18"/>
-                <w:lang w:val="nl-NL"/>
-              </w:rPr>
-              <w:t xml:space="preserve"> </w:t>
-            </w:r>
-            <w:proofErr w:type="spellStart"/>
-            <w:r>
-              <w:rPr>
-                <w:sz w:val="18"/>
-                <w:lang w:val="nl-NL"/>
-              </w:rPr>
-              <w:t>Deire</w:t>
-            </w:r>
-            <w:proofErr w:type="spellEnd"/>
-            <w:r>
-              <w:rPr>
-                <w:sz w:val="18"/>
-                <w:lang w:val="nl-NL"/>
-              </w:rPr>
-              <w:t xml:space="preserve"> gedeeltelijk doorgevoerd + referenties aangepast volgens APA standaard</w:t>
+                <w:szCs w:val="18"/>
+                <w:lang w:val="nl-BE"/>
+              </w:rPr>
+              <w:t>Activity diagrams toegevoegd + aanpassingen as is en to be + aanpassingen planning</w:t>
             </w:r>
           </w:p>
         </w:tc>
@@ -2932,7 +3043,7 @@
       <w:pPr>
         <w:pStyle w:val="Kop1"/>
       </w:pPr>
-      <w:bookmarkStart w:id="4" w:name="_Toc243507272"/>
+      <w:bookmarkStart w:id="4" w:name="_Toc244169752"/>
       <w:r>
         <w:t>Termen en Afkortingen</w:t>
       </w:r>
@@ -3057,7 +3168,6 @@
                 <w:szCs w:val="18"/>
               </w:rPr>
             </w:pPr>
-            <w:proofErr w:type="spellStart"/>
             <w:r>
               <w:rPr>
                 <w:sz w:val="18"/>
@@ -3065,7 +3175,6 @@
               </w:rPr>
               <w:t>Lorem</w:t>
             </w:r>
-            <w:proofErr w:type="spellEnd"/>
           </w:p>
         </w:tc>
         <w:tc>
@@ -3089,283 +3198,14 @@
                 <w:szCs w:val="18"/>
                 <w:lang w:val="en-US"/>
               </w:rPr>
-              <w:t xml:space="preserve">Lorem ipsum dolor sit </w:t>
-            </w:r>
-            <w:proofErr w:type="spellStart"/>
+              <w:t xml:space="preserve">Lorem ipsum dolor sit amet, consectetur adipiscing elit. Vestibulum lacinia fermentum metus, ut eleifend tortor aliquet ut. </w:t>
+            </w:r>
             <w:r>
               <w:rPr>
                 <w:sz w:val="18"/>
                 <w:szCs w:val="18"/>
-                <w:lang w:val="en-US"/>
-              </w:rPr>
-              <w:t>amet</w:t>
-            </w:r>
-            <w:proofErr w:type="spellEnd"/>
-            <w:r>
-              <w:rPr>
-                <w:sz w:val="18"/>
-                <w:szCs w:val="18"/>
-                <w:lang w:val="en-US"/>
-              </w:rPr>
-              <w:t xml:space="preserve">, </w:t>
-            </w:r>
-            <w:proofErr w:type="spellStart"/>
-            <w:r>
-              <w:rPr>
-                <w:sz w:val="18"/>
-                <w:szCs w:val="18"/>
-                <w:lang w:val="en-US"/>
-              </w:rPr>
-              <w:t>consectetur</w:t>
-            </w:r>
-            <w:proofErr w:type="spellEnd"/>
-            <w:r>
-              <w:rPr>
-                <w:sz w:val="18"/>
-                <w:szCs w:val="18"/>
-                <w:lang w:val="en-US"/>
-              </w:rPr>
-              <w:t xml:space="preserve"> </w:t>
-            </w:r>
-            <w:proofErr w:type="spellStart"/>
-            <w:r>
-              <w:rPr>
-                <w:sz w:val="18"/>
-                <w:szCs w:val="18"/>
-                <w:lang w:val="en-US"/>
-              </w:rPr>
-              <w:t>adipiscing</w:t>
-            </w:r>
-            <w:proofErr w:type="spellEnd"/>
-            <w:r>
-              <w:rPr>
-                <w:sz w:val="18"/>
-                <w:szCs w:val="18"/>
-                <w:lang w:val="en-US"/>
-              </w:rPr>
-              <w:t xml:space="preserve"> </w:t>
-            </w:r>
-            <w:proofErr w:type="spellStart"/>
-            <w:r>
-              <w:rPr>
-                <w:sz w:val="18"/>
-                <w:szCs w:val="18"/>
-                <w:lang w:val="en-US"/>
-              </w:rPr>
-              <w:t>elit</w:t>
-            </w:r>
-            <w:proofErr w:type="spellEnd"/>
-            <w:r>
-              <w:rPr>
-                <w:sz w:val="18"/>
-                <w:szCs w:val="18"/>
-                <w:lang w:val="en-US"/>
-              </w:rPr>
-              <w:t xml:space="preserve">. Vestibulum lacinia fermentum </w:t>
-            </w:r>
-            <w:proofErr w:type="spellStart"/>
-            <w:r>
-              <w:rPr>
-                <w:sz w:val="18"/>
-                <w:szCs w:val="18"/>
-                <w:lang w:val="en-US"/>
-              </w:rPr>
-              <w:t>metus</w:t>
-            </w:r>
-            <w:proofErr w:type="spellEnd"/>
-            <w:r>
-              <w:rPr>
-                <w:sz w:val="18"/>
-                <w:szCs w:val="18"/>
-                <w:lang w:val="en-US"/>
-              </w:rPr>
-              <w:t xml:space="preserve">, </w:t>
-            </w:r>
-            <w:proofErr w:type="spellStart"/>
-            <w:r>
-              <w:rPr>
-                <w:sz w:val="18"/>
-                <w:szCs w:val="18"/>
-                <w:lang w:val="en-US"/>
-              </w:rPr>
-              <w:t>ut</w:t>
-            </w:r>
-            <w:proofErr w:type="spellEnd"/>
-            <w:r>
-              <w:rPr>
-                <w:sz w:val="18"/>
-                <w:szCs w:val="18"/>
-                <w:lang w:val="en-US"/>
-              </w:rPr>
-              <w:t xml:space="preserve"> </w:t>
-            </w:r>
-            <w:proofErr w:type="spellStart"/>
-            <w:r>
-              <w:rPr>
-                <w:sz w:val="18"/>
-                <w:szCs w:val="18"/>
-                <w:lang w:val="en-US"/>
-              </w:rPr>
-              <w:t>eleifend</w:t>
-            </w:r>
-            <w:proofErr w:type="spellEnd"/>
-            <w:r>
-              <w:rPr>
-                <w:sz w:val="18"/>
-                <w:szCs w:val="18"/>
-                <w:lang w:val="en-US"/>
-              </w:rPr>
-              <w:t xml:space="preserve"> </w:t>
-            </w:r>
-            <w:proofErr w:type="spellStart"/>
-            <w:r>
-              <w:rPr>
-                <w:sz w:val="18"/>
-                <w:szCs w:val="18"/>
-                <w:lang w:val="en-US"/>
-              </w:rPr>
-              <w:t>tortor</w:t>
-            </w:r>
-            <w:proofErr w:type="spellEnd"/>
-            <w:r>
-              <w:rPr>
-                <w:sz w:val="18"/>
-                <w:szCs w:val="18"/>
-                <w:lang w:val="en-US"/>
-              </w:rPr>
-              <w:t xml:space="preserve"> </w:t>
-            </w:r>
-            <w:proofErr w:type="spellStart"/>
-            <w:r>
-              <w:rPr>
-                <w:sz w:val="18"/>
-                <w:szCs w:val="18"/>
-                <w:lang w:val="en-US"/>
-              </w:rPr>
-              <w:t>aliquet</w:t>
-            </w:r>
-            <w:proofErr w:type="spellEnd"/>
-            <w:r>
-              <w:rPr>
-                <w:sz w:val="18"/>
-                <w:szCs w:val="18"/>
-                <w:lang w:val="en-US"/>
-              </w:rPr>
-              <w:t xml:space="preserve"> </w:t>
-            </w:r>
-            <w:proofErr w:type="spellStart"/>
-            <w:r>
-              <w:rPr>
-                <w:sz w:val="18"/>
-                <w:szCs w:val="18"/>
-                <w:lang w:val="en-US"/>
-              </w:rPr>
-              <w:t>ut.</w:t>
-            </w:r>
-            <w:proofErr w:type="spellEnd"/>
-            <w:r>
-              <w:rPr>
-                <w:sz w:val="18"/>
-                <w:szCs w:val="18"/>
-                <w:lang w:val="en-US"/>
-              </w:rPr>
-              <w:t xml:space="preserve"> </w:t>
-            </w:r>
-            <w:proofErr w:type="spellStart"/>
-            <w:r>
-              <w:rPr>
-                <w:sz w:val="18"/>
-                <w:szCs w:val="18"/>
-              </w:rPr>
-              <w:t>Proin</w:t>
-            </w:r>
-            <w:proofErr w:type="spellEnd"/>
-            <w:r>
-              <w:rPr>
-                <w:sz w:val="18"/>
-                <w:szCs w:val="18"/>
-              </w:rPr>
-              <w:t xml:space="preserve"> </w:t>
-            </w:r>
-            <w:proofErr w:type="spellStart"/>
-            <w:r>
-              <w:rPr>
-                <w:sz w:val="18"/>
-                <w:szCs w:val="18"/>
-              </w:rPr>
-              <w:t>hendrerit</w:t>
-            </w:r>
-            <w:proofErr w:type="spellEnd"/>
-            <w:r>
-              <w:rPr>
-                <w:sz w:val="18"/>
-                <w:szCs w:val="18"/>
-              </w:rPr>
-              <w:t xml:space="preserve"> </w:t>
-            </w:r>
-            <w:proofErr w:type="spellStart"/>
-            <w:r>
-              <w:rPr>
-                <w:sz w:val="18"/>
-                <w:szCs w:val="18"/>
-              </w:rPr>
-              <w:t>pharetra</w:t>
-            </w:r>
-            <w:proofErr w:type="spellEnd"/>
-            <w:r>
-              <w:rPr>
-                <w:sz w:val="18"/>
-                <w:szCs w:val="18"/>
-              </w:rPr>
-              <w:t xml:space="preserve"> </w:t>
-            </w:r>
-            <w:proofErr w:type="spellStart"/>
-            <w:r>
-              <w:rPr>
-                <w:sz w:val="18"/>
-                <w:szCs w:val="18"/>
-              </w:rPr>
-              <w:t>nunc</w:t>
-            </w:r>
-            <w:proofErr w:type="spellEnd"/>
-            <w:r>
-              <w:rPr>
-                <w:sz w:val="18"/>
-                <w:szCs w:val="18"/>
-              </w:rPr>
-              <w:t xml:space="preserve"> </w:t>
-            </w:r>
-            <w:proofErr w:type="spellStart"/>
-            <w:r>
-              <w:rPr>
-                <w:sz w:val="18"/>
-                <w:szCs w:val="18"/>
-              </w:rPr>
-              <w:t>eu</w:t>
-            </w:r>
-            <w:proofErr w:type="spellEnd"/>
-            <w:r>
-              <w:rPr>
-                <w:sz w:val="18"/>
-                <w:szCs w:val="18"/>
-              </w:rPr>
-              <w:t xml:space="preserve"> </w:t>
-            </w:r>
-            <w:proofErr w:type="spellStart"/>
-            <w:r>
-              <w:rPr>
-                <w:sz w:val="18"/>
-                <w:szCs w:val="18"/>
-              </w:rPr>
-              <w:t>vehicula</w:t>
-            </w:r>
-            <w:proofErr w:type="spellEnd"/>
-            <w:r>
-              <w:rPr>
-                <w:sz w:val="18"/>
-                <w:szCs w:val="18"/>
-              </w:rPr>
-              <w:t xml:space="preserve">. </w:t>
+              </w:rPr>
+              <w:t xml:space="preserve">Proin hendrerit pharetra nunc eu vehicula. </w:t>
             </w:r>
           </w:p>
         </w:tc>
@@ -3416,283 +3256,14 @@
                 <w:szCs w:val="18"/>
                 <w:lang w:val="en-US"/>
               </w:rPr>
-              <w:t xml:space="preserve">Lorem ipsum dolor sit </w:t>
-            </w:r>
-            <w:proofErr w:type="spellStart"/>
+              <w:t xml:space="preserve">Lorem ipsum dolor sit amet, consectetur adipiscing elit. Vestibulum lacinia fermentum metus, ut eleifend tortor aliquet ut. </w:t>
+            </w:r>
             <w:r>
               <w:rPr>
                 <w:sz w:val="18"/>
                 <w:szCs w:val="18"/>
-                <w:lang w:val="en-US"/>
-              </w:rPr>
-              <w:t>amet</w:t>
-            </w:r>
-            <w:proofErr w:type="spellEnd"/>
-            <w:r>
-              <w:rPr>
-                <w:sz w:val="18"/>
-                <w:szCs w:val="18"/>
-                <w:lang w:val="en-US"/>
-              </w:rPr>
-              <w:t xml:space="preserve">, </w:t>
-            </w:r>
-            <w:proofErr w:type="spellStart"/>
-            <w:r>
-              <w:rPr>
-                <w:sz w:val="18"/>
-                <w:szCs w:val="18"/>
-                <w:lang w:val="en-US"/>
-              </w:rPr>
-              <w:t>consectetur</w:t>
-            </w:r>
-            <w:proofErr w:type="spellEnd"/>
-            <w:r>
-              <w:rPr>
-                <w:sz w:val="18"/>
-                <w:szCs w:val="18"/>
-                <w:lang w:val="en-US"/>
-              </w:rPr>
-              <w:t xml:space="preserve"> </w:t>
-            </w:r>
-            <w:proofErr w:type="spellStart"/>
-            <w:r>
-              <w:rPr>
-                <w:sz w:val="18"/>
-                <w:szCs w:val="18"/>
-                <w:lang w:val="en-US"/>
-              </w:rPr>
-              <w:t>adipiscing</w:t>
-            </w:r>
-            <w:proofErr w:type="spellEnd"/>
-            <w:r>
-              <w:rPr>
-                <w:sz w:val="18"/>
-                <w:szCs w:val="18"/>
-                <w:lang w:val="en-US"/>
-              </w:rPr>
-              <w:t xml:space="preserve"> </w:t>
-            </w:r>
-            <w:proofErr w:type="spellStart"/>
-            <w:r>
-              <w:rPr>
-                <w:sz w:val="18"/>
-                <w:szCs w:val="18"/>
-                <w:lang w:val="en-US"/>
-              </w:rPr>
-              <w:t>elit</w:t>
-            </w:r>
-            <w:proofErr w:type="spellEnd"/>
-            <w:r>
-              <w:rPr>
-                <w:sz w:val="18"/>
-                <w:szCs w:val="18"/>
-                <w:lang w:val="en-US"/>
-              </w:rPr>
-              <w:t xml:space="preserve">. Vestibulum lacinia fermentum </w:t>
-            </w:r>
-            <w:proofErr w:type="spellStart"/>
-            <w:r>
-              <w:rPr>
-                <w:sz w:val="18"/>
-                <w:szCs w:val="18"/>
-                <w:lang w:val="en-US"/>
-              </w:rPr>
-              <w:t>metus</w:t>
-            </w:r>
-            <w:proofErr w:type="spellEnd"/>
-            <w:r>
-              <w:rPr>
-                <w:sz w:val="18"/>
-                <w:szCs w:val="18"/>
-                <w:lang w:val="en-US"/>
-              </w:rPr>
-              <w:t xml:space="preserve">, </w:t>
-            </w:r>
-            <w:proofErr w:type="spellStart"/>
-            <w:r>
-              <w:rPr>
-                <w:sz w:val="18"/>
-                <w:szCs w:val="18"/>
-                <w:lang w:val="en-US"/>
-              </w:rPr>
-              <w:t>ut</w:t>
-            </w:r>
-            <w:proofErr w:type="spellEnd"/>
-            <w:r>
-              <w:rPr>
-                <w:sz w:val="18"/>
-                <w:szCs w:val="18"/>
-                <w:lang w:val="en-US"/>
-              </w:rPr>
-              <w:t xml:space="preserve"> </w:t>
-            </w:r>
-            <w:proofErr w:type="spellStart"/>
-            <w:r>
-              <w:rPr>
-                <w:sz w:val="18"/>
-                <w:szCs w:val="18"/>
-                <w:lang w:val="en-US"/>
-              </w:rPr>
-              <w:t>eleifend</w:t>
-            </w:r>
-            <w:proofErr w:type="spellEnd"/>
-            <w:r>
-              <w:rPr>
-                <w:sz w:val="18"/>
-                <w:szCs w:val="18"/>
-                <w:lang w:val="en-US"/>
-              </w:rPr>
-              <w:t xml:space="preserve"> </w:t>
-            </w:r>
-            <w:proofErr w:type="spellStart"/>
-            <w:r>
-              <w:rPr>
-                <w:sz w:val="18"/>
-                <w:szCs w:val="18"/>
-                <w:lang w:val="en-US"/>
-              </w:rPr>
-              <w:t>tortor</w:t>
-            </w:r>
-            <w:proofErr w:type="spellEnd"/>
-            <w:r>
-              <w:rPr>
-                <w:sz w:val="18"/>
-                <w:szCs w:val="18"/>
-                <w:lang w:val="en-US"/>
-              </w:rPr>
-              <w:t xml:space="preserve"> </w:t>
-            </w:r>
-            <w:proofErr w:type="spellStart"/>
-            <w:r>
-              <w:rPr>
-                <w:sz w:val="18"/>
-                <w:szCs w:val="18"/>
-                <w:lang w:val="en-US"/>
-              </w:rPr>
-              <w:t>aliquet</w:t>
-            </w:r>
-            <w:proofErr w:type="spellEnd"/>
-            <w:r>
-              <w:rPr>
-                <w:sz w:val="18"/>
-                <w:szCs w:val="18"/>
-                <w:lang w:val="en-US"/>
-              </w:rPr>
-              <w:t xml:space="preserve"> </w:t>
-            </w:r>
-            <w:proofErr w:type="spellStart"/>
-            <w:r>
-              <w:rPr>
-                <w:sz w:val="18"/>
-                <w:szCs w:val="18"/>
-                <w:lang w:val="en-US"/>
-              </w:rPr>
-              <w:t>ut.</w:t>
-            </w:r>
-            <w:proofErr w:type="spellEnd"/>
-            <w:r>
-              <w:rPr>
-                <w:sz w:val="18"/>
-                <w:szCs w:val="18"/>
-                <w:lang w:val="en-US"/>
-              </w:rPr>
-              <w:t xml:space="preserve"> </w:t>
-            </w:r>
-            <w:proofErr w:type="spellStart"/>
-            <w:r>
-              <w:rPr>
-                <w:sz w:val="18"/>
-                <w:szCs w:val="18"/>
-              </w:rPr>
-              <w:t>Proin</w:t>
-            </w:r>
-            <w:proofErr w:type="spellEnd"/>
-            <w:r>
-              <w:rPr>
-                <w:sz w:val="18"/>
-                <w:szCs w:val="18"/>
-              </w:rPr>
-              <w:t xml:space="preserve"> </w:t>
-            </w:r>
-            <w:proofErr w:type="spellStart"/>
-            <w:r>
-              <w:rPr>
-                <w:sz w:val="18"/>
-                <w:szCs w:val="18"/>
-              </w:rPr>
-              <w:t>hendrerit</w:t>
-            </w:r>
-            <w:proofErr w:type="spellEnd"/>
-            <w:r>
-              <w:rPr>
-                <w:sz w:val="18"/>
-                <w:szCs w:val="18"/>
-              </w:rPr>
-              <w:t xml:space="preserve"> </w:t>
-            </w:r>
-            <w:proofErr w:type="spellStart"/>
-            <w:r>
-              <w:rPr>
-                <w:sz w:val="18"/>
-                <w:szCs w:val="18"/>
-              </w:rPr>
-              <w:t>pharetra</w:t>
-            </w:r>
-            <w:proofErr w:type="spellEnd"/>
-            <w:r>
-              <w:rPr>
-                <w:sz w:val="18"/>
-                <w:szCs w:val="18"/>
-              </w:rPr>
-              <w:t xml:space="preserve"> </w:t>
-            </w:r>
-            <w:proofErr w:type="spellStart"/>
-            <w:r>
-              <w:rPr>
-                <w:sz w:val="18"/>
-                <w:szCs w:val="18"/>
-              </w:rPr>
-              <w:t>nunc</w:t>
-            </w:r>
-            <w:proofErr w:type="spellEnd"/>
-            <w:r>
-              <w:rPr>
-                <w:sz w:val="18"/>
-                <w:szCs w:val="18"/>
-              </w:rPr>
-              <w:t xml:space="preserve"> </w:t>
-            </w:r>
-            <w:proofErr w:type="spellStart"/>
-            <w:r>
-              <w:rPr>
-                <w:sz w:val="18"/>
-                <w:szCs w:val="18"/>
-              </w:rPr>
-              <w:t>eu</w:t>
-            </w:r>
-            <w:proofErr w:type="spellEnd"/>
-            <w:r>
-              <w:rPr>
-                <w:sz w:val="18"/>
-                <w:szCs w:val="18"/>
-              </w:rPr>
-              <w:t xml:space="preserve"> </w:t>
-            </w:r>
-            <w:proofErr w:type="spellStart"/>
-            <w:r>
-              <w:rPr>
-                <w:sz w:val="18"/>
-                <w:szCs w:val="18"/>
-              </w:rPr>
-              <w:t>vehicula</w:t>
-            </w:r>
-            <w:proofErr w:type="spellEnd"/>
-            <w:r>
-              <w:rPr>
-                <w:sz w:val="18"/>
-                <w:szCs w:val="18"/>
-              </w:rPr>
-              <w:t xml:space="preserve">. </w:t>
+              </w:rPr>
+              <w:t xml:space="preserve">Proin hendrerit pharetra nunc eu vehicula. </w:t>
             </w:r>
           </w:p>
         </w:tc>
@@ -3723,12 +3294,12 @@
         <w:pStyle w:val="Kop1"/>
       </w:pPr>
       <w:bookmarkStart w:id="6" w:name="_Toc378765629"/>
-      <w:bookmarkStart w:id="7" w:name="_Toc243507273"/>
-      <w:bookmarkStart w:id="8" w:name="_Toc476986029"/>
-      <w:bookmarkStart w:id="9" w:name="_Toc477060715"/>
-      <w:bookmarkStart w:id="10" w:name="_Toc477244794"/>
-      <w:bookmarkStart w:id="11" w:name="_Toc477766233"/>
-      <w:bookmarkStart w:id="12" w:name="_Toc519317875"/>
+      <w:bookmarkStart w:id="7" w:name="_Toc476986029"/>
+      <w:bookmarkStart w:id="8" w:name="_Toc477060715"/>
+      <w:bookmarkStart w:id="9" w:name="_Toc477244794"/>
+      <w:bookmarkStart w:id="10" w:name="_Toc477766233"/>
+      <w:bookmarkStart w:id="11" w:name="_Toc519317875"/>
+      <w:bookmarkStart w:id="12" w:name="_Toc244169753"/>
       <w:r>
         <w:t>O</w:t>
       </w:r>
@@ -3736,7 +3307,7 @@
         <w:t>pdrachtgever</w:t>
       </w:r>
       <w:bookmarkEnd w:id="6"/>
-      <w:bookmarkEnd w:id="7"/>
+      <w:bookmarkEnd w:id="12"/>
     </w:p>
     <w:p>
       <w:pPr>
@@ -3753,31 +3324,13 @@
         </w:rPr>
         <w:t xml:space="preserve">Opdrachtgever: </w:t>
       </w:r>
-      <w:proofErr w:type="spellStart"/>
-      <w:r>
-        <w:rPr>
-          <w:i/>
-          <w:iCs/>
-        </w:rPr>
-        <w:t>Suthasinee</w:t>
-      </w:r>
-      <w:proofErr w:type="spellEnd"/>
-      <w:r>
-        <w:rPr>
-          <w:i/>
-          <w:iCs/>
-        </w:rPr>
-        <w:t xml:space="preserve"> </w:t>
-      </w:r>
-      <w:proofErr w:type="spellStart"/>
-      <w:r>
-        <w:rPr>
-          <w:i/>
-          <w:iCs/>
-        </w:rPr>
-        <w:t>Songsrisod</w:t>
-      </w:r>
-      <w:proofErr w:type="spellEnd"/>
+      <w:r>
+        <w:rPr>
+          <w:i/>
+          <w:iCs/>
+        </w:rPr>
+        <w:t>Suthasinee Songsrisod</w:t>
+      </w:r>
       <w:r>
         <w:rPr>
           <w:i/>
@@ -3815,43 +3368,7 @@
           <w:iCs/>
           <w:lang w:val="en-US"/>
         </w:rPr>
-        <w:t xml:space="preserve">Rol in </w:t>
-      </w:r>
-      <w:proofErr w:type="spellStart"/>
-      <w:r>
-        <w:rPr>
-          <w:i/>
-          <w:iCs/>
-          <w:lang w:val="en-US"/>
-        </w:rPr>
-        <w:t>dit</w:t>
-      </w:r>
-      <w:proofErr w:type="spellEnd"/>
-      <w:r>
-        <w:rPr>
-          <w:i/>
-          <w:iCs/>
-          <w:lang w:val="en-US"/>
-        </w:rPr>
-        <w:t xml:space="preserve"> project: HUT </w:t>
-      </w:r>
-      <w:proofErr w:type="spellStart"/>
-      <w:r>
-        <w:rPr>
-          <w:i/>
-          <w:iCs/>
-          <w:lang w:val="en-US"/>
-        </w:rPr>
-        <w:t>vzw</w:t>
-      </w:r>
-      <w:proofErr w:type="spellEnd"/>
-      <w:r>
-        <w:rPr>
-          <w:i/>
-          <w:iCs/>
-          <w:lang w:val="en-US"/>
-        </w:rPr>
-        <w:t xml:space="preserve"> co-founder, Where &amp; Why initiative</w:t>
+        <w:t>Rol in dit project: HUT vzw co-founder, Where &amp; Why initiative</w:t>
       </w:r>
     </w:p>
     <w:p>
@@ -3903,7 +3420,7 @@
         <w:pStyle w:val="Kop1"/>
       </w:pPr>
       <w:bookmarkStart w:id="13" w:name="_Toc378765630"/>
-      <w:bookmarkStart w:id="14" w:name="_Toc243507274"/>
+      <w:bookmarkStart w:id="14" w:name="_Toc244169754"/>
       <w:r>
         <w:t>Samenvatting</w:t>
       </w:r>
@@ -4399,13 +3916,23 @@
       <w:pPr>
         <w:pStyle w:val="Kop1"/>
       </w:pPr>
+    </w:p>
+    <w:p>
+      <w:r>
+        <w:br w:type="page"/>
+      </w:r>
+    </w:p>
+    <w:p>
+      <w:pPr>
+        <w:pStyle w:val="Kop1"/>
+      </w:pPr>
       <w:bookmarkStart w:id="15" w:name="_Toc378765631"/>
-      <w:bookmarkStart w:id="16" w:name="_Toc243507275"/>
+      <w:bookmarkStart w:id="16" w:name="_Toc244169755"/>
+      <w:bookmarkEnd w:id="7"/>
       <w:bookmarkEnd w:id="8"/>
       <w:bookmarkEnd w:id="9"/>
       <w:bookmarkEnd w:id="10"/>
       <w:bookmarkEnd w:id="11"/>
-      <w:bookmarkEnd w:id="12"/>
       <w:r>
         <w:t>Situatie As-Is</w:t>
       </w:r>
@@ -4499,17 +4026,99 @@
           <w:i/>
           <w:iCs/>
         </w:rPr>
-        <w:t xml:space="preserve"> zoals de </w:t>
-      </w:r>
-      <w:proofErr w:type="spellStart"/>
-      <w:r>
-        <w:rPr>
-          <w:i/>
-          <w:iCs/>
-        </w:rPr>
-        <w:t>phanom</w:t>
-      </w:r>
-      <w:proofErr w:type="spellEnd"/>
+        <w:t xml:space="preserve"> zoals de phanom rung enkel lokaal bekend zijn</w:t>
+      </w:r>
+      <w:r>
+        <w:rPr>
+          <w:i/>
+          <w:iCs/>
+        </w:rPr>
+        <w:t xml:space="preserve">. De phanom </w:t>
+      </w:r>
+      <w:r>
+        <w:rPr>
+          <w:i/>
+          <w:iCs/>
+        </w:rPr>
+        <w:t xml:space="preserve">rung is </w:t>
+      </w:r>
+      <w:r>
+        <w:rPr>
+          <w:i/>
+          <w:iCs/>
+        </w:rPr>
+        <w:t xml:space="preserve">een plaats </w:t>
+      </w:r>
+      <w:r>
+        <w:rPr>
+          <w:i/>
+          <w:iCs/>
+        </w:rPr>
+        <w:t xml:space="preserve">die </w:t>
+      </w:r>
+      <w:r>
+        <w:rPr>
+          <w:i/>
+          <w:iCs/>
+        </w:rPr>
+        <w:t xml:space="preserve">zo'n </w:t>
+      </w:r>
+      <w:r>
+        <w:rPr>
+          <w:i/>
+          <w:iCs/>
+        </w:rPr>
+        <w:t>5uur</w:t>
+      </w:r>
+      <w:r>
+        <w:rPr>
+          <w:i/>
+          <w:iCs/>
+        </w:rPr>
+        <w:t xml:space="preserve"> van </w:t>
+      </w:r>
+      <w:r>
+        <w:rPr>
+          <w:i/>
+          <w:iCs/>
+        </w:rPr>
+        <w:t>B</w:t>
+      </w:r>
+      <w:r>
+        <w:rPr>
+          <w:i/>
+          <w:iCs/>
+        </w:rPr>
+        <w:t>angkok</w:t>
+      </w:r>
+      <w:r>
+        <w:rPr>
+          <w:i/>
+          <w:iCs/>
+        </w:rPr>
+        <w:t xml:space="preserve"> ligt</w:t>
+      </w:r>
+      <w:r>
+        <w:rPr>
+          <w:i/>
+          <w:iCs/>
+        </w:rPr>
+        <w:t xml:space="preserve">. Dit maakt </w:t>
+      </w:r>
+      <w:r>
+        <w:rPr>
+          <w:i/>
+          <w:iCs/>
+        </w:rPr>
+        <w:t xml:space="preserve">het dus een </w:t>
+      </w:r>
+      <w:r>
+        <w:rPr>
+          <w:i/>
+          <w:iCs/>
+        </w:rPr>
+        <w:t>monument dat</w:t>
+      </w:r>
       <w:r>
         <w:rPr>
           <w:i/>
@@ -4517,140 +4126,6 @@
         </w:rPr>
         <w:t xml:space="preserve"> </w:t>
       </w:r>
-      <w:proofErr w:type="spellStart"/>
-      <w:r>
-        <w:rPr>
-          <w:i/>
-          <w:iCs/>
-        </w:rPr>
-        <w:t>rung</w:t>
-      </w:r>
-      <w:proofErr w:type="spellEnd"/>
-      <w:r>
-        <w:rPr>
-          <w:i/>
-          <w:iCs/>
-        </w:rPr>
-        <w:t xml:space="preserve"> enkel lokaal bekend zijn</w:t>
-      </w:r>
-      <w:r>
-        <w:rPr>
-          <w:i/>
-          <w:iCs/>
-        </w:rPr>
-        <w:t xml:space="preserve">. De </w:t>
-      </w:r>
-      <w:proofErr w:type="spellStart"/>
-      <w:r>
-        <w:rPr>
-          <w:i/>
-          <w:iCs/>
-        </w:rPr>
-        <w:t>phanom</w:t>
-      </w:r>
-      <w:proofErr w:type="spellEnd"/>
-      <w:r>
-        <w:rPr>
-          <w:i/>
-          <w:iCs/>
-        </w:rPr>
-        <w:t xml:space="preserve"> </w:t>
-      </w:r>
-      <w:proofErr w:type="spellStart"/>
-      <w:r>
-        <w:rPr>
-          <w:i/>
-          <w:iCs/>
-        </w:rPr>
-        <w:t>rung</w:t>
-      </w:r>
-      <w:proofErr w:type="spellEnd"/>
-      <w:r>
-        <w:rPr>
-          <w:i/>
-          <w:iCs/>
-        </w:rPr>
-        <w:t xml:space="preserve"> is </w:t>
-      </w:r>
-      <w:r>
-        <w:rPr>
-          <w:i/>
-          <w:iCs/>
-        </w:rPr>
-        <w:t xml:space="preserve">een plaats </w:t>
-      </w:r>
-      <w:r>
-        <w:rPr>
-          <w:i/>
-          <w:iCs/>
-        </w:rPr>
-        <w:t xml:space="preserve">die </w:t>
-      </w:r>
-      <w:r>
-        <w:rPr>
-          <w:i/>
-          <w:iCs/>
-        </w:rPr>
-        <w:t xml:space="preserve">zo'n </w:t>
-      </w:r>
-      <w:r>
-        <w:rPr>
-          <w:i/>
-          <w:iCs/>
-        </w:rPr>
-        <w:t>5uur</w:t>
-      </w:r>
-      <w:r>
-        <w:rPr>
-          <w:i/>
-          <w:iCs/>
-        </w:rPr>
-        <w:t xml:space="preserve"> van </w:t>
-      </w:r>
-      <w:proofErr w:type="spellStart"/>
-      <w:r>
-        <w:rPr>
-          <w:i/>
-          <w:iCs/>
-        </w:rPr>
-        <w:t>bangkok</w:t>
-      </w:r>
-      <w:proofErr w:type="spellEnd"/>
-      <w:r>
-        <w:rPr>
-          <w:i/>
-          <w:iCs/>
-        </w:rPr>
-        <w:t xml:space="preserve"> ligt</w:t>
-      </w:r>
-      <w:r>
-        <w:rPr>
-          <w:i/>
-          <w:iCs/>
-        </w:rPr>
-        <w:t xml:space="preserve">. Dit maakt </w:t>
-      </w:r>
-      <w:r>
-        <w:rPr>
-          <w:i/>
-          <w:iCs/>
-        </w:rPr>
-        <w:t xml:space="preserve">het dus een </w:t>
-      </w:r>
-      <w:r>
-        <w:rPr>
-          <w:i/>
-          <w:iCs/>
-        </w:rPr>
-        <w:t>monument dat</w:t>
-      </w:r>
-      <w:r>
-        <w:rPr>
-          <w:i/>
-          <w:iCs/>
-        </w:rPr>
-        <w:t xml:space="preserve"> </w:t>
-      </w:r>
       <w:r>
         <w:rPr>
           <w:i/>
@@ -4702,7 +4177,6 @@
         </w:rPr>
         <w:t xml:space="preserve">[TIP ! Dit kan m.b.v. diagrammen zoals </w:t>
       </w:r>
-      <w:proofErr w:type="spellStart"/>
       <w:r>
         <w:rPr>
           <w:i/>
@@ -4710,7 +4184,6 @@
         </w:rPr>
         <w:t>activiteitsdiagrammen</w:t>
       </w:r>
-      <w:proofErr w:type="spellEnd"/>
       <w:r>
         <w:rPr>
           <w:i/>
@@ -4758,23 +4231,64 @@
       <w:pPr>
         <w:ind w:left="851"/>
       </w:pPr>
+      <w:r>
+        <w:rPr>
+          <w:noProof/>
+        </w:rPr>
+        <w:drawing>
+          <wp:inline distT="0" distB="0" distL="0" distR="0" wp14:anchorId="6D6A926C" wp14:editId="78FE1534">
+            <wp:extent cx="2239298" cy="6576580"/>
+            <wp:effectExtent l="0" t="0" r="0" b="0"/>
+            <wp:docPr id="888703874" name="drawing"/>
+            <wp:cNvGraphicFramePr>
+              <a:graphicFrameLocks xmlns:a="http://schemas.openxmlformats.org/drawingml/2006/main" noChangeAspect="1"/>
+            </wp:cNvGraphicFramePr>
+            <a:graphic xmlns:a="http://schemas.openxmlformats.org/drawingml/2006/main">
+              <a:graphicData uri="http://schemas.openxmlformats.org/drawingml/2006/picture">
+                <pic:pic xmlns:pic="http://schemas.openxmlformats.org/drawingml/2006/picture">
+                  <pic:nvPicPr>
+                    <pic:cNvPr id="888703874" name="Picture 888703874"/>
+                    <pic:cNvPicPr/>
+                  </pic:nvPicPr>
+                  <pic:blipFill>
+                    <a:blip r:embed="rId11">
+                      <a:extLst>
+                        <a:ext uri="{28A0092B-C50C-407E-A947-70E740481C1C}">
+                          <a14:useLocalDpi xmlns:a14="http://schemas.microsoft.com/office/drawing/2010/main"/>
+                        </a:ext>
+                      </a:extLst>
+                    </a:blip>
+                    <a:stretch>
+                      <a:fillRect/>
+                    </a:stretch>
+                  </pic:blipFill>
+                  <pic:spPr>
+                    <a:xfrm>
+                      <a:off x="0" y="0"/>
+                      <a:ext cx="2239298" cy="6576580"/>
+                    </a:xfrm>
+                    <a:prstGeom prst="rect">
+                      <a:avLst/>
+                    </a:prstGeom>
+                  </pic:spPr>
+                </pic:pic>
+              </a:graphicData>
+            </a:graphic>
+          </wp:inline>
+        </w:drawing>
+      </w:r>
     </w:p>
     <w:p>
       <w:pPr>
         <w:pStyle w:val="Kop1"/>
       </w:pPr>
       <w:bookmarkStart w:id="17" w:name="_Toc378765632"/>
-      <w:bookmarkStart w:id="18" w:name="_Toc243507276"/>
-      <w:r>
-        <w:t xml:space="preserve">Situatie </w:t>
-      </w:r>
-      <w:proofErr w:type="spellStart"/>
-      <w:r>
-        <w:t>To-Be</w:t>
+      <w:bookmarkStart w:id="18" w:name="_Toc244169756"/>
+      <w:r>
+        <w:t>Situatie To-Be</w:t>
       </w:r>
       <w:bookmarkEnd w:id="17"/>
       <w:bookmarkEnd w:id="18"/>
-      <w:proofErr w:type="spellEnd"/>
     </w:p>
     <w:p>
       <w:pPr>
@@ -4814,55 +4328,7 @@
           <w:i/>
           <w:iCs/>
         </w:rPr>
-        <w:t xml:space="preserve"> Indien je Agile werkt, kan je de </w:t>
-      </w:r>
-      <w:proofErr w:type="spellStart"/>
-      <w:r>
-        <w:rPr>
-          <w:i/>
-          <w:iCs/>
-        </w:rPr>
-        <w:t>Epics</w:t>
-      </w:r>
-      <w:proofErr w:type="spellEnd"/>
-      <w:r>
-        <w:rPr>
-          <w:i/>
-          <w:iCs/>
-        </w:rPr>
-        <w:t xml:space="preserve"> beschrijven, het </w:t>
-      </w:r>
-      <w:proofErr w:type="spellStart"/>
-      <w:r>
-        <w:rPr>
-          <w:i/>
-          <w:iCs/>
-        </w:rPr>
-        <w:t>Minimal</w:t>
-      </w:r>
-      <w:proofErr w:type="spellEnd"/>
-      <w:r>
-        <w:rPr>
-          <w:i/>
-          <w:iCs/>
-        </w:rPr>
-        <w:t xml:space="preserve"> </w:t>
-      </w:r>
-      <w:proofErr w:type="spellStart"/>
-      <w:r>
-        <w:rPr>
-          <w:i/>
-          <w:iCs/>
-        </w:rPr>
-        <w:t>Viable</w:t>
-      </w:r>
-      <w:proofErr w:type="spellEnd"/>
-      <w:r>
-        <w:rPr>
-          <w:i/>
-          <w:iCs/>
-        </w:rPr>
-        <w:t xml:space="preserve"> Product,  …</w:t>
+        <w:t xml:space="preserve"> Indien je Agile werkt, kan je de Epics beschrijven, het Minimal Viable Product,  …</w:t>
       </w:r>
       <w:r>
         <w:rPr>
@@ -4883,62 +4349,14 @@
           <w:i/>
           <w:iCs/>
         </w:rPr>
-        <w:t xml:space="preserve"> Een </w:t>
-      </w:r>
-      <w:proofErr w:type="spellStart"/>
-      <w:r>
-        <w:rPr>
-          <w:i/>
-          <w:iCs/>
-        </w:rPr>
-        <w:t>activiteitsdiagram</w:t>
-      </w:r>
-      <w:proofErr w:type="spellEnd"/>
-      <w:r>
-        <w:rPr>
-          <w:i/>
-          <w:iCs/>
-        </w:rPr>
-        <w:t xml:space="preserve"> van </w:t>
-      </w:r>
-      <w:proofErr w:type="spellStart"/>
-      <w:r>
-        <w:rPr>
-          <w:i/>
-          <w:iCs/>
-        </w:rPr>
-        <w:t>To-Be</w:t>
-      </w:r>
-      <w:proofErr w:type="spellEnd"/>
-      <w:r>
-        <w:rPr>
-          <w:i/>
-          <w:iCs/>
-        </w:rPr>
-        <w:t xml:space="preserve"> </w:t>
-      </w:r>
-      <w:r>
-        <w:rPr>
-          <w:i/>
-          <w:iCs/>
-        </w:rPr>
-        <w:t xml:space="preserve">kan beschrijven welk stuk er anders is dan in het </w:t>
-      </w:r>
-      <w:proofErr w:type="spellStart"/>
-      <w:r>
-        <w:rPr>
-          <w:i/>
-          <w:iCs/>
-        </w:rPr>
-        <w:t>activiteitsdiagram</w:t>
-      </w:r>
-      <w:proofErr w:type="spellEnd"/>
-      <w:r>
-        <w:rPr>
-          <w:i/>
-          <w:iCs/>
-        </w:rPr>
-        <w:t xml:space="preserve"> van de As-Is.</w:t>
+        <w:t xml:space="preserve"> Een activiteitsdiagram van To-Be </w:t>
+      </w:r>
+      <w:r>
+        <w:rPr>
+          <w:i/>
+          <w:iCs/>
+        </w:rPr>
+        <w:t>kan beschrijven welk stuk er anders is dan in het activiteitsdiagram van de As-Is.</w:t>
       </w:r>
       <w:r>
         <w:rPr>
@@ -4967,23 +4385,13 @@
         </w:rPr>
         <w:t xml:space="preserve">Je begint voor de </w:t>
       </w:r>
-      <w:proofErr w:type="spellStart"/>
-      <w:r>
-        <w:rPr>
-          <w:i/>
-          <w:iCs/>
-        </w:rPr>
-        <w:t>Phanom</w:t>
-      </w:r>
-      <w:proofErr w:type="spellEnd"/>
-      <w:r>
-        <w:rPr>
-          <w:i/>
-          <w:iCs/>
-        </w:rPr>
-        <w:t xml:space="preserve"> </w:t>
-      </w:r>
-      <w:proofErr w:type="spellStart"/>
+      <w:r>
+        <w:rPr>
+          <w:i/>
+          <w:iCs/>
+        </w:rPr>
+        <w:t xml:space="preserve">Phanom </w:t>
+      </w:r>
       <w:r>
         <w:rPr>
           <w:i/>
@@ -4998,7 +4406,6 @@
         </w:rPr>
         <w:t>ung</w:t>
       </w:r>
-      <w:proofErr w:type="spellEnd"/>
       <w:r>
         <w:rPr>
           <w:i/>
@@ -5066,25 +4473,8 @@
           <w:i/>
           <w:iCs/>
         </w:rPr>
-        <w:t xml:space="preserve">de </w:t>
-      </w:r>
-      <w:proofErr w:type="spellStart"/>
-      <w:r>
-        <w:rPr>
-          <w:i/>
-          <w:iCs/>
-        </w:rPr>
-        <w:t>Phanom</w:t>
-      </w:r>
-      <w:proofErr w:type="spellEnd"/>
-      <w:r>
-        <w:rPr>
-          <w:i/>
-          <w:iCs/>
-        </w:rPr>
-        <w:t xml:space="preserve"> </w:t>
-      </w:r>
-      <w:proofErr w:type="spellStart"/>
+        <w:t xml:space="preserve">de Phanom </w:t>
+      </w:r>
       <w:r>
         <w:rPr>
           <w:i/>
@@ -5099,7 +4489,6 @@
         </w:rPr>
         <w:t>ung</w:t>
       </w:r>
-      <w:proofErr w:type="spellEnd"/>
       <w:r>
         <w:rPr>
           <w:i/>
@@ -5201,7 +4590,6 @@
           <w:i/>
           <w:iCs/>
         </w:rPr>
-        <w:lastRenderedPageBreak/>
         <w:t xml:space="preserve">Wanneer je uit </w:t>
       </w:r>
       <w:r>
@@ -5209,25 +4597,8 @@
           <w:i/>
           <w:iCs/>
         </w:rPr>
-        <w:t xml:space="preserve">de </w:t>
-      </w:r>
-      <w:proofErr w:type="spellStart"/>
-      <w:r>
-        <w:rPr>
-          <w:i/>
-          <w:iCs/>
-        </w:rPr>
-        <w:t>Phanom</w:t>
-      </w:r>
-      <w:proofErr w:type="spellEnd"/>
-      <w:r>
-        <w:rPr>
-          <w:i/>
-          <w:iCs/>
-        </w:rPr>
-        <w:t xml:space="preserve"> </w:t>
-      </w:r>
-      <w:proofErr w:type="spellStart"/>
+        <w:t xml:space="preserve">de Phanom </w:t>
+      </w:r>
       <w:r>
         <w:rPr>
           <w:i/>
@@ -5240,90 +4611,71 @@
           <w:i/>
           <w:iCs/>
         </w:rPr>
+        <w:t>ung wandel</w:t>
+      </w:r>
+      <w:r>
+        <w:rPr>
+          <w:i/>
+          <w:iCs/>
+        </w:rPr>
+        <w:t>t</w:t>
+      </w:r>
+      <w:r>
+        <w:rPr>
+          <w:i/>
+          <w:iCs/>
+        </w:rPr>
+        <w:t xml:space="preserve"> wordt het nacht </w:t>
+      </w:r>
+      <w:r>
+        <w:rPr>
+          <w:i/>
+          <w:iCs/>
+        </w:rPr>
+        <w:t xml:space="preserve">met een </w:t>
+      </w:r>
+      <w:r>
+        <w:rPr>
+          <w:i/>
+          <w:iCs/>
+        </w:rPr>
+        <w:t xml:space="preserve">overgang waarna </w:t>
+      </w:r>
+      <w:r>
+        <w:rPr>
+          <w:i/>
+          <w:iCs/>
+        </w:rPr>
+        <w:t xml:space="preserve">je het </w:t>
+      </w:r>
+      <w:r>
+        <w:rPr>
+          <w:i/>
+          <w:iCs/>
+        </w:rPr>
+        <w:t>P</w:t>
+      </w:r>
+      <w:r>
+        <w:rPr>
+          <w:i/>
+          <w:iCs/>
+        </w:rPr>
+        <w:t xml:space="preserve">hanom </w:t>
+      </w:r>
+      <w:r>
+        <w:rPr>
+          <w:i/>
+          <w:iCs/>
+        </w:rPr>
+        <w:t>R</w:t>
+      </w:r>
+      <w:r>
+        <w:rPr>
+          <w:i/>
+          <w:iCs/>
+        </w:rPr>
         <w:t>ung</w:t>
       </w:r>
-      <w:proofErr w:type="spellEnd"/>
-      <w:r>
-        <w:rPr>
-          <w:i/>
-          <w:iCs/>
-        </w:rPr>
-        <w:t xml:space="preserve"> wandel</w:t>
-      </w:r>
-      <w:r>
-        <w:rPr>
-          <w:i/>
-          <w:iCs/>
-        </w:rPr>
-        <w:t>t</w:t>
-      </w:r>
-      <w:r>
-        <w:rPr>
-          <w:i/>
-          <w:iCs/>
-        </w:rPr>
-        <w:t xml:space="preserve"> wordt het nacht </w:t>
-      </w:r>
-      <w:r>
-        <w:rPr>
-          <w:i/>
-          <w:iCs/>
-        </w:rPr>
-        <w:t xml:space="preserve">met een </w:t>
-      </w:r>
-      <w:r>
-        <w:rPr>
-          <w:i/>
-          <w:iCs/>
-        </w:rPr>
-        <w:t xml:space="preserve">overgang waarna </w:t>
-      </w:r>
-      <w:r>
-        <w:rPr>
-          <w:i/>
-          <w:iCs/>
-        </w:rPr>
-        <w:t xml:space="preserve">je het </w:t>
-      </w:r>
-      <w:proofErr w:type="spellStart"/>
-      <w:r>
-        <w:rPr>
-          <w:i/>
-          <w:iCs/>
-        </w:rPr>
-        <w:t>P</w:t>
-      </w:r>
-      <w:r>
-        <w:rPr>
-          <w:i/>
-          <w:iCs/>
-        </w:rPr>
-        <w:t>hanom</w:t>
-      </w:r>
-      <w:proofErr w:type="spellEnd"/>
-      <w:r>
-        <w:rPr>
-          <w:i/>
-          <w:iCs/>
-        </w:rPr>
-        <w:t xml:space="preserve"> </w:t>
-      </w:r>
-      <w:proofErr w:type="spellStart"/>
-      <w:r>
-        <w:rPr>
-          <w:i/>
-          <w:iCs/>
-        </w:rPr>
-        <w:t>R</w:t>
-      </w:r>
-      <w:r>
-        <w:rPr>
-          <w:i/>
-          <w:iCs/>
-        </w:rPr>
-        <w:t>ung</w:t>
-      </w:r>
-      <w:proofErr w:type="spellEnd"/>
       <w:r>
         <w:rPr>
           <w:i/>
@@ -5461,17 +4813,8 @@
           <w:i/>
           <w:iCs/>
         </w:rPr>
-        <w:t xml:space="preserve">en </w:t>
-      </w:r>
-      <w:proofErr w:type="spellStart"/>
-      <w:r>
-        <w:rPr>
-          <w:i/>
-          <w:iCs/>
-        </w:rPr>
-        <w:t>leerijke</w:t>
-      </w:r>
-      <w:proofErr w:type="spellEnd"/>
+        <w:t>en leerijke</w:t>
+      </w:r>
       <w:r>
         <w:rPr>
           <w:i/>
@@ -5500,7 +4843,6 @@
         </w:rPr>
         <w:t xml:space="preserve">in de virtuele </w:t>
       </w:r>
-      <w:proofErr w:type="spellStart"/>
       <w:r>
         <w:rPr>
           <w:i/>
@@ -5508,29 +4850,71 @@
         </w:rPr>
         <w:t>Phanom</w:t>
       </w:r>
-      <w:proofErr w:type="spellEnd"/>
-      <w:r>
-        <w:rPr>
-          <w:i/>
-          <w:iCs/>
-        </w:rPr>
-        <w:t xml:space="preserve"> </w:t>
-      </w:r>
-      <w:proofErr w:type="spellStart"/>
-      <w:r>
-        <w:rPr>
-          <w:i/>
-          <w:iCs/>
-        </w:rPr>
-        <w:t>Rung</w:t>
-      </w:r>
-      <w:proofErr w:type="spellEnd"/>
+      <w:r>
+        <w:rPr>
+          <w:i/>
+          <w:iCs/>
+        </w:rPr>
+        <w:t xml:space="preserve"> Rung</w:t>
+      </w:r>
+    </w:p>
+    <w:p>
+      <w:pPr>
+        <w:pStyle w:val="Plattetekstinspringen"/>
+        <w:ind w:left="0"/>
+      </w:pPr>
+      <w:r>
+        <w:rPr>
+          <w:noProof/>
+        </w:rPr>
+        <w:drawing>
+          <wp:inline distT="0" distB="0" distL="0" distR="0" wp14:anchorId="6CB3BB60" wp14:editId="2913C0FF">
+            <wp:extent cx="5139159" cy="5305787"/>
+            <wp:effectExtent l="0" t="0" r="0" b="0"/>
+            <wp:docPr id="1242196419" name="drawing"/>
+            <wp:cNvGraphicFramePr>
+              <a:graphicFrameLocks xmlns:a="http://schemas.openxmlformats.org/drawingml/2006/main" noChangeAspect="1"/>
+            </wp:cNvGraphicFramePr>
+            <a:graphic xmlns:a="http://schemas.openxmlformats.org/drawingml/2006/main">
+              <a:graphicData uri="http://schemas.openxmlformats.org/drawingml/2006/picture">
+                <pic:pic xmlns:pic="http://schemas.openxmlformats.org/drawingml/2006/picture">
+                  <pic:nvPicPr>
+                    <pic:cNvPr id="1242196419" name="Picture 1242196419"/>
+                    <pic:cNvPicPr/>
+                  </pic:nvPicPr>
+                  <pic:blipFill>
+                    <a:blip r:embed="rId12">
+                      <a:extLst>
+                        <a:ext uri="{28A0092B-C50C-407E-A947-70E740481C1C}">
+                          <a14:useLocalDpi xmlns:a14="http://schemas.microsoft.com/office/drawing/2010/main"/>
+                        </a:ext>
+                      </a:extLst>
+                    </a:blip>
+                    <a:stretch>
+                      <a:fillRect/>
+                    </a:stretch>
+                  </pic:blipFill>
+                  <pic:spPr>
+                    <a:xfrm>
+                      <a:off x="0" y="0"/>
+                      <a:ext cx="5139159" cy="5305787"/>
+                    </a:xfrm>
+                    <a:prstGeom prst="rect">
+                      <a:avLst/>
+                    </a:prstGeom>
+                  </pic:spPr>
+                </pic:pic>
+              </a:graphicData>
+            </a:graphic>
+          </wp:inline>
+        </w:drawing>
+      </w:r>
     </w:p>
     <w:p>
       <w:pPr>
         <w:pStyle w:val="Kop2"/>
       </w:pPr>
-      <w:bookmarkStart w:id="19" w:name="_Toc243507277"/>
+      <w:bookmarkStart w:id="19" w:name="_Toc244169757"/>
       <w:r>
         <w:t>Projectdefinitie</w:t>
       </w:r>
@@ -5556,7 +4940,7 @@
       </w:pPr>
       <w:bookmarkStart w:id="20" w:name="_Toc29979092"/>
       <w:bookmarkStart w:id="21" w:name="_Toc378765633"/>
-      <w:bookmarkStart w:id="22" w:name="_Toc243507278"/>
+      <w:bookmarkStart w:id="22" w:name="_Toc244169758"/>
       <w:r>
         <w:rPr>
           <w:sz w:val="22"/>
@@ -5608,62 +4992,14 @@
           <w:i/>
           <w:iCs/>
         </w:rPr>
-        <w:t xml:space="preserve"> van een immersieve virtual </w:t>
-      </w:r>
-      <w:proofErr w:type="spellStart"/>
-      <w:r>
-        <w:rPr>
-          <w:i/>
-          <w:iCs/>
-        </w:rPr>
-        <w:t>reality</w:t>
-      </w:r>
-      <w:proofErr w:type="spellEnd"/>
-      <w:r>
-        <w:rPr>
-          <w:i/>
-          <w:iCs/>
-        </w:rPr>
-        <w:t xml:space="preserve"> applicatie die </w:t>
-      </w:r>
-      <w:r>
-        <w:rPr>
-          <w:i/>
-          <w:iCs/>
-        </w:rPr>
-        <w:t xml:space="preserve">het </w:t>
-      </w:r>
-      <w:proofErr w:type="spellStart"/>
-      <w:r>
-        <w:rPr>
-          <w:i/>
-          <w:iCs/>
-        </w:rPr>
-        <w:t>Phanom</w:t>
-      </w:r>
-      <w:proofErr w:type="spellEnd"/>
-      <w:r>
-        <w:rPr>
-          <w:i/>
-          <w:iCs/>
-        </w:rPr>
-        <w:t xml:space="preserve"> </w:t>
-      </w:r>
-      <w:proofErr w:type="spellStart"/>
-      <w:r>
-        <w:rPr>
-          <w:i/>
-          <w:iCs/>
-        </w:rPr>
-        <w:t>Rung</w:t>
-      </w:r>
-      <w:proofErr w:type="spellEnd"/>
-      <w:r>
-        <w:rPr>
-          <w:i/>
-          <w:iCs/>
-        </w:rPr>
-        <w:t xml:space="preserve"> festival </w:t>
+        <w:t xml:space="preserve"> van een immersieve virtual reality applicatie die </w:t>
+      </w:r>
+      <w:r>
+        <w:rPr>
+          <w:i/>
+          <w:iCs/>
+        </w:rPr>
+        <w:t xml:space="preserve">het Phanom Rung festival </w:t>
       </w:r>
       <w:r>
         <w:rPr>
@@ -5859,16 +5195,7 @@
           <w:iCs/>
           <w:lang w:val="nl-BE"/>
         </w:rPr>
-        <w:t xml:space="preserve">Fashion, </w:t>
-      </w:r>
-      <w:proofErr w:type="spellStart"/>
-      <w:r>
-        <w:rPr>
-          <w:i/>
-          <w:iCs/>
-          <w:lang w:val="nl-BE"/>
-        </w:rPr>
-        <w:t>Figh</w:t>
+        <w:t>Fashion, Figh</w:t>
       </w:r>
       <w:r>
         <w:rPr>
@@ -5878,7 +5205,6 @@
         </w:rPr>
         <w:t>ting</w:t>
       </w:r>
-      <w:proofErr w:type="spellEnd"/>
       <w:r>
         <w:rPr>
           <w:i/>
@@ -5919,20 +5245,6 @@
         </w:rPr>
         <w:t>tuele omgeving.</w:t>
       </w:r>
-    </w:p>
-    <w:p>
-      <w:pPr>
-        <w:pStyle w:val="Plattetekstinspringen"/>
-        <w:numPr>
-          <w:ilvl w:val="0"/>
-          <w:numId w:val="15"/>
-        </w:numPr>
-        <w:rPr>
-          <w:i/>
-          <w:iCs/>
-          <w:lang w:val="nl-BE"/>
-        </w:rPr>
-      </w:pPr>
     </w:p>
     <w:p>
       <w:pPr>
@@ -5950,7 +5262,7 @@
         <w:jc w:val="left"/>
       </w:pPr>
       <w:bookmarkStart w:id="23" w:name="_Toc378765634"/>
-      <w:bookmarkStart w:id="24" w:name="_Toc243507279"/>
+      <w:bookmarkStart w:id="24" w:name="_Toc244169759"/>
       <w:r>
         <w:rPr>
           <w:sz w:val="22"/>
@@ -6135,30 +5447,14 @@
           <w:i/>
           <w:iCs/>
         </w:rPr>
-        <w:t xml:space="preserve">Een </w:t>
-      </w:r>
-      <w:proofErr w:type="spellStart"/>
-      <w:r>
-        <w:rPr>
-          <w:i/>
-          <w:iCs/>
-        </w:rPr>
-        <w:t>gescript</w:t>
-      </w:r>
-      <w:r>
-        <w:rPr>
-          <w:i/>
-          <w:iCs/>
-        </w:rPr>
-        <w:t>e</w:t>
-      </w:r>
-      <w:proofErr w:type="spellEnd"/>
-      <w:r>
-        <w:rPr>
-          <w:i/>
-          <w:iCs/>
-        </w:rPr>
-        <w:t xml:space="preserve"> geb</w:t>
+        <w:t>Een gescript</w:t>
+      </w:r>
+      <w:r>
+        <w:rPr>
+          <w:i/>
+          <w:iCs/>
+        </w:rPr>
+        <w:t>e geb</w:t>
       </w:r>
       <w:r>
         <w:rPr>
@@ -6186,33 +5482,8 @@
           <w:i/>
           <w:iCs/>
         </w:rPr>
-        <w:t xml:space="preserve"> “Catch </w:t>
-      </w:r>
-      <w:proofErr w:type="spellStart"/>
-      <w:r>
-        <w:rPr>
-          <w:i/>
-          <w:iCs/>
-        </w:rPr>
-        <w:t>the</w:t>
-      </w:r>
-      <w:proofErr w:type="spellEnd"/>
-      <w:r>
-        <w:rPr>
-          <w:i/>
-          <w:iCs/>
-        </w:rPr>
-        <w:t xml:space="preserve"> </w:t>
-      </w:r>
-      <w:proofErr w:type="spellStart"/>
-      <w:r>
-        <w:rPr>
-          <w:i/>
-          <w:iCs/>
-        </w:rPr>
-        <w:t>sun</w:t>
-      </w:r>
-      <w:proofErr w:type="spellEnd"/>
+        <w:t xml:space="preserve"> “Catch the sun</w:t>
+      </w:r>
       <w:r>
         <w:rPr>
           <w:i/>
@@ -6253,39 +5524,7 @@
           <w:i/>
           <w:iCs/>
         </w:rPr>
-        <w:t xml:space="preserve">Implementatie van een VR-player controller met </w:t>
-      </w:r>
-      <w:proofErr w:type="spellStart"/>
-      <w:r>
-        <w:rPr>
-          <w:i/>
-          <w:iCs/>
-        </w:rPr>
-        <w:t>physics</w:t>
-      </w:r>
-      <w:proofErr w:type="spellEnd"/>
-      <w:r>
-        <w:rPr>
-          <w:i/>
-          <w:iCs/>
-        </w:rPr>
-        <w:t xml:space="preserve"> en interactiescripts, geprogrammeerd in C# via de </w:t>
-      </w:r>
-      <w:proofErr w:type="spellStart"/>
-      <w:r>
-        <w:rPr>
-          <w:i/>
-          <w:iCs/>
-        </w:rPr>
-        <w:t>Godot</w:t>
-      </w:r>
-      <w:proofErr w:type="spellEnd"/>
-      <w:r>
-        <w:rPr>
-          <w:i/>
-          <w:iCs/>
-        </w:rPr>
-        <w:t xml:space="preserve"> Engine, om soepele navigatie door de festivalomgeving mogelijk te maken.</w:t>
+        <w:t>Implementatie van een VR-player controller met physics en interactiescripts, geprogrammeerd in C# via de Godot Engine, om soepele navigatie door de festivalomgeving mogelijk te maken.</w:t>
       </w:r>
     </w:p>
     <w:p>
@@ -6375,7 +5614,7 @@
     <w:p>
       <w:pPr>
         <w:pStyle w:val="Plattetekstinspringen"/>
-        <w:ind w:left="2846"/>
+        <w:ind w:left="0"/>
         <w:jc w:val="left"/>
         <w:rPr>
           <w:i/>
@@ -6386,132 +5625,27 @@
     <w:p>
       <w:pPr>
         <w:pStyle w:val="Plattetekstinspringen"/>
+        <w:ind w:left="1209"/>
         <w:jc w:val="left"/>
         <w:rPr>
           <w:i/>
           <w:iCs/>
         </w:rPr>
       </w:pPr>
-    </w:p>
-    <w:p>
-      <w:pPr>
-        <w:pStyle w:val="Plattetekstinspringen"/>
-        <w:numPr>
-          <w:ilvl w:val="0"/>
-          <w:numId w:val="10"/>
-        </w:numPr>
-        <w:ind w:left="1569"/>
-        <w:jc w:val="left"/>
-        <w:rPr>
-          <w:i/>
-          <w:iCs/>
-        </w:rPr>
-      </w:pPr>
-      <w:r>
-        <w:rPr>
-          <w:i/>
-          <w:iCs/>
-        </w:rPr>
-        <w:t xml:space="preserve">[TIP ! Gebruik </w:t>
-      </w:r>
-      <w:proofErr w:type="spellStart"/>
-      <w:r>
-        <w:rPr>
-          <w:i/>
-          <w:iCs/>
-        </w:rPr>
-        <w:t>use</w:t>
-      </w:r>
-      <w:proofErr w:type="spellEnd"/>
-      <w:r>
-        <w:rPr>
-          <w:i/>
-          <w:iCs/>
-        </w:rPr>
-        <w:t xml:space="preserve"> </w:t>
-      </w:r>
-      <w:r>
-        <w:rPr>
-          <w:i/>
-          <w:iCs/>
-        </w:rPr>
-        <w:t>case</w:t>
-      </w:r>
-      <w:r>
-        <w:rPr>
-          <w:i/>
-          <w:iCs/>
-        </w:rPr>
-        <w:t xml:space="preserve"> diagram en </w:t>
-      </w:r>
-      <w:proofErr w:type="spellStart"/>
-      <w:r>
-        <w:rPr>
-          <w:i/>
-          <w:iCs/>
-        </w:rPr>
-        <w:t>use</w:t>
-      </w:r>
-      <w:proofErr w:type="spellEnd"/>
-      <w:r>
-        <w:rPr>
-          <w:i/>
-          <w:iCs/>
-        </w:rPr>
-        <w:t xml:space="preserve"> case scenario’s</w:t>
-      </w:r>
-      <w:r>
-        <w:rPr>
-          <w:i/>
-          <w:iCs/>
-        </w:rPr>
-        <w:t>]</w:t>
-      </w:r>
-    </w:p>
-    <w:p>
-      <w:pPr>
-        <w:pStyle w:val="Plattetekstinspringen"/>
-        <w:jc w:val="left"/>
-        <w:rPr>
-          <w:i/>
-          <w:iCs/>
-        </w:rPr>
-      </w:pPr>
-    </w:p>
-    <w:p>
-      <w:pPr>
-        <w:pStyle w:val="Kop2"/>
-        <w:keepLines/>
-        <w:numPr>
-          <w:ilvl w:val="1"/>
-          <w:numId w:val="0"/>
-        </w:numPr>
-        <w:tabs>
-          <w:tab w:val="num" w:pos="2836"/>
-        </w:tabs>
-        <w:spacing w:before="240" w:after="160" w:line="240" w:lineRule="auto"/>
-        <w:ind w:left="1559" w:hanging="851"/>
-        <w:jc w:val="left"/>
-        <w:rPr>
-          <w:sz w:val="22"/>
-        </w:rPr>
-      </w:pPr>
-      <w:bookmarkStart w:id="25" w:name="_Toc378765635"/>
-      <w:bookmarkStart w:id="26" w:name="_Toc243507280"/>
-      <w:r>
-        <w:rPr>
-          <w:i/>
-          <w:iCs/>
-        </w:rPr>
-        <w:lastRenderedPageBreak/>
+      <w:r>
+        <w:rPr>
+          <w:i/>
+          <w:iCs/>
+          <w:noProof/>
+        </w:rPr>
         <w:drawing>
-          <wp:anchor distT="0" distB="0" distL="114300" distR="114300" simplePos="0" relativeHeight="251658240" behindDoc="0" locked="0" layoutInCell="1" allowOverlap="1" wp14:anchorId="706455EF" wp14:editId="3A872B3A">
+          <wp:anchor distT="0" distB="0" distL="114300" distR="114300" simplePos="0" relativeHeight="251658240" behindDoc="0" locked="0" layoutInCell="1" allowOverlap="1" wp14:anchorId="706455EF" wp14:editId="2BA471FC">
             <wp:simplePos x="0" y="0"/>
             <wp:positionH relativeFrom="margin">
               <wp:align>center</wp:align>
             </wp:positionH>
             <wp:positionV relativeFrom="paragraph">
-              <wp:posOffset>0</wp:posOffset>
+              <wp:posOffset>340995</wp:posOffset>
             </wp:positionV>
             <wp:extent cx="4671060" cy="4175760"/>
             <wp:effectExtent l="0" t="0" r="0" b="0"/>
@@ -6528,7 +5662,7 @@
                     <pic:cNvPicPr/>
                   </pic:nvPicPr>
                   <pic:blipFill rotWithShape="1">
-                    <a:blip r:embed="rId11">
+                    <a:blip r:embed="rId13">
                       <a:extLst>
                         <a:ext uri="{28A0092B-C50C-407E-A947-70E740481C1C}">
                           <a14:useLocalDpi xmlns:a14="http://schemas.microsoft.com/office/drawing/2010/main" val="0"/>
@@ -6571,404 +5705,21 @@
       </w:r>
       <w:r>
         <w:rPr>
-          <w:sz w:val="22"/>
-        </w:rPr>
-        <w:t>Niet in Scope</w:t>
-      </w:r>
-      <w:bookmarkEnd w:id="25"/>
-      <w:bookmarkEnd w:id="26"/>
+          <w:i/>
+          <w:iCs/>
+        </w:rPr>
+        <w:t>Use Case Diagram:</w:t>
+      </w:r>
     </w:p>
     <w:p>
       <w:pPr>
         <w:pStyle w:val="Plattetekstinspringen"/>
-        <w:numPr>
-          <w:ilvl w:val="0"/>
-          <w:numId w:val="6"/>
-        </w:numPr>
-        <w:ind w:left="1560"/>
         <w:jc w:val="left"/>
         <w:rPr>
           <w:i/>
           <w:iCs/>
         </w:rPr>
       </w:pPr>
-      <w:r>
-        <w:rPr>
-          <w:i/>
-          <w:iCs/>
-        </w:rPr>
-        <w:t xml:space="preserve">[Expliciet vernoemen wat niet tot de draagwijdte (scope) van het project hoort, bv. het aanleveren van onderdelen, </w:t>
-      </w:r>
-      <w:r>
-        <w:rPr>
-          <w:i/>
-          <w:iCs/>
-        </w:rPr>
-        <w:t xml:space="preserve"> opleiding, maintenance</w:t>
-      </w:r>
-      <w:r>
-        <w:rPr>
-          <w:i/>
-          <w:iCs/>
-        </w:rPr>
-        <w:t>, onderhoud van servers</w:t>
-      </w:r>
-      <w:r>
-        <w:rPr>
-          <w:i/>
-          <w:iCs/>
-        </w:rPr>
-        <w:t xml:space="preserve">, </w:t>
-      </w:r>
-      <w:r>
-        <w:rPr>
-          <w:i/>
-          <w:iCs/>
-        </w:rPr>
-        <w:t>…]</w:t>
-      </w:r>
-    </w:p>
-    <w:p>
-      <w:pPr>
-        <w:pStyle w:val="Plattetekstinspringen"/>
-        <w:numPr>
-          <w:ilvl w:val="0"/>
-          <w:numId w:val="6"/>
-        </w:numPr>
-        <w:ind w:left="1560"/>
-        <w:jc w:val="left"/>
-        <w:rPr>
-          <w:i/>
-          <w:iCs/>
-        </w:rPr>
-      </w:pPr>
-      <w:r>
-        <w:rPr>
-          <w:b/>
-          <w:bCs/>
-          <w:i/>
-          <w:iCs/>
-        </w:rPr>
-        <w:t>3D Scanning &amp; Fotogrammetrie:</w:t>
-      </w:r>
-      <w:r>
-        <w:rPr>
-          <w:i/>
-          <w:iCs/>
-        </w:rPr>
-        <w:t xml:space="preserve"> Het op locatie inscannen van de </w:t>
-      </w:r>
-      <w:proofErr w:type="spellStart"/>
-      <w:r>
-        <w:rPr>
-          <w:i/>
-          <w:iCs/>
-        </w:rPr>
-        <w:t>Phanom</w:t>
-      </w:r>
-      <w:proofErr w:type="spellEnd"/>
-      <w:r>
-        <w:rPr>
-          <w:i/>
-          <w:iCs/>
-        </w:rPr>
-        <w:t xml:space="preserve"> </w:t>
-      </w:r>
-      <w:proofErr w:type="spellStart"/>
-      <w:r>
-        <w:rPr>
-          <w:i/>
-          <w:iCs/>
-        </w:rPr>
-        <w:t>Rung</w:t>
-      </w:r>
-      <w:proofErr w:type="spellEnd"/>
-      <w:r>
-        <w:rPr>
-          <w:i/>
-          <w:iCs/>
-        </w:rPr>
-        <w:t xml:space="preserve"> tempel of het fysiek modelleren van de basisarchitectuur vanaf nul</w:t>
-      </w:r>
-      <w:r>
-        <w:rPr>
-          <w:i/>
-          <w:iCs/>
-        </w:rPr>
-        <w:t>.</w:t>
-      </w:r>
-    </w:p>
-    <w:p>
-      <w:pPr>
-        <w:pStyle w:val="Plattetekstinspringen"/>
-        <w:numPr>
-          <w:ilvl w:val="0"/>
-          <w:numId w:val="6"/>
-        </w:numPr>
-        <w:ind w:left="1560"/>
-        <w:jc w:val="left"/>
-        <w:rPr>
-          <w:i/>
-          <w:iCs/>
-        </w:rPr>
-      </w:pPr>
-      <w:r>
-        <w:rPr>
-          <w:b/>
-          <w:bCs/>
-          <w:i/>
-          <w:iCs/>
-        </w:rPr>
-        <w:t>Mult</w:t>
-      </w:r>
-      <w:r>
-        <w:rPr>
-          <w:b/>
-          <w:bCs/>
-          <w:i/>
-          <w:iCs/>
-        </w:rPr>
-        <w:t xml:space="preserve">iplayer en </w:t>
-      </w:r>
-      <w:r>
-        <w:rPr>
-          <w:b/>
-          <w:bCs/>
-          <w:i/>
-          <w:iCs/>
-        </w:rPr>
-        <w:t>sociale VR:</w:t>
-      </w:r>
-      <w:r>
-        <w:rPr>
-          <w:i/>
-          <w:iCs/>
-        </w:rPr>
-        <w:t xml:space="preserve"> </w:t>
-      </w:r>
-      <w:r>
-        <w:rPr>
-          <w:i/>
-          <w:iCs/>
-        </w:rPr>
-        <w:t>Het ontwikkelen van een gedeelde virtuele omgeving. De applicatie wordt een singleplayer-ervaring; netwerkfuncties om samen met andere gebruikers tegelijkertijd het festival te bezoeken behoren niet tot de opdracht.</w:t>
-      </w:r>
-    </w:p>
-    <w:p>
-      <w:pPr>
-        <w:pStyle w:val="Plattetekstinspringen"/>
-        <w:numPr>
-          <w:ilvl w:val="0"/>
-          <w:numId w:val="6"/>
-        </w:numPr>
-        <w:ind w:left="1560"/>
-        <w:jc w:val="left"/>
-        <w:rPr>
-          <w:i/>
-          <w:iCs/>
-        </w:rPr>
-      </w:pPr>
-      <w:r>
-        <w:rPr>
-          <w:b/>
-          <w:bCs/>
-          <w:i/>
-          <w:iCs/>
-        </w:rPr>
-        <w:t xml:space="preserve">Complexe </w:t>
-      </w:r>
-      <w:proofErr w:type="spellStart"/>
-      <w:r>
-        <w:rPr>
-          <w:b/>
-          <w:bCs/>
-          <w:i/>
-          <w:iCs/>
-        </w:rPr>
-        <w:t>Crowd</w:t>
-      </w:r>
-      <w:proofErr w:type="spellEnd"/>
-      <w:r>
-        <w:rPr>
-          <w:b/>
-          <w:bCs/>
-          <w:i/>
-          <w:iCs/>
-        </w:rPr>
-        <w:t xml:space="preserve"> Simulatie:</w:t>
-      </w:r>
-      <w:r>
-        <w:rPr>
-          <w:i/>
-          <w:iCs/>
-        </w:rPr>
-        <w:t xml:space="preserve"> Het programmeren en animeren van een realistisch</w:t>
-      </w:r>
-      <w:r>
-        <w:rPr>
-          <w:i/>
-          <w:iCs/>
-        </w:rPr>
-        <w:t>e</w:t>
-      </w:r>
-      <w:r>
-        <w:rPr>
-          <w:i/>
-          <w:iCs/>
-        </w:rPr>
-        <w:t xml:space="preserve"> </w:t>
-      </w:r>
-      <w:r>
-        <w:rPr>
-          <w:i/>
-          <w:iCs/>
-        </w:rPr>
-        <w:t xml:space="preserve">drukke festivalmenigte </w:t>
-      </w:r>
-      <w:proofErr w:type="spellStart"/>
-      <w:r>
-        <w:rPr>
-          <w:i/>
-          <w:iCs/>
-        </w:rPr>
-        <w:t>metonafhankelijke</w:t>
-      </w:r>
-      <w:proofErr w:type="spellEnd"/>
-      <w:r>
-        <w:rPr>
-          <w:i/>
-          <w:iCs/>
-        </w:rPr>
-        <w:t xml:space="preserve"> AI. Dit vraagt te veel rekenkracht in VR en past niet binnen de tijdlijn.</w:t>
-      </w:r>
-    </w:p>
-    <w:p>
-      <w:pPr>
-        <w:pStyle w:val="Plattetekstinspringen"/>
-        <w:ind w:left="2486"/>
-      </w:pPr>
-    </w:p>
-    <w:p>
-      <w:pPr>
-        <w:pStyle w:val="Plattetekstinspringen"/>
-        <w:ind w:left="2486"/>
-      </w:pPr>
-    </w:p>
-    <w:p>
-      <w:pPr>
-        <w:pStyle w:val="Kop1"/>
-        <w:rPr>
-          <w:lang w:val="en-US"/>
-        </w:rPr>
-      </w:pPr>
-      <w:bookmarkStart w:id="27" w:name="_Toc378765636"/>
-      <w:bookmarkStart w:id="28" w:name="_Toc243507281"/>
-      <w:r>
-        <w:rPr>
-          <w:lang w:val="en-US"/>
-        </w:rPr>
-        <w:t>Planning</w:t>
-      </w:r>
-      <w:bookmarkEnd w:id="27"/>
-      <w:bookmarkEnd w:id="28"/>
-    </w:p>
-    <w:p>
-      <w:pPr>
-        <w:pStyle w:val="Plattetekstinspringen"/>
-        <w:rPr>
-          <w:i/>
-          <w:iCs/>
-          <w:lang w:val="nl-BE"/>
-        </w:rPr>
-      </w:pPr>
-      <w:r>
-        <w:rPr>
-          <w:i/>
-          <w:iCs/>
-          <w:lang w:val="en-US"/>
-        </w:rPr>
-        <w:t xml:space="preserve">[Agile of Waterfall? Scrum of Kanban? </w:t>
-      </w:r>
-      <w:r>
-        <w:rPr>
-          <w:i/>
-          <w:iCs/>
-          <w:lang w:val="nl-BE"/>
-        </w:rPr>
-        <w:t>Wekelijkse</w:t>
-      </w:r>
-      <w:r>
-        <w:rPr>
-          <w:i/>
-          <w:iCs/>
-          <w:lang w:val="nl-BE"/>
-        </w:rPr>
-        <w:t xml:space="preserve"> </w:t>
-      </w:r>
-      <w:r>
-        <w:rPr>
-          <w:i/>
-          <w:iCs/>
-          <w:lang w:val="nl-BE"/>
-        </w:rPr>
-        <w:t>sprints</w:t>
-      </w:r>
-      <w:r>
-        <w:rPr>
-          <w:i/>
-          <w:iCs/>
-          <w:lang w:val="nl-BE"/>
-        </w:rPr>
-        <w:t xml:space="preserve"> of per maand</w:t>
-      </w:r>
-      <w:r>
-        <w:rPr>
-          <w:i/>
-          <w:iCs/>
-          <w:lang w:val="nl-BE"/>
-        </w:rPr>
-        <w:t xml:space="preserve">? Hoe omgaan met </w:t>
-      </w:r>
-      <w:r>
-        <w:rPr>
-          <w:i/>
-          <w:iCs/>
-          <w:lang w:val="nl-BE"/>
-        </w:rPr>
-        <w:t>stories die niet goedgekeu</w:t>
-      </w:r>
-      <w:r>
-        <w:rPr>
-          <w:i/>
-          <w:iCs/>
-          <w:lang w:val="nl-BE"/>
-        </w:rPr>
-        <w:t>r</w:t>
-      </w:r>
-      <w:r>
-        <w:rPr>
-          <w:i/>
-          <w:iCs/>
-          <w:lang w:val="nl-BE"/>
-        </w:rPr>
-        <w:t xml:space="preserve">d zijn op demo? </w:t>
-      </w:r>
-      <w:r>
-        <w:rPr>
-          <w:i/>
-          <w:iCs/>
-          <w:lang w:val="nl-BE"/>
-        </w:rPr>
-        <w:t>Welke tools om alles op te volgen?</w:t>
-      </w:r>
-      <w:r>
-        <w:rPr>
-          <w:i/>
-          <w:iCs/>
-          <w:lang w:val="nl-BE"/>
-        </w:rPr>
-        <w:t>]</w:t>
-      </w:r>
     </w:p>
     <w:p>
       <w:pPr>
@@ -6988,48 +5739,65 @@
           <w:sz w:val="22"/>
         </w:rPr>
       </w:pPr>
-      <w:bookmarkStart w:id="29" w:name="_Toc378765637"/>
-      <w:bookmarkStart w:id="30" w:name="_Toc243507282"/>
+      <w:bookmarkStart w:id="25" w:name="_Toc378765635"/>
+      <w:bookmarkStart w:id="26" w:name="_Toc244169760"/>
       <w:r>
         <w:rPr>
           <w:sz w:val="22"/>
         </w:rPr>
-        <w:t>Hoofdlijnen</w:t>
-      </w:r>
-      <w:bookmarkEnd w:id="29"/>
-      <w:bookmarkEnd w:id="30"/>
-    </w:p>
-    <w:p>
-      <w:pPr>
-        <w:pStyle w:val="Plattetekstinspringen"/>
-        <w:ind w:left="0"/>
-      </w:pPr>
-      <w:r>
-        <w:rPr>
-          <w:i/>
-          <w:iCs/>
-        </w:rPr>
-        <w:t>[Korte beschrijving van de planning met de grootste deadlines.]</w:t>
-      </w:r>
+        <w:t>Niet in Scope</w:t>
+      </w:r>
+      <w:bookmarkEnd w:id="25"/>
+      <w:bookmarkEnd w:id="26"/>
     </w:p>
     <w:p>
       <w:pPr>
         <w:pStyle w:val="Plattetekstinspringen"/>
         <w:numPr>
           <w:ilvl w:val="0"/>
-          <w:numId w:val="1"/>
+          <w:numId w:val="6"/>
         </w:numPr>
-        <w:rPr>
-          <w:i/>
-          <w:iCs/>
-        </w:rPr>
-      </w:pPr>
-      <w:r>
-        <w:rPr>
-          <w:i/>
-          <w:iCs/>
-        </w:rPr>
-        <w:t>Ervoor zorgen dat we kunnen wandelen rond de Phanom Rung</w:t>
+        <w:ind w:left="1560"/>
+        <w:jc w:val="left"/>
+        <w:rPr>
+          <w:i/>
+          <w:iCs/>
+        </w:rPr>
+      </w:pPr>
+      <w:r>
+        <w:rPr>
+          <w:i/>
+          <w:iCs/>
+        </w:rPr>
+        <w:t xml:space="preserve">[Expliciet vernoemen wat niet tot de draagwijdte (scope) van het project hoort, bv. het aanleveren van onderdelen, </w:t>
+      </w:r>
+      <w:r>
+        <w:rPr>
+          <w:i/>
+          <w:iCs/>
+        </w:rPr>
+        <w:t xml:space="preserve"> opleiding, maintenance</w:t>
+      </w:r>
+      <w:r>
+        <w:rPr>
+          <w:i/>
+          <w:iCs/>
+        </w:rPr>
+        <w:t>, onderhoud van servers</w:t>
+      </w:r>
+      <w:r>
+        <w:rPr>
+          <w:i/>
+          <w:iCs/>
+        </w:rPr>
+        <w:t xml:space="preserve">, </w:t>
+      </w:r>
+      <w:r>
+        <w:rPr>
+          <w:i/>
+          <w:iCs/>
+        </w:rPr>
+        <w:t>…]</w:t>
       </w:r>
     </w:p>
     <w:p>
@@ -7037,20 +5805,37 @@
         <w:pStyle w:val="Plattetekstinspringen"/>
         <w:numPr>
           <w:ilvl w:val="0"/>
-          <w:numId w:val="1"/>
+          <w:numId w:val="6"/>
         </w:numPr>
-        <w:rPr>
-          <w:i/>
-          <w:iCs/>
-        </w:rPr>
-      </w:pPr>
-      <w:r>
-        <w:rPr>
-          <w:i/>
-          <w:iCs/>
-        </w:rPr>
-        <w:lastRenderedPageBreak/>
-        <w:t>Toevoegen van traditionele aspecten in de de tempel</w:t>
+        <w:ind w:left="1560"/>
+        <w:jc w:val="left"/>
+        <w:rPr>
+          <w:i/>
+          <w:iCs/>
+        </w:rPr>
+      </w:pPr>
+      <w:r>
+        <w:rPr>
+          <w:b/>
+          <w:bCs/>
+          <w:i/>
+          <w:iCs/>
+        </w:rPr>
+        <w:t>3D Scanning &amp; Fotogrammetrie:</w:t>
+      </w:r>
+      <w:r>
+        <w:rPr>
+          <w:i/>
+          <w:iCs/>
+        </w:rPr>
+        <w:t xml:space="preserve"> Het op locatie inscannen van de Phanom Rung tempel of het fysiek modelleren van de basisarchitectuur vanaf nul</w:t>
+      </w:r>
+      <w:r>
+        <w:rPr>
+          <w:i/>
+          <w:iCs/>
+        </w:rPr>
+        <w:t>.</w:t>
       </w:r>
     </w:p>
     <w:p>
@@ -7058,19 +5843,55 @@
         <w:pStyle w:val="Plattetekstinspringen"/>
         <w:numPr>
           <w:ilvl w:val="0"/>
-          <w:numId w:val="1"/>
+          <w:numId w:val="6"/>
         </w:numPr>
-        <w:rPr>
-          <w:i/>
-          <w:iCs/>
-        </w:rPr>
-      </w:pPr>
-      <w:r>
-        <w:rPr>
-          <w:i/>
-          <w:iCs/>
-        </w:rPr>
-        <w:t>Het invoegen van het festival</w:t>
+        <w:ind w:left="1560"/>
+        <w:jc w:val="left"/>
+        <w:rPr>
+          <w:i/>
+          <w:iCs/>
+        </w:rPr>
+      </w:pPr>
+      <w:r>
+        <w:rPr>
+          <w:b/>
+          <w:bCs/>
+          <w:i/>
+          <w:iCs/>
+        </w:rPr>
+        <w:t>Mult</w:t>
+      </w:r>
+      <w:r>
+        <w:rPr>
+          <w:b/>
+          <w:bCs/>
+          <w:i/>
+          <w:iCs/>
+        </w:rPr>
+        <w:t xml:space="preserve">iplayer en </w:t>
+      </w:r>
+      <w:r>
+        <w:rPr>
+          <w:b/>
+          <w:bCs/>
+          <w:i/>
+          <w:iCs/>
+        </w:rPr>
+        <w:t>sociale VR:</w:t>
+      </w:r>
+      <w:r>
+        <w:rPr>
+          <w:i/>
+          <w:iCs/>
+        </w:rPr>
+        <w:t xml:space="preserve"> </w:t>
+      </w:r>
+      <w:r>
+        <w:rPr>
+          <w:i/>
+          <w:iCs/>
+        </w:rPr>
+        <w:t>Het ontwikkelen van een gedeelde virtuele omgeving. De applicatie wordt een singleplayer-ervaring; netwerkfuncties om samen met andere gebruikers tegelijkertijd het festival te bezoeken behoren niet tot de opdracht.</w:t>
       </w:r>
     </w:p>
     <w:p>
@@ -7078,19 +5899,289 @@
         <w:pStyle w:val="Plattetekstinspringen"/>
         <w:numPr>
           <w:ilvl w:val="0"/>
-          <w:numId w:val="1"/>
+          <w:numId w:val="6"/>
         </w:numPr>
-        <w:rPr>
-          <w:i/>
-          <w:iCs/>
-        </w:rPr>
-      </w:pPr>
-      <w:r>
-        <w:rPr>
-          <w:i/>
-          <w:iCs/>
-        </w:rPr>
-        <w:t>Het maken van het zonlicht door de 15 poorten</w:t>
+        <w:ind w:left="1560"/>
+        <w:jc w:val="left"/>
+        <w:rPr>
+          <w:i/>
+          <w:iCs/>
+        </w:rPr>
+      </w:pPr>
+      <w:r>
+        <w:rPr>
+          <w:b/>
+          <w:bCs/>
+          <w:i/>
+          <w:iCs/>
+        </w:rPr>
+        <w:t>Complexe Crowd Simulatie:</w:t>
+      </w:r>
+      <w:r>
+        <w:rPr>
+          <w:i/>
+          <w:iCs/>
+        </w:rPr>
+        <w:t xml:space="preserve"> Het programmeren en animeren van een realistisch</w:t>
+      </w:r>
+      <w:r>
+        <w:rPr>
+          <w:i/>
+          <w:iCs/>
+        </w:rPr>
+        <w:t>e</w:t>
+      </w:r>
+      <w:r>
+        <w:rPr>
+          <w:i/>
+          <w:iCs/>
+        </w:rPr>
+        <w:t xml:space="preserve"> </w:t>
+      </w:r>
+      <w:r>
+        <w:rPr>
+          <w:i/>
+          <w:iCs/>
+        </w:rPr>
+        <w:t>drukke festivalmenigte metonafhankelijke AI. Dit vraagt te veel rekenkracht in VR en past niet binnen de tijdlijn.</w:t>
+      </w:r>
+    </w:p>
+    <w:p>
+      <w:pPr>
+        <w:pStyle w:val="Plattetekstinspringen"/>
+        <w:ind w:left="2486"/>
+      </w:pPr>
+    </w:p>
+    <w:p>
+      <w:pPr>
+        <w:pStyle w:val="Plattetekstinspringen"/>
+        <w:ind w:left="2486"/>
+      </w:pPr>
+    </w:p>
+    <w:p>
+      <w:pPr>
+        <w:pStyle w:val="Kop1"/>
+        <w:rPr>
+          <w:lang w:val="en-US"/>
+        </w:rPr>
+      </w:pPr>
+      <w:bookmarkStart w:id="27" w:name="_Toc378765636"/>
+      <w:bookmarkStart w:id="28" w:name="_Toc244169761"/>
+      <w:r>
+        <w:rPr>
+          <w:lang w:val="en-US"/>
+        </w:rPr>
+        <w:t>Planning</w:t>
+      </w:r>
+      <w:bookmarkEnd w:id="27"/>
+      <w:bookmarkEnd w:id="28"/>
+    </w:p>
+    <w:p>
+      <w:pPr>
+        <w:pStyle w:val="Plattetekstinspringen"/>
+        <w:rPr>
+          <w:i/>
+          <w:iCs/>
+          <w:lang w:val="nl-BE"/>
+        </w:rPr>
+      </w:pPr>
+      <w:r>
+        <w:rPr>
+          <w:i/>
+          <w:iCs/>
+          <w:lang w:val="en-US"/>
+        </w:rPr>
+        <w:t xml:space="preserve">[Agile of Waterfall? Scrum of Kanban? </w:t>
+      </w:r>
+      <w:r>
+        <w:rPr>
+          <w:i/>
+          <w:iCs/>
+          <w:lang w:val="nl-BE"/>
+        </w:rPr>
+        <w:t>Wekelijkse</w:t>
+      </w:r>
+      <w:r>
+        <w:rPr>
+          <w:i/>
+          <w:iCs/>
+          <w:lang w:val="nl-BE"/>
+        </w:rPr>
+        <w:t xml:space="preserve"> </w:t>
+      </w:r>
+      <w:r>
+        <w:rPr>
+          <w:i/>
+          <w:iCs/>
+          <w:lang w:val="nl-BE"/>
+        </w:rPr>
+        <w:t>sprints</w:t>
+      </w:r>
+      <w:r>
+        <w:rPr>
+          <w:i/>
+          <w:iCs/>
+          <w:lang w:val="nl-BE"/>
+        </w:rPr>
+        <w:t xml:space="preserve"> of per maand</w:t>
+      </w:r>
+      <w:r>
+        <w:rPr>
+          <w:i/>
+          <w:iCs/>
+          <w:lang w:val="nl-BE"/>
+        </w:rPr>
+        <w:t xml:space="preserve">? Hoe omgaan met </w:t>
+      </w:r>
+      <w:r>
+        <w:rPr>
+          <w:i/>
+          <w:iCs/>
+          <w:lang w:val="nl-BE"/>
+        </w:rPr>
+        <w:t>stories die niet goedgekeu</w:t>
+      </w:r>
+      <w:r>
+        <w:rPr>
+          <w:i/>
+          <w:iCs/>
+          <w:lang w:val="nl-BE"/>
+        </w:rPr>
+        <w:t>r</w:t>
+      </w:r>
+      <w:r>
+        <w:rPr>
+          <w:i/>
+          <w:iCs/>
+          <w:lang w:val="nl-BE"/>
+        </w:rPr>
+        <w:t xml:space="preserve">d zijn op demo? </w:t>
+      </w:r>
+      <w:r>
+        <w:rPr>
+          <w:i/>
+          <w:iCs/>
+          <w:lang w:val="nl-BE"/>
+        </w:rPr>
+        <w:t>Welke tools om alles op te volgen?</w:t>
+      </w:r>
+      <w:r>
+        <w:rPr>
+          <w:i/>
+          <w:iCs/>
+          <w:lang w:val="nl-BE"/>
+        </w:rPr>
+        <w:t>]</w:t>
+      </w:r>
+    </w:p>
+    <w:p>
+      <w:pPr>
+        <w:pStyle w:val="Plattetekstinspringen"/>
+        <w:rPr>
+          <w:i/>
+          <w:iCs/>
+        </w:rPr>
+      </w:pPr>
+      <w:r>
+        <w:rPr>
+          <w:i/>
+          <w:iCs/>
+          <w:lang w:val="nl-BE"/>
+        </w:rPr>
+        <w:t xml:space="preserve">Voor dit VR-project </w:t>
+      </w:r>
+      <w:r>
+        <w:rPr>
+          <w:i/>
+          <w:iCs/>
+          <w:lang w:val="nl-BE"/>
+        </w:rPr>
+        <w:t xml:space="preserve">zullen we </w:t>
+      </w:r>
+      <w:r>
+        <w:rPr>
+          <w:i/>
+          <w:iCs/>
+          <w:lang w:val="nl-BE"/>
+        </w:rPr>
+        <w:t xml:space="preserve">de Agile </w:t>
+      </w:r>
+      <w:r>
+        <w:rPr>
+          <w:i/>
+          <w:iCs/>
+        </w:rPr>
+        <w:t>methodologie</w:t>
+      </w:r>
+      <w:r>
+        <w:rPr>
+          <w:i/>
+          <w:iCs/>
+        </w:rPr>
+        <w:t xml:space="preserve"> gebruiken. De VR-ontwikkeling</w:t>
+      </w:r>
+      <w:r>
+        <w:rPr>
+          <w:i/>
+          <w:iCs/>
+        </w:rPr>
+        <w:t xml:space="preserve"> </w:t>
+      </w:r>
+      <w:r>
+        <w:rPr>
+          <w:i/>
+          <w:iCs/>
+        </w:rPr>
+        <w:t xml:space="preserve">vereist namelijk veel tussentijdse testen, waardoor een </w:t>
+      </w:r>
+      <w:r>
+        <w:rPr>
+          <w:i/>
+          <w:iCs/>
+        </w:rPr>
+        <w:t xml:space="preserve">flexibele aanpak </w:t>
+      </w:r>
+      <w:r>
+        <w:rPr>
+          <w:i/>
+          <w:iCs/>
+        </w:rPr>
+        <w:t xml:space="preserve">beter zal werken </w:t>
+      </w:r>
+      <w:r>
+        <w:rPr>
+          <w:i/>
+          <w:iCs/>
+        </w:rPr>
+        <w:t xml:space="preserve">i.p.v. </w:t>
+      </w:r>
+      <w:r>
+        <w:rPr>
+          <w:i/>
+          <w:iCs/>
+        </w:rPr>
+        <w:t xml:space="preserve">de Waterfall </w:t>
+      </w:r>
+      <w:r>
+        <w:rPr>
+          <w:i/>
+          <w:iCs/>
+        </w:rPr>
+        <w:t>methodologie</w:t>
+      </w:r>
+      <w:r>
+        <w:rPr>
+          <w:i/>
+          <w:iCs/>
+        </w:rPr>
+        <w:t>.</w:t>
+      </w:r>
+      <w:r>
+        <w:rPr>
+          <w:i/>
+          <w:iCs/>
+        </w:rPr>
+        <w:t xml:space="preserve"> </w:t>
       </w:r>
     </w:p>
     <w:p>
@@ -7098,19 +6189,77 @@
         <w:pStyle w:val="Plattetekstinspringen"/>
         <w:numPr>
           <w:ilvl w:val="0"/>
-          <w:numId w:val="1"/>
+          <w:numId w:val="15"/>
         </w:numPr>
         <w:rPr>
           <w:i/>
           <w:iCs/>
-        </w:rPr>
-      </w:pPr>
-      <w:r>
-        <w:rPr>
-          <w:i/>
-          <w:iCs/>
-        </w:rPr>
-        <w:t>Overgang van dag naar nacht</w:t>
+          <w:lang w:val="nl-BE"/>
+        </w:rPr>
+      </w:pPr>
+      <w:r>
+        <w:rPr>
+          <w:i/>
+          <w:iCs/>
+          <w:lang w:val="nl-BE"/>
+        </w:rPr>
+        <w:t xml:space="preserve">We werken </w:t>
+      </w:r>
+      <w:r>
+        <w:rPr>
+          <w:i/>
+          <w:iCs/>
+          <w:lang w:val="nl-BE"/>
+        </w:rPr>
+        <w:t>volgens</w:t>
+      </w:r>
+      <w:r>
+        <w:rPr>
+          <w:i/>
+          <w:iCs/>
+          <w:lang w:val="nl-BE"/>
+        </w:rPr>
+        <w:t xml:space="preserve"> het Scrum framework met</w:t>
+      </w:r>
+      <w:r>
+        <w:rPr>
+          <w:i/>
+          <w:iCs/>
+          <w:lang w:val="nl-BE"/>
+        </w:rPr>
+        <w:t xml:space="preserve"> tweewekelijkse sprints. Dit zorg</w:t>
+      </w:r>
+      <w:r>
+        <w:rPr>
+          <w:i/>
+          <w:iCs/>
+          <w:lang w:val="nl-BE"/>
+        </w:rPr>
+        <w:t>t</w:t>
+      </w:r>
+      <w:r>
+        <w:rPr>
+          <w:i/>
+          <w:iCs/>
+          <w:lang w:val="nl-BE"/>
+        </w:rPr>
+        <w:t xml:space="preserve"> voo</w:t>
+      </w:r>
+      <w:r>
+        <w:rPr>
+          <w:i/>
+          <w:iCs/>
+          <w:lang w:val="nl-BE"/>
+        </w:rPr>
+        <w:t xml:space="preserve">r </w:t>
+      </w:r>
+      <w:r>
+        <w:rPr>
+          <w:i/>
+          <w:iCs/>
+          <w:lang w:val="nl-BE"/>
+        </w:rPr>
+        <w:t>regelmatige testbare oplevermomenten.</w:t>
       </w:r>
     </w:p>
     <w:p>
@@ -7118,11 +6267,30 @@
         <w:pStyle w:val="Plattetekstinspringen"/>
         <w:numPr>
           <w:ilvl w:val="0"/>
-          <w:numId w:val="1"/>
+          <w:numId w:val="15"/>
         </w:numPr>
         <w:rPr>
           <w:i/>
           <w:iCs/>
+          <w:lang w:val="nl-BE"/>
+        </w:rPr>
+      </w:pPr>
+      <w:r>
+        <w:rPr>
+          <w:i/>
+          <w:iCs/>
+        </w:rPr>
+        <w:t>Als een taak tijdens de demo nog niet af of afgekeurd is, zetten we deze simpelweg terug op de algemene to-do lijst. Bij het plannen van de volgende sprint bespreken we dan samen of we er direct weer mee verdergaan of dat het even moet wachten.</w:t>
+      </w:r>
+    </w:p>
+    <w:p>
+      <w:pPr>
+        <w:pStyle w:val="Plattetekstinspringen"/>
+        <w:ind w:left="1915"/>
+        <w:rPr>
+          <w:i/>
+          <w:iCs/>
+          <w:lang w:val="nl-BE"/>
         </w:rPr>
       </w:pPr>
     </w:p>
@@ -7144,33 +6312,440 @@
           <w:sz w:val="22"/>
         </w:rPr>
       </w:pPr>
-      <w:bookmarkStart w:id="31" w:name="_Toc378765638"/>
-      <w:bookmarkStart w:id="32" w:name="_Toc243507283"/>
+      <w:bookmarkStart w:id="29" w:name="_Toc378765637"/>
+      <w:bookmarkStart w:id="30" w:name="_Toc244169762"/>
       <w:r>
         <w:rPr>
           <w:sz w:val="22"/>
         </w:rPr>
-        <w:t>Toelichting fases</w:t>
-      </w:r>
-      <w:bookmarkEnd w:id="31"/>
-      <w:bookmarkEnd w:id="32"/>
+        <w:t>Hoofdlijnen</w:t>
+      </w:r>
+      <w:bookmarkEnd w:id="29"/>
+      <w:bookmarkEnd w:id="30"/>
     </w:p>
     <w:p>
       <w:pPr>
         <w:pStyle w:val="Plattetekstinspringen"/>
         <w:ind w:left="0"/>
-        <w:rPr>
-          <w:i/>
-          <w:iCs/>
-        </w:rPr>
-      </w:pPr>
-      <w:r>
-        <w:rPr>
-          <w:i/>
-          <w:iCs/>
-        </w:rPr>
-        <w:t>[Indien de planning in fases of iteraties verloopt, bespreek dan kort hoe deze opgebouwd zijn.]</w:t>
-      </w:r>
+      </w:pPr>
+      <w:r>
+        <w:rPr>
+          <w:i/>
+          <w:iCs/>
+        </w:rPr>
+        <w:t>[Korte beschrijving van de planning met de grootste deadlines.]</w:t>
+      </w:r>
+    </w:p>
+    <w:p>
+      <w:pPr>
+        <w:pStyle w:val="Plattetekstinspringen"/>
+        <w:numPr>
+          <w:ilvl w:val="0"/>
+          <w:numId w:val="1"/>
+        </w:numPr>
+        <w:rPr>
+          <w:i/>
+          <w:iCs/>
+        </w:rPr>
+      </w:pPr>
+      <w:r>
+        <w:rPr>
+          <w:i/>
+          <w:iCs/>
+        </w:rPr>
+        <w:t>Fase</w:t>
+      </w:r>
+      <w:r>
+        <w:rPr>
+          <w:i/>
+          <w:iCs/>
+        </w:rPr>
+        <w:t xml:space="preserve"> </w:t>
+      </w:r>
+      <w:r>
+        <w:rPr>
+          <w:i/>
+          <w:iCs/>
+        </w:rPr>
+        <w:t xml:space="preserve">1: </w:t>
+      </w:r>
+      <w:r>
+        <w:rPr>
+          <w:i/>
+          <w:iCs/>
+        </w:rPr>
+        <w:t>Importeren</w:t>
+      </w:r>
+      <w:r>
+        <w:rPr>
+          <w:i/>
+          <w:iCs/>
+        </w:rPr>
+        <w:t xml:space="preserve"> </w:t>
+      </w:r>
+      <w:r>
+        <w:rPr>
+          <w:i/>
+          <w:iCs/>
+        </w:rPr>
+        <w:t>en optimaliseren van 3D-scans</w:t>
+      </w:r>
+      <w:r>
+        <w:rPr>
+          <w:i/>
+          <w:iCs/>
+        </w:rPr>
+        <w:t xml:space="preserve">/meshes en </w:t>
+      </w:r>
+      <w:r>
+        <w:rPr>
+          <w:i/>
+          <w:iCs/>
+        </w:rPr>
+        <w:t>opzetten van de basis</w:t>
+      </w:r>
+      <w:r>
+        <w:rPr>
+          <w:i/>
+          <w:iCs/>
+        </w:rPr>
+        <w:t xml:space="preserve"> VR-</w:t>
+      </w:r>
+      <w:r>
+        <w:rPr>
+          <w:i/>
+          <w:iCs/>
+        </w:rPr>
+        <w:t>player</w:t>
+      </w:r>
+      <w:r>
+        <w:rPr>
+          <w:i/>
+          <w:iCs/>
+        </w:rPr>
+        <w:t xml:space="preserve"> controller in Godot.</w:t>
+      </w:r>
+    </w:p>
+    <w:p>
+      <w:pPr>
+        <w:pStyle w:val="Plattetekstinspringen"/>
+        <w:numPr>
+          <w:ilvl w:val="0"/>
+          <w:numId w:val="1"/>
+        </w:numPr>
+        <w:rPr>
+          <w:i/>
+          <w:iCs/>
+        </w:rPr>
+      </w:pPr>
+      <w:r>
+        <w:rPr>
+          <w:i/>
+          <w:iCs/>
+        </w:rPr>
+        <w:t>Fase 2:</w:t>
+      </w:r>
+      <w:r>
+        <w:rPr>
+          <w:i/>
+          <w:iCs/>
+        </w:rPr>
+        <w:t xml:space="preserve"> </w:t>
+      </w:r>
+      <w:r>
+        <w:rPr>
+          <w:i/>
+          <w:iCs/>
+        </w:rPr>
+        <w:t>Vrij wandelen</w:t>
+      </w:r>
+      <w:r>
+        <w:rPr>
+          <w:i/>
+          <w:iCs/>
+        </w:rPr>
+        <w:t xml:space="preserve"> rond en in de Phan</w:t>
+      </w:r>
+      <w:r>
+        <w:rPr>
+          <w:i/>
+          <w:iCs/>
+        </w:rPr>
+        <w:t>om Rung</w:t>
+      </w:r>
+      <w:r>
+        <w:rPr>
+          <w:i/>
+          <w:iCs/>
+        </w:rPr>
+        <w:t xml:space="preserve"> tempel met verwerking</w:t>
+      </w:r>
+      <w:r>
+        <w:rPr>
+          <w:i/>
+          <w:iCs/>
+        </w:rPr>
+        <w:t xml:space="preserve"> van </w:t>
+      </w:r>
+      <w:r>
+        <w:rPr>
+          <w:i/>
+          <w:iCs/>
+        </w:rPr>
+        <w:t>tradi</w:t>
+      </w:r>
+      <w:r>
+        <w:rPr>
+          <w:i/>
+          <w:iCs/>
+        </w:rPr>
+        <w:t>tionele culturele elementen.</w:t>
+      </w:r>
+    </w:p>
+    <w:p>
+      <w:pPr>
+        <w:pStyle w:val="Plattetekstinspringen"/>
+        <w:numPr>
+          <w:ilvl w:val="0"/>
+          <w:numId w:val="1"/>
+        </w:numPr>
+        <w:rPr>
+          <w:i/>
+          <w:iCs/>
+        </w:rPr>
+      </w:pPr>
+      <w:r>
+        <w:rPr>
+          <w:i/>
+          <w:iCs/>
+        </w:rPr>
+        <w:t xml:space="preserve">Fase 3: </w:t>
+      </w:r>
+      <w:r>
+        <w:rPr>
+          <w:i/>
+          <w:iCs/>
+        </w:rPr>
+        <w:t>Ontwikkelen van de zons</w:t>
+      </w:r>
+      <w:r>
+        <w:rPr>
+          <w:i/>
+          <w:iCs/>
+        </w:rPr>
+        <w:t>ondergang met het “Catch the Sun”</w:t>
+      </w:r>
+      <w:r>
+        <w:rPr>
+          <w:i/>
+          <w:iCs/>
+        </w:rPr>
+        <w:t xml:space="preserve"> lichteffect door de 15 deuren</w:t>
+      </w:r>
+      <w:r>
+        <w:rPr>
+          <w:i/>
+          <w:iCs/>
+        </w:rPr>
+        <w:t>, plus</w:t>
+      </w:r>
+      <w:r>
+        <w:rPr>
+          <w:i/>
+          <w:iCs/>
+        </w:rPr>
+        <w:t xml:space="preserve"> de overgang van </w:t>
+      </w:r>
+      <w:r>
+        <w:rPr>
+          <w:i/>
+          <w:iCs/>
+        </w:rPr>
+        <w:t>dag naar nacht.</w:t>
+      </w:r>
+    </w:p>
+    <w:p>
+      <w:pPr>
+        <w:pStyle w:val="Plattetekstinspringen"/>
+        <w:numPr>
+          <w:ilvl w:val="0"/>
+          <w:numId w:val="1"/>
+        </w:numPr>
+        <w:rPr>
+          <w:i/>
+          <w:iCs/>
+        </w:rPr>
+      </w:pPr>
+      <w:r>
+        <w:rPr>
+          <w:i/>
+          <w:iCs/>
+        </w:rPr>
+        <w:t>Fase 4: Invoegen van de festi</w:t>
+      </w:r>
+      <w:r>
+        <w:rPr>
+          <w:i/>
+          <w:iCs/>
+        </w:rPr>
+        <w:t>valomgeving met</w:t>
+      </w:r>
+      <w:r>
+        <w:rPr>
+          <w:i/>
+          <w:iCs/>
+        </w:rPr>
+        <w:t xml:space="preserve"> marktkraampjes</w:t>
+      </w:r>
+      <w:r>
+        <w:rPr>
+          <w:i/>
+          <w:iCs/>
+        </w:rPr>
+        <w:t>, geluids</w:t>
+      </w:r>
+      <w:r>
+        <w:rPr>
+          <w:i/>
+          <w:iCs/>
+        </w:rPr>
+        <w:t xml:space="preserve">effecten en </w:t>
+      </w:r>
+      <w:r>
+        <w:rPr>
+          <w:i/>
+          <w:iCs/>
+        </w:rPr>
+        <w:t>het fysieke festival zelf.</w:t>
+      </w:r>
+    </w:p>
+    <w:p>
+      <w:pPr>
+        <w:pStyle w:val="Plattetekstinspringen"/>
+        <w:numPr>
+          <w:ilvl w:val="0"/>
+          <w:numId w:val="1"/>
+        </w:numPr>
+        <w:rPr>
+          <w:i/>
+          <w:iCs/>
+          <w:lang w:val="nl-BE"/>
+        </w:rPr>
+      </w:pPr>
+      <w:r>
+        <w:rPr>
+          <w:i/>
+          <w:iCs/>
+          <w:lang w:val="nl-BE"/>
+        </w:rPr>
+        <w:t>Fase 5: Opti</w:t>
+      </w:r>
+      <w:r>
+        <w:rPr>
+          <w:i/>
+          <w:iCs/>
+          <w:lang w:val="nl-BE"/>
+        </w:rPr>
+        <w:t>malisatie van frame</w:t>
+      </w:r>
+      <w:r>
+        <w:rPr>
+          <w:i/>
+          <w:iCs/>
+          <w:lang w:val="nl-BE"/>
+        </w:rPr>
+        <w:t>rates/performance</w:t>
+      </w:r>
+      <w:r>
+        <w:rPr>
+          <w:i/>
+          <w:iCs/>
+          <w:lang w:val="nl-BE"/>
+        </w:rPr>
+        <w:t xml:space="preserve">, </w:t>
+      </w:r>
+      <w:r>
+        <w:rPr>
+          <w:i/>
+          <w:iCs/>
+          <w:lang w:val="nl-BE"/>
+        </w:rPr>
+        <w:t>sh</w:t>
+      </w:r>
+      <w:r>
+        <w:rPr>
+          <w:i/>
+          <w:iCs/>
+          <w:lang w:val="nl-BE"/>
+        </w:rPr>
+        <w:t>ade</w:t>
+      </w:r>
+      <w:r>
+        <w:rPr>
+          <w:i/>
+          <w:iCs/>
+          <w:lang w:val="nl-BE"/>
+        </w:rPr>
+        <w:t>r</w:t>
+      </w:r>
+      <w:r>
+        <w:rPr>
+          <w:i/>
+          <w:iCs/>
+          <w:lang w:val="nl-BE"/>
+        </w:rPr>
+        <w:t>s</w:t>
+      </w:r>
+      <w:r>
+        <w:rPr>
+          <w:i/>
+          <w:iCs/>
+          <w:lang w:val="nl-BE"/>
+        </w:rPr>
+        <w:t>, eindtesten en</w:t>
+      </w:r>
+      <w:r>
+        <w:rPr>
+          <w:i/>
+          <w:iCs/>
+          <w:lang w:val="nl-BE"/>
+        </w:rPr>
+        <w:t xml:space="preserve"> </w:t>
+      </w:r>
+      <w:r>
+        <w:rPr>
+          <w:i/>
+          <w:iCs/>
+          <w:lang w:val="nl-BE"/>
+        </w:rPr>
+        <w:t>oplevering</w:t>
+      </w:r>
+      <w:r>
+        <w:rPr>
+          <w:i/>
+          <w:iCs/>
+          <w:lang w:val="nl-BE"/>
+        </w:rPr>
+        <w:t xml:space="preserve"> van de documentatie</w:t>
+      </w:r>
+      <w:r>
+        <w:rPr>
+          <w:i/>
+          <w:iCs/>
+          <w:lang w:val="nl-BE"/>
+        </w:rPr>
+        <w:t>.</w:t>
+      </w:r>
+    </w:p>
+    <w:p>
+      <w:pPr>
+        <w:pStyle w:val="Plattetekstinspringen"/>
+        <w:rPr>
+          <w:i/>
+          <w:iCs/>
+          <w:lang w:val="nl-BE"/>
+        </w:rPr>
+      </w:pPr>
     </w:p>
     <w:p>
       <w:pPr>
@@ -7190,9 +6765,51 @@
           <w:sz w:val="22"/>
         </w:rPr>
       </w:pPr>
+      <w:bookmarkStart w:id="31" w:name="_Toc378765638"/>
+      <w:bookmarkStart w:id="32" w:name="_Toc244169763"/>
+      <w:r>
+        <w:rPr>
+          <w:sz w:val="22"/>
+        </w:rPr>
+        <w:t>Toelichting fases</w:t>
+      </w:r>
+      <w:bookmarkEnd w:id="31"/>
+      <w:bookmarkEnd w:id="32"/>
+    </w:p>
+    <w:p>
+      <w:pPr>
+        <w:pStyle w:val="Plattetekstinspringen"/>
+        <w:ind w:left="0"/>
+        <w:rPr>
+          <w:i/>
+          <w:iCs/>
+        </w:rPr>
+      </w:pPr>
+      <w:r>
+        <w:rPr>
+          <w:i/>
+          <w:iCs/>
+        </w:rPr>
+        <w:t>[Indien de planning in fases of iteraties verloopt, bespreek dan kort hoe deze opgebouwd zijn.]</w:t>
+      </w:r>
+    </w:p>
+    <w:p>
+      <w:pPr>
+        <w:pStyle w:val="Kop2"/>
+        <w:keepLines/>
+        <w:tabs>
+          <w:tab w:val="num" w:pos="2836"/>
+        </w:tabs>
+        <w:spacing w:before="240" w:after="160" w:line="240" w:lineRule="auto"/>
+        <w:ind w:left="1559" w:hanging="851"/>
+        <w:jc w:val="left"/>
+        <w:rPr>
+          <w:sz w:val="22"/>
+        </w:rPr>
+      </w:pPr>
       <w:bookmarkStart w:id="33" w:name="_Toc97633210"/>
       <w:bookmarkStart w:id="34" w:name="_Toc378765639"/>
-      <w:bookmarkStart w:id="35" w:name="_Toc243507284"/>
+      <w:bookmarkStart w:id="35" w:name="_Toc244169764"/>
       <w:r>
         <w:rPr>
           <w:sz w:val="22"/>
@@ -7216,10 +6833,6 @@
         </w:tabs>
         <w:ind w:left="1569"/>
         <w:jc w:val="left"/>
-        <w:rPr>
-          <w:i/>
-          <w:iCs/>
-        </w:rPr>
       </w:pPr>
       <w:r>
         <w:rPr>
@@ -7231,16 +6844,82 @@
     </w:p>
     <w:p>
       <w:pPr>
+        <w:pStyle w:val="Plattetekstinspringen"/>
+        <w:tabs>
+          <w:tab w:val="num" w:pos="1569"/>
+        </w:tabs>
+        <w:ind w:left="0"/>
+        <w:jc w:val="center"/>
+      </w:pPr>
+      <w:r>
+        <w:rPr>
+          <w:noProof/>
+        </w:rPr>
+        <w:drawing>
+          <wp:inline distT="0" distB="0" distL="0" distR="0" wp14:anchorId="73C314C2" wp14:editId="02D659F3">
+            <wp:extent cx="6219825" cy="1184729"/>
+            <wp:effectExtent l="0" t="0" r="0" b="0"/>
+            <wp:docPr id="837407317" name="drawing"/>
+            <wp:cNvGraphicFramePr>
+              <a:graphicFrameLocks xmlns:a="http://schemas.openxmlformats.org/drawingml/2006/main" noChangeAspect="1"/>
+            </wp:cNvGraphicFramePr>
+            <a:graphic xmlns:a="http://schemas.openxmlformats.org/drawingml/2006/main">
+              <a:graphicData uri="http://schemas.openxmlformats.org/drawingml/2006/picture">
+                <pic:pic xmlns:pic="http://schemas.openxmlformats.org/drawingml/2006/picture">
+                  <pic:nvPicPr>
+                    <pic:cNvPr id="837407317" name="Picture 837407317"/>
+                    <pic:cNvPicPr/>
+                  </pic:nvPicPr>
+                  <pic:blipFill>
+                    <a:blip r:embed="rId14">
+                      <a:extLst>
+                        <a:ext uri="{28A0092B-C50C-407E-A947-70E740481C1C}">
+                          <a14:useLocalDpi xmlns:a14="http://schemas.microsoft.com/office/drawing/2010/main"/>
+                        </a:ext>
+                      </a:extLst>
+                    </a:blip>
+                    <a:stretch>
+                      <a:fillRect/>
+                    </a:stretch>
+                  </pic:blipFill>
+                  <pic:spPr>
+                    <a:xfrm>
+                      <a:off x="0" y="0"/>
+                      <a:ext cx="6219825" cy="1184729"/>
+                    </a:xfrm>
+                    <a:prstGeom prst="rect">
+                      <a:avLst/>
+                    </a:prstGeom>
+                  </pic:spPr>
+                </pic:pic>
+              </a:graphicData>
+            </a:graphic>
+          </wp:inline>
+        </w:drawing>
+      </w:r>
+    </w:p>
+    <w:p>
+      <w:pPr>
         <w:pStyle w:val="Kop1"/>
       </w:pPr>
+    </w:p>
+    <w:p>
+      <w:r>
+        <w:br w:type="page"/>
+      </w:r>
+    </w:p>
+    <w:p>
+      <w:pPr>
+        <w:pStyle w:val="Kop1"/>
+      </w:pPr>
       <w:bookmarkStart w:id="36" w:name="_Toc378765640"/>
-      <w:bookmarkStart w:id="37" w:name="_Toc243507285"/>
-      <w:bookmarkStart w:id="38" w:name="_Toc29979099"/>
+      <w:bookmarkStart w:id="37" w:name="_Toc29979099"/>
+      <w:bookmarkStart w:id="38" w:name="_Toc244169765"/>
       <w:r>
         <w:t>Functioneel design</w:t>
       </w:r>
       <w:bookmarkEnd w:id="36"/>
-      <w:bookmarkEnd w:id="37"/>
+      <w:bookmarkEnd w:id="38"/>
     </w:p>
     <w:p>
       <w:pPr>
@@ -7321,6 +7000,25 @@
     </w:p>
     <w:p>
       <w:pPr>
+        <w:pStyle w:val="Kop3"/>
+        <w:rPr>
+          <w:sz w:val="24"/>
+          <w:szCs w:val="28"/>
+          <w:lang w:val="nl-BE"/>
+        </w:rPr>
+      </w:pPr>
+      <w:bookmarkStart w:id="39" w:name="_Toc244169766"/>
+      <w:r>
+        <w:rPr>
+          <w:sz w:val="24"/>
+          <w:szCs w:val="28"/>
+        </w:rPr>
+        <w:t>Algemene lay-out &amp; UI / UX</w:t>
+      </w:r>
+      <w:bookmarkEnd w:id="39"/>
+    </w:p>
+    <w:p>
+      <w:pPr>
         <w:pStyle w:val="Plattetekstinspringen"/>
         <w:numPr>
           <w:ilvl w:val="0"/>
@@ -7335,69 +7033,70 @@
       </w:pPr>
       <w:r>
         <w:rPr>
-          <w:i/>
-          <w:iCs/>
-          <w:lang w:val="nl-BE"/>
-        </w:rPr>
-        <w:t xml:space="preserve">[TIP ! Denk aan </w:t>
-      </w:r>
-      <w:r>
-        <w:rPr>
-          <w:i/>
-          <w:iCs/>
-          <w:lang w:val="nl-BE"/>
-        </w:rPr>
-        <w:t>wireframes,</w:t>
-      </w:r>
-      <w:r>
-        <w:rPr>
-          <w:i/>
-          <w:iCs/>
-          <w:lang w:val="nl-BE"/>
-        </w:rPr>
-        <w:t>mock-ups,</w:t>
-      </w:r>
-      <w:r>
-        <w:rPr>
-          <w:i/>
-          <w:iCs/>
-          <w:lang w:val="nl-BE"/>
-        </w:rPr>
-        <w:t xml:space="preserve"> </w:t>
-      </w:r>
-      <w:r>
-        <w:rPr>
-          <w:i/>
-          <w:iCs/>
-          <w:lang w:val="nl-BE"/>
-        </w:rPr>
-        <w:t>toestandsdiagrammen, beslissingstabellen,  activitydiagrammen.]</w:t>
+          <w:b/>
+          <w:bCs/>
+          <w:i/>
+          <w:iCs/>
+        </w:rPr>
+        <w:t>VR-Interface</w:t>
+      </w:r>
+      <w:r>
+        <w:rPr>
+          <w:i/>
+          <w:iCs/>
+        </w:rPr>
+        <w:t xml:space="preserve">: </w:t>
       </w:r>
     </w:p>
     <w:p>
       <w:pPr>
         <w:pStyle w:val="Plattetekstinspringen"/>
-        <w:ind w:left="0"/>
-        <w:rPr>
-          <w:lang w:val="nl-BE"/>
-        </w:rPr>
-      </w:pPr>
-    </w:p>
-    <w:p>
-      <w:pPr>
-        <w:pStyle w:val="Kop1"/>
-      </w:pPr>
-      <w:r>
-        <w:t xml:space="preserve"> </w:t>
-      </w:r>
-      <w:bookmarkStart w:id="39" w:name="_Toc243507286"/>
-      <w:r>
-        <w:t>Technisch design</w:t>
-      </w:r>
-      <w:bookmarkStart w:id="40" w:name="_Toc378765641"/>
-      <w:bookmarkEnd w:id="38"/>
-      <w:bookmarkEnd w:id="39"/>
-      <w:bookmarkEnd w:id="40"/>
+        <w:numPr>
+          <w:ilvl w:val="1"/>
+          <w:numId w:val="7"/>
+        </w:numPr>
+        <w:jc w:val="left"/>
+        <w:rPr>
+          <w:i/>
+          <w:iCs/>
+          <w:lang w:val="nl-BE"/>
+        </w:rPr>
+      </w:pPr>
+      <w:r>
+        <w:rPr>
+          <w:i/>
+          <w:iCs/>
+        </w:rPr>
+        <w:t xml:space="preserve">Om de spelerservaring zo meeslepend mogelijk te maken, bevat de applicatie geen klassieke 2D-HUD. Alle interface-elementen zijn </w:t>
+      </w:r>
+      <w:r>
+        <w:rPr>
+          <w:i/>
+          <w:iCs/>
+        </w:rPr>
+        <w:t>ge</w:t>
+      </w:r>
+      <w:r>
+        <w:rPr>
+          <w:i/>
+          <w:iCs/>
+        </w:rPr>
+        <w:t>ïntegreerd</w:t>
+      </w:r>
+      <w:r>
+        <w:rPr>
+          <w:i/>
+          <w:iCs/>
+        </w:rPr>
+        <w:t xml:space="preserve"> ontworpen: ze maken fysiek deel uit van de virtuele wereld, zoals de informatieborden bij kraampjes of de interactieve gidsen</w:t>
+      </w:r>
+      <w:r>
+        <w:rPr>
+          <w:i/>
+          <w:iCs/>
+        </w:rPr>
+        <w:t>.</w:t>
+      </w:r>
     </w:p>
     <w:p>
       <w:pPr>
@@ -7408,29 +7107,13 @@
         </w:numPr>
         <w:jc w:val="left"/>
         <w:rPr>
-          <w:i/>
-          <w:iCs/>
-          <w:lang w:val="nl-BE"/>
-        </w:rPr>
-      </w:pPr>
-      <w:r>
-        <w:rPr>
-          <w:i/>
-          <w:iCs/>
-          <w:lang w:val="nl-BE"/>
-        </w:rPr>
-        <w:t xml:space="preserve">[Geen code maar algemene </w:t>
-      </w:r>
-      <w:r>
-        <w:rPr>
           <w:b/>
           <w:bCs/>
           <w:i/>
           <w:iCs/>
           <w:lang w:val="nl-BE"/>
         </w:rPr>
-        <w:t>architectuur</w:t>
-      </w:r>
+      </w:pPr>
       <w:r>
         <w:rPr>
           <w:b/>
@@ -7439,55 +7122,16 @@
           <w:iCs/>
           <w:lang w:val="nl-BE"/>
         </w:rPr>
-        <w:t xml:space="preserve"> </w:t>
-      </w:r>
-      <w:r>
-        <w:rPr>
-          <w:i/>
-          <w:iCs/>
-          <w:lang w:val="nl-BE"/>
-        </w:rPr>
-        <w:t>(vb. Database-Firewall-Applicatieserver</w:t>
-      </w:r>
-      <w:r>
-        <w:rPr>
-          <w:i/>
-          <w:iCs/>
-          <w:lang w:val="nl-BE"/>
-        </w:rPr>
-        <w:t>-</w:t>
-      </w:r>
-      <w:proofErr w:type="spellStart"/>
-      <w:r>
-        <w:rPr>
-          <w:i/>
-          <w:iCs/>
-          <w:lang w:val="nl-BE"/>
-        </w:rPr>
-        <w:t>Frontend</w:t>
-      </w:r>
-      <w:proofErr w:type="spellEnd"/>
-      <w:r>
-        <w:rPr>
-          <w:i/>
-          <w:iCs/>
-          <w:lang w:val="nl-BE"/>
-        </w:rPr>
-        <w:t>)</w:t>
-      </w:r>
-      <w:r>
-        <w:rPr>
-          <w:i/>
-          <w:iCs/>
-          <w:lang w:val="nl-BE"/>
-        </w:rPr>
-        <w:t>]</w:t>
+        <w:t>Startscherm/ Hoofdmenu</w:t>
       </w:r>
     </w:p>
     <w:p>
       <w:pPr>
         <w:pStyle w:val="Plattetekstinspringen"/>
-        <w:ind w:left="1068"/>
+        <w:numPr>
+          <w:ilvl w:val="1"/>
+          <w:numId w:val="7"/>
+        </w:numPr>
         <w:jc w:val="left"/>
         <w:rPr>
           <w:i/>
@@ -7499,69 +7143,30 @@
         <w:rPr>
           <w:i/>
           <w:iCs/>
-          <w:lang w:val="nl-BE"/>
-        </w:rPr>
-        <w:t xml:space="preserve"> </w:t>
-      </w:r>
-      <w:r>
-        <w:rPr>
-          <w:i/>
-          <w:iCs/>
-          <w:lang w:val="nl-BE"/>
-        </w:rPr>
-        <w:t>[TIP ! Denk aan</w:t>
-      </w:r>
-      <w:r>
-        <w:rPr>
-          <w:i/>
-          <w:iCs/>
-          <w:lang w:val="nl-BE"/>
-        </w:rPr>
-        <w:t xml:space="preserve"> C4-model, clean code/</w:t>
-      </w:r>
-      <w:proofErr w:type="spellStart"/>
-      <w:r>
-        <w:rPr>
-          <w:i/>
-          <w:iCs/>
-          <w:lang w:val="nl-BE"/>
-        </w:rPr>
-        <w:t>layered</w:t>
-      </w:r>
-      <w:proofErr w:type="spellEnd"/>
-      <w:r>
-        <w:rPr>
-          <w:i/>
-          <w:iCs/>
-          <w:lang w:val="nl-BE"/>
-        </w:rPr>
-        <w:t xml:space="preserve"> architectuur</w:t>
-      </w:r>
-      <w:r>
-        <w:rPr>
-          <w:i/>
-          <w:iCs/>
-          <w:lang w:val="nl-BE"/>
-        </w:rPr>
-        <w:t xml:space="preserve">, Design </w:t>
-      </w:r>
-      <w:proofErr w:type="spellStart"/>
-      <w:r>
-        <w:rPr>
-          <w:i/>
-          <w:iCs/>
-          <w:lang w:val="nl-BE"/>
-        </w:rPr>
-        <w:t>Patterns</w:t>
-      </w:r>
-      <w:proofErr w:type="spellEnd"/>
-      <w:r>
-        <w:rPr>
-          <w:i/>
-          <w:iCs/>
-          <w:lang w:val="nl-BE"/>
-        </w:rPr>
-        <w:t>]</w:t>
+        </w:rPr>
+        <w:t>Bij het opstarten bevindt de gebruiker zich stilstaand aan de ingang van de Phanom Rung tempel.</w:t>
+      </w:r>
+    </w:p>
+    <w:p>
+      <w:pPr>
+        <w:pStyle w:val="Plattetekstinspringen"/>
+        <w:numPr>
+          <w:ilvl w:val="1"/>
+          <w:numId w:val="7"/>
+        </w:numPr>
+        <w:jc w:val="left"/>
+        <w:rPr>
+          <w:i/>
+          <w:iCs/>
+          <w:lang w:val="nl-BE"/>
+        </w:rPr>
+      </w:pPr>
+      <w:r>
+        <w:rPr>
+          <w:i/>
+          <w:iCs/>
+        </w:rPr>
+        <w:t>Er verschijnt een VR-startmenu in de ruimte met opties om de ervaring te starten (Start Ervaring), de besturing/instellingen aan te passen (Opties), of de applicatie te verlaten (Exit).</w:t>
       </w:r>
     </w:p>
     <w:p>
@@ -7573,34 +7178,506 @@
         </w:numPr>
         <w:jc w:val="left"/>
         <w:rPr>
-          <w:i/>
-          <w:iCs/>
-          <w:lang w:val="nl-BE"/>
-        </w:rPr>
-      </w:pPr>
-      <w:r>
-        <w:rPr>
-          <w:i/>
-          <w:iCs/>
-          <w:lang w:val="nl-BE"/>
-        </w:rPr>
-        <w:t>[G</w:t>
-      </w:r>
-      <w:r>
-        <w:rPr>
-          <w:i/>
-          <w:iCs/>
-          <w:lang w:val="nl-BE"/>
-        </w:rPr>
-        <w:t>ebruikte technologieën en configuratie</w:t>
-      </w:r>
-      <w:r>
-        <w:rPr>
-          <w:i/>
-          <w:iCs/>
-          <w:lang w:val="nl-BE"/>
-        </w:rPr>
-        <w:t>.]</w:t>
+          <w:b/>
+          <w:bCs/>
+          <w:i/>
+          <w:iCs/>
+          <w:lang w:val="nl-BE"/>
+        </w:rPr>
+      </w:pPr>
+      <w:r>
+        <w:rPr>
+          <w:b/>
+          <w:bCs/>
+          <w:i/>
+          <w:iCs/>
+        </w:rPr>
+        <w:t>Besturing &amp; Navigatie:</w:t>
+      </w:r>
+    </w:p>
+    <w:p>
+      <w:pPr>
+        <w:pStyle w:val="Plattetekstinspringen"/>
+        <w:numPr>
+          <w:ilvl w:val="1"/>
+          <w:numId w:val="7"/>
+        </w:numPr>
+        <w:jc w:val="left"/>
+        <w:rPr>
+          <w:i/>
+          <w:iCs/>
+          <w:lang w:val="nl-BE"/>
+        </w:rPr>
+      </w:pPr>
+      <w:r>
+        <w:rPr>
+          <w:i/>
+          <w:iCs/>
+        </w:rPr>
+        <w:t xml:space="preserve">Gebruikers kunnen navigeren via  de thumbstick van de VR-controller of via </w:t>
+      </w:r>
+      <w:r>
+        <w:rPr>
+          <w:i/>
+          <w:iCs/>
+        </w:rPr>
+        <w:t>teleportatie</w:t>
+      </w:r>
+      <w:r>
+        <w:rPr>
+          <w:i/>
+          <w:iCs/>
+        </w:rPr>
+        <w:t xml:space="preserve"> </w:t>
+      </w:r>
+      <w:r>
+        <w:rPr>
+          <w:i/>
+          <w:iCs/>
+        </w:rPr>
+        <w:t>om bewegingsziekte te voorkomen.</w:t>
+      </w:r>
+    </w:p>
+    <w:p>
+      <w:pPr>
+        <w:pStyle w:val="Plattetekstinspringen"/>
+        <w:numPr>
+          <w:ilvl w:val="1"/>
+          <w:numId w:val="7"/>
+        </w:numPr>
+        <w:jc w:val="left"/>
+        <w:rPr>
+          <w:i/>
+          <w:iCs/>
+          <w:lang w:val="nl-BE"/>
+        </w:rPr>
+      </w:pPr>
+      <w:r>
+        <w:rPr>
+          <w:i/>
+          <w:iCs/>
+        </w:rPr>
+        <w:t>Interactie met objecten (zoals instrumenten of gerechten) gebeurt via de Grab/Trigger-knoppen op de VR-controllers.</w:t>
+      </w:r>
+    </w:p>
+    <w:p>
+      <w:pPr>
+        <w:pStyle w:val="Plattetekstinspringen"/>
+        <w:ind w:left="1788"/>
+        <w:jc w:val="left"/>
+        <w:rPr>
+          <w:i/>
+          <w:iCs/>
+          <w:lang w:val="nl-BE"/>
+        </w:rPr>
+      </w:pPr>
+    </w:p>
+    <w:p>
+      <w:pPr>
+        <w:pStyle w:val="Kop3"/>
+        <w:rPr>
+          <w:sz w:val="24"/>
+          <w:szCs w:val="28"/>
+        </w:rPr>
+      </w:pPr>
+      <w:bookmarkStart w:id="40" w:name="_Toc244169767"/>
+      <w:r>
+        <w:rPr>
+          <w:sz w:val="24"/>
+          <w:szCs w:val="28"/>
+        </w:rPr>
+        <w:t>Business Rules &amp; Logica van de Processen</w:t>
+      </w:r>
+      <w:bookmarkEnd w:id="40"/>
+    </w:p>
+    <w:p>
+      <w:pPr>
+        <w:pStyle w:val="Lijstalinea"/>
+        <w:numPr>
+          <w:ilvl w:val="0"/>
+          <w:numId w:val="19"/>
+        </w:numPr>
+        <w:rPr>
+          <w:lang w:val="nl-BE"/>
+        </w:rPr>
+      </w:pPr>
+      <w:r>
+        <w:rPr>
+          <w:b/>
+          <w:bCs/>
+        </w:rPr>
+        <w:t>Regel 1:</w:t>
+      </w:r>
+      <w:r>
+        <w:t xml:space="preserve"> Vrijheid van verkenning vs. gescripte events</w:t>
+      </w:r>
+    </w:p>
+    <w:p>
+      <w:pPr>
+        <w:pStyle w:val="Lijstalinea"/>
+        <w:numPr>
+          <w:ilvl w:val="1"/>
+          <w:numId w:val="19"/>
+        </w:numPr>
+        <w:rPr>
+          <w:lang w:val="nl-BE"/>
+        </w:rPr>
+      </w:pPr>
+      <w:r>
+        <w:t>De bezoeker kan vrij rondlopen over het tempelterrein en in de tempel.</w:t>
+      </w:r>
+    </w:p>
+    <w:p>
+      <w:pPr>
+        <w:pStyle w:val="Lijstalinea"/>
+        <w:numPr>
+          <w:ilvl w:val="1"/>
+          <w:numId w:val="19"/>
+        </w:numPr>
+        <w:rPr>
+          <w:lang w:val="nl-BE"/>
+        </w:rPr>
+      </w:pPr>
+      <w:r>
+        <w:t>Zodra de speler bij een specifieke triggerzone komt (bijvoorbeeld het punt om de zonsopgang te bekijken), kan een gescript event starten.</w:t>
+      </w:r>
+    </w:p>
+    <w:p>
+      <w:pPr>
+        <w:pStyle w:val="Lijstalinea"/>
+        <w:ind w:left="1440"/>
+        <w:rPr>
+          <w:lang w:val="nl-BE"/>
+        </w:rPr>
+      </w:pPr>
+    </w:p>
+    <w:p>
+      <w:pPr>
+        <w:pStyle w:val="Lijstalinea"/>
+        <w:numPr>
+          <w:ilvl w:val="0"/>
+          <w:numId w:val="19"/>
+        </w:numPr>
+        <w:rPr>
+          <w:lang w:val="en-US"/>
+        </w:rPr>
+      </w:pPr>
+      <w:r>
+        <w:rPr>
+          <w:b/>
+          <w:bCs/>
+          <w:lang w:val="en-US"/>
+        </w:rPr>
+        <w:t>Regel 2:</w:t>
+      </w:r>
+      <w:r>
+        <w:rPr>
+          <w:lang w:val="en-US"/>
+        </w:rPr>
+        <w:t xml:space="preserve"> "Catch the Sun" Mechanic (Zon door 15 poorten)</w:t>
+      </w:r>
+    </w:p>
+    <w:p>
+      <w:pPr>
+        <w:pStyle w:val="Lijstalinea"/>
+        <w:numPr>
+          <w:ilvl w:val="1"/>
+          <w:numId w:val="19"/>
+        </w:numPr>
+        <w:rPr>
+          <w:lang w:val="nl-BE"/>
+        </w:rPr>
+      </w:pPr>
+      <w:r>
+        <w:rPr>
+          <w:i/>
+          <w:iCs/>
+        </w:rPr>
+        <w:t>Trigger:</w:t>
+      </w:r>
+      <w:r>
+        <w:t xml:space="preserve"> De gebruiker staat op het aangewezen uitkijkpunt voor de tempelingang.</w:t>
+      </w:r>
+    </w:p>
+    <w:p>
+      <w:pPr>
+        <w:pStyle w:val="Lijstalinea"/>
+        <w:numPr>
+          <w:ilvl w:val="1"/>
+          <w:numId w:val="19"/>
+        </w:numPr>
+        <w:rPr>
+          <w:lang w:val="nl-BE"/>
+        </w:rPr>
+      </w:pPr>
+      <w:r>
+        <w:rPr>
+          <w:i/>
+          <w:iCs/>
+        </w:rPr>
+        <w:t>Actie:</w:t>
+      </w:r>
+      <w:r>
+        <w:t xml:space="preserve"> Als de gebruiker kiest om door de 15 deuren te kijken, start een animatie-sequence waarbij de zon exact door de 15 deuropeningen van de tempel schijnt.</w:t>
+      </w:r>
+    </w:p>
+    <w:p>
+      <w:pPr>
+        <w:pStyle w:val="Lijstalinea"/>
+        <w:numPr>
+          <w:ilvl w:val="1"/>
+          <w:numId w:val="19"/>
+        </w:numPr>
+        <w:rPr>
+          <w:lang w:val="nl-BE"/>
+        </w:rPr>
+      </w:pPr>
+      <w:r>
+        <w:rPr>
+          <w:i/>
+          <w:iCs/>
+        </w:rPr>
+        <w:t>Keuze:</w:t>
+      </w:r>
+      <w:r>
+        <w:t xml:space="preserve"> Na het bekijken van het zonlicht kan de gebruiker doorgaan naar het verkennen van het landschap of direct de tempel betreden.</w:t>
+      </w:r>
+    </w:p>
+    <w:p>
+      <w:pPr>
+        <w:pStyle w:val="Lijstalinea"/>
+        <w:ind w:left="1440"/>
+        <w:rPr>
+          <w:lang w:val="nl-BE"/>
+        </w:rPr>
+      </w:pPr>
+    </w:p>
+    <w:p>
+      <w:pPr>
+        <w:pStyle w:val="Lijstalinea"/>
+        <w:numPr>
+          <w:ilvl w:val="0"/>
+          <w:numId w:val="19"/>
+        </w:numPr>
+        <w:rPr>
+          <w:lang w:val="nl-BE"/>
+        </w:rPr>
+      </w:pPr>
+      <w:r>
+        <w:rPr>
+          <w:b/>
+          <w:bCs/>
+        </w:rPr>
+        <w:t>Regel 3:</w:t>
+      </w:r>
+      <w:r>
+        <w:t xml:space="preserve"> Tempelverkenning &amp; Culturele aspecten (5F)</w:t>
+      </w:r>
+    </w:p>
+    <w:p>
+      <w:pPr>
+        <w:pStyle w:val="Lijstalinea"/>
+        <w:numPr>
+          <w:ilvl w:val="1"/>
+          <w:numId w:val="19"/>
+        </w:numPr>
+        <w:rPr>
+          <w:lang w:val="nl-BE"/>
+        </w:rPr>
+      </w:pPr>
+      <w:r>
+        <w:t>In de tempel kan de gebruiker interactie aangaan met culturele elementen:</w:t>
+      </w:r>
+    </w:p>
+    <w:p>
+      <w:pPr>
+        <w:pStyle w:val="Lijstalinea"/>
+        <w:numPr>
+          <w:ilvl w:val="2"/>
+          <w:numId w:val="19"/>
+        </w:numPr>
+        <w:rPr>
+          <w:lang w:val="nl-BE"/>
+        </w:rPr>
+      </w:pPr>
+      <w:r>
+        <w:rPr>
+          <w:b/>
+          <w:bCs/>
+        </w:rPr>
+        <w:t xml:space="preserve">Kleding &amp; </w:t>
+      </w:r>
+      <w:r>
+        <w:rPr>
+          <w:b/>
+          <w:bCs/>
+        </w:rPr>
+        <w:t>Instrumenten:</w:t>
+      </w:r>
+      <w:r>
+        <w:t xml:space="preserve"> Bij het benaderen of vastnemen van een instrument speelt het bijbehorende audiofragment af.</w:t>
+      </w:r>
+    </w:p>
+    <w:p>
+      <w:pPr>
+        <w:pStyle w:val="Lijstalinea"/>
+        <w:numPr>
+          <w:ilvl w:val="2"/>
+          <w:numId w:val="19"/>
+        </w:numPr>
+        <w:rPr>
+          <w:lang w:val="nl-BE"/>
+        </w:rPr>
+      </w:pPr>
+      <w:r>
+        <w:rPr>
+          <w:b/>
+          <w:bCs/>
+        </w:rPr>
+        <w:t>Gerechten:</w:t>
+      </w:r>
+      <w:r>
+        <w:t xml:space="preserve"> Bij het bekijken of selecteren van traditionele Thaise gerechten wordt visuele en audio-informatie getoond over de oorsprong.</w:t>
+      </w:r>
+    </w:p>
+    <w:p>
+      <w:pPr>
+        <w:pStyle w:val="Lijstalinea"/>
+        <w:ind w:left="2160"/>
+        <w:rPr>
+          <w:lang w:val="nl-BE"/>
+        </w:rPr>
+      </w:pPr>
+    </w:p>
+    <w:p>
+      <w:pPr>
+        <w:pStyle w:val="Lijstalinea"/>
+        <w:numPr>
+          <w:ilvl w:val="0"/>
+          <w:numId w:val="19"/>
+        </w:numPr>
+        <w:rPr>
+          <w:lang w:val="nl-BE"/>
+        </w:rPr>
+      </w:pPr>
+      <w:r>
+        <w:rPr>
+          <w:b/>
+          <w:bCs/>
+        </w:rPr>
+        <w:t>Regel 4:</w:t>
+      </w:r>
+      <w:r>
+        <w:t xml:space="preserve"> Overgang van Dag naar Nacht &amp; Festival</w:t>
+      </w:r>
+    </w:p>
+    <w:p>
+      <w:pPr>
+        <w:pStyle w:val="Lijstalinea"/>
+        <w:numPr>
+          <w:ilvl w:val="1"/>
+          <w:numId w:val="19"/>
+        </w:numPr>
+        <w:rPr>
+          <w:lang w:val="nl-BE"/>
+        </w:rPr>
+      </w:pPr>
+      <w:r>
+        <w:rPr>
+          <w:i/>
+          <w:iCs/>
+        </w:rPr>
+        <w:t>Trigger:</w:t>
+      </w:r>
+      <w:r>
+        <w:t xml:space="preserve"> Wanneer de gebruiker de tempel weer verlaat na de binnenverkenning, treedt een automatische omgevingsovergang (lighting fade) in werking van dag naar nacht.</w:t>
+      </w:r>
+    </w:p>
+    <w:p>
+      <w:pPr>
+        <w:pStyle w:val="Lijstalinea"/>
+        <w:numPr>
+          <w:ilvl w:val="1"/>
+          <w:numId w:val="19"/>
+        </w:numPr>
+        <w:rPr>
+          <w:lang w:val="nl-BE"/>
+        </w:rPr>
+      </w:pPr>
+      <w:r>
+        <w:rPr>
+          <w:i/>
+          <w:iCs/>
+        </w:rPr>
+        <w:t>Actie:</w:t>
+      </w:r>
+      <w:r>
+        <w:t xml:space="preserve"> De omgeving verandert in het sfeervolle nachtelijke Phanom Rung festival.</w:t>
+      </w:r>
+    </w:p>
+    <w:p>
+      <w:pPr>
+        <w:pStyle w:val="Lijstalinea"/>
+        <w:numPr>
+          <w:ilvl w:val="1"/>
+          <w:numId w:val="19"/>
+        </w:numPr>
+        <w:rPr>
+          <w:lang w:val="nl-BE"/>
+        </w:rPr>
+      </w:pPr>
+      <w:r>
+        <w:rPr>
+          <w:i/>
+          <w:iCs/>
+        </w:rPr>
+        <w:t>Festivalactiviteiten:</w:t>
+      </w:r>
+      <w:r>
+        <w:t xml:space="preserve"> Op het festivalterrein zijn marktstallen actief waar de bezoeker vrij kan rondwandelen en lokale minigames/spellen kan spelen.</w:t>
+      </w:r>
+    </w:p>
+    <w:p>
+      <w:pPr>
+        <w:pStyle w:val="Kop3"/>
+      </w:pPr>
+      <w:bookmarkStart w:id="41" w:name="_Toc244169768"/>
+      <w:r>
+        <w:t>Proces- &amp; Activiteitsdiagrammen</w:t>
+      </w:r>
+      <w:bookmarkEnd w:id="41"/>
+    </w:p>
+    <w:p>
+      <w:pPr>
+        <w:pStyle w:val="Lijstalinea"/>
+        <w:numPr>
+          <w:ilvl w:val="0"/>
+          <w:numId w:val="20"/>
+        </w:numPr>
+        <w:rPr>
+          <w:lang w:val="en-US"/>
+        </w:rPr>
+      </w:pPr>
+      <w:r>
+        <w:t>Activiteitsdiagram</w:t>
+      </w:r>
+      <w:r>
+        <w:t>:</w:t>
+      </w:r>
+    </w:p>
+    <w:p>
+      <w:pPr>
+        <w:pStyle w:val="Lijstalinea"/>
+        <w:numPr>
+          <w:ilvl w:val="0"/>
+          <w:numId w:val="20"/>
+        </w:numPr>
+        <w:rPr>
+          <w:lang w:val="en-US"/>
+        </w:rPr>
+      </w:pPr>
+      <w:r>
+        <w:t>Use Case Diagram:</w:t>
       </w:r>
     </w:p>
     <w:p>
@@ -7623,24 +7700,65 @@
           <w:iCs/>
           <w:lang w:val="nl-BE"/>
         </w:rPr>
-        <w:t>[Opzet Database</w:t>
-      </w:r>
-      <w:r>
-        <w:rPr>
-          <w:i/>
-          <w:iCs/>
-          <w:lang w:val="nl-BE"/>
-        </w:rPr>
-        <w:t xml:space="preserve">, gebruikte logica, … </w:t>
-      </w:r>
-      <w:r>
-        <w:rPr>
-          <w:i/>
-          <w:iCs/>
-          <w:lang w:val="nl-BE"/>
-        </w:rPr>
-        <w:t>]</w:t>
-      </w:r>
+        <w:t xml:space="preserve">[TIP ! Denk aan </w:t>
+      </w:r>
+      <w:r>
+        <w:rPr>
+          <w:i/>
+          <w:iCs/>
+          <w:lang w:val="nl-BE"/>
+        </w:rPr>
+        <w:t>wireframes,</w:t>
+      </w:r>
+      <w:r>
+        <w:rPr>
+          <w:i/>
+          <w:iCs/>
+          <w:lang w:val="nl-BE"/>
+        </w:rPr>
+        <w:t>mock-ups,</w:t>
+      </w:r>
+      <w:r>
+        <w:rPr>
+          <w:i/>
+          <w:iCs/>
+          <w:lang w:val="nl-BE"/>
+        </w:rPr>
+        <w:t xml:space="preserve"> </w:t>
+      </w:r>
+      <w:r>
+        <w:rPr>
+          <w:i/>
+          <w:iCs/>
+          <w:lang w:val="nl-BE"/>
+        </w:rPr>
+        <w:t>toestandsdiagrammen, beslissingstabellen,  activitydiagrammen.]</w:t>
+      </w:r>
+    </w:p>
+    <w:p>
+      <w:pPr>
+        <w:pStyle w:val="Plattetekstinspringen"/>
+        <w:ind w:left="0"/>
+        <w:rPr>
+          <w:lang w:val="nl-BE"/>
+        </w:rPr>
+      </w:pPr>
+    </w:p>
+    <w:p>
+      <w:pPr>
+        <w:pStyle w:val="Kop1"/>
+      </w:pPr>
+      <w:r>
+        <w:t xml:space="preserve"> </w:t>
+      </w:r>
+      <w:bookmarkStart w:id="42" w:name="_Toc244169769"/>
+      <w:r>
+        <w:t>Technisch design</w:t>
+      </w:r>
+      <w:bookmarkStart w:id="43" w:name="_Toc378765641"/>
+      <w:bookmarkEnd w:id="37"/>
+      <w:bookmarkEnd w:id="42"/>
+      <w:bookmarkEnd w:id="43"/>
     </w:p>
     <w:p>
       <w:pPr>
@@ -7662,10 +7780,22 @@
           <w:iCs/>
           <w:lang w:val="nl-BE"/>
         </w:rPr>
-        <w:t>[TIP ! Denk</w:t>
-      </w:r>
-      <w:r>
-        <w:rPr>
+        <w:t xml:space="preserve">[Geen code maar algemene </w:t>
+      </w:r>
+      <w:r>
+        <w:rPr>
+          <w:b/>
+          <w:bCs/>
+          <w:i/>
+          <w:iCs/>
+          <w:lang w:val="nl-BE"/>
+        </w:rPr>
+        <w:t>architectuur</w:t>
+      </w:r>
+      <w:r>
+        <w:rPr>
+          <w:b/>
+          <w:bCs/>
           <w:i/>
           <w:iCs/>
           <w:lang w:val="nl-BE"/>
@@ -7678,88 +7808,84 @@
           <w:iCs/>
           <w:lang w:val="nl-BE"/>
         </w:rPr>
+        <w:t>(vb. Database-Firewall-Applicatieserver</w:t>
+      </w:r>
+      <w:r>
+        <w:rPr>
+          <w:i/>
+          <w:iCs/>
+          <w:lang w:val="nl-BE"/>
+        </w:rPr>
+        <w:t>-Frontend</w:t>
+      </w:r>
+      <w:r>
+        <w:rPr>
+          <w:i/>
+          <w:iCs/>
+          <w:lang w:val="nl-BE"/>
+        </w:rPr>
+        <w:t>)</w:t>
+      </w:r>
+      <w:r>
+        <w:rPr>
+          <w:i/>
+          <w:iCs/>
+          <w:lang w:val="nl-BE"/>
+        </w:rPr>
+        <w:t>]</w:t>
+      </w:r>
+    </w:p>
+    <w:p>
+      <w:pPr>
+        <w:pStyle w:val="Plattetekstinspringen"/>
+        <w:ind w:left="1068"/>
+        <w:jc w:val="left"/>
+        <w:rPr>
+          <w:i/>
+          <w:iCs/>
+          <w:lang w:val="nl-BE"/>
+        </w:rPr>
+      </w:pPr>
+      <w:r>
+        <w:rPr>
+          <w:i/>
+          <w:iCs/>
+          <w:lang w:val="nl-BE"/>
+        </w:rPr>
         <w:t xml:space="preserve"> </w:t>
       </w:r>
-      <w:proofErr w:type="spellStart"/>
-      <w:r>
-        <w:rPr>
-          <w:i/>
-          <w:iCs/>
-          <w:lang w:val="nl-BE"/>
-        </w:rPr>
-        <w:t>klassediagrammen</w:t>
-      </w:r>
-      <w:proofErr w:type="spellEnd"/>
-      <w:r>
-        <w:rPr>
-          <w:i/>
-          <w:iCs/>
-          <w:lang w:val="nl-BE"/>
-        </w:rPr>
-        <w:t>, sequen</w:t>
-      </w:r>
-      <w:r>
-        <w:rPr>
-          <w:i/>
-          <w:iCs/>
-          <w:lang w:val="nl-BE"/>
-        </w:rPr>
-        <w:t>tie</w:t>
-      </w:r>
-      <w:r>
-        <w:rPr>
-          <w:i/>
-          <w:iCs/>
-          <w:lang w:val="nl-BE"/>
-        </w:rPr>
-        <w:t>diagrammen, beslissingstabellen, toestandsdiagrammen</w:t>
-      </w:r>
-      <w:r>
-        <w:rPr>
-          <w:i/>
-          <w:iCs/>
-          <w:lang w:val="nl-BE"/>
-        </w:rPr>
-        <w:t xml:space="preserve">, </w:t>
-      </w:r>
-      <w:proofErr w:type="spellStart"/>
-      <w:r>
-        <w:rPr>
-          <w:i/>
-          <w:iCs/>
-          <w:lang w:val="nl-BE"/>
-        </w:rPr>
-        <w:t>Structured</w:t>
-      </w:r>
-      <w:proofErr w:type="spellEnd"/>
-      <w:r>
-        <w:rPr>
-          <w:i/>
-          <w:iCs/>
-          <w:lang w:val="nl-BE"/>
-        </w:rPr>
-        <w:t xml:space="preserve"> Flowcharts</w:t>
-      </w:r>
-      <w:r>
-        <w:rPr>
-          <w:i/>
-          <w:iCs/>
-          <w:lang w:val="nl-BE"/>
-        </w:rPr>
-        <w:t>.]</w:t>
-      </w:r>
-    </w:p>
-    <w:p>
-      <w:pPr>
-        <w:pStyle w:val="Kop1"/>
-      </w:pPr>
-      <w:bookmarkStart w:id="41" w:name="_Toc378765642"/>
-      <w:bookmarkStart w:id="42" w:name="_Toc243507287"/>
-      <w:r>
-        <w:t>Beschrijving van de mogelijke interfaces</w:t>
-      </w:r>
-      <w:bookmarkEnd w:id="41"/>
-      <w:bookmarkEnd w:id="42"/>
+      <w:r>
+        <w:rPr>
+          <w:i/>
+          <w:iCs/>
+          <w:lang w:val="nl-BE"/>
+        </w:rPr>
+        <w:t>[TIP ! Denk aan</w:t>
+      </w:r>
+      <w:r>
+        <w:rPr>
+          <w:i/>
+          <w:iCs/>
+          <w:lang w:val="nl-BE"/>
+        </w:rPr>
+        <w:t xml:space="preserve"> C4-model, clean code/layered architectuur</w:t>
+      </w:r>
+      <w:r>
+        <w:rPr>
+          <w:i/>
+          <w:iCs/>
+          <w:lang w:val="nl-BE"/>
+        </w:rPr>
+        <w:t>, Design Patterns</w:t>
+      </w:r>
+      <w:r>
+        <w:rPr>
+          <w:i/>
+          <w:iCs/>
+          <w:lang w:val="nl-BE"/>
+        </w:rPr>
+        <w:t>]</w:t>
+      </w:r>
     </w:p>
     <w:p>
       <w:pPr>
@@ -7781,7 +7907,23 @@
           <w:iCs/>
           <w:lang w:val="nl-BE"/>
         </w:rPr>
-        <w:t>[Beschrijf de mogelijke interfaces van je project en hoe de communicatie gebeurt.]</w:t>
+        <w:t>[G</w:t>
+      </w:r>
+      <w:r>
+        <w:rPr>
+          <w:i/>
+          <w:iCs/>
+          <w:lang w:val="nl-BE"/>
+        </w:rPr>
+        <w:t>ebruikte technologieën en configuratie</w:t>
+      </w:r>
+      <w:r>
+        <w:rPr>
+          <w:i/>
+          <w:iCs/>
+          <w:lang w:val="nl-BE"/>
+        </w:rPr>
+        <w:t>.]</w:t>
       </w:r>
     </w:p>
     <w:p>
@@ -7795,46 +7937,33 @@
         <w:rPr>
           <w:i/>
           <w:iCs/>
-          <w:lang w:val="nl-BE" w:eastAsia="en-US"/>
-        </w:rPr>
-      </w:pPr>
-      <w:r>
-        <w:rPr>
-          <w:i/>
-          <w:iCs/>
-          <w:lang w:val="nl-BE"/>
-        </w:rPr>
-        <w:t>[TIP ! Gebruik een context DFD om te verduidelijken</w:t>
-      </w:r>
-      <w:r>
-        <w:rPr>
-          <w:i/>
-          <w:iCs/>
-          <w:lang w:val="nl-BE"/>
-        </w:rPr>
-        <w:t xml:space="preserve"> en zoek nog eens op wat een context DFD ook al weer is</w:t>
-      </w:r>
-      <w:r>
-        <w:rPr>
-          <w:i/>
-          <w:iCs/>
-          <w:lang w:val="nl-BE"/>
-        </w:rPr>
-        <w:t>.]</w:t>
-      </w:r>
-    </w:p>
-    <w:p>
-      <w:pPr>
-        <w:pStyle w:val="Kop1"/>
-      </w:pPr>
-      <w:bookmarkStart w:id="43" w:name="_Toc378765643"/>
-      <w:bookmarkStart w:id="44" w:name="_Toc243507288"/>
-      <w:r>
-        <w:lastRenderedPageBreak/>
-        <w:t>Beschrijving van eventuele datamigratie</w:t>
-      </w:r>
-      <w:bookmarkEnd w:id="43"/>
-      <w:bookmarkEnd w:id="44"/>
+          <w:lang w:val="nl-BE"/>
+        </w:rPr>
+      </w:pPr>
+      <w:r>
+        <w:rPr>
+          <w:i/>
+          <w:iCs/>
+          <w:lang w:val="nl-BE"/>
+        </w:rPr>
+        <w:t>[Opzet Database</w:t>
+      </w:r>
+      <w:r>
+        <w:rPr>
+          <w:i/>
+          <w:iCs/>
+          <w:lang w:val="nl-BE"/>
+        </w:rPr>
+        <w:t xml:space="preserve">, gebruikte logica, … </w:t>
+      </w:r>
+      <w:r>
+        <w:rPr>
+          <w:i/>
+          <w:iCs/>
+          <w:lang w:val="nl-BE"/>
+        </w:rPr>
+        <w:t>]</w:t>
+      </w:r>
     </w:p>
     <w:p>
       <w:pPr>
@@ -7856,8 +7985,68 @@
           <w:iCs/>
           <w:lang w:val="nl-BE"/>
         </w:rPr>
-        <w:t>[Beschrijf de aanpak van de datamigratie en hoe de scripts opgebouwd zijn.]</w:t>
-      </w:r>
+        <w:t>[TIP ! Denk</w:t>
+      </w:r>
+      <w:r>
+        <w:rPr>
+          <w:i/>
+          <w:iCs/>
+          <w:lang w:val="nl-BE"/>
+        </w:rPr>
+        <w:t xml:space="preserve"> </w:t>
+      </w:r>
+      <w:r>
+        <w:rPr>
+          <w:i/>
+          <w:iCs/>
+          <w:lang w:val="nl-BE"/>
+        </w:rPr>
+        <w:t xml:space="preserve"> klassediagrammen, sequen</w:t>
+      </w:r>
+      <w:r>
+        <w:rPr>
+          <w:i/>
+          <w:iCs/>
+          <w:lang w:val="nl-BE"/>
+        </w:rPr>
+        <w:t>tie</w:t>
+      </w:r>
+      <w:r>
+        <w:rPr>
+          <w:i/>
+          <w:iCs/>
+          <w:lang w:val="nl-BE"/>
+        </w:rPr>
+        <w:t>diagrammen, beslissingstabellen, toestandsdiagrammen</w:t>
+      </w:r>
+      <w:r>
+        <w:rPr>
+          <w:i/>
+          <w:iCs/>
+          <w:lang w:val="nl-BE"/>
+        </w:rPr>
+        <w:t>, Structured Flowcharts</w:t>
+      </w:r>
+      <w:r>
+        <w:rPr>
+          <w:i/>
+          <w:iCs/>
+          <w:lang w:val="nl-BE"/>
+        </w:rPr>
+        <w:t>.]</w:t>
+      </w:r>
+    </w:p>
+    <w:p>
+      <w:pPr>
+        <w:pStyle w:val="Kop1"/>
+      </w:pPr>
+      <w:bookmarkStart w:id="44" w:name="_Toc378765642"/>
+      <w:bookmarkStart w:id="45" w:name="_Toc244169770"/>
+      <w:r>
+        <w:t>Beschrijving van de mogelijke interfaces</w:t>
+      </w:r>
+      <w:bookmarkEnd w:id="44"/>
+      <w:bookmarkEnd w:id="45"/>
     </w:p>
     <w:p>
       <w:pPr>
@@ -7870,45 +8059,17 @@
         <w:rPr>
           <w:i/>
           <w:iCs/>
-          <w:lang w:val="nl-BE" w:eastAsia="en-US"/>
-        </w:rPr>
-      </w:pPr>
-      <w:r>
-        <w:rPr>
-          <w:i/>
-          <w:iCs/>
-          <w:lang w:val="nl-BE"/>
-        </w:rPr>
-        <w:t>[TIP ! Je kan hiervoor ERD</w:t>
-      </w:r>
-      <w:r>
-        <w:rPr>
-          <w:i/>
-          <w:iCs/>
-          <w:lang w:val="nl-BE"/>
-        </w:rPr>
-        <w:t xml:space="preserve"> gebruiken, activiteitsdiagrammen</w:t>
-      </w:r>
-      <w:r>
-        <w:rPr>
-          <w:i/>
-          <w:iCs/>
-          <w:lang w:val="nl-BE"/>
-        </w:rPr>
-        <w:t>.]</w:t>
-      </w:r>
-    </w:p>
-    <w:p>
-      <w:pPr>
-        <w:pStyle w:val="Kop1"/>
-      </w:pPr>
-      <w:bookmarkStart w:id="45" w:name="_Toc378765644"/>
-      <w:bookmarkStart w:id="46" w:name="_Toc243507289"/>
-      <w:r>
-        <w:t>Beschrijving van eventuele impact op de huidige infrastructuur</w:t>
-      </w:r>
-      <w:bookmarkEnd w:id="45"/>
-      <w:bookmarkEnd w:id="46"/>
+          <w:lang w:val="nl-BE"/>
+        </w:rPr>
+      </w:pPr>
+      <w:r>
+        <w:rPr>
+          <w:i/>
+          <w:iCs/>
+          <w:lang w:val="nl-BE"/>
+        </w:rPr>
+        <w:t>[Beschrijf de mogelijke interfaces van je project en hoe de communicatie gebeurt.]</w:t>
+      </w:r>
     </w:p>
     <w:p>
       <w:pPr>
@@ -7921,17 +8082,45 @@
         <w:rPr>
           <w:i/>
           <w:iCs/>
-          <w:lang w:val="nl-BE"/>
-        </w:rPr>
-      </w:pPr>
-      <w:r>
-        <w:rPr>
-          <w:i/>
-          <w:iCs/>
-          <w:lang w:val="nl-BE"/>
-        </w:rPr>
-        <w:t>[Beschrijf de impact op de infrastructuur. Dienen er servers aangekocht te worden,geherinstalleerd, of gewijzigd te worden? Worden er andere systemen in het landschap voorzien of verwijderd?]</w:t>
-      </w:r>
+          <w:lang w:val="nl-BE" w:eastAsia="en-US"/>
+        </w:rPr>
+      </w:pPr>
+      <w:r>
+        <w:rPr>
+          <w:i/>
+          <w:iCs/>
+          <w:lang w:val="nl-BE"/>
+        </w:rPr>
+        <w:t>[TIP ! Gebruik een context DFD om te verduidelijken</w:t>
+      </w:r>
+      <w:r>
+        <w:rPr>
+          <w:i/>
+          <w:iCs/>
+          <w:lang w:val="nl-BE"/>
+        </w:rPr>
+        <w:t xml:space="preserve"> en zoek nog eens op wat een context DFD ook al weer is</w:t>
+      </w:r>
+      <w:r>
+        <w:rPr>
+          <w:i/>
+          <w:iCs/>
+          <w:lang w:val="nl-BE"/>
+        </w:rPr>
+        <w:t>.]</w:t>
+      </w:r>
+    </w:p>
+    <w:p>
+      <w:pPr>
+        <w:pStyle w:val="Kop1"/>
+      </w:pPr>
+      <w:bookmarkStart w:id="46" w:name="_Toc378765643"/>
+      <w:bookmarkStart w:id="47" w:name="_Toc244169771"/>
+      <w:r>
+        <w:t>Beschrijving van eventuele datamigratie</w:t>
+      </w:r>
+      <w:bookmarkEnd w:id="46"/>
+      <w:bookmarkEnd w:id="47"/>
     </w:p>
     <w:p>
       <w:pPr>
@@ -7944,6 +8133,29 @@
         <w:rPr>
           <w:i/>
           <w:iCs/>
+          <w:lang w:val="nl-BE"/>
+        </w:rPr>
+      </w:pPr>
+      <w:r>
+        <w:rPr>
+          <w:i/>
+          <w:iCs/>
+          <w:lang w:val="nl-BE"/>
+        </w:rPr>
+        <w:t>[Beschrijf de aanpak van de datamigratie en hoe de scripts opgebouwd zijn.]</w:t>
+      </w:r>
+    </w:p>
+    <w:p>
+      <w:pPr>
+        <w:pStyle w:val="Plattetekstinspringen"/>
+        <w:numPr>
+          <w:ilvl w:val="0"/>
+          <w:numId w:val="7"/>
+        </w:numPr>
+        <w:jc w:val="left"/>
+        <w:rPr>
+          <w:i/>
+          <w:iCs/>
           <w:lang w:val="nl-BE" w:eastAsia="en-US"/>
         </w:rPr>
       </w:pPr>
@@ -7953,6 +8165,80 @@
           <w:iCs/>
           <w:lang w:val="nl-BE"/>
         </w:rPr>
+        <w:t>[TIP ! Je kan hiervoor ERD</w:t>
+      </w:r>
+      <w:r>
+        <w:rPr>
+          <w:i/>
+          <w:iCs/>
+          <w:lang w:val="nl-BE"/>
+        </w:rPr>
+        <w:t xml:space="preserve"> gebruiken, activiteitsdiagrammen</w:t>
+      </w:r>
+      <w:r>
+        <w:rPr>
+          <w:i/>
+          <w:iCs/>
+          <w:lang w:val="nl-BE"/>
+        </w:rPr>
+        <w:t>.]</w:t>
+      </w:r>
+    </w:p>
+    <w:p>
+      <w:pPr>
+        <w:pStyle w:val="Kop1"/>
+      </w:pPr>
+      <w:bookmarkStart w:id="48" w:name="_Toc378765644"/>
+      <w:bookmarkStart w:id="49" w:name="_Toc244169772"/>
+      <w:r>
+        <w:t>Beschrijving van eventuele impact op de huidige infrastructuur</w:t>
+      </w:r>
+      <w:bookmarkEnd w:id="48"/>
+      <w:bookmarkEnd w:id="49"/>
+    </w:p>
+    <w:p>
+      <w:pPr>
+        <w:pStyle w:val="Plattetekstinspringen"/>
+        <w:numPr>
+          <w:ilvl w:val="0"/>
+          <w:numId w:val="7"/>
+        </w:numPr>
+        <w:jc w:val="left"/>
+        <w:rPr>
+          <w:i/>
+          <w:iCs/>
+          <w:lang w:val="nl-BE"/>
+        </w:rPr>
+      </w:pPr>
+      <w:r>
+        <w:rPr>
+          <w:i/>
+          <w:iCs/>
+          <w:lang w:val="nl-BE"/>
+        </w:rPr>
+        <w:t>[Beschrijf de impact op de infrastructuur. Dienen er servers aangekocht te worden,geherinstalleerd, of gewijzigd te worden? Worden er andere systemen in het landschap voorzien of verwijderd?]</w:t>
+      </w:r>
+    </w:p>
+    <w:p>
+      <w:pPr>
+        <w:pStyle w:val="Plattetekstinspringen"/>
+        <w:numPr>
+          <w:ilvl w:val="0"/>
+          <w:numId w:val="7"/>
+        </w:numPr>
+        <w:jc w:val="left"/>
+        <w:rPr>
+          <w:i/>
+          <w:iCs/>
+          <w:lang w:val="nl-BE" w:eastAsia="en-US"/>
+        </w:rPr>
+      </w:pPr>
+      <w:r>
+        <w:rPr>
+          <w:i/>
+          <w:iCs/>
+          <w:lang w:val="nl-BE"/>
+        </w:rPr>
         <w:t>[TIP ! Gebruik component- of deploymentdiagram.]</w:t>
       </w:r>
     </w:p>
@@ -7960,8 +8246,8 @@
       <w:pPr>
         <w:pStyle w:val="Kop1"/>
       </w:pPr>
-      <w:bookmarkStart w:id="47" w:name="_Toc378765645"/>
-      <w:bookmarkStart w:id="48" w:name="_Toc243507290"/>
+      <w:bookmarkStart w:id="50" w:name="_Toc378765645"/>
+      <w:bookmarkStart w:id="51" w:name="_Toc244169773"/>
       <w:r>
         <w:rPr>
           <w:lang w:eastAsia="en-US"/>
@@ -7980,8 +8266,8 @@
         </w:rPr>
         <w:t>orisatierollen</w:t>
       </w:r>
-      <w:bookmarkEnd w:id="47"/>
-      <w:bookmarkEnd w:id="48"/>
+      <w:bookmarkEnd w:id="50"/>
+      <w:bookmarkEnd w:id="51"/>
     </w:p>
     <w:p>
       <w:pPr>
@@ -8080,15 +8366,15 @@
       <w:pPr>
         <w:pStyle w:val="Kop1"/>
       </w:pPr>
-      <w:bookmarkStart w:id="49" w:name="_Toc519317888"/>
-      <w:bookmarkStart w:id="50" w:name="_Toc378765646"/>
-      <w:bookmarkStart w:id="51" w:name="_Toc243507291"/>
+      <w:bookmarkStart w:id="52" w:name="_Toc519317888"/>
+      <w:bookmarkStart w:id="53" w:name="_Toc378765646"/>
+      <w:bookmarkStart w:id="54" w:name="_Toc244169774"/>
       <w:r>
         <w:t>Documentatie</w:t>
       </w:r>
-      <w:bookmarkEnd w:id="49"/>
-      <w:bookmarkEnd w:id="50"/>
-      <w:bookmarkEnd w:id="51"/>
+      <w:bookmarkEnd w:id="52"/>
+      <w:bookmarkEnd w:id="53"/>
+      <w:bookmarkEnd w:id="54"/>
     </w:p>
     <w:p>
       <w:pPr>
@@ -8140,7 +8426,7 @@
           <w:lang w:eastAsia="en-US"/>
         </w:rPr>
       </w:pPr>
-      <w:bookmarkStart w:id="52" w:name="_Toc243507292"/>
+      <w:bookmarkStart w:id="55" w:name="_Toc244169775"/>
       <w:r>
         <w:rPr>
           <w:rFonts w:cs="Times New Roman"/>
@@ -8157,7 +8443,7 @@
         </w:rPr>
         <w:t>ronvermelding</w:t>
       </w:r>
-      <w:bookmarkEnd w:id="52"/>
+      <w:bookmarkEnd w:id="55"/>
     </w:p>
     <w:p>
       <w:pPr>
@@ -8181,7 +8467,7 @@
         </w:rPr>
         <w:t>Vermeld hier al je bronnen volgens de APA stijlgids (</w:t>
       </w:r>
-      <w:hyperlink r:id="rId12" w:history="1">
+      <w:hyperlink r:id="rId15" w:history="1">
         <w:r>
           <w:rPr>
             <w:rFonts w:ascii="Calibri" w:hAnsi="Calibri"/>
@@ -8302,7 +8588,7 @@
               </w:rPr>
               <w:t xml:space="preserve">Opgehaald van </w:t>
             </w:r>
-            <w:hyperlink r:id="rId13" w:history="1">
+            <w:hyperlink r:id="rId16" w:history="1">
               <w:r>
                 <w:rPr>
                   <w:rStyle w:val="Hyperlink"/>
@@ -8358,12 +8644,12 @@
       </w:pPr>
     </w:p>
     <w:sectPr>
-      <w:headerReference w:type="even" r:id="rId14"/>
-      <w:headerReference w:type="default" r:id="rId15"/>
-      <w:footerReference w:type="even" r:id="rId16"/>
-      <w:footerReference w:type="default" r:id="rId17"/>
-      <w:headerReference w:type="first" r:id="rId18"/>
-      <w:footerReference w:type="first" r:id="rId19"/>
+      <w:headerReference w:type="even" r:id="rId17"/>
+      <w:headerReference w:type="default" r:id="rId18"/>
+      <w:footerReference w:type="even" r:id="rId19"/>
+      <w:footerReference w:type="default" r:id="rId20"/>
+      <w:headerReference w:type="first" r:id="rId21"/>
+      <w:footerReference w:type="first" r:id="rId22"/>
       <w:pgSz w:w="11906" w:h="16838"/>
       <w:pgMar w:top="1417" w:right="1417" w:bottom="1417" w:left="1417" w:header="708" w:footer="708" w:gutter="0"/>
       <w:cols w:space="708"/>
@@ -9604,6 +9890,119 @@
     </w:lvl>
   </w:abstractNum>
   <w:abstractNum w:abstractNumId="1" w15:restartNumberingAfterBreak="0">
+    <w:nsid w:val="1BBD5BD3"/>
+    <w:multiLevelType w:val="hybridMultilevel"/>
+    <w:tmpl w:val="FE6C1380"/>
+    <w:lvl w:ilvl="0" w:tplc="08130003">
+      <w:start w:val="1"/>
+      <w:numFmt w:val="bullet"/>
+      <w:lvlText w:val="o"/>
+      <w:lvlJc w:val="left"/>
+      <w:pPr>
+        <w:ind w:left="720" w:hanging="360"/>
+      </w:pPr>
+      <w:rPr>
+        <w:rFonts w:ascii="Courier New" w:hAnsi="Courier New" w:cs="Courier New" w:hint="default"/>
+      </w:rPr>
+    </w:lvl>
+    <w:lvl w:ilvl="1" w:tplc="08130003" w:tentative="1">
+      <w:start w:val="1"/>
+      <w:numFmt w:val="bullet"/>
+      <w:lvlText w:val="o"/>
+      <w:lvlJc w:val="left"/>
+      <w:pPr>
+        <w:ind w:left="1440" w:hanging="360"/>
+      </w:pPr>
+      <w:rPr>
+        <w:rFonts w:ascii="Courier New" w:hAnsi="Courier New" w:cs="Courier New" w:hint="default"/>
+      </w:rPr>
+    </w:lvl>
+    <w:lvl w:ilvl="2" w:tplc="08130005" w:tentative="1">
+      <w:start w:val="1"/>
+      <w:numFmt w:val="bullet"/>
+      <w:lvlText w:val=""/>
+      <w:lvlJc w:val="left"/>
+      <w:pPr>
+        <w:ind w:left="2160" w:hanging="360"/>
+      </w:pPr>
+      <w:rPr>
+        <w:rFonts w:ascii="Wingdings" w:hAnsi="Wingdings" w:hint="default"/>
+      </w:rPr>
+    </w:lvl>
+    <w:lvl w:ilvl="3" w:tplc="08130001" w:tentative="1">
+      <w:start w:val="1"/>
+      <w:numFmt w:val="bullet"/>
+      <w:lvlText w:val=""/>
+      <w:lvlJc w:val="left"/>
+      <w:pPr>
+        <w:ind w:left="2880" w:hanging="360"/>
+      </w:pPr>
+      <w:rPr>
+        <w:rFonts w:ascii="Symbol" w:hAnsi="Symbol" w:hint="default"/>
+      </w:rPr>
+    </w:lvl>
+    <w:lvl w:ilvl="4" w:tplc="08130003" w:tentative="1">
+      <w:start w:val="1"/>
+      <w:numFmt w:val="bullet"/>
+      <w:lvlText w:val="o"/>
+      <w:lvlJc w:val="left"/>
+      <w:pPr>
+        <w:ind w:left="3600" w:hanging="360"/>
+      </w:pPr>
+      <w:rPr>
+        <w:rFonts w:ascii="Courier New" w:hAnsi="Courier New" w:cs="Courier New" w:hint="default"/>
+      </w:rPr>
+    </w:lvl>
+    <w:lvl w:ilvl="5" w:tplc="08130005" w:tentative="1">
+      <w:start w:val="1"/>
+      <w:numFmt w:val="bullet"/>
+      <w:lvlText w:val=""/>
+      <w:lvlJc w:val="left"/>
+      <w:pPr>
+        <w:ind w:left="4320" w:hanging="360"/>
+      </w:pPr>
+      <w:rPr>
+        <w:rFonts w:ascii="Wingdings" w:hAnsi="Wingdings" w:hint="default"/>
+      </w:rPr>
+    </w:lvl>
+    <w:lvl w:ilvl="6" w:tplc="08130001" w:tentative="1">
+      <w:start w:val="1"/>
+      <w:numFmt w:val="bullet"/>
+      <w:lvlText w:val=""/>
+      <w:lvlJc w:val="left"/>
+      <w:pPr>
+        <w:ind w:left="5040" w:hanging="360"/>
+      </w:pPr>
+      <w:rPr>
+        <w:rFonts w:ascii="Symbol" w:hAnsi="Symbol" w:hint="default"/>
+      </w:rPr>
+    </w:lvl>
+    <w:lvl w:ilvl="7" w:tplc="08130003" w:tentative="1">
+      <w:start w:val="1"/>
+      <w:numFmt w:val="bullet"/>
+      <w:lvlText w:val="o"/>
+      <w:lvlJc w:val="left"/>
+      <w:pPr>
+        <w:ind w:left="5760" w:hanging="360"/>
+      </w:pPr>
+      <w:rPr>
+        <w:rFonts w:ascii="Courier New" w:hAnsi="Courier New" w:cs="Courier New" w:hint="default"/>
+      </w:rPr>
+    </w:lvl>
+    <w:lvl w:ilvl="8" w:tplc="08130005" w:tentative="1">
+      <w:start w:val="1"/>
+      <w:numFmt w:val="bullet"/>
+      <w:lvlText w:val=""/>
+      <w:lvlJc w:val="left"/>
+      <w:pPr>
+        <w:ind w:left="6480" w:hanging="360"/>
+      </w:pPr>
+      <w:rPr>
+        <w:rFonts w:ascii="Wingdings" w:hAnsi="Wingdings" w:hint="default"/>
+      </w:rPr>
+    </w:lvl>
+  </w:abstractNum>
+  <w:abstractNum w:abstractNumId="2" w15:restartNumberingAfterBreak="0">
     <w:nsid w:val="1C0E00F5"/>
     <w:multiLevelType w:val="hybridMultilevel"/>
     <w:tmpl w:val="0CD82B48"/>
@@ -9716,7 +10115,7 @@
       </w:rPr>
     </w:lvl>
   </w:abstractNum>
-  <w:abstractNum w:abstractNumId="2" w15:restartNumberingAfterBreak="0">
+  <w:abstractNum w:abstractNumId="3" w15:restartNumberingAfterBreak="0">
     <w:nsid w:val="27F516DD"/>
     <w:multiLevelType w:val="hybridMultilevel"/>
     <w:tmpl w:val="BEDC9670"/>
@@ -9856,7 +10255,7 @@
       </w:rPr>
     </w:lvl>
   </w:abstractNum>
-  <w:abstractNum w:abstractNumId="3" w15:restartNumberingAfterBreak="0">
+  <w:abstractNum w:abstractNumId="4" w15:restartNumberingAfterBreak="0">
     <w:nsid w:val="31E496E7"/>
     <w:multiLevelType w:val="hybridMultilevel"/>
     <w:tmpl w:val="FFFFFFFF"/>
@@ -9969,13 +10368,218 @@
       </w:rPr>
     </w:lvl>
   </w:abstractNum>
-  <w:abstractNum w:abstractNumId="4" w15:restartNumberingAfterBreak="0">
+  <w:abstractNum w:abstractNumId="5" w15:restartNumberingAfterBreak="0">
+    <w:nsid w:val="4371085A"/>
+    <w:multiLevelType w:val="hybridMultilevel"/>
+    <w:tmpl w:val="899A4B44"/>
+    <w:lvl w:ilvl="0" w:tplc="D1FC3AFE">
+      <w:start w:val="1"/>
+      <w:numFmt w:val="decimal"/>
+      <w:lvlText w:val="%1."/>
+      <w:lvlJc w:val="left"/>
+      <w:pPr>
+        <w:ind w:left="1068" w:hanging="360"/>
+      </w:pPr>
+      <w:rPr>
+        <w:rFonts w:hint="default"/>
+      </w:rPr>
+    </w:lvl>
+    <w:lvl w:ilvl="1" w:tplc="08130019" w:tentative="1">
+      <w:start w:val="1"/>
+      <w:numFmt w:val="lowerLetter"/>
+      <w:lvlText w:val="%2."/>
+      <w:lvlJc w:val="left"/>
+      <w:pPr>
+        <w:ind w:left="1788" w:hanging="360"/>
+      </w:pPr>
+    </w:lvl>
+    <w:lvl w:ilvl="2" w:tplc="0813001B" w:tentative="1">
+      <w:start w:val="1"/>
+      <w:numFmt w:val="lowerRoman"/>
+      <w:lvlText w:val="%3."/>
+      <w:lvlJc w:val="right"/>
+      <w:pPr>
+        <w:ind w:left="2508" w:hanging="180"/>
+      </w:pPr>
+    </w:lvl>
+    <w:lvl w:ilvl="3" w:tplc="0813000F" w:tentative="1">
+      <w:start w:val="1"/>
+      <w:numFmt w:val="decimal"/>
+      <w:lvlText w:val="%4."/>
+      <w:lvlJc w:val="left"/>
+      <w:pPr>
+        <w:ind w:left="3228" w:hanging="360"/>
+      </w:pPr>
+    </w:lvl>
+    <w:lvl w:ilvl="4" w:tplc="08130019" w:tentative="1">
+      <w:start w:val="1"/>
+      <w:numFmt w:val="lowerLetter"/>
+      <w:lvlText w:val="%5."/>
+      <w:lvlJc w:val="left"/>
+      <w:pPr>
+        <w:ind w:left="3948" w:hanging="360"/>
+      </w:pPr>
+    </w:lvl>
+    <w:lvl w:ilvl="5" w:tplc="0813001B" w:tentative="1">
+      <w:start w:val="1"/>
+      <w:numFmt w:val="lowerRoman"/>
+      <w:lvlText w:val="%6."/>
+      <w:lvlJc w:val="right"/>
+      <w:pPr>
+        <w:ind w:left="4668" w:hanging="180"/>
+      </w:pPr>
+    </w:lvl>
+    <w:lvl w:ilvl="6" w:tplc="0813000F" w:tentative="1">
+      <w:start w:val="1"/>
+      <w:numFmt w:val="decimal"/>
+      <w:lvlText w:val="%7."/>
+      <w:lvlJc w:val="left"/>
+      <w:pPr>
+        <w:ind w:left="5388" w:hanging="360"/>
+      </w:pPr>
+    </w:lvl>
+    <w:lvl w:ilvl="7" w:tplc="08130019" w:tentative="1">
+      <w:start w:val="1"/>
+      <w:numFmt w:val="lowerLetter"/>
+      <w:lvlText w:val="%8."/>
+      <w:lvlJc w:val="left"/>
+      <w:pPr>
+        <w:ind w:left="6108" w:hanging="360"/>
+      </w:pPr>
+    </w:lvl>
+    <w:lvl w:ilvl="8" w:tplc="0813001B" w:tentative="1">
+      <w:start w:val="1"/>
+      <w:numFmt w:val="lowerRoman"/>
+      <w:lvlText w:val="%9."/>
+      <w:lvlJc w:val="right"/>
+      <w:pPr>
+        <w:ind w:left="6828" w:hanging="180"/>
+      </w:pPr>
+    </w:lvl>
+  </w:abstractNum>
+  <w:abstractNum w:abstractNumId="6" w15:restartNumberingAfterBreak="0">
     <w:nsid w:val="44CD382F"/>
     <w:multiLevelType w:val="multilevel"/>
     <w:tmpl w:val="45B2275A"/>
     <w:numStyleLink w:val="111111"/>
   </w:abstractNum>
-  <w:abstractNum w:abstractNumId="5" w15:restartNumberingAfterBreak="0">
+  <w:abstractNum w:abstractNumId="7" w15:restartNumberingAfterBreak="0">
+    <w:nsid w:val="4F6F297E"/>
+    <w:multiLevelType w:val="hybridMultilevel"/>
+    <w:tmpl w:val="C48CCF4C"/>
+    <w:lvl w:ilvl="0" w:tplc="04090001">
+      <w:start w:val="1"/>
+      <w:numFmt w:val="bullet"/>
+      <w:lvlText w:val=""/>
+      <w:lvlJc w:val="left"/>
+      <w:pPr>
+        <w:tabs>
+          <w:tab w:val="num" w:pos="1068"/>
+        </w:tabs>
+        <w:ind w:left="1068" w:hanging="360"/>
+      </w:pPr>
+      <w:rPr>
+        <w:rFonts w:ascii="Symbol" w:hAnsi="Symbol" w:hint="default"/>
+      </w:rPr>
+    </w:lvl>
+    <w:lvl w:ilvl="1" w:tplc="08130003">
+      <w:start w:val="1"/>
+      <w:numFmt w:val="bullet"/>
+      <w:lvlText w:val="o"/>
+      <w:lvlJc w:val="left"/>
+      <w:pPr>
+        <w:ind w:left="1440" w:hanging="360"/>
+      </w:pPr>
+      <w:rPr>
+        <w:rFonts w:ascii="Courier New" w:hAnsi="Courier New" w:cs="Courier New" w:hint="default"/>
+      </w:rPr>
+    </w:lvl>
+    <w:lvl w:ilvl="2" w:tplc="08130005">
+      <w:start w:val="1"/>
+      <w:numFmt w:val="bullet"/>
+      <w:lvlText w:val=""/>
+      <w:lvlJc w:val="left"/>
+      <w:pPr>
+        <w:ind w:left="2160" w:hanging="360"/>
+      </w:pPr>
+      <w:rPr>
+        <w:rFonts w:ascii="Wingdings" w:hAnsi="Wingdings" w:hint="default"/>
+      </w:rPr>
+    </w:lvl>
+    <w:lvl w:ilvl="3" w:tplc="08130001" w:tentative="1">
+      <w:start w:val="1"/>
+      <w:numFmt w:val="bullet"/>
+      <w:lvlText w:val=""/>
+      <w:lvlJc w:val="left"/>
+      <w:pPr>
+        <w:ind w:left="2880" w:hanging="360"/>
+      </w:pPr>
+      <w:rPr>
+        <w:rFonts w:ascii="Symbol" w:hAnsi="Symbol" w:hint="default"/>
+      </w:rPr>
+    </w:lvl>
+    <w:lvl w:ilvl="4" w:tplc="08130003" w:tentative="1">
+      <w:start w:val="1"/>
+      <w:numFmt w:val="bullet"/>
+      <w:lvlText w:val="o"/>
+      <w:lvlJc w:val="left"/>
+      <w:pPr>
+        <w:ind w:left="3600" w:hanging="360"/>
+      </w:pPr>
+      <w:rPr>
+        <w:rFonts w:ascii="Courier New" w:hAnsi="Courier New" w:cs="Courier New" w:hint="default"/>
+      </w:rPr>
+    </w:lvl>
+    <w:lvl w:ilvl="5" w:tplc="08130005" w:tentative="1">
+      <w:start w:val="1"/>
+      <w:numFmt w:val="bullet"/>
+      <w:lvlText w:val=""/>
+      <w:lvlJc w:val="left"/>
+      <w:pPr>
+        <w:ind w:left="4320" w:hanging="360"/>
+      </w:pPr>
+      <w:rPr>
+        <w:rFonts w:ascii="Wingdings" w:hAnsi="Wingdings" w:hint="default"/>
+      </w:rPr>
+    </w:lvl>
+    <w:lvl w:ilvl="6" w:tplc="08130001" w:tentative="1">
+      <w:start w:val="1"/>
+      <w:numFmt w:val="bullet"/>
+      <w:lvlText w:val=""/>
+      <w:lvlJc w:val="left"/>
+      <w:pPr>
+        <w:ind w:left="5040" w:hanging="360"/>
+      </w:pPr>
+      <w:rPr>
+        <w:rFonts w:ascii="Symbol" w:hAnsi="Symbol" w:hint="default"/>
+      </w:rPr>
+    </w:lvl>
+    <w:lvl w:ilvl="7" w:tplc="08130003" w:tentative="1">
+      <w:start w:val="1"/>
+      <w:numFmt w:val="bullet"/>
+      <w:lvlText w:val="o"/>
+      <w:lvlJc w:val="left"/>
+      <w:pPr>
+        <w:ind w:left="5760" w:hanging="360"/>
+      </w:pPr>
+      <w:rPr>
+        <w:rFonts w:ascii="Courier New" w:hAnsi="Courier New" w:cs="Courier New" w:hint="default"/>
+      </w:rPr>
+    </w:lvl>
+    <w:lvl w:ilvl="8" w:tplc="08130005" w:tentative="1">
+      <w:start w:val="1"/>
+      <w:numFmt w:val="bullet"/>
+      <w:lvlText w:val=""/>
+      <w:lvlJc w:val="left"/>
+      <w:pPr>
+        <w:ind w:left="6480" w:hanging="360"/>
+      </w:pPr>
+      <w:rPr>
+        <w:rFonts w:ascii="Wingdings" w:hAnsi="Wingdings" w:hint="default"/>
+      </w:rPr>
+    </w:lvl>
+  </w:abstractNum>
+  <w:abstractNum w:abstractNumId="8" w15:restartNumberingAfterBreak="0">
     <w:nsid w:val="52473516"/>
     <w:multiLevelType w:val="hybridMultilevel"/>
     <w:tmpl w:val="89BA3636"/>
@@ -10088,7 +10692,7 @@
       </w:rPr>
     </w:lvl>
   </w:abstractNum>
-  <w:abstractNum w:abstractNumId="6" w15:restartNumberingAfterBreak="0">
+  <w:abstractNum w:abstractNumId="9" w15:restartNumberingAfterBreak="0">
     <w:nsid w:val="56F2492F"/>
     <w:multiLevelType w:val="hybridMultilevel"/>
     <w:tmpl w:val="83D890D8"/>
@@ -10228,7 +10832,123 @@
       </w:rPr>
     </w:lvl>
   </w:abstractNum>
-  <w:abstractNum w:abstractNumId="7" w15:restartNumberingAfterBreak="0">
+  <w:abstractNum w:abstractNumId="10" w15:restartNumberingAfterBreak="0">
+    <w:nsid w:val="58DB12DE"/>
+    <w:multiLevelType w:val="hybridMultilevel"/>
+    <w:tmpl w:val="2200C856"/>
+    <w:lvl w:ilvl="0" w:tplc="04090001">
+      <w:start w:val="1"/>
+      <w:numFmt w:val="bullet"/>
+      <w:lvlText w:val=""/>
+      <w:lvlJc w:val="left"/>
+      <w:pPr>
+        <w:tabs>
+          <w:tab w:val="num" w:pos="1777"/>
+        </w:tabs>
+        <w:ind w:left="1777" w:hanging="360"/>
+      </w:pPr>
+      <w:rPr>
+        <w:rFonts w:ascii="Symbol" w:hAnsi="Symbol" w:hint="default"/>
+      </w:rPr>
+    </w:lvl>
+    <w:lvl w:ilvl="1" w:tplc="08130003" w:tentative="1">
+      <w:start w:val="1"/>
+      <w:numFmt w:val="bullet"/>
+      <w:lvlText w:val="o"/>
+      <w:lvlJc w:val="left"/>
+      <w:pPr>
+        <w:ind w:left="2149" w:hanging="360"/>
+      </w:pPr>
+      <w:rPr>
+        <w:rFonts w:ascii="Courier New" w:hAnsi="Courier New" w:cs="Courier New" w:hint="default"/>
+      </w:rPr>
+    </w:lvl>
+    <w:lvl w:ilvl="2" w:tplc="08130005" w:tentative="1">
+      <w:start w:val="1"/>
+      <w:numFmt w:val="bullet"/>
+      <w:lvlText w:val=""/>
+      <w:lvlJc w:val="left"/>
+      <w:pPr>
+        <w:ind w:left="2869" w:hanging="360"/>
+      </w:pPr>
+      <w:rPr>
+        <w:rFonts w:ascii="Wingdings" w:hAnsi="Wingdings" w:hint="default"/>
+      </w:rPr>
+    </w:lvl>
+    <w:lvl w:ilvl="3" w:tplc="08130001" w:tentative="1">
+      <w:start w:val="1"/>
+      <w:numFmt w:val="bullet"/>
+      <w:lvlText w:val=""/>
+      <w:lvlJc w:val="left"/>
+      <w:pPr>
+        <w:ind w:left="3589" w:hanging="360"/>
+      </w:pPr>
+      <w:rPr>
+        <w:rFonts w:ascii="Symbol" w:hAnsi="Symbol" w:hint="default"/>
+      </w:rPr>
+    </w:lvl>
+    <w:lvl w:ilvl="4" w:tplc="08130003" w:tentative="1">
+      <w:start w:val="1"/>
+      <w:numFmt w:val="bullet"/>
+      <w:lvlText w:val="o"/>
+      <w:lvlJc w:val="left"/>
+      <w:pPr>
+        <w:ind w:left="4309" w:hanging="360"/>
+      </w:pPr>
+      <w:rPr>
+        <w:rFonts w:ascii="Courier New" w:hAnsi="Courier New" w:cs="Courier New" w:hint="default"/>
+      </w:rPr>
+    </w:lvl>
+    <w:lvl w:ilvl="5" w:tplc="08130005" w:tentative="1">
+      <w:start w:val="1"/>
+      <w:numFmt w:val="bullet"/>
+      <w:lvlText w:val=""/>
+      <w:lvlJc w:val="left"/>
+      <w:pPr>
+        <w:ind w:left="5029" w:hanging="360"/>
+      </w:pPr>
+      <w:rPr>
+        <w:rFonts w:ascii="Wingdings" w:hAnsi="Wingdings" w:hint="default"/>
+      </w:rPr>
+    </w:lvl>
+    <w:lvl w:ilvl="6" w:tplc="08130001" w:tentative="1">
+      <w:start w:val="1"/>
+      <w:numFmt w:val="bullet"/>
+      <w:lvlText w:val=""/>
+      <w:lvlJc w:val="left"/>
+      <w:pPr>
+        <w:ind w:left="5749" w:hanging="360"/>
+      </w:pPr>
+      <w:rPr>
+        <w:rFonts w:ascii="Symbol" w:hAnsi="Symbol" w:hint="default"/>
+      </w:rPr>
+    </w:lvl>
+    <w:lvl w:ilvl="7" w:tplc="08130003" w:tentative="1">
+      <w:start w:val="1"/>
+      <w:numFmt w:val="bullet"/>
+      <w:lvlText w:val="o"/>
+      <w:lvlJc w:val="left"/>
+      <w:pPr>
+        <w:ind w:left="6469" w:hanging="360"/>
+      </w:pPr>
+      <w:rPr>
+        <w:rFonts w:ascii="Courier New" w:hAnsi="Courier New" w:cs="Courier New" w:hint="default"/>
+      </w:rPr>
+    </w:lvl>
+    <w:lvl w:ilvl="8" w:tplc="08130005" w:tentative="1">
+      <w:start w:val="1"/>
+      <w:numFmt w:val="bullet"/>
+      <w:lvlText w:val=""/>
+      <w:lvlJc w:val="left"/>
+      <w:pPr>
+        <w:ind w:left="7189" w:hanging="360"/>
+      </w:pPr>
+      <w:rPr>
+        <w:rFonts w:ascii="Wingdings" w:hAnsi="Wingdings" w:hint="default"/>
+      </w:rPr>
+    </w:lvl>
+  </w:abstractNum>
+  <w:abstractNum w:abstractNumId="11" w15:restartNumberingAfterBreak="0">
     <w:nsid w:val="5CC37406"/>
     <w:multiLevelType w:val="hybridMultilevel"/>
     <w:tmpl w:val="C7988E78"/>
@@ -10341,7 +11061,7 @@
       </w:rPr>
     </w:lvl>
   </w:abstractNum>
-  <w:abstractNum w:abstractNumId="8" w15:restartNumberingAfterBreak="0">
+  <w:abstractNum w:abstractNumId="12" w15:restartNumberingAfterBreak="0">
     <w:nsid w:val="60894363"/>
     <w:multiLevelType w:val="multilevel"/>
     <w:tmpl w:val="2C38B5B0"/>
@@ -10487,7 +11207,7 @@
       </w:rPr>
     </w:lvl>
   </w:abstractNum>
-  <w:abstractNum w:abstractNumId="9" w15:restartNumberingAfterBreak="0">
+  <w:abstractNum w:abstractNumId="13" w15:restartNumberingAfterBreak="0">
     <w:nsid w:val="628E31E1"/>
     <w:multiLevelType w:val="hybridMultilevel"/>
     <w:tmpl w:val="AAFAD652"/>
@@ -10627,7 +11347,7 @@
       </w:rPr>
     </w:lvl>
   </w:abstractNum>
-  <w:abstractNum w:abstractNumId="10" w15:restartNumberingAfterBreak="0">
+  <w:abstractNum w:abstractNumId="14" w15:restartNumberingAfterBreak="0">
     <w:nsid w:val="648C2652"/>
     <w:multiLevelType w:val="hybridMultilevel"/>
     <w:tmpl w:val="83CC88D8"/>
@@ -10767,7 +11487,7 @@
       </w:rPr>
     </w:lvl>
   </w:abstractNum>
-  <w:abstractNum w:abstractNumId="11" w15:restartNumberingAfterBreak="0">
+  <w:abstractNum w:abstractNumId="15" w15:restartNumberingAfterBreak="0">
     <w:nsid w:val="687931F9"/>
     <w:multiLevelType w:val="hybridMultilevel"/>
     <w:tmpl w:val="CAFE0AB2"/>
@@ -10786,7 +11506,7 @@
         <w:rFonts w:ascii="Symbol" w:hAnsi="Symbol" w:hint="default"/>
       </w:rPr>
     </w:lvl>
-    <w:lvl w:ilvl="1" w:tplc="04090003" w:tentative="1">
+    <w:lvl w:ilvl="1" w:tplc="04090003">
       <w:start w:val="1"/>
       <w:numFmt w:val="bullet"/>
       <w:lvlText w:val="o"/>
@@ -10907,7 +11627,7 @@
       </w:rPr>
     </w:lvl>
   </w:abstractNum>
-  <w:abstractNum w:abstractNumId="12" w15:restartNumberingAfterBreak="0">
+  <w:abstractNum w:abstractNumId="16" w15:restartNumberingAfterBreak="0">
     <w:nsid w:val="6B167B42"/>
     <w:multiLevelType w:val="multilevel"/>
     <w:tmpl w:val="45B2275A"/>
@@ -11036,7 +11756,7 @@
       </w:rPr>
     </w:lvl>
   </w:abstractNum>
-  <w:abstractNum w:abstractNumId="13" w15:restartNumberingAfterBreak="0">
+  <w:abstractNum w:abstractNumId="17" w15:restartNumberingAfterBreak="0">
     <w:nsid w:val="6CE73163"/>
     <w:multiLevelType w:val="hybridMultilevel"/>
     <w:tmpl w:val="81F07004"/>
@@ -11176,7 +11896,7 @@
       </w:rPr>
     </w:lvl>
   </w:abstractNum>
-  <w:abstractNum w:abstractNumId="14" w15:restartNumberingAfterBreak="0">
+  <w:abstractNum w:abstractNumId="18" w15:restartNumberingAfterBreak="0">
     <w:nsid w:val="760E4C66"/>
     <w:multiLevelType w:val="multilevel"/>
     <w:tmpl w:val="04130023"/>
@@ -11291,52 +12011,64 @@
     </w:lvl>
   </w:abstractNum>
   <w:num w:numId="1" w16cid:durableId="1917939301">
+    <w:abstractNumId w:val="4"/>
+  </w:num>
+  <w:num w:numId="2" w16cid:durableId="300042289">
+    <w:abstractNumId w:val="16"/>
+  </w:num>
+  <w:num w:numId="3" w16cid:durableId="1740251823">
+    <w:abstractNumId w:val="18"/>
+  </w:num>
+  <w:num w:numId="4" w16cid:durableId="736560565">
+    <w:abstractNumId w:val="6"/>
+  </w:num>
+  <w:num w:numId="5" w16cid:durableId="71583388">
+    <w:abstractNumId w:val="12"/>
+  </w:num>
+  <w:num w:numId="6" w16cid:durableId="900873287">
+    <w:abstractNumId w:val="13"/>
+  </w:num>
+  <w:num w:numId="7" w16cid:durableId="907768842">
+    <w:abstractNumId w:val="15"/>
+  </w:num>
+  <w:num w:numId="8" w16cid:durableId="1572617791">
+    <w:abstractNumId w:val="17"/>
+  </w:num>
+  <w:num w:numId="9" w16cid:durableId="779492480">
+    <w:abstractNumId w:val="14"/>
+  </w:num>
+  <w:num w:numId="10" w16cid:durableId="1486819153">
+    <w:abstractNumId w:val="11"/>
+  </w:num>
+  <w:num w:numId="11" w16cid:durableId="1208755621">
     <w:abstractNumId w:val="3"/>
   </w:num>
-  <w:num w:numId="2" w16cid:durableId="300042289">
+  <w:num w:numId="12" w16cid:durableId="1863279750">
+    <w:abstractNumId w:val="9"/>
+  </w:num>
+  <w:num w:numId="13" w16cid:durableId="2119251075">
     <w:abstractNumId w:val="12"/>
   </w:num>
-  <w:num w:numId="3" w16cid:durableId="1740251823">
-    <w:abstractNumId w:val="14"/>
-  </w:num>
-  <w:num w:numId="4" w16cid:durableId="736560565">
-    <w:abstractNumId w:val="4"/>
-  </w:num>
-  <w:num w:numId="5" w16cid:durableId="71583388">
+  <w:num w:numId="14" w16cid:durableId="2094235520">
     <w:abstractNumId w:val="8"/>
   </w:num>
-  <w:num w:numId="6" w16cid:durableId="900873287">
-    <w:abstractNumId w:val="9"/>
-  </w:num>
-  <w:num w:numId="7" w16cid:durableId="907768842">
-    <w:abstractNumId w:val="11"/>
-  </w:num>
-  <w:num w:numId="8" w16cid:durableId="1572617791">
-    <w:abstractNumId w:val="13"/>
-  </w:num>
-  <w:num w:numId="9" w16cid:durableId="779492480">
-    <w:abstractNumId w:val="10"/>
-  </w:num>
-  <w:num w:numId="10" w16cid:durableId="1486819153">
-    <w:abstractNumId w:val="7"/>
-  </w:num>
-  <w:num w:numId="11" w16cid:durableId="1208755621">
+  <w:num w:numId="15" w16cid:durableId="1987197418">
     <w:abstractNumId w:val="2"/>
-  </w:num>
-  <w:num w:numId="12" w16cid:durableId="1863279750">
-    <w:abstractNumId w:val="6"/>
-  </w:num>
-  <w:num w:numId="13" w16cid:durableId="2119251075">
-    <w:abstractNumId w:val="8"/>
-  </w:num>
-  <w:num w:numId="14" w16cid:durableId="2094235520">
-    <w:abstractNumId w:val="5"/>
-  </w:num>
-  <w:num w:numId="15" w16cid:durableId="1987197418">
-    <w:abstractNumId w:val="1"/>
   </w:num>
   <w:num w:numId="16" w16cid:durableId="1364549531">
     <w:abstractNumId w:val="0"/>
+  </w:num>
+  <w:num w:numId="17" w16cid:durableId="1202087414">
+    <w:abstractNumId w:val="5"/>
+  </w:num>
+  <w:num w:numId="18" w16cid:durableId="2017267411">
+    <w:abstractNumId w:val="10"/>
+  </w:num>
+  <w:num w:numId="19" w16cid:durableId="1622885302">
+    <w:abstractNumId w:val="7"/>
+  </w:num>
+  <w:num w:numId="20" w16cid:durableId="207958329">
+    <w:abstractNumId w:val="1"/>
   </w:num>
 </w:numbering>
 </file>
@@ -12495,74 +13227,6 @@
       <w:lang w:val="nl-NL" w:eastAsia="nl-NL"/>
     </w:rPr>
   </w:style>
-  <w:style w:type="paragraph" w:styleId="Tekstopmerking">
-    <w:name w:val="annotation text"/>
-    <w:basedOn w:val="Standaard"/>
-    <w:link w:val="TekstopmerkingChar"/>
-    <w:uiPriority w:val="99"/>
-    <w:semiHidden/>
-    <w:unhideWhenUsed/>
-    <w:rPr>
-      <w:sz w:val="20"/>
-      <w:szCs w:val="20"/>
-    </w:rPr>
-  </w:style>
-  <w:style w:type="character" w:customStyle="1" w:styleId="TekstopmerkingChar">
-    <w:name w:val="Tekst opmerking Char"/>
-    <w:basedOn w:val="Standaardalinea-lettertype"/>
-    <w:link w:val="Tekstopmerking"/>
-    <w:uiPriority w:val="99"/>
-    <w:semiHidden/>
-    <w:rPr>
-      <w:rFonts w:ascii="Calibri" w:eastAsia="Times New Roman" w:hAnsi="Calibri" w:cs="Times New Roman"/>
-      <w:color w:val="404040" w:themeColor="text1" w:themeTint="BF"/>
-      <w:sz w:val="20"/>
-      <w:szCs w:val="20"/>
-      <w:lang w:val="nl-NL" w:eastAsia="nl-NL"/>
-    </w:rPr>
-  </w:style>
-  <w:style w:type="character" w:styleId="Verwijzingopmerking">
-    <w:name w:val="annotation reference"/>
-    <w:basedOn w:val="Standaardalinea-lettertype"/>
-    <w:uiPriority w:val="99"/>
-    <w:semiHidden/>
-    <w:unhideWhenUsed/>
-    <w:rPr>
-      <w:sz w:val="16"/>
-      <w:szCs w:val="16"/>
-    </w:rPr>
-  </w:style>
-  <w:style w:type="paragraph" w:styleId="Onderwerpvanopmerking">
-    <w:name w:val="annotation subject"/>
-    <w:basedOn w:val="Tekstopmerking"/>
-    <w:next w:val="Tekstopmerking"/>
-    <w:link w:val="OnderwerpvanopmerkingChar"/>
-    <w:uiPriority w:val="99"/>
-    <w:semiHidden/>
-    <w:unhideWhenUsed/>
-    <w:rsid w:val="008469E3"/>
-    <w:rPr>
-      <w:b/>
-      <w:bCs/>
-    </w:rPr>
-  </w:style>
-  <w:style w:type="character" w:customStyle="1" w:styleId="OnderwerpvanopmerkingChar">
-    <w:name w:val="Onderwerp van opmerking Char"/>
-    <w:basedOn w:val="TekstopmerkingChar"/>
-    <w:link w:val="Onderwerpvanopmerking"/>
-    <w:uiPriority w:val="99"/>
-    <w:semiHidden/>
-    <w:rsid w:val="008469E3"/>
-    <w:rPr>
-      <w:rFonts w:ascii="Calibri" w:eastAsia="Times New Roman" w:hAnsi="Calibri" w:cs="Times New Roman"/>
-      <w:b/>
-      <w:bCs/>
-      <w:color w:val="404040" w:themeColor="text1" w:themeTint="BF"/>
-      <w:sz w:val="20"/>
-      <w:szCs w:val="20"/>
-      <w:lang w:val="nl-NL" w:eastAsia="nl-NL"/>
-    </w:rPr>
-  </w:style>
   <w:style w:type="paragraph" w:styleId="Revisie">
     <w:name w:val="Revision"/>
     <w:hidden/>
@@ -12751,6 +13415,88 @@
       <w:sz w:val="18"/>
       <w:szCs w:val="18"/>
     </w:rPr>
+  </w:style>
+  <w:style w:type="paragraph" w:styleId="Tekstopmerking">
+    <w:name w:val="annotation text"/>
+    <w:basedOn w:val="Standaard"/>
+    <w:link w:val="TekstopmerkingChar"/>
+    <w:uiPriority w:val="99"/>
+    <w:semiHidden/>
+    <w:unhideWhenUsed/>
+    <w:rsid w:val="004F7291"/>
+    <w:rPr>
+      <w:sz w:val="20"/>
+      <w:szCs w:val="20"/>
+    </w:rPr>
+  </w:style>
+  <w:style w:type="character" w:customStyle="1" w:styleId="TekstopmerkingChar">
+    <w:name w:val="Tekst opmerking Char"/>
+    <w:basedOn w:val="Standaardalinea-lettertype"/>
+    <w:link w:val="Tekstopmerking"/>
+    <w:uiPriority w:val="99"/>
+    <w:semiHidden/>
+    <w:rsid w:val="004F7291"/>
+    <w:rPr>
+      <w:rFonts w:ascii="Calibri" w:eastAsia="Times New Roman" w:hAnsi="Calibri" w:cs="Times New Roman"/>
+      <w:color w:val="404040" w:themeColor="text1" w:themeTint="BF"/>
+      <w:sz w:val="20"/>
+      <w:szCs w:val="20"/>
+      <w:lang w:val="nl-NL" w:eastAsia="nl-NL"/>
+    </w:rPr>
+  </w:style>
+  <w:style w:type="character" w:styleId="Verwijzingopmerking">
+    <w:name w:val="annotation reference"/>
+    <w:basedOn w:val="Standaardalinea-lettertype"/>
+    <w:uiPriority w:val="99"/>
+    <w:semiHidden/>
+    <w:unhideWhenUsed/>
+    <w:rsid w:val="004F7291"/>
+    <w:rPr>
+      <w:sz w:val="16"/>
+      <w:szCs w:val="16"/>
+    </w:rPr>
+  </w:style>
+  <w:style w:type="paragraph" w:styleId="Onderwerpvanopmerking">
+    <w:name w:val="annotation subject"/>
+    <w:basedOn w:val="Tekstopmerking"/>
+    <w:next w:val="Tekstopmerking"/>
+    <w:link w:val="OnderwerpvanopmerkingChar"/>
+    <w:uiPriority w:val="99"/>
+    <w:semiHidden/>
+    <w:unhideWhenUsed/>
+    <w:rsid w:val="004F7291"/>
+    <w:rPr>
+      <w:b/>
+      <w:bCs/>
+    </w:rPr>
+  </w:style>
+  <w:style w:type="character" w:customStyle="1" w:styleId="OnderwerpvanopmerkingChar">
+    <w:name w:val="Onderwerp van opmerking Char"/>
+    <w:basedOn w:val="TekstopmerkingChar"/>
+    <w:link w:val="Onderwerpvanopmerking"/>
+    <w:uiPriority w:val="99"/>
+    <w:semiHidden/>
+    <w:rsid w:val="004F7291"/>
+    <w:rPr>
+      <w:rFonts w:ascii="Calibri" w:eastAsia="Times New Roman" w:hAnsi="Calibri" w:cs="Times New Roman"/>
+      <w:b/>
+      <w:bCs/>
+      <w:color w:val="404040" w:themeColor="text1" w:themeTint="BF"/>
+      <w:sz w:val="20"/>
+      <w:szCs w:val="20"/>
+      <w:lang w:val="nl-NL" w:eastAsia="nl-NL"/>
+    </w:rPr>
+  </w:style>
+  <w:style w:type="paragraph" w:styleId="Lijstalinea">
+    <w:name w:val="List Paragraph"/>
+    <w:basedOn w:val="Standaard"/>
+    <w:uiPriority w:val="34"/>
+    <w:qFormat/>
+    <w:rsid w:val="0019492D"/>
+    <w:pPr>
+      <w:ind w:left="720"/>
+      <w:contextualSpacing/>
+    </w:pPr>
   </w:style>
 </w:styles>
 </file>
@@ -13039,19 +13785,6 @@
 </file>
 
 <file path=customXml/item1.xml><?xml version="1.0" encoding="utf-8"?>
-<b:Sources xmlns:b="http://schemas.openxmlformats.org/officeDocument/2006/bibliography" xmlns="http://schemas.openxmlformats.org/officeDocument/2006/bibliography" SelectedStyle="\APA.XSL" StyleName="APA Fifth Edition"/>
-</file>
-
-<file path=customXml/item2.xml><?xml version="1.0" encoding="utf-8"?>
-<?mso-contentType ?>
-<FormTemplates xmlns="http://schemas.microsoft.com/sharepoint/v3/contenttype/forms">
-  <Display>DocumentLibraryForm</Display>
-  <Edit>DocumentLibraryForm</Edit>
-  <New>DocumentLibraryForm</New>
-</FormTemplates>
-</file>
-
-<file path=customXml/item3.xml><?xml version="1.0" encoding="utf-8"?>
 <ct:contentTypeSchema xmlns:ct="http://schemas.microsoft.com/office/2006/metadata/contentType" xmlns:ma="http://schemas.microsoft.com/office/2006/metadata/properties/metaAttributes" ct:_="" ma:_="" ma:contentTypeName="Document" ma:contentTypeID="0x010100F6E0A5B0B41297438B82EE6FF0AD6C03" ma:contentTypeVersion="9" ma:contentTypeDescription="Een nieuw document maken." ma:contentTypeScope="" ma:versionID="4666886c24576d0f7567187cbf611c02">
   <xsd:schema xmlns:xsd="http://www.w3.org/2001/XMLSchema" xmlns:xs="http://www.w3.org/2001/XMLSchema" xmlns:p="http://schemas.microsoft.com/office/2006/metadata/properties" xmlns:ns2="13e9c4eb-a4c7-4ae8-b9c3-24699cd77af2" xmlns:ns3="0f1c45f4-f327-45fe-b07b-6efc4ddd0a08" targetNamespace="http://schemas.microsoft.com/office/2006/metadata/properties" ma:root="true" ma:fieldsID="9c56e46529e56984eccadd1005c5fa78" ns2:_="" ns3:_="">
     <xsd:import namespace="13e9c4eb-a4c7-4ae8-b9c3-24699cd77af2"/>
@@ -13248,6 +13981,19 @@
 </ct:contentTypeSchema>
 </file>
 
+<file path=customXml/item2.xml><?xml version="1.0" encoding="utf-8"?>
+<?mso-contentType ?>
+<FormTemplates xmlns="http://schemas.microsoft.com/sharepoint/v3/contenttype/forms">
+  <Display>DocumentLibraryForm</Display>
+  <Edit>DocumentLibraryForm</Edit>
+  <New>DocumentLibraryForm</New>
+</FormTemplates>
+</file>
+
+<file path=customXml/item3.xml><?xml version="1.0" encoding="utf-8"?>
+<b:Sources xmlns:b="http://schemas.openxmlformats.org/officeDocument/2006/bibliography" xmlns="http://schemas.openxmlformats.org/officeDocument/2006/bibliography" SelectedStyle="\APA.XSL" StyleName="APA Fifth Edition"/>
+</file>
+
 <file path=customXml/item4.xml><?xml version="1.0" encoding="utf-8"?>
 <p:properties xmlns:p="http://schemas.microsoft.com/office/2006/metadata/properties" xmlns:xsi="http://www.w3.org/2001/XMLSchema-instance" xmlns:pc="http://schemas.microsoft.com/office/infopath/2007/PartnerControls">
   <documentManagement/>
@@ -13255,22 +14001,6 @@
 </file>
 
 <file path=customXml/itemProps1.xml><?xml version="1.0" encoding="utf-8"?>
-<ds:datastoreItem xmlns:ds="http://schemas.openxmlformats.org/officeDocument/2006/customXml" ds:itemID="{9865A0B2-77B7-4A71-A78A-D51E582AD74B}">
-  <ds:schemaRefs>
-    <ds:schemaRef ds:uri="http://schemas.openxmlformats.org/officeDocument/2006/bibliography"/>
-  </ds:schemaRefs>
-</ds:datastoreItem>
-</file>
-
-<file path=customXml/itemProps2.xml><?xml version="1.0" encoding="utf-8"?>
-<ds:datastoreItem xmlns:ds="http://schemas.openxmlformats.org/officeDocument/2006/customXml" ds:itemID="{7A03709C-A4CC-408B-A127-2B1264A4F73A}">
-  <ds:schemaRefs>
-    <ds:schemaRef ds:uri="http://schemas.microsoft.com/sharepoint/v3/contenttype/forms"/>
-  </ds:schemaRefs>
-</ds:datastoreItem>
-</file>
-
-<file path=customXml/itemProps3.xml><?xml version="1.0" encoding="utf-8"?>
 <ds:datastoreItem xmlns:ds="http://schemas.openxmlformats.org/officeDocument/2006/customXml" ds:itemID="{78E9A10B-553A-4C1A-B860-3D09F9AB455C}">
   <ds:schemaRefs>
     <ds:schemaRef ds:uri="http://schemas.microsoft.com/office/2006/metadata/contentType"/>
@@ -13289,6 +14019,22 @@
 </ds:datastoreItem>
 </file>
 
+<file path=customXml/itemProps2.xml><?xml version="1.0" encoding="utf-8"?>
+<ds:datastoreItem xmlns:ds="http://schemas.openxmlformats.org/officeDocument/2006/customXml" ds:itemID="{7A03709C-A4CC-408B-A127-2B1264A4F73A}">
+  <ds:schemaRefs>
+    <ds:schemaRef ds:uri="http://schemas.microsoft.com/sharepoint/v3/contenttype/forms"/>
+  </ds:schemaRefs>
+</ds:datastoreItem>
+</file>
+
+<file path=customXml/itemProps3.xml><?xml version="1.0" encoding="utf-8"?>
+<ds:datastoreItem xmlns:ds="http://schemas.openxmlformats.org/officeDocument/2006/customXml" ds:itemID="{9865A0B2-77B7-4A71-A78A-D51E582AD74B}">
+  <ds:schemaRefs>
+    <ds:schemaRef ds:uri="http://schemas.openxmlformats.org/officeDocument/2006/bibliography"/>
+  </ds:schemaRefs>
+</ds:datastoreItem>
+</file>
+
 <file path=customXml/itemProps4.xml><?xml version="1.0" encoding="utf-8"?>
 <ds:datastoreItem xmlns:ds="http://schemas.openxmlformats.org/officeDocument/2006/customXml" ds:itemID="{84FE26D0-9353-4E79-9B67-531A742F56F7}">
   <ds:schemaRefs>
